--- a/Documents/Serene MInd_SE_UzairRasheed.docx
+++ b/Documents/Serene MInd_SE_UzairRasheed.docx
@@ -309,13 +309,23 @@
           <w:szCs w:val="36"/>
         </w:rPr>
       </w:pPr>
+      <w:proofErr w:type="spellStart"/>
       <w:r>
         <w:rPr>
           <w:b/>
           <w:sz w:val="36"/>
           <w:szCs w:val="36"/>
         </w:rPr>
-        <w:t>Riphah International University, Islamabad</w:t>
+        <w:t>Riphah</w:t>
+      </w:r>
+      <w:proofErr w:type="spellEnd"/>
+      <w:r>
+        <w:rPr>
+          <w:b/>
+          <w:sz w:val="36"/>
+          <w:szCs w:val="36"/>
+        </w:rPr>
+        <w:t xml:space="preserve"> International University, Islamabad</w:t>
       </w:r>
     </w:p>
     <w:p>
@@ -425,6 +435,7 @@
           <w:sz w:val="31"/>
         </w:rPr>
       </w:pPr>
+      <w:proofErr w:type="spellStart"/>
       <w:r>
         <w:rPr>
           <w:b/>
@@ -432,6 +443,7 @@
         </w:rPr>
         <w:t>Riphah</w:t>
       </w:r>
+      <w:proofErr w:type="spellEnd"/>
       <w:r>
         <w:rPr>
           <w:b/>
@@ -739,6 +751,7 @@
           <w:sz w:val="28"/>
         </w:rPr>
       </w:pPr>
+      <w:proofErr w:type="spellStart"/>
       <w:r>
         <w:rPr>
           <w:b/>
@@ -746,6 +759,7 @@
         </w:rPr>
         <w:t>Riphah</w:t>
       </w:r>
+      <w:proofErr w:type="spellEnd"/>
       <w:r>
         <w:rPr>
           <w:b/>
@@ -831,14 +845,9 @@
         <w:rPr>
           <w:spacing w:val="8"/>
         </w:rPr>
-        <w:t xml:space="preserve"> </w:t>
-      </w:r>
-      <w:r>
-        <w:rPr>
-          <w:spacing w:val="8"/>
-        </w:rPr>
-        <w:t>March 10</w:t>
-      </w:r>
+        <w:t xml:space="preserve"> March 10</w:t>
+      </w:r>
+      <w:proofErr w:type="spellStart"/>
       <w:r>
         <w:rPr>
           <w:position w:val="7"/>
@@ -846,6 +855,7 @@
         </w:rPr>
         <w:t>th</w:t>
       </w:r>
+      <w:proofErr w:type="spellEnd"/>
       <w:r>
         <w:t xml:space="preserve">, </w:t>
       </w:r>
@@ -853,13 +863,7 @@
         <w:rPr>
           <w:spacing w:val="-4"/>
         </w:rPr>
-        <w:t>202</w:t>
-      </w:r>
-      <w:r>
-        <w:rPr>
-          <w:spacing w:val="-4"/>
-        </w:rPr>
-        <w:t>6</w:t>
+        <w:t>2026</w:t>
       </w:r>
     </w:p>
     <w:p>
@@ -1006,9 +1010,11 @@
         </w:rPr>
         <w:t xml:space="preserve"> </w:t>
       </w:r>
+      <w:proofErr w:type="spellStart"/>
       <w:r>
         <w:t>Riphah</w:t>
       </w:r>
+      <w:proofErr w:type="spellEnd"/>
       <w:r>
         <w:rPr>
           <w:spacing w:val="-13"/>
@@ -1228,7 +1234,7 @@
                 </mc:Choice>
                 <mc:Fallback>
                   <w:pict>
-                    <v:group w14:anchorId="09E2C81C" id="Group 3" o:spid="_x0000_s1026" style="width:189pt;height:.75pt;mso-position-horizontal-relative:char;mso-position-vertical-relative:line" coordsize="24003,95" o:gfxdata="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">
+                    <v:group w14:anchorId="3CD87B16" id="Group 3" o:spid="_x0000_s1026" style="width:189pt;height:.75pt;mso-position-horizontal-relative:char;mso-position-vertical-relative:line" coordsize="24003,95" o:gfxdata="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">
                       <v:shape id="Graphic 4" o:spid="_x0000_s1027" style="position:absolute;top:47;width:24003;height:13;visibility:visible;mso-wrap-style:square;v-text-anchor:top" coordsize="2400300,1270" o:gfxdata="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" path="m,l2400300,e" filled="f">
                         <v:path arrowok="t"/>
                       </v:shape>
@@ -1262,13 +1268,13 @@
               <w:rPr>
                 <w:sz w:val="24"/>
               </w:rPr>
-              <w:t>Uzair Rasheed</w:t>
+              <w:t>Mr. Uzair</w:t>
             </w:r>
             <w:r>
               <w:rPr>
                 <w:sz w:val="24"/>
               </w:rPr>
-              <w:t xml:space="preserve"> </w:t>
+              <w:t xml:space="preserve"> Rasheed </w:t>
             </w:r>
             <w:r>
               <w:rPr>
@@ -1410,7 +1416,7 @@
                 </mc:Choice>
                 <mc:Fallback>
                   <w:pict>
-                    <v:group w14:anchorId="017EF73E" id="Group 5" o:spid="_x0000_s1026" style="width:189pt;height:.75pt;mso-position-horizontal-relative:char;mso-position-vertical-relative:line" coordsize="24003,95" o:gfxdata="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">
+                    <v:group w14:anchorId="13E4DCF7" id="Group 5" o:spid="_x0000_s1026" style="width:189pt;height:.75pt;mso-position-horizontal-relative:char;mso-position-vertical-relative:line" coordsize="24003,95" o:gfxdata="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">
                       <v:shape id="Graphic 6" o:spid="_x0000_s1027" style="position:absolute;top:47;width:24003;height:13;visibility:visible;mso-wrap-style:square;v-text-anchor:top" coordsize="2400300,1270" o:gfxdata="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" path="m,l2400300,e" filled="f">
                         <v:path arrowok="t"/>
                       </v:shape>
@@ -1533,9 +1539,10 @@
         </w:rPr>
       </w:pPr>
       <w:bookmarkStart w:id="1" w:name="_Toc225358778"/>
-      <w:bookmarkStart w:id="2" w:name="_Toc225359666"/>
-      <w:bookmarkStart w:id="3" w:name="_Toc225359871"/>
-      <w:bookmarkStart w:id="4" w:name="_Toc225360054"/>
+      <w:bookmarkStart w:id="2" w:name="_Toc225359871"/>
+      <w:bookmarkStart w:id="3" w:name="_Toc225360054"/>
+      <w:bookmarkStart w:id="4" w:name="_Toc229130922"/>
+      <w:bookmarkStart w:id="5" w:name="_Toc229157844"/>
       <w:r>
         <w:rPr>
           <w:spacing w:val="-2"/>
@@ -1549,6 +1556,7 @@
       <w:bookmarkEnd w:id="2"/>
       <w:bookmarkEnd w:id="3"/>
       <w:bookmarkEnd w:id="4"/>
+      <w:bookmarkEnd w:id="5"/>
     </w:p>
     <w:p>
       <w:pPr>
@@ -1686,10 +1694,19 @@
         <w:t xml:space="preserve">supervisor </w:t>
       </w:r>
       <w:r>
-        <w:rPr>
-          <w:b/>
-        </w:rPr>
-        <w:t>Uzair Rasheed</w:t>
+        <w:t>Mr.</w:t>
+      </w:r>
+      <w:r>
+        <w:rPr>
+          <w:b/>
+        </w:rPr>
+        <w:t xml:space="preserve"> Uzair</w:t>
+      </w:r>
+      <w:r>
+        <w:rPr>
+          <w:b/>
+        </w:rPr>
+        <w:t xml:space="preserve"> Rasheed</w:t>
       </w:r>
       <w:r>
         <w:t>.</w:t>
@@ -1831,7 +1848,7 @@
           </mc:Choice>
           <mc:Fallback>
             <w:pict>
-              <v:shape w14:anchorId="06E1C3BB" id="Graphic 7" o:spid="_x0000_s1026" style="position:absolute;margin-left:378.45pt;margin-top:16.25pt;width:162pt;height:.1pt;z-index:-251657216;visibility:visible;mso-wrap-style:square;mso-width-percent:0;mso-height-percent:0;mso-wrap-distance-left:0;mso-wrap-distance-top:0;mso-wrap-distance-right:0;mso-wrap-distance-bottom:0;mso-position-horizontal:absolute;mso-position-horizontal-relative:page;mso-position-vertical:absolute;mso-position-vertical-relative:text;mso-width-percent:0;mso-height-percent:0;mso-width-relative:page;mso-height-relative:page;v-text-anchor:top" coordsize="2057400,1270" o:gfxdata="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" path="m,l2057400,e" filled="f" strokeweight=".26669mm">
+              <v:shape w14:anchorId="5487B128" id="Graphic 7" o:spid="_x0000_s1026" style="position:absolute;margin-left:378.45pt;margin-top:16.25pt;width:162pt;height:.1pt;z-index:-251657216;visibility:visible;mso-wrap-style:square;mso-width-percent:0;mso-height-percent:0;mso-wrap-distance-left:0;mso-wrap-distance-top:0;mso-wrap-distance-right:0;mso-wrap-distance-bottom:0;mso-position-horizontal:absolute;mso-position-horizontal-relative:page;mso-position-vertical:absolute;mso-position-vertical-relative:text;mso-width-percent:0;mso-height-percent:0;mso-width-relative:page;mso-height-relative:page;v-text-anchor:top" coordsize="2057400,1270" o:gfxdata="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" path="m,l2057400,e" filled="f" strokeweight=".26669mm">
                 <v:path arrowok="t"/>
                 <w10:wrap type="topAndBottom" anchorx="page"/>
               </v:shape>
@@ -1970,7 +1987,7 @@
           </mc:Choice>
           <mc:Fallback>
             <w:pict>
-              <v:shape w14:anchorId="508A53D2" id="Graphic 8" o:spid="_x0000_s1026" style="position:absolute;margin-left:378.45pt;margin-top:23.65pt;width:162pt;height:.1pt;z-index:-251656192;visibility:visible;mso-wrap-style:square;mso-width-percent:0;mso-height-percent:0;mso-wrap-distance-left:0;mso-wrap-distance-top:0;mso-wrap-distance-right:0;mso-wrap-distance-bottom:0;mso-position-horizontal:absolute;mso-position-horizontal-relative:page;mso-position-vertical:absolute;mso-position-vertical-relative:text;mso-width-percent:0;mso-height-percent:0;mso-width-relative:page;mso-height-relative:page;v-text-anchor:top" coordsize="2057400,1270" o:gfxdata="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" path="m,l2057400,e" filled="f" strokeweight=".26669mm">
+              <v:shape w14:anchorId="0C70DB9D" id="Graphic 8" o:spid="_x0000_s1026" style="position:absolute;margin-left:378.45pt;margin-top:23.65pt;width:162pt;height:.1pt;z-index:-251656192;visibility:visible;mso-wrap-style:square;mso-width-percent:0;mso-height-percent:0;mso-wrap-distance-left:0;mso-wrap-distance-top:0;mso-wrap-distance-right:0;mso-wrap-distance-bottom:0;mso-position-horizontal:absolute;mso-position-horizontal-relative:page;mso-position-vertical:absolute;mso-position-vertical-relative:text;mso-width-percent:0;mso-height-percent:0;mso-width-relative:page;mso-height-relative:page;v-text-anchor:top" coordsize="2057400,1270" o:gfxdata="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" path="m,l2057400,e" filled="f" strokeweight=".26669mm">
                 <v:path arrowok="t"/>
                 <w10:wrap type="topAndBottom" anchorx="page"/>
               </v:shape>
@@ -2036,10 +2053,11 @@
           <w:szCs w:val="36"/>
         </w:rPr>
       </w:pPr>
-      <w:bookmarkStart w:id="5" w:name="_Toc225358779"/>
-      <w:bookmarkStart w:id="6" w:name="_Toc225359667"/>
+      <w:bookmarkStart w:id="6" w:name="_Toc225358779"/>
       <w:bookmarkStart w:id="7" w:name="_Toc225359872"/>
       <w:bookmarkStart w:id="8" w:name="_Toc225360055"/>
+      <w:bookmarkStart w:id="9" w:name="_Toc229130923"/>
+      <w:bookmarkStart w:id="10" w:name="_Toc229157845"/>
       <w:r>
         <w:rPr>
           <w:spacing w:val="-2"/>
@@ -2049,10 +2067,11 @@
         <w:lastRenderedPageBreak/>
         <w:t>Dedication</w:t>
       </w:r>
-      <w:bookmarkEnd w:id="5"/>
       <w:bookmarkEnd w:id="6"/>
       <w:bookmarkEnd w:id="7"/>
       <w:bookmarkEnd w:id="8"/>
+      <w:bookmarkEnd w:id="9"/>
+      <w:bookmarkEnd w:id="10"/>
     </w:p>
     <w:p>
       <w:pPr>
@@ -2342,6 +2361,9 @@
       </w:pPr>
       <w:r>
         <w:t xml:space="preserve">We are thankful for our supervisor </w:t>
+      </w:r>
+      <w:r>
+        <w:t xml:space="preserve">Mr. </w:t>
       </w:r>
       <w:r>
         <w:t>Uzair Rasheed</w:t>
@@ -2454,7 +2476,7 @@
           </mc:Choice>
           <mc:Fallback>
             <w:pict>
-              <v:shape w14:anchorId="2E556308" id="Graphic 11" o:spid="_x0000_s1026" style="position:absolute;margin-left:378.45pt;margin-top:16.45pt;width:162pt;height:.1pt;z-index:-251654144;visibility:visible;mso-wrap-style:square;mso-width-percent:0;mso-height-percent:0;mso-wrap-distance-left:0;mso-wrap-distance-top:0;mso-wrap-distance-right:0;mso-wrap-distance-bottom:0;mso-position-horizontal:absolute;mso-position-horizontal-relative:page;mso-position-vertical:absolute;mso-position-vertical-relative:text;mso-width-percent:0;mso-height-percent:0;mso-width-relative:page;mso-height-relative:page;v-text-anchor:top" coordsize="2057400,1270" o:gfxdata="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" path="m,l2057400,e" filled="f" strokeweight=".26669mm">
+              <v:shape w14:anchorId="0CEDDB66" id="Graphic 11" o:spid="_x0000_s1026" style="position:absolute;margin-left:378.45pt;margin-top:16.45pt;width:162pt;height:.1pt;z-index:-251654144;visibility:visible;mso-wrap-style:square;mso-width-percent:0;mso-height-percent:0;mso-wrap-distance-left:0;mso-wrap-distance-top:0;mso-wrap-distance-right:0;mso-wrap-distance-bottom:0;mso-position-horizontal:absolute;mso-position-horizontal-relative:page;mso-position-vertical:absolute;mso-position-vertical-relative:text;mso-width-percent:0;mso-height-percent:0;mso-width-relative:page;mso-height-relative:page;v-text-anchor:top" coordsize="2057400,1270" o:gfxdata="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" path="m,l2057400,e" filled="f" strokeweight=".26669mm">
                 <v:path arrowok="t"/>
                 <w10:wrap type="topAndBottom" anchorx="page"/>
               </v:shape>
@@ -2595,7 +2617,7 @@
           </mc:Choice>
           <mc:Fallback>
             <w:pict>
-              <v:shape w14:anchorId="5FF53FED" id="Graphic 12" o:spid="_x0000_s1026" style="position:absolute;margin-left:378.45pt;margin-top:23.65pt;width:162pt;height:.1pt;z-index:-251653120;visibility:visible;mso-wrap-style:square;mso-width-percent:0;mso-height-percent:0;mso-wrap-distance-left:0;mso-wrap-distance-top:0;mso-wrap-distance-right:0;mso-wrap-distance-bottom:0;mso-position-horizontal:absolute;mso-position-horizontal-relative:page;mso-position-vertical:absolute;mso-position-vertical-relative:text;mso-width-percent:0;mso-height-percent:0;mso-width-relative:page;mso-height-relative:page;v-text-anchor:top" coordsize="2057400,1270" o:gfxdata="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" path="m,l2057400,e" filled="f" strokeweight=".26669mm">
+              <v:shape w14:anchorId="2C50D956" id="Graphic 12" o:spid="_x0000_s1026" style="position:absolute;margin-left:378.45pt;margin-top:23.65pt;width:162pt;height:.1pt;z-index:-251653120;visibility:visible;mso-wrap-style:square;mso-width-percent:0;mso-height-percent:0;mso-wrap-distance-left:0;mso-wrap-distance-top:0;mso-wrap-distance-right:0;mso-wrap-distance-bottom:0;mso-position-horizontal:absolute;mso-position-horizontal-relative:page;mso-position-vertical:absolute;mso-position-vertical-relative:text;mso-width-percent:0;mso-height-percent:0;mso-width-relative:page;mso-height-relative:page;v-text-anchor:top" coordsize="2057400,1270" o:gfxdata="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" path="m,l2057400,e" filled="f" strokeweight=".26669mm">
                 <v:path arrowok="t"/>
                 <w10:wrap type="topAndBottom" anchorx="page"/>
               </v:shape>
@@ -2687,10 +2709,11 @@
           <w:szCs w:val="36"/>
         </w:rPr>
       </w:pPr>
-      <w:bookmarkStart w:id="9" w:name="_Toc225358780"/>
-      <w:bookmarkStart w:id="10" w:name="_Toc225359668"/>
-      <w:bookmarkStart w:id="11" w:name="_Toc225359873"/>
-      <w:bookmarkStart w:id="12" w:name="_Toc225360056"/>
+      <w:bookmarkStart w:id="11" w:name="_Toc225358780"/>
+      <w:bookmarkStart w:id="12" w:name="_Toc225359873"/>
+      <w:bookmarkStart w:id="13" w:name="_Toc225360056"/>
+      <w:bookmarkStart w:id="14" w:name="_Toc229130924"/>
+      <w:bookmarkStart w:id="15" w:name="_Toc229157846"/>
       <w:r>
         <w:rPr>
           <w:spacing w:val="-2"/>
@@ -2700,10 +2723,11 @@
         <w:lastRenderedPageBreak/>
         <w:t>Abstract</w:t>
       </w:r>
-      <w:bookmarkEnd w:id="9"/>
-      <w:bookmarkEnd w:id="10"/>
       <w:bookmarkEnd w:id="11"/>
       <w:bookmarkEnd w:id="12"/>
+      <w:bookmarkEnd w:id="13"/>
+      <w:bookmarkEnd w:id="14"/>
+      <w:bookmarkEnd w:id="15"/>
     </w:p>
     <w:p>
       <w:pPr>
@@ -2800,10 +2824,11 @@
           <w:szCs w:val="36"/>
         </w:rPr>
       </w:pPr>
-      <w:bookmarkStart w:id="13" w:name="_Toc225358781"/>
-      <w:bookmarkStart w:id="14" w:name="_Toc225359669"/>
-      <w:bookmarkStart w:id="15" w:name="_Toc225359874"/>
-      <w:bookmarkStart w:id="16" w:name="_Toc225360057"/>
+      <w:bookmarkStart w:id="16" w:name="_Toc225358781"/>
+      <w:bookmarkStart w:id="17" w:name="_Toc225359874"/>
+      <w:bookmarkStart w:id="18" w:name="_Toc225360057"/>
+      <w:bookmarkStart w:id="19" w:name="_Toc229130925"/>
+      <w:bookmarkStart w:id="20" w:name="_Toc229157847"/>
       <w:r>
         <w:rPr>
           <w:sz w:val="36"/>
@@ -2841,12 +2866,1689 @@
           <w:sz w:val="36"/>
           <w:szCs w:val="36"/>
         </w:rPr>
+        <w:t>Content</w:t>
+      </w:r>
+      <w:bookmarkEnd w:id="16"/>
+      <w:bookmarkEnd w:id="17"/>
+      <w:bookmarkEnd w:id="18"/>
+      <w:bookmarkEnd w:id="19"/>
+      <w:bookmarkEnd w:id="20"/>
+    </w:p>
+    <w:sdt>
+      <w:sdtPr>
+        <w:id w:val="-88017726"/>
+        <w:docPartObj>
+          <w:docPartGallery w:val="Table of Contents"/>
+          <w:docPartUnique/>
+        </w:docPartObj>
+      </w:sdtPr>
+      <w:sdtEndPr>
+        <w:rPr>
+          <w:rFonts w:ascii="Times New Roman" w:hAnsi="Times New Roman"/>
+          <w:b/>
+          <w:bCs/>
+          <w:noProof/>
+          <w:color w:val="auto"/>
+          <w:sz w:val="24"/>
+          <w:szCs w:val="24"/>
+        </w:rPr>
+      </w:sdtEndPr>
+      <w:sdtContent>
+        <w:p>
+          <w:pPr>
+            <w:pStyle w:val="TOCHeading"/>
+            <w:outlineLvl w:val="2"/>
+          </w:pPr>
+        </w:p>
+        <w:p>
+          <w:pPr>
+            <w:pStyle w:val="TOC2"/>
+            <w:tabs>
+              <w:tab w:val="right" w:leader="dot" w:pos="8630"/>
+            </w:tabs>
+            <w:rPr>
+              <w:rFonts w:asciiTheme="minorHAnsi" w:eastAsiaTheme="minorEastAsia" w:hAnsiTheme="minorHAnsi" w:cstheme="minorBidi"/>
+              <w:noProof/>
+            </w:rPr>
+          </w:pPr>
+          <w:r>
+            <w:fldChar w:fldCharType="begin"/>
+          </w:r>
+          <w:r>
+            <w:instrText xml:space="preserve"> TOC \o "1-6" \h \z \u </w:instrText>
+          </w:r>
+          <w:r>
+            <w:fldChar w:fldCharType="separate"/>
+          </w:r>
+          <w:hyperlink w:anchor="_Toc229157844" w:history="1">
+            <w:r>
+              <w:rPr>
+                <w:rStyle w:val="Hyperlink"/>
+                <w:noProof/>
+                <w:spacing w:val="-2"/>
+              </w:rPr>
+              <w:t>Declaration</w:t>
+            </w:r>
+            <w:r>
+              <w:rPr>
+                <w:noProof/>
+                <w:webHidden/>
+              </w:rPr>
+              <w:tab/>
+            </w:r>
+            <w:r>
+              <w:rPr>
+                <w:noProof/>
+                <w:webHidden/>
+              </w:rPr>
+              <w:fldChar w:fldCharType="begin"/>
+            </w:r>
+            <w:r>
+              <w:rPr>
+                <w:noProof/>
+                <w:webHidden/>
+              </w:rPr>
+              <w:instrText xml:space="preserve"> PAGEREF _Toc229157844 \h </w:instrText>
+            </w:r>
+            <w:r>
+              <w:rPr>
+                <w:noProof/>
+                <w:webHidden/>
+              </w:rPr>
+            </w:r>
+            <w:r>
+              <w:rPr>
+                <w:noProof/>
+                <w:webHidden/>
+              </w:rPr>
+              <w:fldChar w:fldCharType="separate"/>
+            </w:r>
+            <w:r>
+              <w:rPr>
+                <w:noProof/>
+                <w:webHidden/>
+              </w:rPr>
+              <w:t>III</w:t>
+            </w:r>
+            <w:r>
+              <w:rPr>
+                <w:noProof/>
+                <w:webHidden/>
+              </w:rPr>
+              <w:fldChar w:fldCharType="end"/>
+            </w:r>
+          </w:hyperlink>
+        </w:p>
+        <w:p>
+          <w:pPr>
+            <w:pStyle w:val="TOC2"/>
+            <w:tabs>
+              <w:tab w:val="right" w:leader="dot" w:pos="8630"/>
+            </w:tabs>
+            <w:rPr>
+              <w:rFonts w:asciiTheme="minorHAnsi" w:eastAsiaTheme="minorEastAsia" w:hAnsiTheme="minorHAnsi" w:cstheme="minorBidi"/>
+              <w:noProof/>
+            </w:rPr>
+          </w:pPr>
+          <w:hyperlink w:anchor="_Toc229157845" w:history="1">
+            <w:r>
+              <w:rPr>
+                <w:rStyle w:val="Hyperlink"/>
+                <w:noProof/>
+                <w:spacing w:val="-2"/>
+              </w:rPr>
+              <w:t>Dedication</w:t>
+            </w:r>
+            <w:r>
+              <w:rPr>
+                <w:noProof/>
+                <w:webHidden/>
+              </w:rPr>
+              <w:tab/>
+            </w:r>
+            <w:r>
+              <w:rPr>
+                <w:noProof/>
+                <w:webHidden/>
+              </w:rPr>
+              <w:fldChar w:fldCharType="begin"/>
+            </w:r>
+            <w:r>
+              <w:rPr>
+                <w:noProof/>
+                <w:webHidden/>
+              </w:rPr>
+              <w:instrText xml:space="preserve"> PAGEREF _Toc229157845 \h </w:instrText>
+            </w:r>
+            <w:r>
+              <w:rPr>
+                <w:noProof/>
+                <w:webHidden/>
+              </w:rPr>
+            </w:r>
+            <w:r>
+              <w:rPr>
+                <w:noProof/>
+                <w:webHidden/>
+              </w:rPr>
+              <w:fldChar w:fldCharType="separate"/>
+            </w:r>
+            <w:r>
+              <w:rPr>
+                <w:noProof/>
+                <w:webHidden/>
+              </w:rPr>
+              <w:t>IV</w:t>
+            </w:r>
+            <w:r>
+              <w:rPr>
+                <w:noProof/>
+                <w:webHidden/>
+              </w:rPr>
+              <w:fldChar w:fldCharType="end"/>
+            </w:r>
+          </w:hyperlink>
+        </w:p>
+        <w:p>
+          <w:pPr>
+            <w:pStyle w:val="TOC2"/>
+            <w:tabs>
+              <w:tab w:val="right" w:leader="dot" w:pos="8630"/>
+            </w:tabs>
+            <w:rPr>
+              <w:rFonts w:asciiTheme="minorHAnsi" w:eastAsiaTheme="minorEastAsia" w:hAnsiTheme="minorHAnsi" w:cstheme="minorBidi"/>
+              <w:noProof/>
+            </w:rPr>
+          </w:pPr>
+          <w:hyperlink w:anchor="_Toc229157846" w:history="1">
+            <w:r>
+              <w:rPr>
+                <w:rStyle w:val="Hyperlink"/>
+                <w:noProof/>
+                <w:spacing w:val="-2"/>
+              </w:rPr>
+              <w:t>Abstract</w:t>
+            </w:r>
+            <w:r>
+              <w:rPr>
+                <w:noProof/>
+                <w:webHidden/>
+              </w:rPr>
+              <w:tab/>
+            </w:r>
+            <w:r>
+              <w:rPr>
+                <w:noProof/>
+                <w:webHidden/>
+              </w:rPr>
+              <w:fldChar w:fldCharType="begin"/>
+            </w:r>
+            <w:r>
+              <w:rPr>
+                <w:noProof/>
+                <w:webHidden/>
+              </w:rPr>
+              <w:instrText xml:space="preserve"> PAGEREF _Toc229157846 \h </w:instrText>
+            </w:r>
+            <w:r>
+              <w:rPr>
+                <w:noProof/>
+                <w:webHidden/>
+              </w:rPr>
+            </w:r>
+            <w:r>
+              <w:rPr>
+                <w:noProof/>
+                <w:webHidden/>
+              </w:rPr>
+              <w:fldChar w:fldCharType="separate"/>
+            </w:r>
+            <w:r>
+              <w:rPr>
+                <w:noProof/>
+                <w:webHidden/>
+              </w:rPr>
+              <w:t>VI</w:t>
+            </w:r>
+            <w:r>
+              <w:rPr>
+                <w:noProof/>
+                <w:webHidden/>
+              </w:rPr>
+              <w:fldChar w:fldCharType="end"/>
+            </w:r>
+          </w:hyperlink>
+        </w:p>
+        <w:p>
+          <w:pPr>
+            <w:pStyle w:val="TOC2"/>
+            <w:tabs>
+              <w:tab w:val="right" w:leader="dot" w:pos="8630"/>
+            </w:tabs>
+            <w:rPr>
+              <w:rFonts w:asciiTheme="minorHAnsi" w:eastAsiaTheme="minorEastAsia" w:hAnsiTheme="minorHAnsi" w:cstheme="minorBidi"/>
+              <w:noProof/>
+            </w:rPr>
+          </w:pPr>
+          <w:hyperlink w:anchor="_Toc229157847" w:history="1">
+            <w:r>
+              <w:rPr>
+                <w:rStyle w:val="Hyperlink"/>
+                <w:noProof/>
+              </w:rPr>
+              <w:t>Table</w:t>
+            </w:r>
+            <w:r>
+              <w:rPr>
+                <w:rStyle w:val="Hyperlink"/>
+                <w:noProof/>
+                <w:spacing w:val="-13"/>
+              </w:rPr>
+              <w:t xml:space="preserve"> </w:t>
+            </w:r>
+            <w:r>
+              <w:rPr>
+                <w:rStyle w:val="Hyperlink"/>
+                <w:noProof/>
+              </w:rPr>
+              <w:t>of</w:t>
+            </w:r>
+            <w:r>
+              <w:rPr>
+                <w:rStyle w:val="Hyperlink"/>
+                <w:noProof/>
+                <w:spacing w:val="-16"/>
+              </w:rPr>
+              <w:t xml:space="preserve"> </w:t>
+            </w:r>
+            <w:r>
+              <w:rPr>
+                <w:rStyle w:val="Hyperlink"/>
+                <w:noProof/>
+                <w:spacing w:val="-2"/>
+              </w:rPr>
+              <w:t>Content</w:t>
+            </w:r>
+            <w:r>
+              <w:rPr>
+                <w:noProof/>
+                <w:webHidden/>
+              </w:rPr>
+              <w:tab/>
+            </w:r>
+            <w:r>
+              <w:rPr>
+                <w:noProof/>
+                <w:webHidden/>
+              </w:rPr>
+              <w:fldChar w:fldCharType="begin"/>
+            </w:r>
+            <w:r>
+              <w:rPr>
+                <w:noProof/>
+                <w:webHidden/>
+              </w:rPr>
+              <w:instrText xml:space="preserve"> PAGEREF _Toc229157847 \h </w:instrText>
+            </w:r>
+            <w:r>
+              <w:rPr>
+                <w:noProof/>
+                <w:webHidden/>
+              </w:rPr>
+            </w:r>
+            <w:r>
+              <w:rPr>
+                <w:noProof/>
+                <w:webHidden/>
+              </w:rPr>
+              <w:fldChar w:fldCharType="separate"/>
+            </w:r>
+            <w:r>
+              <w:rPr>
+                <w:noProof/>
+                <w:webHidden/>
+              </w:rPr>
+              <w:t>VII</w:t>
+            </w:r>
+            <w:r>
+              <w:rPr>
+                <w:noProof/>
+                <w:webHidden/>
+              </w:rPr>
+              <w:fldChar w:fldCharType="end"/>
+            </w:r>
+          </w:hyperlink>
+        </w:p>
+        <w:p>
+          <w:pPr>
+            <w:pStyle w:val="TOC2"/>
+            <w:tabs>
+              <w:tab w:val="right" w:leader="dot" w:pos="8630"/>
+            </w:tabs>
+            <w:rPr>
+              <w:rFonts w:asciiTheme="minorHAnsi" w:eastAsiaTheme="minorEastAsia" w:hAnsiTheme="minorHAnsi" w:cstheme="minorBidi"/>
+              <w:noProof/>
+            </w:rPr>
+          </w:pPr>
+          <w:hyperlink w:anchor="_Toc229157848" w:history="1">
+            <w:r>
+              <w:rPr>
+                <w:rStyle w:val="Hyperlink"/>
+                <w:noProof/>
+              </w:rPr>
+              <w:t>List</w:t>
+            </w:r>
+            <w:r>
+              <w:rPr>
+                <w:rStyle w:val="Hyperlink"/>
+                <w:noProof/>
+                <w:spacing w:val="-1"/>
+              </w:rPr>
+              <w:t xml:space="preserve"> </w:t>
+            </w:r>
+            <w:r>
+              <w:rPr>
+                <w:rStyle w:val="Hyperlink"/>
+                <w:noProof/>
+              </w:rPr>
+              <w:t>of</w:t>
+            </w:r>
+            <w:r>
+              <w:rPr>
+                <w:rStyle w:val="Hyperlink"/>
+                <w:noProof/>
+                <w:spacing w:val="-1"/>
+              </w:rPr>
+              <w:t xml:space="preserve"> </w:t>
+            </w:r>
+            <w:r>
+              <w:rPr>
+                <w:rStyle w:val="Hyperlink"/>
+                <w:noProof/>
+                <w:spacing w:val="-2"/>
+              </w:rPr>
+              <w:t>Figures</w:t>
+            </w:r>
+            <w:r>
+              <w:rPr>
+                <w:noProof/>
+                <w:webHidden/>
+              </w:rPr>
+              <w:tab/>
+            </w:r>
+            <w:r>
+              <w:rPr>
+                <w:noProof/>
+                <w:webHidden/>
+              </w:rPr>
+              <w:fldChar w:fldCharType="begin"/>
+            </w:r>
+            <w:r>
+              <w:rPr>
+                <w:noProof/>
+                <w:webHidden/>
+              </w:rPr>
+              <w:instrText xml:space="preserve"> PAGEREF _Toc229157848 \h </w:instrText>
+            </w:r>
+            <w:r>
+              <w:rPr>
+                <w:noProof/>
+                <w:webHidden/>
+              </w:rPr>
+            </w:r>
+            <w:r>
+              <w:rPr>
+                <w:noProof/>
+                <w:webHidden/>
+              </w:rPr>
+              <w:fldChar w:fldCharType="separate"/>
+            </w:r>
+            <w:r>
+              <w:rPr>
+                <w:noProof/>
+                <w:webHidden/>
+              </w:rPr>
+              <w:t>VIII</w:t>
+            </w:r>
+            <w:r>
+              <w:rPr>
+                <w:noProof/>
+                <w:webHidden/>
+              </w:rPr>
+              <w:fldChar w:fldCharType="end"/>
+            </w:r>
+          </w:hyperlink>
+        </w:p>
+        <w:p>
+          <w:pPr>
+            <w:pStyle w:val="TOC2"/>
+            <w:tabs>
+              <w:tab w:val="right" w:leader="dot" w:pos="8630"/>
+            </w:tabs>
+            <w:rPr>
+              <w:rFonts w:asciiTheme="minorHAnsi" w:eastAsiaTheme="minorEastAsia" w:hAnsiTheme="minorHAnsi" w:cstheme="minorBidi"/>
+              <w:noProof/>
+            </w:rPr>
+          </w:pPr>
+          <w:hyperlink w:anchor="_Toc229157849" w:history="1">
+            <w:r>
+              <w:rPr>
+                <w:rStyle w:val="Hyperlink"/>
+                <w:noProof/>
+              </w:rPr>
+              <w:t>List of Tables</w:t>
+            </w:r>
+            <w:r>
+              <w:rPr>
+                <w:noProof/>
+                <w:webHidden/>
+              </w:rPr>
+              <w:tab/>
+            </w:r>
+            <w:r>
+              <w:rPr>
+                <w:noProof/>
+                <w:webHidden/>
+              </w:rPr>
+              <w:fldChar w:fldCharType="begin"/>
+            </w:r>
+            <w:r>
+              <w:rPr>
+                <w:noProof/>
+                <w:webHidden/>
+              </w:rPr>
+              <w:instrText xml:space="preserve"> PAGEREF _Toc229157849 \h </w:instrText>
+            </w:r>
+            <w:r>
+              <w:rPr>
+                <w:noProof/>
+                <w:webHidden/>
+              </w:rPr>
+            </w:r>
+            <w:r>
+              <w:rPr>
+                <w:noProof/>
+                <w:webHidden/>
+              </w:rPr>
+              <w:fldChar w:fldCharType="separate"/>
+            </w:r>
+            <w:r>
+              <w:rPr>
+                <w:noProof/>
+                <w:webHidden/>
+              </w:rPr>
+              <w:t>IX</w:t>
+            </w:r>
+            <w:r>
+              <w:rPr>
+                <w:noProof/>
+                <w:webHidden/>
+              </w:rPr>
+              <w:fldChar w:fldCharType="end"/>
+            </w:r>
+          </w:hyperlink>
+        </w:p>
+        <w:p>
+          <w:pPr>
+            <w:pStyle w:val="TOC1"/>
+            <w:tabs>
+              <w:tab w:val="right" w:leader="dot" w:pos="8630"/>
+            </w:tabs>
+            <w:rPr>
+              <w:rFonts w:asciiTheme="minorHAnsi" w:eastAsiaTheme="minorEastAsia" w:hAnsiTheme="minorHAnsi" w:cstheme="minorBidi"/>
+              <w:noProof/>
+              <w:sz w:val="22"/>
+            </w:rPr>
+          </w:pPr>
+          <w:hyperlink w:anchor="_Toc229157850" w:history="1">
+            <w:r>
+              <w:rPr>
+                <w:rStyle w:val="Hyperlink"/>
+                <w:noProof/>
+              </w:rPr>
+              <w:t>Chapter</w:t>
+            </w:r>
+            <w:r>
+              <w:rPr>
+                <w:rStyle w:val="Hyperlink"/>
+                <w:noProof/>
+                <w:spacing w:val="-38"/>
+              </w:rPr>
+              <w:t xml:space="preserve"> </w:t>
+            </w:r>
+            <w:r>
+              <w:rPr>
+                <w:rStyle w:val="Hyperlink"/>
+                <w:noProof/>
+              </w:rPr>
+              <w:t xml:space="preserve">1: </w:t>
+            </w:r>
+            <w:r>
+              <w:rPr>
+                <w:rStyle w:val="Hyperlink"/>
+                <w:noProof/>
+                <w:spacing w:val="-4"/>
+              </w:rPr>
+              <w:t>Introduction</w:t>
+            </w:r>
+            <w:r>
+              <w:rPr>
+                <w:noProof/>
+                <w:webHidden/>
+              </w:rPr>
+              <w:tab/>
+            </w:r>
+            <w:r>
+              <w:rPr>
+                <w:noProof/>
+                <w:webHidden/>
+              </w:rPr>
+              <w:fldChar w:fldCharType="begin"/>
+            </w:r>
+            <w:r>
+              <w:rPr>
+                <w:noProof/>
+                <w:webHidden/>
+              </w:rPr>
+              <w:instrText xml:space="preserve"> PAGEREF _Toc229157850 \h </w:instrText>
+            </w:r>
+            <w:r>
+              <w:rPr>
+                <w:noProof/>
+                <w:webHidden/>
+              </w:rPr>
+            </w:r>
+            <w:r>
+              <w:rPr>
+                <w:noProof/>
+                <w:webHidden/>
+              </w:rPr>
+              <w:fldChar w:fldCharType="separate"/>
+            </w:r>
+            <w:r>
+              <w:rPr>
+                <w:noProof/>
+                <w:webHidden/>
+              </w:rPr>
+              <w:t>1</w:t>
+            </w:r>
+            <w:r>
+              <w:rPr>
+                <w:noProof/>
+                <w:webHidden/>
+              </w:rPr>
+              <w:fldChar w:fldCharType="end"/>
+            </w:r>
+          </w:hyperlink>
+        </w:p>
+        <w:p>
+          <w:pPr>
+            <w:pStyle w:val="TOC3"/>
+            <w:tabs>
+              <w:tab w:val="right" w:leader="dot" w:pos="8630"/>
+            </w:tabs>
+            <w:rPr>
+              <w:rFonts w:asciiTheme="minorHAnsi" w:eastAsiaTheme="minorEastAsia" w:hAnsiTheme="minorHAnsi" w:cstheme="minorBidi"/>
+              <w:noProof/>
+            </w:rPr>
+          </w:pPr>
+          <w:hyperlink w:anchor="_Toc229157851" w:history="1">
+            <w:r>
+              <w:rPr>
+                <w:rStyle w:val="Hyperlink"/>
+                <w:rFonts w:ascii="Times New Roman" w:hAnsi="Times New Roman"/>
+                <w:noProof/>
+              </w:rPr>
+              <w:t>Chapter 1</w:t>
+            </w:r>
+            <w:r>
+              <w:rPr>
+                <w:noProof/>
+                <w:webHidden/>
+              </w:rPr>
+              <w:tab/>
+            </w:r>
+            <w:r>
+              <w:rPr>
+                <w:noProof/>
+                <w:webHidden/>
+              </w:rPr>
+              <w:fldChar w:fldCharType="begin"/>
+            </w:r>
+            <w:r>
+              <w:rPr>
+                <w:noProof/>
+                <w:webHidden/>
+              </w:rPr>
+              <w:instrText xml:space="preserve"> PAGEREF _Toc229157851 \h </w:instrText>
+            </w:r>
+            <w:r>
+              <w:rPr>
+                <w:noProof/>
+                <w:webHidden/>
+              </w:rPr>
+            </w:r>
+            <w:r>
+              <w:rPr>
+                <w:noProof/>
+                <w:webHidden/>
+              </w:rPr>
+              <w:fldChar w:fldCharType="separate"/>
+            </w:r>
+            <w:r>
+              <w:rPr>
+                <w:noProof/>
+                <w:webHidden/>
+              </w:rPr>
+              <w:t>2</w:t>
+            </w:r>
+            <w:r>
+              <w:rPr>
+                <w:noProof/>
+                <w:webHidden/>
+              </w:rPr>
+              <w:fldChar w:fldCharType="end"/>
+            </w:r>
+          </w:hyperlink>
+        </w:p>
+        <w:p>
+          <w:pPr>
+            <w:pStyle w:val="TOC4"/>
+            <w:tabs>
+              <w:tab w:val="right" w:leader="dot" w:pos="8630"/>
+            </w:tabs>
+            <w:rPr>
+              <w:rFonts w:asciiTheme="minorHAnsi" w:eastAsiaTheme="minorEastAsia" w:hAnsiTheme="minorHAnsi" w:cstheme="minorBidi"/>
+              <w:noProof/>
+              <w:sz w:val="22"/>
+              <w:szCs w:val="22"/>
+            </w:rPr>
+          </w:pPr>
+          <w:hyperlink w:anchor="_Toc229157852" w:history="1">
+            <w:r>
+              <w:rPr>
+                <w:rStyle w:val="Hyperlink"/>
+                <w:noProof/>
+              </w:rPr>
+              <w:t>INTRODUCTION</w:t>
+            </w:r>
+            <w:r>
+              <w:rPr>
+                <w:noProof/>
+                <w:webHidden/>
+              </w:rPr>
+              <w:tab/>
+            </w:r>
+            <w:r>
+              <w:rPr>
+                <w:noProof/>
+                <w:webHidden/>
+              </w:rPr>
+              <w:fldChar w:fldCharType="begin"/>
+            </w:r>
+            <w:r>
+              <w:rPr>
+                <w:noProof/>
+                <w:webHidden/>
+              </w:rPr>
+              <w:instrText xml:space="preserve"> PAGEREF _Toc229157852 \h </w:instrText>
+            </w:r>
+            <w:r>
+              <w:rPr>
+                <w:noProof/>
+                <w:webHidden/>
+              </w:rPr>
+            </w:r>
+            <w:r>
+              <w:rPr>
+                <w:noProof/>
+                <w:webHidden/>
+              </w:rPr>
+              <w:fldChar w:fldCharType="separate"/>
+            </w:r>
+            <w:r>
+              <w:rPr>
+                <w:noProof/>
+                <w:webHidden/>
+              </w:rPr>
+              <w:t>2</w:t>
+            </w:r>
+            <w:r>
+              <w:rPr>
+                <w:noProof/>
+                <w:webHidden/>
+              </w:rPr>
+              <w:fldChar w:fldCharType="end"/>
+            </w:r>
+          </w:hyperlink>
+        </w:p>
+        <w:p>
+          <w:pPr>
+            <w:pStyle w:val="TOC5"/>
+            <w:tabs>
+              <w:tab w:val="left" w:pos="1760"/>
+              <w:tab w:val="right" w:leader="dot" w:pos="8630"/>
+            </w:tabs>
+            <w:rPr>
+              <w:rFonts w:asciiTheme="minorHAnsi" w:eastAsiaTheme="minorEastAsia" w:hAnsiTheme="minorHAnsi" w:cstheme="minorBidi"/>
+              <w:noProof/>
+              <w:sz w:val="22"/>
+              <w:szCs w:val="22"/>
+            </w:rPr>
+          </w:pPr>
+          <w:hyperlink w:anchor="_Toc229157853" w:history="1">
+            <w:r>
+              <w:rPr>
+                <w:rStyle w:val="Hyperlink"/>
+                <w:noProof/>
+              </w:rPr>
+              <w:t>1.1.</w:t>
+            </w:r>
+            <w:r>
+              <w:rPr>
+                <w:rFonts w:asciiTheme="minorHAnsi" w:eastAsiaTheme="minorEastAsia" w:hAnsiTheme="minorHAnsi" w:cstheme="minorBidi"/>
+                <w:noProof/>
+                <w:sz w:val="22"/>
+                <w:szCs w:val="22"/>
+              </w:rPr>
+              <w:tab/>
+            </w:r>
+            <w:r>
+              <w:rPr>
+                <w:rStyle w:val="Hyperlink"/>
+                <w:noProof/>
+              </w:rPr>
+              <w:t>OPPORTUNITY &amp; STAKEHOLDERS</w:t>
+            </w:r>
+            <w:r>
+              <w:rPr>
+                <w:noProof/>
+                <w:webHidden/>
+              </w:rPr>
+              <w:tab/>
+            </w:r>
+            <w:r>
+              <w:rPr>
+                <w:noProof/>
+                <w:webHidden/>
+              </w:rPr>
+              <w:fldChar w:fldCharType="begin"/>
+            </w:r>
+            <w:r>
+              <w:rPr>
+                <w:noProof/>
+                <w:webHidden/>
+              </w:rPr>
+              <w:instrText xml:space="preserve"> PAGEREF _Toc229157853 \h </w:instrText>
+            </w:r>
+            <w:r>
+              <w:rPr>
+                <w:noProof/>
+                <w:webHidden/>
+              </w:rPr>
+            </w:r>
+            <w:r>
+              <w:rPr>
+                <w:noProof/>
+                <w:webHidden/>
+              </w:rPr>
+              <w:fldChar w:fldCharType="separate"/>
+            </w:r>
+            <w:r>
+              <w:rPr>
+                <w:noProof/>
+                <w:webHidden/>
+              </w:rPr>
+              <w:t>2</w:t>
+            </w:r>
+            <w:r>
+              <w:rPr>
+                <w:noProof/>
+                <w:webHidden/>
+              </w:rPr>
+              <w:fldChar w:fldCharType="end"/>
+            </w:r>
+          </w:hyperlink>
+        </w:p>
+        <w:p>
+          <w:pPr>
+            <w:pStyle w:val="TOC5"/>
+            <w:tabs>
+              <w:tab w:val="left" w:pos="1760"/>
+              <w:tab w:val="right" w:leader="dot" w:pos="8630"/>
+            </w:tabs>
+            <w:rPr>
+              <w:rFonts w:asciiTheme="minorHAnsi" w:eastAsiaTheme="minorEastAsia" w:hAnsiTheme="minorHAnsi" w:cstheme="minorBidi"/>
+              <w:noProof/>
+              <w:sz w:val="22"/>
+              <w:szCs w:val="22"/>
+            </w:rPr>
+          </w:pPr>
+          <w:hyperlink w:anchor="_Toc229157854" w:history="1">
+            <w:r>
+              <w:rPr>
+                <w:rStyle w:val="Hyperlink"/>
+                <w:noProof/>
+              </w:rPr>
+              <w:t>1.2.</w:t>
+            </w:r>
+            <w:r>
+              <w:rPr>
+                <w:rFonts w:asciiTheme="minorHAnsi" w:eastAsiaTheme="minorEastAsia" w:hAnsiTheme="minorHAnsi" w:cstheme="minorBidi"/>
+                <w:noProof/>
+                <w:sz w:val="22"/>
+                <w:szCs w:val="22"/>
+              </w:rPr>
+              <w:tab/>
+            </w:r>
+            <w:r>
+              <w:rPr>
+                <w:rStyle w:val="Hyperlink"/>
+                <w:noProof/>
+              </w:rPr>
+              <w:t>MOTIVATIONS &amp; CHALLENGES</w:t>
+            </w:r>
+            <w:r>
+              <w:rPr>
+                <w:noProof/>
+                <w:webHidden/>
+              </w:rPr>
+              <w:tab/>
+            </w:r>
+            <w:r>
+              <w:rPr>
+                <w:noProof/>
+                <w:webHidden/>
+              </w:rPr>
+              <w:fldChar w:fldCharType="begin"/>
+            </w:r>
+            <w:r>
+              <w:rPr>
+                <w:noProof/>
+                <w:webHidden/>
+              </w:rPr>
+              <w:instrText xml:space="preserve"> PAGEREF _Toc229157854 \h </w:instrText>
+            </w:r>
+            <w:r>
+              <w:rPr>
+                <w:noProof/>
+                <w:webHidden/>
+              </w:rPr>
+            </w:r>
+            <w:r>
+              <w:rPr>
+                <w:noProof/>
+                <w:webHidden/>
+              </w:rPr>
+              <w:fldChar w:fldCharType="separate"/>
+            </w:r>
+            <w:r>
+              <w:rPr>
+                <w:noProof/>
+                <w:webHidden/>
+              </w:rPr>
+              <w:t>2</w:t>
+            </w:r>
+            <w:r>
+              <w:rPr>
+                <w:noProof/>
+                <w:webHidden/>
+              </w:rPr>
+              <w:fldChar w:fldCharType="end"/>
+            </w:r>
+          </w:hyperlink>
+        </w:p>
+        <w:p>
+          <w:pPr>
+            <w:pStyle w:val="TOC6"/>
+            <w:tabs>
+              <w:tab w:val="left" w:pos="1960"/>
+              <w:tab w:val="right" w:leader="dot" w:pos="8630"/>
+            </w:tabs>
+            <w:rPr>
+              <w:rFonts w:asciiTheme="minorHAnsi" w:eastAsiaTheme="minorEastAsia" w:hAnsiTheme="minorHAnsi" w:cstheme="minorBidi"/>
+              <w:noProof/>
+              <w:sz w:val="22"/>
+              <w:szCs w:val="22"/>
+            </w:rPr>
+          </w:pPr>
+          <w:hyperlink w:anchor="_Toc229157855" w:history="1">
+            <w:r>
+              <w:rPr>
+                <w:rStyle w:val="Hyperlink"/>
+                <w:noProof/>
+              </w:rPr>
+              <w:t>1.2.1.</w:t>
+            </w:r>
+            <w:r>
+              <w:rPr>
+                <w:rFonts w:asciiTheme="minorHAnsi" w:eastAsiaTheme="minorEastAsia" w:hAnsiTheme="minorHAnsi" w:cstheme="minorBidi"/>
+                <w:noProof/>
+                <w:sz w:val="22"/>
+                <w:szCs w:val="22"/>
+              </w:rPr>
+              <w:tab/>
+            </w:r>
+            <w:r>
+              <w:rPr>
+                <w:rStyle w:val="Hyperlink"/>
+                <w:noProof/>
+              </w:rPr>
+              <w:t>Motivation</w:t>
+            </w:r>
+            <w:r>
+              <w:rPr>
+                <w:noProof/>
+                <w:webHidden/>
+              </w:rPr>
+              <w:tab/>
+            </w:r>
+            <w:r>
+              <w:rPr>
+                <w:noProof/>
+                <w:webHidden/>
+              </w:rPr>
+              <w:fldChar w:fldCharType="begin"/>
+            </w:r>
+            <w:r>
+              <w:rPr>
+                <w:noProof/>
+                <w:webHidden/>
+              </w:rPr>
+              <w:instrText xml:space="preserve"> PAGEREF _Toc229157855 \h </w:instrText>
+            </w:r>
+            <w:r>
+              <w:rPr>
+                <w:noProof/>
+                <w:webHidden/>
+              </w:rPr>
+            </w:r>
+            <w:r>
+              <w:rPr>
+                <w:noProof/>
+                <w:webHidden/>
+              </w:rPr>
+              <w:fldChar w:fldCharType="separate"/>
+            </w:r>
+            <w:r>
+              <w:rPr>
+                <w:noProof/>
+                <w:webHidden/>
+              </w:rPr>
+              <w:t>2</w:t>
+            </w:r>
+            <w:r>
+              <w:rPr>
+                <w:noProof/>
+                <w:webHidden/>
+              </w:rPr>
+              <w:fldChar w:fldCharType="end"/>
+            </w:r>
+          </w:hyperlink>
+        </w:p>
+        <w:p>
+          <w:pPr>
+            <w:pStyle w:val="TOC6"/>
+            <w:tabs>
+              <w:tab w:val="left" w:pos="1960"/>
+              <w:tab w:val="right" w:leader="dot" w:pos="8630"/>
+            </w:tabs>
+            <w:rPr>
+              <w:rFonts w:asciiTheme="minorHAnsi" w:eastAsiaTheme="minorEastAsia" w:hAnsiTheme="minorHAnsi" w:cstheme="minorBidi"/>
+              <w:noProof/>
+              <w:sz w:val="22"/>
+              <w:szCs w:val="22"/>
+            </w:rPr>
+          </w:pPr>
+          <w:hyperlink w:anchor="_Toc229157860" w:history="1">
+            <w:r>
+              <w:rPr>
+                <w:rStyle w:val="Hyperlink"/>
+                <w:bCs/>
+                <w:noProof/>
+              </w:rPr>
+              <w:t>1.2.2.</w:t>
+            </w:r>
+            <w:r>
+              <w:rPr>
+                <w:rFonts w:asciiTheme="minorHAnsi" w:eastAsiaTheme="minorEastAsia" w:hAnsiTheme="minorHAnsi" w:cstheme="minorBidi"/>
+                <w:noProof/>
+                <w:sz w:val="22"/>
+                <w:szCs w:val="22"/>
+              </w:rPr>
+              <w:tab/>
+            </w:r>
+            <w:r>
+              <w:rPr>
+                <w:rStyle w:val="Hyperlink"/>
+                <w:bCs/>
+                <w:noProof/>
+              </w:rPr>
+              <w:t>Challenges</w:t>
+            </w:r>
+            <w:r>
+              <w:rPr>
+                <w:noProof/>
+                <w:webHidden/>
+              </w:rPr>
+              <w:tab/>
+            </w:r>
+            <w:r>
+              <w:rPr>
+                <w:noProof/>
+                <w:webHidden/>
+              </w:rPr>
+              <w:fldChar w:fldCharType="begin"/>
+            </w:r>
+            <w:r>
+              <w:rPr>
+                <w:noProof/>
+                <w:webHidden/>
+              </w:rPr>
+              <w:instrText xml:space="preserve"> PAGEREF _Toc229157860 \h </w:instrText>
+            </w:r>
+            <w:r>
+              <w:rPr>
+                <w:noProof/>
+                <w:webHidden/>
+              </w:rPr>
+            </w:r>
+            <w:r>
+              <w:rPr>
+                <w:noProof/>
+                <w:webHidden/>
+              </w:rPr>
+              <w:fldChar w:fldCharType="separate"/>
+            </w:r>
+            <w:r>
+              <w:rPr>
+                <w:noProof/>
+                <w:webHidden/>
+              </w:rPr>
+              <w:t>3</w:t>
+            </w:r>
+            <w:r>
+              <w:rPr>
+                <w:noProof/>
+                <w:webHidden/>
+              </w:rPr>
+              <w:fldChar w:fldCharType="end"/>
+            </w:r>
+          </w:hyperlink>
+        </w:p>
+        <w:p>
+          <w:pPr>
+            <w:pStyle w:val="TOC6"/>
+            <w:tabs>
+              <w:tab w:val="left" w:pos="1960"/>
+              <w:tab w:val="right" w:leader="dot" w:pos="8630"/>
+            </w:tabs>
+            <w:rPr>
+              <w:rFonts w:asciiTheme="minorHAnsi" w:eastAsiaTheme="minorEastAsia" w:hAnsiTheme="minorHAnsi" w:cstheme="minorBidi"/>
+              <w:noProof/>
+              <w:sz w:val="22"/>
+              <w:szCs w:val="22"/>
+            </w:rPr>
+          </w:pPr>
+          <w:hyperlink w:anchor="_Toc229157861" w:history="1">
+            <w:r>
+              <w:rPr>
+                <w:rStyle w:val="Hyperlink"/>
+                <w:bCs/>
+                <w:noProof/>
+              </w:rPr>
+              <w:t>1.2.3.</w:t>
+            </w:r>
+            <w:r>
+              <w:rPr>
+                <w:rFonts w:asciiTheme="minorHAnsi" w:eastAsiaTheme="minorEastAsia" w:hAnsiTheme="minorHAnsi" w:cstheme="minorBidi"/>
+                <w:noProof/>
+                <w:sz w:val="22"/>
+                <w:szCs w:val="22"/>
+              </w:rPr>
+              <w:tab/>
+            </w:r>
+            <w:r>
+              <w:rPr>
+                <w:rStyle w:val="Hyperlink"/>
+                <w:bCs/>
+                <w:noProof/>
+              </w:rPr>
+              <w:t>Conclusion</w:t>
+            </w:r>
+            <w:r>
+              <w:rPr>
+                <w:noProof/>
+                <w:webHidden/>
+              </w:rPr>
+              <w:tab/>
+            </w:r>
+            <w:r>
+              <w:rPr>
+                <w:noProof/>
+                <w:webHidden/>
+              </w:rPr>
+              <w:fldChar w:fldCharType="begin"/>
+            </w:r>
+            <w:r>
+              <w:rPr>
+                <w:noProof/>
+                <w:webHidden/>
+              </w:rPr>
+              <w:instrText xml:space="preserve"> PAGEREF _Toc229157861 \h </w:instrText>
+            </w:r>
+            <w:r>
+              <w:rPr>
+                <w:noProof/>
+                <w:webHidden/>
+              </w:rPr>
+            </w:r>
+            <w:r>
+              <w:rPr>
+                <w:noProof/>
+                <w:webHidden/>
+              </w:rPr>
+              <w:fldChar w:fldCharType="separate"/>
+            </w:r>
+            <w:r>
+              <w:rPr>
+                <w:noProof/>
+                <w:webHidden/>
+              </w:rPr>
+              <w:t>4</w:t>
+            </w:r>
+            <w:r>
+              <w:rPr>
+                <w:noProof/>
+                <w:webHidden/>
+              </w:rPr>
+              <w:fldChar w:fldCharType="end"/>
+            </w:r>
+          </w:hyperlink>
+        </w:p>
+        <w:p>
+          <w:pPr>
+            <w:pStyle w:val="TOC5"/>
+            <w:tabs>
+              <w:tab w:val="left" w:pos="1760"/>
+              <w:tab w:val="right" w:leader="dot" w:pos="8630"/>
+            </w:tabs>
+            <w:rPr>
+              <w:rFonts w:asciiTheme="minorHAnsi" w:eastAsiaTheme="minorEastAsia" w:hAnsiTheme="minorHAnsi" w:cstheme="minorBidi"/>
+              <w:noProof/>
+              <w:sz w:val="22"/>
+              <w:szCs w:val="22"/>
+            </w:rPr>
+          </w:pPr>
+          <w:hyperlink w:anchor="_Toc229157862" w:history="1">
+            <w:r>
+              <w:rPr>
+                <w:rStyle w:val="Hyperlink"/>
+                <w:bCs/>
+                <w:noProof/>
+              </w:rPr>
+              <w:t>1.3.</w:t>
+            </w:r>
+            <w:r>
+              <w:rPr>
+                <w:rFonts w:asciiTheme="minorHAnsi" w:eastAsiaTheme="minorEastAsia" w:hAnsiTheme="minorHAnsi" w:cstheme="minorBidi"/>
+                <w:noProof/>
+                <w:sz w:val="22"/>
+                <w:szCs w:val="22"/>
+              </w:rPr>
+              <w:tab/>
+            </w:r>
+            <w:r>
+              <w:rPr>
+                <w:rStyle w:val="Hyperlink"/>
+                <w:bCs/>
+                <w:noProof/>
+              </w:rPr>
+              <w:t>GOALS AND OBJECTIVES</w:t>
+            </w:r>
+            <w:r>
+              <w:rPr>
+                <w:noProof/>
+                <w:webHidden/>
+              </w:rPr>
+              <w:tab/>
+            </w:r>
+            <w:r>
+              <w:rPr>
+                <w:noProof/>
+                <w:webHidden/>
+              </w:rPr>
+              <w:fldChar w:fldCharType="begin"/>
+            </w:r>
+            <w:r>
+              <w:rPr>
+                <w:noProof/>
+                <w:webHidden/>
+              </w:rPr>
+              <w:instrText xml:space="preserve"> PAGEREF _Toc229157862 \h </w:instrText>
+            </w:r>
+            <w:r>
+              <w:rPr>
+                <w:noProof/>
+                <w:webHidden/>
+              </w:rPr>
+            </w:r>
+            <w:r>
+              <w:rPr>
+                <w:noProof/>
+                <w:webHidden/>
+              </w:rPr>
+              <w:fldChar w:fldCharType="separate"/>
+            </w:r>
+            <w:r>
+              <w:rPr>
+                <w:noProof/>
+                <w:webHidden/>
+              </w:rPr>
+              <w:t>4</w:t>
+            </w:r>
+            <w:r>
+              <w:rPr>
+                <w:noProof/>
+                <w:webHidden/>
+              </w:rPr>
+              <w:fldChar w:fldCharType="end"/>
+            </w:r>
+          </w:hyperlink>
+        </w:p>
+        <w:p>
+          <w:pPr>
+            <w:pStyle w:val="TOC6"/>
+            <w:tabs>
+              <w:tab w:val="left" w:pos="1960"/>
+              <w:tab w:val="right" w:leader="dot" w:pos="8630"/>
+            </w:tabs>
+            <w:rPr>
+              <w:rFonts w:asciiTheme="minorHAnsi" w:eastAsiaTheme="minorEastAsia" w:hAnsiTheme="minorHAnsi" w:cstheme="minorBidi"/>
+              <w:noProof/>
+              <w:sz w:val="22"/>
+              <w:szCs w:val="22"/>
+            </w:rPr>
+          </w:pPr>
+          <w:hyperlink w:anchor="_Toc229157863" w:history="1">
+            <w:r>
+              <w:rPr>
+                <w:rStyle w:val="Hyperlink"/>
+                <w:bCs/>
+                <w:noProof/>
+              </w:rPr>
+              <w:t>1.3.1.</w:t>
+            </w:r>
+            <w:r>
+              <w:rPr>
+                <w:rFonts w:asciiTheme="minorHAnsi" w:eastAsiaTheme="minorEastAsia" w:hAnsiTheme="minorHAnsi" w:cstheme="minorBidi"/>
+                <w:noProof/>
+                <w:sz w:val="22"/>
+                <w:szCs w:val="22"/>
+              </w:rPr>
+              <w:tab/>
+            </w:r>
+            <w:r>
+              <w:rPr>
+                <w:rStyle w:val="Hyperlink"/>
+                <w:bCs/>
+                <w:noProof/>
+              </w:rPr>
+              <w:t>Introduction</w:t>
+            </w:r>
+            <w:r>
+              <w:rPr>
+                <w:noProof/>
+                <w:webHidden/>
+              </w:rPr>
+              <w:tab/>
+            </w:r>
+            <w:r>
+              <w:rPr>
+                <w:noProof/>
+                <w:webHidden/>
+              </w:rPr>
+              <w:fldChar w:fldCharType="begin"/>
+            </w:r>
+            <w:r>
+              <w:rPr>
+                <w:noProof/>
+                <w:webHidden/>
+              </w:rPr>
+              <w:instrText xml:space="preserve"> PAGEREF _Toc229157863 \h </w:instrText>
+            </w:r>
+            <w:r>
+              <w:rPr>
+                <w:noProof/>
+                <w:webHidden/>
+              </w:rPr>
+            </w:r>
+            <w:r>
+              <w:rPr>
+                <w:noProof/>
+                <w:webHidden/>
+              </w:rPr>
+              <w:fldChar w:fldCharType="separate"/>
+            </w:r>
+            <w:r>
+              <w:rPr>
+                <w:noProof/>
+                <w:webHidden/>
+              </w:rPr>
+              <w:t>4</w:t>
+            </w:r>
+            <w:r>
+              <w:rPr>
+                <w:noProof/>
+                <w:webHidden/>
+              </w:rPr>
+              <w:fldChar w:fldCharType="end"/>
+            </w:r>
+          </w:hyperlink>
+        </w:p>
+        <w:p>
+          <w:r>
+            <w:rPr>
+              <w:rFonts w:ascii="Calibri" w:hAnsi="Calibri"/>
+              <w:sz w:val="22"/>
+              <w:szCs w:val="22"/>
+            </w:rPr>
+            <w:fldChar w:fldCharType="end"/>
+          </w:r>
+        </w:p>
+      </w:sdtContent>
+    </w:sdt>
+    <w:p>
+      <w:pPr>
+        <w:pStyle w:val="Heading2"/>
+        <w:ind w:left="380"/>
+        <w:jc w:val="center"/>
+        <w:rPr>
+          <w:spacing w:val="-2"/>
+          <w:sz w:val="36"/>
+          <w:szCs w:val="36"/>
+        </w:rPr>
+      </w:pPr>
+    </w:p>
+    <w:p>
+      <w:pPr>
+        <w:rPr>
+          <w:lang w:val="en"/>
+        </w:rPr>
+      </w:pPr>
+    </w:p>
+    <w:p>
+      <w:pPr>
+        <w:rPr>
+          <w:lang w:val="en"/>
+        </w:rPr>
+      </w:pPr>
+    </w:p>
+    <w:p>
+      <w:pPr>
+        <w:rPr>
+          <w:lang w:val="en"/>
+        </w:rPr>
+      </w:pPr>
+    </w:p>
+    <w:p>
+      <w:pPr>
+        <w:rPr>
+          <w:lang w:val="en"/>
+        </w:rPr>
+      </w:pPr>
+    </w:p>
+    <w:p>
+      <w:pPr>
+        <w:rPr>
+          <w:lang w:val="en"/>
+        </w:rPr>
+      </w:pPr>
+    </w:p>
+    <w:p>
+      <w:pPr>
+        <w:rPr>
+          <w:lang w:val="en"/>
+        </w:rPr>
+      </w:pPr>
+    </w:p>
+    <w:p>
+      <w:pPr>
+        <w:rPr>
+          <w:lang w:val="en"/>
+        </w:rPr>
+      </w:pPr>
+    </w:p>
+    <w:p>
+      <w:pPr>
+        <w:rPr>
+          <w:lang w:val="en"/>
+        </w:rPr>
+      </w:pPr>
+    </w:p>
+    <w:p>
+      <w:pPr>
+        <w:rPr>
+          <w:lang w:val="en"/>
+        </w:rPr>
+      </w:pPr>
+    </w:p>
+    <w:p>
+      <w:pPr>
+        <w:rPr>
+          <w:lang w:val="en"/>
+        </w:rPr>
+      </w:pPr>
+    </w:p>
+    <w:p>
+      <w:pPr>
+        <w:rPr>
+          <w:lang w:val="en"/>
+        </w:rPr>
+      </w:pPr>
+    </w:p>
+    <w:p>
+      <w:pPr>
+        <w:rPr>
+          <w:lang w:val="en"/>
+        </w:rPr>
+      </w:pPr>
+    </w:p>
+    <w:p>
+      <w:pPr>
+        <w:rPr>
+          <w:lang w:val="en"/>
+        </w:rPr>
+      </w:pPr>
+    </w:p>
+    <w:p>
+      <w:pPr>
+        <w:rPr>
+          <w:lang w:val="en"/>
+        </w:rPr>
+      </w:pPr>
+    </w:p>
+    <w:p>
+      <w:pPr>
+        <w:rPr>
+          <w:lang w:val="en"/>
+        </w:rPr>
+      </w:pPr>
+    </w:p>
+    <w:p>
+      <w:pPr>
+        <w:rPr>
+          <w:lang w:val="en"/>
+        </w:rPr>
+      </w:pPr>
+    </w:p>
+    <w:p>
+      <w:pPr>
+        <w:rPr>
+          <w:lang w:val="en"/>
+        </w:rPr>
+      </w:pPr>
+    </w:p>
+    <w:p>
+      <w:pPr>
+        <w:rPr>
+          <w:lang w:val="en"/>
+        </w:rPr>
+      </w:pPr>
+    </w:p>
+    <w:p>
+      <w:pPr>
+        <w:rPr>
+          <w:lang w:val="en"/>
+        </w:rPr>
+      </w:pPr>
+    </w:p>
+    <w:p>
+      <w:pPr>
+        <w:rPr>
+          <w:lang w:val="en"/>
+        </w:rPr>
+      </w:pPr>
+    </w:p>
+    <w:p>
+      <w:pPr>
+        <w:rPr>
+          <w:lang w:val="en"/>
+        </w:rPr>
+      </w:pPr>
+    </w:p>
+    <w:p>
+      <w:pPr>
+        <w:rPr>
+          <w:lang w:val="en"/>
+        </w:rPr>
+      </w:pPr>
+    </w:p>
+    <w:p>
+      <w:pPr>
+        <w:rPr>
+          <w:lang w:val="en"/>
+        </w:rPr>
+      </w:pPr>
+    </w:p>
+    <w:p>
+      <w:pPr>
+        <w:rPr>
+          <w:lang w:val="en"/>
+        </w:rPr>
+      </w:pPr>
+    </w:p>
+    <w:p>
+      <w:pPr>
+        <w:rPr>
+          <w:lang w:val="en"/>
+        </w:rPr>
+      </w:pPr>
+    </w:p>
+    <w:p>
+      <w:pPr>
+        <w:rPr>
+          <w:lang w:val="en"/>
+        </w:rPr>
+      </w:pPr>
+    </w:p>
+    <w:p>
+      <w:pPr>
+        <w:rPr>
+          <w:lang w:val="en"/>
+        </w:rPr>
+      </w:pPr>
+    </w:p>
+    <w:p>
+      <w:pPr>
+        <w:rPr>
+          <w:lang w:val="en"/>
+        </w:rPr>
+      </w:pPr>
+    </w:p>
+    <w:p>
+      <w:pPr>
+        <w:tabs>
+          <w:tab w:val="left" w:pos="1377"/>
+        </w:tabs>
+        <w:rPr>
+          <w:lang w:val="en"/>
+        </w:rPr>
+      </w:pPr>
+      <w:r>
+        <w:rPr>
+          <w:lang w:val="en"/>
+        </w:rPr>
+        <w:tab/>
+      </w:r>
+    </w:p>
+    <w:p>
+      <w:pPr>
+        <w:pStyle w:val="Heading2"/>
+        <w:spacing w:before="66"/>
+        <w:jc w:val="center"/>
+        <w:rPr>
+          <w:spacing w:val="-2"/>
+          <w:sz w:val="36"/>
+          <w:szCs w:val="36"/>
+        </w:rPr>
+      </w:pPr>
+      <w:hyperlink w:anchor="_bookmark0" w:history="1">
+        <w:bookmarkStart w:id="21" w:name="_Toc225359875"/>
+        <w:bookmarkStart w:id="22" w:name="_Toc225360058"/>
+        <w:bookmarkStart w:id="23" w:name="_Toc229130926"/>
+        <w:bookmarkStart w:id="24" w:name="_Toc229157848"/>
+        <w:r>
+          <w:rPr>
+            <w:sz w:val="36"/>
+            <w:szCs w:val="36"/>
+          </w:rPr>
+          <w:t>List</w:t>
+        </w:r>
+        <w:r>
+          <w:rPr>
+            <w:spacing w:val="-1"/>
+            <w:sz w:val="36"/>
+            <w:szCs w:val="36"/>
+          </w:rPr>
+          <w:t xml:space="preserve"> </w:t>
+        </w:r>
+        <w:r>
+          <w:rPr>
+            <w:sz w:val="36"/>
+            <w:szCs w:val="36"/>
+          </w:rPr>
+          <w:t>of</w:t>
+        </w:r>
+        <w:r>
+          <w:rPr>
+            <w:spacing w:val="-1"/>
+            <w:sz w:val="36"/>
+            <w:szCs w:val="36"/>
+          </w:rPr>
+          <w:t xml:space="preserve"> </w:t>
+        </w:r>
+        <w:r>
+          <w:rPr>
+            <w:spacing w:val="-2"/>
+            <w:sz w:val="36"/>
+            <w:szCs w:val="36"/>
+          </w:rPr>
+          <w:t>Figures</w:t>
+        </w:r>
+        <w:bookmarkEnd w:id="21"/>
+        <w:bookmarkEnd w:id="22"/>
+        <w:bookmarkEnd w:id="23"/>
+        <w:bookmarkEnd w:id="24"/>
+      </w:hyperlink>
+    </w:p>
+    <w:p>
+      <w:pPr>
+        <w:pStyle w:val="TOCHeading"/>
+      </w:pPr>
+      <w:r>
         <w:t>Contents</w:t>
       </w:r>
-      <w:bookmarkEnd w:id="13"/>
-      <w:bookmarkEnd w:id="14"/>
-      <w:bookmarkEnd w:id="15"/>
-      <w:bookmarkEnd w:id="16"/>
     </w:p>
     <w:p>
       <w:pPr>
@@ -2854,40 +4556,20 @@
         <w:tabs>
           <w:tab w:val="right" w:leader="dot" w:pos="8630"/>
         </w:tabs>
-        <w:spacing w:before="370"/>
-        <w:outlineLvl w:val="2"/>
         <w:rPr>
           <w:noProof/>
         </w:rPr>
       </w:pPr>
       <w:r>
-        <w:rPr>
-          <w:rFonts w:ascii="Calibri Light" w:hAnsi="Calibri Light"/>
-          <w:color w:val="2F5496"/>
-          <w:sz w:val="32"/>
-          <w:szCs w:val="32"/>
-        </w:rPr>
         <w:fldChar w:fldCharType="begin"/>
       </w:r>
       <w:r>
-        <w:rPr>
-          <w:rFonts w:ascii="Calibri Light" w:hAnsi="Calibri Light"/>
-          <w:color w:val="2F5496"/>
-          <w:sz w:val="32"/>
-          <w:szCs w:val="32"/>
-        </w:rPr>
         <w:instrText xml:space="preserve"> TOC \o "1-3" \h \z \u </w:instrText>
       </w:r>
       <w:r>
-        <w:rPr>
-          <w:rFonts w:ascii="Calibri Light" w:hAnsi="Calibri Light"/>
-          <w:color w:val="2F5496"/>
-          <w:sz w:val="32"/>
-          <w:szCs w:val="32"/>
-        </w:rPr>
         <w:fldChar w:fldCharType="separate"/>
       </w:r>
-      <w:hyperlink w:anchor="_Toc225359666" w:history="1">
+      <w:hyperlink w:anchor="_Toc225359871" w:history="1">
         <w:r>
           <w:rPr>
             <w:rStyle w:val="Hyperlink"/>
@@ -2915,7 +4597,7 @@
             <w:noProof/>
             <w:webHidden/>
           </w:rPr>
-          <w:instrText xml:space="preserve"> PAGEREF _Toc225359666 \h </w:instrText>
+          <w:instrText xml:space="preserve"> PAGEREF _Toc225359871 \h </w:instrText>
         </w:r>
         <w:r>
           <w:rPr>
@@ -2952,12 +4634,11 @@
         <w:tabs>
           <w:tab w:val="right" w:leader="dot" w:pos="8630"/>
         </w:tabs>
-        <w:outlineLvl w:val="2"/>
         <w:rPr>
           <w:noProof/>
         </w:rPr>
       </w:pPr>
-      <w:hyperlink w:anchor="_Toc225359667" w:history="1">
+      <w:hyperlink w:anchor="_Toc225359872" w:history="1">
         <w:r>
           <w:rPr>
             <w:rStyle w:val="Hyperlink"/>
@@ -2985,7 +4666,7 @@
             <w:noProof/>
             <w:webHidden/>
           </w:rPr>
-          <w:instrText xml:space="preserve"> PAGEREF _Toc225359667 \h </w:instrText>
+          <w:instrText xml:space="preserve"> PAGEREF _Toc225359872 \h </w:instrText>
         </w:r>
         <w:r>
           <w:rPr>
@@ -3022,12 +4703,11 @@
         <w:tabs>
           <w:tab w:val="right" w:leader="dot" w:pos="8630"/>
         </w:tabs>
-        <w:outlineLvl w:val="2"/>
         <w:rPr>
           <w:noProof/>
         </w:rPr>
       </w:pPr>
-      <w:hyperlink w:anchor="_Toc225359668" w:history="1">
+      <w:hyperlink w:anchor="_Toc225359873" w:history="1">
         <w:r>
           <w:rPr>
             <w:rStyle w:val="Hyperlink"/>
@@ -3055,7 +4735,7 @@
             <w:noProof/>
             <w:webHidden/>
           </w:rPr>
-          <w:instrText xml:space="preserve"> PAGEREF _Toc225359668 \h </w:instrText>
+          <w:instrText xml:space="preserve"> PAGEREF _Toc225359873 \h </w:instrText>
         </w:r>
         <w:r>
           <w:rPr>
@@ -3092,12 +4772,11 @@
         <w:tabs>
           <w:tab w:val="right" w:leader="dot" w:pos="8630"/>
         </w:tabs>
-        <w:outlineLvl w:val="2"/>
         <w:rPr>
           <w:noProof/>
         </w:rPr>
       </w:pPr>
-      <w:hyperlink w:anchor="_Toc225359669" w:history="1">
+      <w:hyperlink w:anchor="_Toc225359874" w:history="1">
         <w:r>
           <w:rPr>
             <w:rStyle w:val="Hyperlink"/>
@@ -3155,7 +4834,7 @@
             <w:noProof/>
             <w:webHidden/>
           </w:rPr>
-          <w:instrText xml:space="preserve"> PAGEREF _Toc225359669 \h </w:instrText>
+          <w:instrText xml:space="preserve"> PAGEREF _Toc225359874 \h </w:instrText>
         </w:r>
         <w:r>
           <w:rPr>
@@ -3185,409 +4864,6 @@
           <w:fldChar w:fldCharType="end"/>
         </w:r>
       </w:hyperlink>
-    </w:p>
-    <w:p>
-      <w:pPr>
-        <w:pStyle w:val="TOC1"/>
-        <w:tabs>
-          <w:tab w:val="right" w:leader="dot" w:pos="8640"/>
-        </w:tabs>
-        <w:outlineLvl w:val="2"/>
-      </w:pPr>
-      <w:r>
-        <w:rPr>
-          <w:rFonts w:ascii="Calibri Light" w:hAnsi="Calibri Light"/>
-          <w:color w:val="2F5496"/>
-          <w:sz w:val="32"/>
-          <w:szCs w:val="32"/>
-        </w:rPr>
-        <w:fldChar w:fldCharType="end"/>
-      </w:r>
-      <w:r>
-        <w:rPr>
-          <w:b/>
-          <w:bCs/>
-        </w:rPr>
-        <w:t>I</w:t>
-      </w:r>
-      <w:r>
-        <w:rPr>
-          <w:b/>
-          <w:bCs/>
-        </w:rPr>
-        <w:t>NTRODUCTION</w:t>
-      </w:r>
-      <w:r>
-        <w:rPr>
-          <w:b/>
-          <w:bCs/>
-        </w:rPr>
-        <w:tab/>
-        <w:t>1</w:t>
-      </w:r>
-    </w:p>
-    <w:p>
-      <w:pPr>
-        <w:pStyle w:val="TOC2"/>
-        <w:tabs>
-          <w:tab w:val="right" w:leader="dot" w:pos="8640"/>
-        </w:tabs>
-        <w:ind w:left="216"/>
-      </w:pPr>
-      <w:r>
-        <w:t>Type chapter title (level 2)</w:t>
-      </w:r>
-      <w:r>
-        <w:tab/>
-        <w:t>2</w:t>
-      </w:r>
-    </w:p>
-    <w:p>
-      <w:pPr>
-        <w:pStyle w:val="TOC3"/>
-        <w:tabs>
-          <w:tab w:val="right" w:leader="dot" w:pos="8640"/>
-        </w:tabs>
-        <w:ind w:left="446"/>
-      </w:pPr>
-      <w:r>
-        <w:t>Type chapter title (level 3)</w:t>
-      </w:r>
-      <w:r>
-        <w:tab/>
-        <w:t>3</w:t>
-      </w:r>
-    </w:p>
-    <w:p>
-      <w:pPr>
-        <w:pStyle w:val="TOC1"/>
-        <w:tabs>
-          <w:tab w:val="right" w:leader="dot" w:pos="8640"/>
-        </w:tabs>
-      </w:pPr>
-      <w:r>
-        <w:rPr>
-          <w:b/>
-          <w:bCs/>
-        </w:rPr>
-        <w:t>Type chapter title (level 1)</w:t>
-      </w:r>
-      <w:r>
-        <w:rPr>
-          <w:b/>
-          <w:bCs/>
-        </w:rPr>
-        <w:tab/>
-        <w:t>4</w:t>
-      </w:r>
-    </w:p>
-    <w:p>
-      <w:pPr>
-        <w:pStyle w:val="TOC2"/>
-        <w:tabs>
-          <w:tab w:val="right" w:leader="dot" w:pos="8640"/>
-        </w:tabs>
-        <w:ind w:left="216"/>
-      </w:pPr>
-      <w:r>
-        <w:t>Type chapter title (level 2)</w:t>
-      </w:r>
-      <w:r>
-        <w:tab/>
-        <w:t>5</w:t>
-      </w:r>
-    </w:p>
-    <w:p>
-      <w:pPr>
-        <w:pStyle w:val="TOC3"/>
-        <w:tabs>
-          <w:tab w:val="right" w:leader="dot" w:pos="8640"/>
-        </w:tabs>
-        <w:ind w:left="446"/>
-      </w:pPr>
-      <w:r>
-        <w:t>Type chapter title (level 3)</w:t>
-      </w:r>
-      <w:r>
-        <w:tab/>
-        <w:t>6</w:t>
-      </w:r>
-    </w:p>
-    <w:p>
-      <w:pPr>
-        <w:rPr>
-          <w:lang w:val="en"/>
-        </w:rPr>
-      </w:pPr>
-    </w:p>
-    <w:p>
-      <w:pPr>
-        <w:rPr>
-          <w:lang w:val="en"/>
-        </w:rPr>
-      </w:pPr>
-    </w:p>
-    <w:p>
-      <w:pPr>
-        <w:rPr>
-          <w:lang w:val="en"/>
-        </w:rPr>
-      </w:pPr>
-    </w:p>
-    <w:p>
-      <w:pPr>
-        <w:rPr>
-          <w:lang w:val="en"/>
-        </w:rPr>
-      </w:pPr>
-    </w:p>
-    <w:p>
-      <w:pPr>
-        <w:rPr>
-          <w:lang w:val="en"/>
-        </w:rPr>
-      </w:pPr>
-    </w:p>
-    <w:p>
-      <w:pPr>
-        <w:rPr>
-          <w:lang w:val="en"/>
-        </w:rPr>
-      </w:pPr>
-    </w:p>
-    <w:p>
-      <w:pPr>
-        <w:rPr>
-          <w:lang w:val="en"/>
-        </w:rPr>
-      </w:pPr>
-    </w:p>
-    <w:p>
-      <w:pPr>
-        <w:rPr>
-          <w:lang w:val="en"/>
-        </w:rPr>
-      </w:pPr>
-    </w:p>
-    <w:p>
-      <w:pPr>
-        <w:rPr>
-          <w:lang w:val="en"/>
-        </w:rPr>
-      </w:pPr>
-    </w:p>
-    <w:p>
-      <w:pPr>
-        <w:rPr>
-          <w:lang w:val="en"/>
-        </w:rPr>
-      </w:pPr>
-    </w:p>
-    <w:p>
-      <w:pPr>
-        <w:rPr>
-          <w:lang w:val="en"/>
-        </w:rPr>
-      </w:pPr>
-    </w:p>
-    <w:p>
-      <w:pPr>
-        <w:rPr>
-          <w:lang w:val="en"/>
-        </w:rPr>
-      </w:pPr>
-    </w:p>
-    <w:p>
-      <w:pPr>
-        <w:rPr>
-          <w:lang w:val="en"/>
-        </w:rPr>
-      </w:pPr>
-    </w:p>
-    <w:p>
-      <w:pPr>
-        <w:rPr>
-          <w:lang w:val="en"/>
-        </w:rPr>
-      </w:pPr>
-    </w:p>
-    <w:p>
-      <w:pPr>
-        <w:rPr>
-          <w:lang w:val="en"/>
-        </w:rPr>
-      </w:pPr>
-    </w:p>
-    <w:p>
-      <w:pPr>
-        <w:rPr>
-          <w:lang w:val="en"/>
-        </w:rPr>
-      </w:pPr>
-    </w:p>
-    <w:p>
-      <w:pPr>
-        <w:rPr>
-          <w:lang w:val="en"/>
-        </w:rPr>
-      </w:pPr>
-    </w:p>
-    <w:p>
-      <w:pPr>
-        <w:rPr>
-          <w:lang w:val="en"/>
-        </w:rPr>
-      </w:pPr>
-    </w:p>
-    <w:p>
-      <w:pPr>
-        <w:rPr>
-          <w:lang w:val="en"/>
-        </w:rPr>
-      </w:pPr>
-    </w:p>
-    <w:p>
-      <w:pPr>
-        <w:rPr>
-          <w:lang w:val="en"/>
-        </w:rPr>
-      </w:pPr>
-    </w:p>
-    <w:p>
-      <w:pPr>
-        <w:rPr>
-          <w:lang w:val="en"/>
-        </w:rPr>
-      </w:pPr>
-    </w:p>
-    <w:p>
-      <w:pPr>
-        <w:rPr>
-          <w:lang w:val="en"/>
-        </w:rPr>
-      </w:pPr>
-    </w:p>
-    <w:p>
-      <w:pPr>
-        <w:rPr>
-          <w:lang w:val="en"/>
-        </w:rPr>
-      </w:pPr>
-    </w:p>
-    <w:p>
-      <w:pPr>
-        <w:rPr>
-          <w:lang w:val="en"/>
-        </w:rPr>
-      </w:pPr>
-    </w:p>
-    <w:p>
-      <w:pPr>
-        <w:rPr>
-          <w:lang w:val="en"/>
-        </w:rPr>
-      </w:pPr>
-    </w:p>
-    <w:p>
-      <w:pPr>
-        <w:rPr>
-          <w:lang w:val="en"/>
-        </w:rPr>
-      </w:pPr>
-    </w:p>
-    <w:p>
-      <w:pPr>
-        <w:rPr>
-          <w:lang w:val="en"/>
-        </w:rPr>
-      </w:pPr>
-    </w:p>
-    <w:p>
-      <w:pPr>
-        <w:rPr>
-          <w:lang w:val="en"/>
-        </w:rPr>
-      </w:pPr>
-    </w:p>
-    <w:p>
-      <w:pPr>
-        <w:tabs>
-          <w:tab w:val="left" w:pos="1377"/>
-        </w:tabs>
-        <w:rPr>
-          <w:lang w:val="en"/>
-        </w:rPr>
-      </w:pPr>
-      <w:r>
-        <w:rPr>
-          <w:lang w:val="en"/>
-        </w:rPr>
-        <w:tab/>
-      </w:r>
-    </w:p>
-    <w:p>
-      <w:pPr>
-        <w:pStyle w:val="Heading2"/>
-        <w:spacing w:before="66"/>
-        <w:jc w:val="center"/>
-        <w:rPr>
-          <w:spacing w:val="-2"/>
-          <w:sz w:val="36"/>
-          <w:szCs w:val="36"/>
-        </w:rPr>
-      </w:pPr>
-      <w:hyperlink w:anchor="_bookmark0" w:history="1">
-        <w:bookmarkStart w:id="17" w:name="_Toc225359875"/>
-        <w:bookmarkStart w:id="18" w:name="_Toc225360058"/>
-        <w:r>
-          <w:rPr>
-            <w:sz w:val="36"/>
-            <w:szCs w:val="36"/>
-          </w:rPr>
-          <w:t>List</w:t>
-        </w:r>
-        <w:r>
-          <w:rPr>
-            <w:spacing w:val="-1"/>
-            <w:sz w:val="36"/>
-            <w:szCs w:val="36"/>
-          </w:rPr>
-          <w:t xml:space="preserve"> </w:t>
-        </w:r>
-        <w:r>
-          <w:rPr>
-            <w:sz w:val="36"/>
-            <w:szCs w:val="36"/>
-          </w:rPr>
-          <w:t>of</w:t>
-        </w:r>
-        <w:r>
-          <w:rPr>
-            <w:spacing w:val="-1"/>
-            <w:sz w:val="36"/>
-            <w:szCs w:val="36"/>
-          </w:rPr>
-          <w:t xml:space="preserve"> </w:t>
-        </w:r>
-        <w:r>
-          <w:rPr>
-            <w:spacing w:val="-2"/>
-            <w:sz w:val="36"/>
-            <w:szCs w:val="36"/>
-          </w:rPr>
-          <w:t>Figures</w:t>
-        </w:r>
-        <w:bookmarkEnd w:id="17"/>
-        <w:bookmarkEnd w:id="18"/>
-      </w:hyperlink>
-    </w:p>
-    <w:p>
-      <w:pPr>
-        <w:pStyle w:val="TOCHeading"/>
-      </w:pPr>
-      <w:r>
-        <w:t>Contents</w:t>
-      </w:r>
     </w:p>
     <w:p>
       <w:pPr>
@@ -3599,23 +4875,44 @@
           <w:noProof/>
         </w:rPr>
       </w:pPr>
-      <w:r>
-        <w:fldChar w:fldCharType="begin"/>
-      </w:r>
-      <w:r>
-        <w:instrText xml:space="preserve"> TOC \o "1-3" \h \z \u </w:instrText>
-      </w:r>
-      <w:r>
-        <w:fldChar w:fldCharType="separate"/>
-      </w:r>
-      <w:hyperlink w:anchor="_Toc225359871" w:history="1">
+      <w:hyperlink w:anchor="_Toc225359875" w:history="1">
         <w:r>
           <w:rPr>
             <w:rStyle w:val="Hyperlink"/>
             <w:noProof/>
+          </w:rPr>
+          <w:t>List</w:t>
+        </w:r>
+        <w:r>
+          <w:rPr>
+            <w:rStyle w:val="Hyperlink"/>
+            <w:noProof/>
+            <w:spacing w:val="-1"/>
+          </w:rPr>
+          <w:t xml:space="preserve"> </w:t>
+        </w:r>
+        <w:r>
+          <w:rPr>
+            <w:rStyle w:val="Hyperlink"/>
+            <w:noProof/>
+          </w:rPr>
+          <w:t>of</w:t>
+        </w:r>
+        <w:r>
+          <w:rPr>
+            <w:rStyle w:val="Hyperlink"/>
+            <w:noProof/>
+            <w:spacing w:val="-1"/>
+          </w:rPr>
+          <w:t xml:space="preserve"> </w:t>
+        </w:r>
+        <w:r>
+          <w:rPr>
+            <w:rStyle w:val="Hyperlink"/>
+            <w:noProof/>
             <w:spacing w:val="-2"/>
           </w:rPr>
-          <w:t>Declaration</w:t>
+          <w:t>Figures</w:t>
         </w:r>
         <w:r>
           <w:rPr>
@@ -3636,7 +4933,7 @@
             <w:noProof/>
             <w:webHidden/>
           </w:rPr>
-          <w:instrText xml:space="preserve"> PAGEREF _Toc225359871 \h </w:instrText>
+          <w:instrText xml:space="preserve"> PAGEREF _Toc225359875 \h </w:instrText>
         </w:r>
         <w:r>
           <w:rPr>
@@ -3656,7 +4953,7 @@
             <w:noProof/>
             <w:webHidden/>
           </w:rPr>
-          <w:t>III</w:t>
+          <w:t>VIII</w:t>
         </w:r>
         <w:r>
           <w:rPr>
@@ -3666,6 +4963,297 @@
           <w:fldChar w:fldCharType="end"/>
         </w:r>
       </w:hyperlink>
+    </w:p>
+    <w:p>
+      <w:r>
+        <w:rPr>
+          <w:b/>
+          <w:bCs/>
+          <w:noProof/>
+        </w:rPr>
+        <w:fldChar w:fldCharType="end"/>
+      </w:r>
+    </w:p>
+    <w:p>
+      <w:pPr>
+        <w:spacing w:before="370"/>
+        <w:rPr>
+          <w:lang w:val="en"/>
+        </w:rPr>
+      </w:pPr>
+    </w:p>
+    <w:p>
+      <w:pPr>
+        <w:tabs>
+          <w:tab w:val="left" w:pos="1377"/>
+        </w:tabs>
+        <w:rPr>
+          <w:b/>
+          <w:bCs/>
+          <w:color w:val="000000"/>
+          <w:sz w:val="36"/>
+          <w:szCs w:val="36"/>
+          <w:lang w:val="en"/>
+        </w:rPr>
+      </w:pPr>
+    </w:p>
+    <w:p>
+      <w:pPr>
+        <w:rPr>
+          <w:lang w:val="en"/>
+        </w:rPr>
+      </w:pPr>
+    </w:p>
+    <w:p>
+      <w:pPr>
+        <w:rPr>
+          <w:lang w:val="en"/>
+        </w:rPr>
+      </w:pPr>
+    </w:p>
+    <w:p>
+      <w:pPr>
+        <w:rPr>
+          <w:lang w:val="en"/>
+        </w:rPr>
+      </w:pPr>
+    </w:p>
+    <w:p>
+      <w:pPr>
+        <w:rPr>
+          <w:lang w:val="en"/>
+        </w:rPr>
+      </w:pPr>
+    </w:p>
+    <w:p>
+      <w:pPr>
+        <w:rPr>
+          <w:lang w:val="en"/>
+        </w:rPr>
+      </w:pPr>
+    </w:p>
+    <w:p>
+      <w:pPr>
+        <w:rPr>
+          <w:lang w:val="en"/>
+        </w:rPr>
+      </w:pPr>
+    </w:p>
+    <w:p>
+      <w:pPr>
+        <w:rPr>
+          <w:lang w:val="en"/>
+        </w:rPr>
+      </w:pPr>
+    </w:p>
+    <w:p>
+      <w:pPr>
+        <w:rPr>
+          <w:lang w:val="en"/>
+        </w:rPr>
+      </w:pPr>
+    </w:p>
+    <w:p>
+      <w:pPr>
+        <w:rPr>
+          <w:lang w:val="en"/>
+        </w:rPr>
+      </w:pPr>
+    </w:p>
+    <w:p>
+      <w:pPr>
+        <w:rPr>
+          <w:lang w:val="en"/>
+        </w:rPr>
+      </w:pPr>
+    </w:p>
+    <w:p>
+      <w:pPr>
+        <w:rPr>
+          <w:lang w:val="en"/>
+        </w:rPr>
+      </w:pPr>
+    </w:p>
+    <w:p>
+      <w:pPr>
+        <w:rPr>
+          <w:lang w:val="en"/>
+        </w:rPr>
+      </w:pPr>
+    </w:p>
+    <w:p>
+      <w:pPr>
+        <w:rPr>
+          <w:lang w:val="en"/>
+        </w:rPr>
+      </w:pPr>
+    </w:p>
+    <w:p>
+      <w:pPr>
+        <w:rPr>
+          <w:lang w:val="en"/>
+        </w:rPr>
+      </w:pPr>
+    </w:p>
+    <w:p>
+      <w:pPr>
+        <w:rPr>
+          <w:lang w:val="en"/>
+        </w:rPr>
+      </w:pPr>
+    </w:p>
+    <w:p>
+      <w:pPr>
+        <w:rPr>
+          <w:lang w:val="en"/>
+        </w:rPr>
+      </w:pPr>
+    </w:p>
+    <w:p>
+      <w:pPr>
+        <w:rPr>
+          <w:lang w:val="en"/>
+        </w:rPr>
+      </w:pPr>
+    </w:p>
+    <w:p>
+      <w:pPr>
+        <w:rPr>
+          <w:lang w:val="en"/>
+        </w:rPr>
+      </w:pPr>
+    </w:p>
+    <w:p>
+      <w:pPr>
+        <w:rPr>
+          <w:lang w:val="en"/>
+        </w:rPr>
+      </w:pPr>
+    </w:p>
+    <w:p>
+      <w:pPr>
+        <w:rPr>
+          <w:lang w:val="en"/>
+        </w:rPr>
+      </w:pPr>
+    </w:p>
+    <w:p>
+      <w:pPr>
+        <w:rPr>
+          <w:lang w:val="en"/>
+        </w:rPr>
+      </w:pPr>
+    </w:p>
+    <w:p>
+      <w:pPr>
+        <w:rPr>
+          <w:lang w:val="en"/>
+        </w:rPr>
+      </w:pPr>
+    </w:p>
+    <w:p>
+      <w:pPr>
+        <w:rPr>
+          <w:lang w:val="en"/>
+        </w:rPr>
+      </w:pPr>
+    </w:p>
+    <w:p>
+      <w:pPr>
+        <w:rPr>
+          <w:lang w:val="en"/>
+        </w:rPr>
+      </w:pPr>
+    </w:p>
+    <w:p>
+      <w:pPr>
+        <w:rPr>
+          <w:lang w:val="en"/>
+        </w:rPr>
+      </w:pPr>
+    </w:p>
+    <w:p>
+      <w:pPr>
+        <w:rPr>
+          <w:lang w:val="en"/>
+        </w:rPr>
+      </w:pPr>
+    </w:p>
+    <w:p>
+      <w:pPr>
+        <w:rPr>
+          <w:lang w:val="en"/>
+        </w:rPr>
+      </w:pPr>
+    </w:p>
+    <w:p>
+      <w:pPr>
+        <w:rPr>
+          <w:lang w:val="en"/>
+        </w:rPr>
+      </w:pPr>
+    </w:p>
+    <w:p>
+      <w:pPr>
+        <w:rPr>
+          <w:lang w:val="en"/>
+        </w:rPr>
+      </w:pPr>
+    </w:p>
+    <w:p>
+      <w:pPr>
+        <w:rPr>
+          <w:lang w:val="en"/>
+        </w:rPr>
+      </w:pPr>
+    </w:p>
+    <w:p>
+      <w:pPr>
+        <w:tabs>
+          <w:tab w:val="left" w:pos="1340"/>
+        </w:tabs>
+        <w:rPr>
+          <w:lang w:val="en"/>
+        </w:rPr>
+      </w:pPr>
+      <w:r>
+        <w:rPr>
+          <w:lang w:val="en"/>
+        </w:rPr>
+        <w:tab/>
+      </w:r>
+    </w:p>
+    <w:p>
+      <w:pPr>
+        <w:pStyle w:val="Heading2"/>
+        <w:spacing w:before="66"/>
+        <w:jc w:val="center"/>
+        <w:rPr>
+          <w:sz w:val="36"/>
+          <w:szCs w:val="36"/>
+        </w:rPr>
+      </w:pPr>
+      <w:bookmarkStart w:id="25" w:name="_Toc225360059"/>
+      <w:bookmarkStart w:id="26" w:name="_Toc229130927"/>
+      <w:bookmarkStart w:id="27" w:name="_Toc229157849"/>
+      <w:r>
+        <w:rPr>
+          <w:sz w:val="36"/>
+          <w:szCs w:val="36"/>
+        </w:rPr>
+        <w:t>List of Tables</w:t>
+      </w:r>
+      <w:bookmarkEnd w:id="25"/>
+      <w:bookmarkEnd w:id="26"/>
+      <w:bookmarkEnd w:id="27"/>
+    </w:p>
+    <w:p>
+      <w:pPr>
+        <w:pStyle w:val="TOCHeading"/>
+      </w:pPr>
+      <w:r>
+        <w:t>Contents</w:t>
+      </w:r>
     </w:p>
     <w:p>
       <w:pPr>
@@ -3677,14 +5265,23 @@
           <w:noProof/>
         </w:rPr>
       </w:pPr>
-      <w:hyperlink w:anchor="_Toc225359872" w:history="1">
+      <w:r>
+        <w:fldChar w:fldCharType="begin"/>
+      </w:r>
+      <w:r>
+        <w:instrText xml:space="preserve"> TOC \o "1-3" \h \z \u </w:instrText>
+      </w:r>
+      <w:r>
+        <w:fldChar w:fldCharType="separate"/>
+      </w:r>
+      <w:hyperlink w:anchor="_Toc225360054" w:history="1">
         <w:r>
           <w:rPr>
             <w:rStyle w:val="Hyperlink"/>
             <w:noProof/>
             <w:spacing w:val="-2"/>
           </w:rPr>
-          <w:t>Dedication</w:t>
+          <w:t>Declaration</w:t>
         </w:r>
         <w:r>
           <w:rPr>
@@ -3705,7 +5302,7 @@
             <w:noProof/>
             <w:webHidden/>
           </w:rPr>
-          <w:instrText xml:space="preserve"> PAGEREF _Toc225359872 \h </w:instrText>
+          <w:instrText xml:space="preserve"> PAGEREF _Toc225360054 \h </w:instrText>
         </w:r>
         <w:r>
           <w:rPr>
@@ -3725,7 +5322,7 @@
             <w:noProof/>
             <w:webHidden/>
           </w:rPr>
-          <w:t>IV</w:t>
+          <w:t>III</w:t>
         </w:r>
         <w:r>
           <w:rPr>
@@ -3746,14 +5343,14 @@
           <w:noProof/>
         </w:rPr>
       </w:pPr>
-      <w:hyperlink w:anchor="_Toc225359873" w:history="1">
+      <w:hyperlink w:anchor="_Toc225360055" w:history="1">
         <w:r>
           <w:rPr>
             <w:rStyle w:val="Hyperlink"/>
             <w:noProof/>
             <w:spacing w:val="-2"/>
           </w:rPr>
-          <w:t>Abstract</w:t>
+          <w:t>Dedication</w:t>
         </w:r>
         <w:r>
           <w:rPr>
@@ -3774,7 +5371,7 @@
             <w:noProof/>
             <w:webHidden/>
           </w:rPr>
-          <w:instrText xml:space="preserve"> PAGEREF _Toc225359873 \h </w:instrText>
+          <w:instrText xml:space="preserve"> PAGEREF _Toc225360055 \h </w:instrText>
         </w:r>
         <w:r>
           <w:rPr>
@@ -3794,7 +5391,7 @@
             <w:noProof/>
             <w:webHidden/>
           </w:rPr>
-          <w:t>VI</w:t>
+          <w:t>IV</w:t>
         </w:r>
         <w:r>
           <w:rPr>
@@ -3815,44 +5412,14 @@
           <w:noProof/>
         </w:rPr>
       </w:pPr>
-      <w:hyperlink w:anchor="_Toc225359874" w:history="1">
+      <w:hyperlink w:anchor="_Toc225360056" w:history="1">
         <w:r>
           <w:rPr>
             <w:rStyle w:val="Hyperlink"/>
             <w:noProof/>
-          </w:rPr>
-          <w:t>Table</w:t>
-        </w:r>
-        <w:r>
-          <w:rPr>
-            <w:rStyle w:val="Hyperlink"/>
-            <w:noProof/>
-            <w:spacing w:val="-13"/>
-          </w:rPr>
-          <w:t xml:space="preserve"> </w:t>
-        </w:r>
-        <w:r>
-          <w:rPr>
-            <w:rStyle w:val="Hyperlink"/>
-            <w:noProof/>
-          </w:rPr>
-          <w:t>of</w:t>
-        </w:r>
-        <w:r>
-          <w:rPr>
-            <w:rStyle w:val="Hyperlink"/>
-            <w:noProof/>
-            <w:spacing w:val="-16"/>
-          </w:rPr>
-          <w:t xml:space="preserve"> </w:t>
-        </w:r>
-        <w:r>
-          <w:rPr>
-            <w:rStyle w:val="Hyperlink"/>
-            <w:noProof/>
             <w:spacing w:val="-2"/>
           </w:rPr>
-          <w:t>Contents</w:t>
+          <w:t>Abstract</w:t>
         </w:r>
         <w:r>
           <w:rPr>
@@ -3873,7 +5440,7 @@
             <w:noProof/>
             <w:webHidden/>
           </w:rPr>
-          <w:instrText xml:space="preserve"> PAGEREF _Toc225359874 \h </w:instrText>
+          <w:instrText xml:space="preserve"> PAGEREF _Toc225360056 \h </w:instrText>
         </w:r>
         <w:r>
           <w:rPr>
@@ -3893,7 +5460,7 @@
             <w:noProof/>
             <w:webHidden/>
           </w:rPr>
-          <w:t>VII</w:t>
+          <w:t>VI</w:t>
         </w:r>
         <w:r>
           <w:rPr>
@@ -3914,19 +5481,19 @@
           <w:noProof/>
         </w:rPr>
       </w:pPr>
-      <w:hyperlink w:anchor="_Toc225359875" w:history="1">
+      <w:hyperlink w:anchor="_Toc225360057" w:history="1">
         <w:r>
           <w:rPr>
             <w:rStyle w:val="Hyperlink"/>
             <w:noProof/>
           </w:rPr>
-          <w:t>List</w:t>
+          <w:t>Table</w:t>
         </w:r>
         <w:r>
           <w:rPr>
             <w:rStyle w:val="Hyperlink"/>
             <w:noProof/>
-            <w:spacing w:val="-1"/>
+            <w:spacing w:val="-13"/>
           </w:rPr>
           <w:t xml:space="preserve"> </w:t>
         </w:r>
@@ -3941,7 +5508,7 @@
           <w:rPr>
             <w:rStyle w:val="Hyperlink"/>
             <w:noProof/>
-            <w:spacing w:val="-1"/>
+            <w:spacing w:val="-16"/>
           </w:rPr>
           <w:t xml:space="preserve"> </w:t>
         </w:r>
@@ -3951,7 +5518,7 @@
             <w:noProof/>
             <w:spacing w:val="-2"/>
           </w:rPr>
-          <w:t>Figures</w:t>
+          <w:t>Contents</w:t>
         </w:r>
         <w:r>
           <w:rPr>
@@ -3972,7 +5539,7 @@
             <w:noProof/>
             <w:webHidden/>
           </w:rPr>
-          <w:instrText xml:space="preserve"> PAGEREF _Toc225359875 \h </w:instrText>
+          <w:instrText xml:space="preserve"> PAGEREF _Toc225360057 \h </w:instrText>
         </w:r>
         <w:r>
           <w:rPr>
@@ -3992,7 +5559,7 @@
             <w:noProof/>
             <w:webHidden/>
           </w:rPr>
-          <w:t>VIII</w:t>
+          <w:t>VII</w:t>
         </w:r>
         <w:r>
           <w:rPr>
@@ -4002,295 +5569,6 @@
           <w:fldChar w:fldCharType="end"/>
         </w:r>
       </w:hyperlink>
-    </w:p>
-    <w:p>
-      <w:r>
-        <w:rPr>
-          <w:b/>
-          <w:bCs/>
-          <w:noProof/>
-        </w:rPr>
-        <w:fldChar w:fldCharType="end"/>
-      </w:r>
-    </w:p>
-    <w:p>
-      <w:pPr>
-        <w:spacing w:before="370"/>
-        <w:rPr>
-          <w:lang w:val="en"/>
-        </w:rPr>
-      </w:pPr>
-    </w:p>
-    <w:p>
-      <w:pPr>
-        <w:tabs>
-          <w:tab w:val="left" w:pos="1377"/>
-        </w:tabs>
-        <w:rPr>
-          <w:b/>
-          <w:bCs/>
-          <w:color w:val="000000"/>
-          <w:sz w:val="36"/>
-          <w:szCs w:val="36"/>
-          <w:lang w:val="en"/>
-        </w:rPr>
-      </w:pPr>
-    </w:p>
-    <w:p>
-      <w:pPr>
-        <w:rPr>
-          <w:lang w:val="en"/>
-        </w:rPr>
-      </w:pPr>
-    </w:p>
-    <w:p>
-      <w:pPr>
-        <w:rPr>
-          <w:lang w:val="en"/>
-        </w:rPr>
-      </w:pPr>
-    </w:p>
-    <w:p>
-      <w:pPr>
-        <w:rPr>
-          <w:lang w:val="en"/>
-        </w:rPr>
-      </w:pPr>
-    </w:p>
-    <w:p>
-      <w:pPr>
-        <w:rPr>
-          <w:lang w:val="en"/>
-        </w:rPr>
-      </w:pPr>
-    </w:p>
-    <w:p>
-      <w:pPr>
-        <w:rPr>
-          <w:lang w:val="en"/>
-        </w:rPr>
-      </w:pPr>
-    </w:p>
-    <w:p>
-      <w:pPr>
-        <w:rPr>
-          <w:lang w:val="en"/>
-        </w:rPr>
-      </w:pPr>
-    </w:p>
-    <w:p>
-      <w:pPr>
-        <w:rPr>
-          <w:lang w:val="en"/>
-        </w:rPr>
-      </w:pPr>
-    </w:p>
-    <w:p>
-      <w:pPr>
-        <w:rPr>
-          <w:lang w:val="en"/>
-        </w:rPr>
-      </w:pPr>
-    </w:p>
-    <w:p>
-      <w:pPr>
-        <w:rPr>
-          <w:lang w:val="en"/>
-        </w:rPr>
-      </w:pPr>
-    </w:p>
-    <w:p>
-      <w:pPr>
-        <w:rPr>
-          <w:lang w:val="en"/>
-        </w:rPr>
-      </w:pPr>
-    </w:p>
-    <w:p>
-      <w:pPr>
-        <w:rPr>
-          <w:lang w:val="en"/>
-        </w:rPr>
-      </w:pPr>
-    </w:p>
-    <w:p>
-      <w:pPr>
-        <w:rPr>
-          <w:lang w:val="en"/>
-        </w:rPr>
-      </w:pPr>
-    </w:p>
-    <w:p>
-      <w:pPr>
-        <w:rPr>
-          <w:lang w:val="en"/>
-        </w:rPr>
-      </w:pPr>
-    </w:p>
-    <w:p>
-      <w:pPr>
-        <w:rPr>
-          <w:lang w:val="en"/>
-        </w:rPr>
-      </w:pPr>
-    </w:p>
-    <w:p>
-      <w:pPr>
-        <w:rPr>
-          <w:lang w:val="en"/>
-        </w:rPr>
-      </w:pPr>
-    </w:p>
-    <w:p>
-      <w:pPr>
-        <w:rPr>
-          <w:lang w:val="en"/>
-        </w:rPr>
-      </w:pPr>
-    </w:p>
-    <w:p>
-      <w:pPr>
-        <w:rPr>
-          <w:lang w:val="en"/>
-        </w:rPr>
-      </w:pPr>
-    </w:p>
-    <w:p>
-      <w:pPr>
-        <w:rPr>
-          <w:lang w:val="en"/>
-        </w:rPr>
-      </w:pPr>
-    </w:p>
-    <w:p>
-      <w:pPr>
-        <w:rPr>
-          <w:lang w:val="en"/>
-        </w:rPr>
-      </w:pPr>
-    </w:p>
-    <w:p>
-      <w:pPr>
-        <w:rPr>
-          <w:lang w:val="en"/>
-        </w:rPr>
-      </w:pPr>
-    </w:p>
-    <w:p>
-      <w:pPr>
-        <w:rPr>
-          <w:lang w:val="en"/>
-        </w:rPr>
-      </w:pPr>
-    </w:p>
-    <w:p>
-      <w:pPr>
-        <w:rPr>
-          <w:lang w:val="en"/>
-        </w:rPr>
-      </w:pPr>
-    </w:p>
-    <w:p>
-      <w:pPr>
-        <w:rPr>
-          <w:lang w:val="en"/>
-        </w:rPr>
-      </w:pPr>
-    </w:p>
-    <w:p>
-      <w:pPr>
-        <w:rPr>
-          <w:lang w:val="en"/>
-        </w:rPr>
-      </w:pPr>
-    </w:p>
-    <w:p>
-      <w:pPr>
-        <w:rPr>
-          <w:lang w:val="en"/>
-        </w:rPr>
-      </w:pPr>
-    </w:p>
-    <w:p>
-      <w:pPr>
-        <w:rPr>
-          <w:lang w:val="en"/>
-        </w:rPr>
-      </w:pPr>
-    </w:p>
-    <w:p>
-      <w:pPr>
-        <w:rPr>
-          <w:lang w:val="en"/>
-        </w:rPr>
-      </w:pPr>
-    </w:p>
-    <w:p>
-      <w:pPr>
-        <w:rPr>
-          <w:lang w:val="en"/>
-        </w:rPr>
-      </w:pPr>
-    </w:p>
-    <w:p>
-      <w:pPr>
-        <w:rPr>
-          <w:lang w:val="en"/>
-        </w:rPr>
-      </w:pPr>
-    </w:p>
-    <w:p>
-      <w:pPr>
-        <w:rPr>
-          <w:lang w:val="en"/>
-        </w:rPr>
-      </w:pPr>
-    </w:p>
-    <w:p>
-      <w:pPr>
-        <w:tabs>
-          <w:tab w:val="left" w:pos="1340"/>
-        </w:tabs>
-        <w:rPr>
-          <w:lang w:val="en"/>
-        </w:rPr>
-      </w:pPr>
-      <w:r>
-        <w:rPr>
-          <w:lang w:val="en"/>
-        </w:rPr>
-        <w:tab/>
-      </w:r>
-    </w:p>
-    <w:p>
-      <w:pPr>
-        <w:pStyle w:val="Heading1"/>
-        <w:jc w:val="center"/>
-        <w:rPr>
-          <w:sz w:val="36"/>
-          <w:szCs w:val="36"/>
-          <w:lang w:val="en"/>
-        </w:rPr>
-      </w:pPr>
-      <w:bookmarkStart w:id="19" w:name="_Toc225360059"/>
-      <w:r>
-        <w:rPr>
-          <w:sz w:val="36"/>
-          <w:szCs w:val="36"/>
-          <w:lang w:val="en"/>
-        </w:rPr>
-        <w:lastRenderedPageBreak/>
-        <w:t>List of Tables</w:t>
-      </w:r>
-      <w:bookmarkEnd w:id="19"/>
-    </w:p>
-    <w:p>
-      <w:pPr>
-        <w:pStyle w:val="TOCHeading"/>
-      </w:pPr>
-      <w:r>
-        <w:t>Contents</w:t>
-      </w:r>
     </w:p>
     <w:p>
       <w:pPr>
@@ -4302,321 +5580,6 @@
           <w:noProof/>
         </w:rPr>
       </w:pPr>
-      <w:r>
-        <w:fldChar w:fldCharType="begin"/>
-      </w:r>
-      <w:r>
-        <w:instrText xml:space="preserve"> TOC \o "1-3" \h \z \u </w:instrText>
-      </w:r>
-      <w:r>
-        <w:fldChar w:fldCharType="separate"/>
-      </w:r>
-      <w:hyperlink w:anchor="_Toc225360054" w:history="1">
-        <w:r>
-          <w:rPr>
-            <w:rStyle w:val="Hyperlink"/>
-            <w:noProof/>
-            <w:spacing w:val="-2"/>
-          </w:rPr>
-          <w:t>Declaration</w:t>
-        </w:r>
-        <w:r>
-          <w:rPr>
-            <w:noProof/>
-            <w:webHidden/>
-          </w:rPr>
-          <w:tab/>
-        </w:r>
-        <w:r>
-          <w:rPr>
-            <w:noProof/>
-            <w:webHidden/>
-          </w:rPr>
-          <w:fldChar w:fldCharType="begin"/>
-        </w:r>
-        <w:r>
-          <w:rPr>
-            <w:noProof/>
-            <w:webHidden/>
-          </w:rPr>
-          <w:instrText xml:space="preserve"> PAGEREF _Toc225360054 \h </w:instrText>
-        </w:r>
-        <w:r>
-          <w:rPr>
-            <w:noProof/>
-            <w:webHidden/>
-          </w:rPr>
-        </w:r>
-        <w:r>
-          <w:rPr>
-            <w:noProof/>
-            <w:webHidden/>
-          </w:rPr>
-          <w:fldChar w:fldCharType="separate"/>
-        </w:r>
-        <w:r>
-          <w:rPr>
-            <w:noProof/>
-            <w:webHidden/>
-          </w:rPr>
-          <w:t>III</w:t>
-        </w:r>
-        <w:r>
-          <w:rPr>
-            <w:noProof/>
-            <w:webHidden/>
-          </w:rPr>
-          <w:fldChar w:fldCharType="end"/>
-        </w:r>
-      </w:hyperlink>
-    </w:p>
-    <w:p>
-      <w:pPr>
-        <w:pStyle w:val="TOC2"/>
-        <w:tabs>
-          <w:tab w:val="right" w:leader="dot" w:pos="8630"/>
-        </w:tabs>
-        <w:rPr>
-          <w:noProof/>
-        </w:rPr>
-      </w:pPr>
-      <w:hyperlink w:anchor="_Toc225360055" w:history="1">
-        <w:r>
-          <w:rPr>
-            <w:rStyle w:val="Hyperlink"/>
-            <w:noProof/>
-            <w:spacing w:val="-2"/>
-          </w:rPr>
-          <w:t>Dedication</w:t>
-        </w:r>
-        <w:r>
-          <w:rPr>
-            <w:noProof/>
-            <w:webHidden/>
-          </w:rPr>
-          <w:tab/>
-        </w:r>
-        <w:r>
-          <w:rPr>
-            <w:noProof/>
-            <w:webHidden/>
-          </w:rPr>
-          <w:fldChar w:fldCharType="begin"/>
-        </w:r>
-        <w:r>
-          <w:rPr>
-            <w:noProof/>
-            <w:webHidden/>
-          </w:rPr>
-          <w:instrText xml:space="preserve"> PAGEREF _Toc225360055 \h </w:instrText>
-        </w:r>
-        <w:r>
-          <w:rPr>
-            <w:noProof/>
-            <w:webHidden/>
-          </w:rPr>
-        </w:r>
-        <w:r>
-          <w:rPr>
-            <w:noProof/>
-            <w:webHidden/>
-          </w:rPr>
-          <w:fldChar w:fldCharType="separate"/>
-        </w:r>
-        <w:r>
-          <w:rPr>
-            <w:noProof/>
-            <w:webHidden/>
-          </w:rPr>
-          <w:t>IV</w:t>
-        </w:r>
-        <w:r>
-          <w:rPr>
-            <w:noProof/>
-            <w:webHidden/>
-          </w:rPr>
-          <w:fldChar w:fldCharType="end"/>
-        </w:r>
-      </w:hyperlink>
-    </w:p>
-    <w:p>
-      <w:pPr>
-        <w:pStyle w:val="TOC2"/>
-        <w:tabs>
-          <w:tab w:val="right" w:leader="dot" w:pos="8630"/>
-        </w:tabs>
-        <w:rPr>
-          <w:noProof/>
-        </w:rPr>
-      </w:pPr>
-      <w:hyperlink w:anchor="_Toc225360056" w:history="1">
-        <w:r>
-          <w:rPr>
-            <w:rStyle w:val="Hyperlink"/>
-            <w:noProof/>
-            <w:spacing w:val="-2"/>
-          </w:rPr>
-          <w:t>Abstract</w:t>
-        </w:r>
-        <w:r>
-          <w:rPr>
-            <w:noProof/>
-            <w:webHidden/>
-          </w:rPr>
-          <w:tab/>
-        </w:r>
-        <w:r>
-          <w:rPr>
-            <w:noProof/>
-            <w:webHidden/>
-          </w:rPr>
-          <w:fldChar w:fldCharType="begin"/>
-        </w:r>
-        <w:r>
-          <w:rPr>
-            <w:noProof/>
-            <w:webHidden/>
-          </w:rPr>
-          <w:instrText xml:space="preserve"> PAGEREF _Toc225360056 \h </w:instrText>
-        </w:r>
-        <w:r>
-          <w:rPr>
-            <w:noProof/>
-            <w:webHidden/>
-          </w:rPr>
-        </w:r>
-        <w:r>
-          <w:rPr>
-            <w:noProof/>
-            <w:webHidden/>
-          </w:rPr>
-          <w:fldChar w:fldCharType="separate"/>
-        </w:r>
-        <w:r>
-          <w:rPr>
-            <w:noProof/>
-            <w:webHidden/>
-          </w:rPr>
-          <w:t>VI</w:t>
-        </w:r>
-        <w:r>
-          <w:rPr>
-            <w:noProof/>
-            <w:webHidden/>
-          </w:rPr>
-          <w:fldChar w:fldCharType="end"/>
-        </w:r>
-      </w:hyperlink>
-    </w:p>
-    <w:p>
-      <w:pPr>
-        <w:pStyle w:val="TOC2"/>
-        <w:tabs>
-          <w:tab w:val="right" w:leader="dot" w:pos="8630"/>
-        </w:tabs>
-        <w:rPr>
-          <w:noProof/>
-        </w:rPr>
-      </w:pPr>
-      <w:hyperlink w:anchor="_Toc225360057" w:history="1">
-        <w:r>
-          <w:rPr>
-            <w:rStyle w:val="Hyperlink"/>
-            <w:noProof/>
-          </w:rPr>
-          <w:t>Table</w:t>
-        </w:r>
-        <w:r>
-          <w:rPr>
-            <w:rStyle w:val="Hyperlink"/>
-            <w:noProof/>
-            <w:spacing w:val="-13"/>
-          </w:rPr>
-          <w:t xml:space="preserve"> </w:t>
-        </w:r>
-        <w:r>
-          <w:rPr>
-            <w:rStyle w:val="Hyperlink"/>
-            <w:noProof/>
-          </w:rPr>
-          <w:t>of</w:t>
-        </w:r>
-        <w:r>
-          <w:rPr>
-            <w:rStyle w:val="Hyperlink"/>
-            <w:noProof/>
-            <w:spacing w:val="-16"/>
-          </w:rPr>
-          <w:t xml:space="preserve"> </w:t>
-        </w:r>
-        <w:r>
-          <w:rPr>
-            <w:rStyle w:val="Hyperlink"/>
-            <w:noProof/>
-            <w:spacing w:val="-2"/>
-          </w:rPr>
-          <w:t>Contents</w:t>
-        </w:r>
-        <w:r>
-          <w:rPr>
-            <w:noProof/>
-            <w:webHidden/>
-          </w:rPr>
-          <w:tab/>
-        </w:r>
-        <w:r>
-          <w:rPr>
-            <w:noProof/>
-            <w:webHidden/>
-          </w:rPr>
-          <w:fldChar w:fldCharType="begin"/>
-        </w:r>
-        <w:r>
-          <w:rPr>
-            <w:noProof/>
-            <w:webHidden/>
-          </w:rPr>
-          <w:instrText xml:space="preserve"> PAGEREF _Toc225360057 \h </w:instrText>
-        </w:r>
-        <w:r>
-          <w:rPr>
-            <w:noProof/>
-            <w:webHidden/>
-          </w:rPr>
-        </w:r>
-        <w:r>
-          <w:rPr>
-            <w:noProof/>
-            <w:webHidden/>
-          </w:rPr>
-          <w:fldChar w:fldCharType="separate"/>
-        </w:r>
-        <w:r>
-          <w:rPr>
-            <w:noProof/>
-            <w:webHidden/>
-          </w:rPr>
-          <w:t>VII</w:t>
-        </w:r>
-        <w:r>
-          <w:rPr>
-            <w:noProof/>
-            <w:webHidden/>
-          </w:rPr>
-          <w:fldChar w:fldCharType="end"/>
-        </w:r>
-      </w:hyperlink>
-    </w:p>
-    <w:p>
-      <w:pPr>
-        <w:pStyle w:val="TOC2"/>
-        <w:tabs>
-          <w:tab w:val="right" w:leader="dot" w:pos="8630"/>
-        </w:tabs>
-        <w:rPr>
-          <w:noProof/>
-        </w:rPr>
-      </w:pPr>
       <w:hyperlink w:anchor="_Toc225360058" w:history="1">
         <w:r>
           <w:rPr>
@@ -4790,34 +5753,6 @@
     <w:p>
       <w:pPr>
         <w:spacing w:before="370"/>
-        <w:rPr>
-          <w:lang w:val="en"/>
-        </w:rPr>
-      </w:pPr>
-    </w:p>
-    <w:p>
-      <w:pPr>
-        <w:rPr>
-          <w:lang w:val="en"/>
-        </w:rPr>
-      </w:pPr>
-    </w:p>
-    <w:p>
-      <w:pPr>
-        <w:rPr>
-          <w:lang w:val="en"/>
-        </w:rPr>
-      </w:pPr>
-    </w:p>
-    <w:p>
-      <w:pPr>
-        <w:rPr>
-          <w:lang w:val="en"/>
-        </w:rPr>
-      </w:pPr>
-    </w:p>
-    <w:p>
-      <w:pPr>
         <w:rPr>
           <w:lang w:val="en"/>
         </w:rPr>
@@ -5187,6 +6122,8 @@
           <w:szCs w:val="60"/>
         </w:rPr>
       </w:pPr>
+      <w:bookmarkStart w:id="28" w:name="_Toc229130928"/>
+      <w:bookmarkStart w:id="29" w:name="_Toc229157850"/>
       <w:r>
         <w:rPr>
           <w:sz w:val="60"/>
@@ -5233,6 +6170,8 @@
         </w:rPr>
         <w:t>on</w:t>
       </w:r>
+      <w:bookmarkEnd w:id="28"/>
+      <w:bookmarkEnd w:id="29"/>
     </w:p>
     <w:p>
       <w:pPr>
@@ -5292,75 +6231,997 @@
     <w:p>
       <w:pPr>
         <w:pStyle w:val="Heading3"/>
+        <w:rPr>
+          <w:rFonts w:ascii="Times New Roman" w:hAnsi="Times New Roman"/>
+        </w:rPr>
+      </w:pPr>
+      <w:bookmarkStart w:id="30" w:name="_Toc229130929"/>
+      <w:bookmarkStart w:id="31" w:name="_Toc229157851"/>
+      <w:r>
+        <w:rPr>
+          <w:rFonts w:ascii="Times New Roman" w:hAnsi="Times New Roman"/>
+        </w:rPr>
+        <w:lastRenderedPageBreak/>
+        <w:t>Chapter 1</w:t>
+      </w:r>
+      <w:bookmarkEnd w:id="30"/>
+      <w:bookmarkEnd w:id="31"/>
+    </w:p>
+    <w:p/>
+    <w:p>
+      <w:pPr>
+        <w:pStyle w:val="Heading4"/>
+        <w:rPr>
+          <w:rFonts w:ascii="Times New Roman" w:hAnsi="Times New Roman"/>
+        </w:rPr>
+      </w:pPr>
+      <w:bookmarkStart w:id="32" w:name="_Toc229157852"/>
+      <w:r>
+        <w:rPr>
+          <w:rFonts w:ascii="Times New Roman" w:hAnsi="Times New Roman"/>
+        </w:rPr>
+        <w:t>INTRODUCTION</w:t>
+      </w:r>
+      <w:bookmarkEnd w:id="32"/>
+      <w:r>
+        <w:rPr>
+          <w:rFonts w:ascii="Times New Roman" w:hAnsi="Times New Roman"/>
+        </w:rPr>
+        <w:br/>
+      </w:r>
+    </w:p>
+    <w:p>
+      <w:pPr>
         <w:jc w:val="both"/>
-        <w:rPr>
-          <w:spacing w:val="-10"/>
-        </w:rPr>
-      </w:pPr>
+      </w:pPr>
+      <w:r>
+        <w:t>Serene</w:t>
+      </w:r>
+      <w:r>
+        <w:t xml:space="preserve"> </w:t>
+      </w:r>
+      <w:r>
+        <w:t>Mind is an AI-powered mental health platform designed to streamline mental health support and therapy. It enables users seeking mental health assistance, licensed doctors, and system administrators to interact with a unified platform that manages mental health interactions efficiently. The system allows users to engage in AI-driven therapy sessions, track their emotional and therapy progress, receive personalized exercises, and access crisis support</w:t>
+      </w:r>
+      <w:r>
+        <w:t>.</w:t>
+      </w:r>
+      <w:r>
+        <w:t xml:space="preserve"> </w:t>
+      </w:r>
+      <w:r>
+        <w:t>Meanwhile, mental health professionals can monitor cases, provide timely interventions, and ensure that therapy is effective and culturally appropriate</w:t>
+      </w:r>
+      <w:r>
+        <w:t>.</w:t>
+      </w:r>
+    </w:p>
+    <w:p>
+      <w:pPr>
+        <w:pStyle w:val="Heading5"/>
+        <w:numPr>
+          <w:ilvl w:val="1"/>
+          <w:numId w:val="2"/>
+        </w:numPr>
+        <w:spacing w:before="120"/>
+        <w:ind w:left="450"/>
+        <w:rPr>
+          <w:rFonts w:ascii="Times New Roman" w:hAnsi="Times New Roman" w:cs="Times New Roman"/>
+        </w:rPr>
+      </w:pPr>
+      <w:bookmarkStart w:id="33" w:name="_Toc229157853"/>
+      <w:r>
+        <w:rPr>
+          <w:rFonts w:ascii="Times New Roman" w:hAnsi="Times New Roman" w:cs="Times New Roman"/>
+        </w:rPr>
+        <w:t>OPPORTUNITY &amp; STAKEHOLDERS</w:t>
+      </w:r>
+      <w:bookmarkEnd w:id="33"/>
+    </w:p>
+    <w:p>
+      <w:pPr>
+        <w:spacing w:before="120"/>
+        <w:jc w:val="both"/>
+      </w:pPr>
+      <w:r>
+        <w:t>We conducted interviews with mental health professionals and doctors in Pakistan who have extensive experience in treating patients with psychological conditions. They reported that many individuals delay seeking therapy until their mental health issues become severe due to social stigma, lack of awareness, or limited access to resources. Patients often struggle to maintain consistent follow-ups, and doctors face challenges in monitoring cases efficiently. Managing therapy records manually, including tracking session histories, emotional progress, and intervention plans, is time-consuming and prone to miscommunication. These challenges underscore the need for a centralized digital platform</w:t>
+      </w:r>
+      <w:r>
+        <w:t>.</w:t>
+      </w:r>
+    </w:p>
+    <w:p>
+      <w:pPr>
+        <w:pStyle w:val="Heading5"/>
+        <w:numPr>
+          <w:ilvl w:val="1"/>
+          <w:numId w:val="2"/>
+        </w:numPr>
+        <w:spacing w:before="120"/>
+        <w:ind w:left="450"/>
+        <w:rPr>
+          <w:rFonts w:ascii="Times New Roman" w:hAnsi="Times New Roman" w:cs="Times New Roman"/>
+        </w:rPr>
+      </w:pPr>
+      <w:bookmarkStart w:id="34" w:name="_Toc229157854"/>
+      <w:r>
+        <w:rPr>
+          <w:rFonts w:ascii="Times New Roman" w:hAnsi="Times New Roman" w:cs="Times New Roman"/>
+        </w:rPr>
+        <w:t>MOTIVATIONS &amp; CHALLENGES</w:t>
+      </w:r>
+      <w:bookmarkEnd w:id="34"/>
+    </w:p>
+    <w:p>
+      <w:pPr>
+        <w:pStyle w:val="Heading6"/>
+        <w:numPr>
+          <w:ilvl w:val="2"/>
+          <w:numId w:val="2"/>
+        </w:numPr>
+        <w:spacing w:before="0"/>
+        <w:ind w:left="630" w:hanging="594"/>
+        <w:jc w:val="both"/>
+        <w:rPr>
+          <w:rFonts w:ascii="Times New Roman" w:hAnsi="Times New Roman" w:cs="Times New Roman"/>
+        </w:rPr>
+      </w:pPr>
+      <w:bookmarkStart w:id="35" w:name="_Toc229157855"/>
+      <w:r>
+        <w:rPr>
+          <w:rFonts w:ascii="Times New Roman" w:hAnsi="Times New Roman" w:cs="Times New Roman"/>
+        </w:rPr>
+        <w:t>Motivation</w:t>
+      </w:r>
+      <w:bookmarkEnd w:id="35"/>
+    </w:p>
+    <w:p>
+      <w:pPr>
+        <w:pStyle w:val="NormalWeb"/>
+        <w:spacing w:before="120" w:beforeAutospacing="0" w:after="0" w:afterAutospacing="0"/>
+        <w:jc w:val="both"/>
+      </w:pPr>
+      <w:r>
+        <w:t>Our motivation is to provide ease in accessing and managing mental health care in Pakistan by providing patients</w:t>
+      </w:r>
+      <w:r>
+        <w:t xml:space="preserve"> and</w:t>
+      </w:r>
+      <w:r>
+        <w:t xml:space="preserve"> doctors with a solution that helps track therapy progress, emotional well-being, and cases in real-time. The goal is to enable faster and more reliable communication between patients and mental health professionals, ensuring timely interventions and reducing the challenges associated with manual tracking and follow-ups.</w:t>
+      </w:r>
+    </w:p>
+    <w:p>
+      <w:pPr>
+        <w:pStyle w:val="ListParagraph0"/>
+        <w:keepNext/>
+        <w:keepLines/>
+        <w:numPr>
+          <w:ilvl w:val="0"/>
+          <w:numId w:val="3"/>
+        </w:numPr>
+        <w:spacing w:after="0"/>
+        <w:contextualSpacing w:val="0"/>
+        <w:jc w:val="both"/>
+        <w:outlineLvl w:val="5"/>
+        <w:rPr>
+          <w:rFonts w:asciiTheme="majorHAnsi" w:eastAsiaTheme="majorEastAsia" w:hAnsiTheme="majorHAnsi" w:cstheme="majorBidi"/>
+          <w:b/>
+          <w:bCs/>
+          <w:vanish/>
+          <w:color w:val="000000" w:themeColor="text1"/>
+          <w:sz w:val="24"/>
+          <w:szCs w:val="24"/>
+        </w:rPr>
+      </w:pPr>
+      <w:bookmarkStart w:id="36" w:name="_Toc229134998"/>
+      <w:bookmarkStart w:id="37" w:name="_Toc229143109"/>
+      <w:bookmarkStart w:id="38" w:name="_Toc229143317"/>
+      <w:bookmarkStart w:id="39" w:name="_Toc229144282"/>
+      <w:bookmarkStart w:id="40" w:name="_Toc229144448"/>
+      <w:bookmarkStart w:id="41" w:name="_Toc229144782"/>
+      <w:bookmarkStart w:id="42" w:name="_Toc229157856"/>
+      <w:bookmarkEnd w:id="36"/>
+      <w:bookmarkEnd w:id="37"/>
+      <w:bookmarkEnd w:id="38"/>
+      <w:bookmarkEnd w:id="39"/>
+      <w:bookmarkEnd w:id="40"/>
+      <w:bookmarkEnd w:id="41"/>
+      <w:bookmarkEnd w:id="42"/>
+    </w:p>
+    <w:p>
+      <w:pPr>
+        <w:pStyle w:val="ListParagraph0"/>
+        <w:keepNext/>
+        <w:keepLines/>
+        <w:numPr>
+          <w:ilvl w:val="1"/>
+          <w:numId w:val="3"/>
+        </w:numPr>
+        <w:spacing w:after="0"/>
+        <w:contextualSpacing w:val="0"/>
+        <w:jc w:val="both"/>
+        <w:outlineLvl w:val="5"/>
+        <w:rPr>
+          <w:rFonts w:asciiTheme="majorHAnsi" w:eastAsiaTheme="majorEastAsia" w:hAnsiTheme="majorHAnsi" w:cstheme="majorBidi"/>
+          <w:b/>
+          <w:bCs/>
+          <w:vanish/>
+          <w:color w:val="000000" w:themeColor="text1"/>
+          <w:sz w:val="24"/>
+          <w:szCs w:val="24"/>
+        </w:rPr>
+      </w:pPr>
+      <w:bookmarkStart w:id="43" w:name="_Toc229134999"/>
+      <w:bookmarkStart w:id="44" w:name="_Toc229143110"/>
+      <w:bookmarkStart w:id="45" w:name="_Toc229143318"/>
+      <w:bookmarkStart w:id="46" w:name="_Toc229144283"/>
+      <w:bookmarkStart w:id="47" w:name="_Toc229144449"/>
+      <w:bookmarkStart w:id="48" w:name="_Toc229144783"/>
+      <w:bookmarkStart w:id="49" w:name="_Toc229157857"/>
+      <w:bookmarkEnd w:id="43"/>
+      <w:bookmarkEnd w:id="44"/>
+      <w:bookmarkEnd w:id="45"/>
+      <w:bookmarkEnd w:id="46"/>
+      <w:bookmarkEnd w:id="47"/>
+      <w:bookmarkEnd w:id="48"/>
+      <w:bookmarkEnd w:id="49"/>
+    </w:p>
+    <w:p>
+      <w:pPr>
+        <w:pStyle w:val="ListParagraph0"/>
+        <w:keepNext/>
+        <w:keepLines/>
+        <w:numPr>
+          <w:ilvl w:val="1"/>
+          <w:numId w:val="3"/>
+        </w:numPr>
+        <w:spacing w:after="0"/>
+        <w:contextualSpacing w:val="0"/>
+        <w:jc w:val="both"/>
+        <w:outlineLvl w:val="5"/>
+        <w:rPr>
+          <w:rFonts w:asciiTheme="majorHAnsi" w:eastAsiaTheme="majorEastAsia" w:hAnsiTheme="majorHAnsi" w:cstheme="majorBidi"/>
+          <w:b/>
+          <w:bCs/>
+          <w:vanish/>
+          <w:color w:val="000000" w:themeColor="text1"/>
+          <w:sz w:val="24"/>
+          <w:szCs w:val="24"/>
+        </w:rPr>
+      </w:pPr>
+      <w:bookmarkStart w:id="50" w:name="_Toc229135000"/>
+      <w:bookmarkStart w:id="51" w:name="_Toc229143111"/>
+      <w:bookmarkStart w:id="52" w:name="_Toc229143319"/>
+      <w:bookmarkStart w:id="53" w:name="_Toc229144284"/>
+      <w:bookmarkStart w:id="54" w:name="_Toc229144450"/>
+      <w:bookmarkStart w:id="55" w:name="_Toc229144784"/>
+      <w:bookmarkStart w:id="56" w:name="_Toc229157858"/>
+      <w:bookmarkEnd w:id="50"/>
+      <w:bookmarkEnd w:id="51"/>
+      <w:bookmarkEnd w:id="52"/>
+      <w:bookmarkEnd w:id="53"/>
+      <w:bookmarkEnd w:id="54"/>
+      <w:bookmarkEnd w:id="55"/>
+      <w:bookmarkEnd w:id="56"/>
+    </w:p>
+    <w:p>
+      <w:pPr>
+        <w:pStyle w:val="ListParagraph0"/>
+        <w:keepNext/>
+        <w:keepLines/>
+        <w:numPr>
+          <w:ilvl w:val="2"/>
+          <w:numId w:val="3"/>
+        </w:numPr>
+        <w:spacing w:after="0"/>
+        <w:contextualSpacing w:val="0"/>
+        <w:jc w:val="both"/>
+        <w:outlineLvl w:val="5"/>
+        <w:rPr>
+          <w:rFonts w:asciiTheme="majorHAnsi" w:eastAsiaTheme="majorEastAsia" w:hAnsiTheme="majorHAnsi" w:cstheme="majorBidi"/>
+          <w:b/>
+          <w:bCs/>
+          <w:vanish/>
+          <w:color w:val="000000" w:themeColor="text1"/>
+          <w:sz w:val="24"/>
+          <w:szCs w:val="24"/>
+        </w:rPr>
+      </w:pPr>
+      <w:bookmarkStart w:id="57" w:name="_Toc229135001"/>
+      <w:bookmarkStart w:id="58" w:name="_Toc229143112"/>
+      <w:bookmarkStart w:id="59" w:name="_Toc229143320"/>
+      <w:bookmarkStart w:id="60" w:name="_Toc229144285"/>
+      <w:bookmarkStart w:id="61" w:name="_Toc229144451"/>
+      <w:bookmarkStart w:id="62" w:name="_Toc229144785"/>
+      <w:bookmarkStart w:id="63" w:name="_Toc229157859"/>
+      <w:bookmarkEnd w:id="57"/>
+      <w:bookmarkEnd w:id="58"/>
+      <w:bookmarkEnd w:id="59"/>
+      <w:bookmarkEnd w:id="60"/>
+      <w:bookmarkEnd w:id="61"/>
+      <w:bookmarkEnd w:id="62"/>
+      <w:bookmarkEnd w:id="63"/>
+    </w:p>
+    <w:p>
+      <w:pPr>
+        <w:pStyle w:val="Listparagraph"/>
+        <w:ind w:left="810" w:hanging="828"/>
+      </w:pPr>
+      <w:r>
+        <w:t>Problem Significance</w:t>
+      </w:r>
+    </w:p>
+    <w:p>
+      <w:pPr>
+        <w:pStyle w:val="NormalWeb"/>
+        <w:spacing w:before="120" w:beforeAutospacing="0"/>
+        <w:jc w:val="both"/>
+      </w:pPr>
+      <w:r>
+        <w:t>Currently in Pakistan's mental health sector, based on interviews we conducted with experienced doctors and mental health professionals, we have learned that patients and professionals face significant challenges in managing therapy sessions and monitoring mental health progress. Patients often struggle with consistent follow-ups due to social stigma, lack of awareness, or limited access to therapy. Doctors and therapists spend considerable time manually tracking patient records, session histories, and emotional progress, which consumes large portions of their day and can lead to delays or miscommunication.</w:t>
+      </w:r>
+    </w:p>
+    <w:p>
+      <w:pPr>
+        <w:pStyle w:val="Listparagraph"/>
+        <w:ind w:left="810" w:hanging="828"/>
+      </w:pPr>
+      <w:r>
+        <w:t>Personal Interest</w:t>
+      </w:r>
+    </w:p>
+    <w:p>
+      <w:pPr>
+        <w:pStyle w:val="NormalWeb"/>
+        <w:spacing w:before="120" w:beforeAutospacing="0"/>
+        <w:jc w:val="both"/>
+      </w:pPr>
+      <w:r>
+        <w:t>As students in the software engineering domain, we saw this as a perfect opportunity since this is a real-world problem</w:t>
+      </w:r>
+      <w:r>
+        <w:t xml:space="preserve"> </w:t>
+      </w:r>
+      <w:r>
+        <w:t xml:space="preserve">that helps patients track their therapy sessions and emotional </w:t>
+      </w:r>
       <w:r>
         <w:lastRenderedPageBreak/>
-        <w:t>Chapter</w:t>
-      </w:r>
-      <w:r>
-        <w:rPr>
-          <w:spacing w:val="24"/>
+        <w:t>progress, while enabling doctors to efficiently monitor cases and analyze patient data to make informed clinical decisions.</w:t>
+      </w:r>
+    </w:p>
+    <w:p>
+      <w:pPr>
+        <w:pStyle w:val="Listparagraph"/>
+        <w:ind w:left="900" w:hanging="900"/>
+      </w:pPr>
+      <w:r>
+        <w:t>Societal Impact</w:t>
+      </w:r>
+    </w:p>
+    <w:p>
+      <w:pPr>
+        <w:pStyle w:val="NormalWeb"/>
+        <w:spacing w:before="120"/>
+        <w:jc w:val="both"/>
+        <w:rPr>
+          <w:bCs/>
+        </w:rPr>
+      </w:pPr>
+      <w:r>
+        <w:rPr>
+          <w:bCs/>
+        </w:rPr>
+        <w:t>If successful,</w:t>
+      </w:r>
+      <w:r>
+        <w:rPr>
+          <w:bCs/>
+        </w:rPr>
+        <w:t xml:space="preserve"> it</w:t>
+      </w:r>
+      <w:r>
+        <w:rPr>
+          <w:bCs/>
+        </w:rPr>
+        <w:t xml:space="preserve"> has the potential to become a widely recognized platform that could influence mental health policies and promote standard practices. It can help establish a data-driven insights to healthcare authorities</w:t>
+      </w:r>
+      <w:r>
+        <w:rPr>
+          <w:bCs/>
+        </w:rPr>
+        <w:t>,</w:t>
+      </w:r>
+      <w:r>
+        <w:rPr>
+          <w:bCs/>
         </w:rPr>
         <w:t xml:space="preserve"> </w:t>
       </w:r>
       <w:r>
         <w:rPr>
-          <w:spacing w:val="-10"/>
-        </w:rPr>
-        <w:t>1</w:t>
-      </w:r>
-      <w:bookmarkStart w:id="20" w:name="Chapter_1:_INTRODUCTION"/>
-      <w:bookmarkStart w:id="21" w:name="_bookmark6"/>
-      <w:bookmarkEnd w:id="20"/>
-      <w:bookmarkEnd w:id="21"/>
-    </w:p>
-    <w:p/>
-    <w:p>
-      <w:pPr>
-        <w:pStyle w:val="Heading4"/>
-        <w:jc w:val="center"/>
-        <w:rPr>
-          <w:spacing w:val="-2"/>
-        </w:rPr>
-      </w:pPr>
-      <w:hyperlink w:anchor="_bookmark0" w:history="1">
-        <w:r>
-          <w:rPr>
-            <w:spacing w:val="-2"/>
-          </w:rPr>
-          <w:t>INTRODUC</w:t>
-        </w:r>
-        <w:r>
-          <w:rPr>
-            <w:spacing w:val="-2"/>
-          </w:rPr>
-          <w:t>T</w:t>
-        </w:r>
-        <w:r>
-          <w:rPr>
-            <w:spacing w:val="-2"/>
-          </w:rPr>
-          <w:t>ION</w:t>
-        </w:r>
-      </w:hyperlink>
-    </w:p>
-    <w:p/>
-    <w:p>
-      <w:pPr>
-        <w:jc w:val="center"/>
-      </w:pPr>
-    </w:p>
-    <w:p>
-      <w:pPr>
-        <w:rPr>
-          <w:b/>
-          <w:sz w:val="31"/>
-          <w:szCs w:val="31"/>
-          <w:lang w:val="en"/>
+          <w:bCs/>
+        </w:rPr>
+        <w:t>this</w:t>
+      </w:r>
+      <w:r>
+        <w:rPr>
+          <w:bCs/>
+        </w:rPr>
+        <w:t xml:space="preserve"> may contribute to raising national awareness about mental health, improving access to care, and guiding government initiatives to support preventive mental health strategies and digital health solutions.</w:t>
+      </w:r>
+    </w:p>
+    <w:p>
+      <w:pPr>
+        <w:pStyle w:val="Heading6"/>
+        <w:numPr>
+          <w:ilvl w:val="2"/>
+          <w:numId w:val="3"/>
+        </w:numPr>
+        <w:spacing w:before="0"/>
+        <w:ind w:left="720" w:hanging="720"/>
+        <w:jc w:val="both"/>
+        <w:rPr>
+          <w:rFonts w:ascii="Times New Roman" w:hAnsi="Times New Roman" w:cs="Times New Roman"/>
+          <w:bCs/>
+        </w:rPr>
+      </w:pPr>
+      <w:bookmarkStart w:id="64" w:name="_Toc229157860"/>
+      <w:r>
+        <w:rPr>
+          <w:rFonts w:ascii="Times New Roman" w:hAnsi="Times New Roman"/>
+          <w:bCs/>
+        </w:rPr>
+        <w:t>Challenges</w:t>
+      </w:r>
+      <w:bookmarkEnd w:id="64"/>
+    </w:p>
+    <w:p>
+      <w:pPr>
+        <w:pStyle w:val="NormalWeb"/>
+        <w:spacing w:before="120"/>
+        <w:jc w:val="both"/>
+        <w:rPr>
+          <w:bCs/>
+        </w:rPr>
+      </w:pPr>
+      <w:r>
+        <w:rPr>
+          <w:bCs/>
+        </w:rPr>
+        <w:t>While trying to achieve our goals we encountered many issues that put us to the test regarding our skills, adaptability, and resilience. These challenges were as follows:</w:t>
+      </w:r>
+    </w:p>
+    <w:p>
+      <w:pPr>
+        <w:pStyle w:val="Listparagraph"/>
+        <w:ind w:left="810" w:hanging="828"/>
+      </w:pPr>
+      <w:r>
+        <w:t>Technical Complexity</w:t>
+      </w:r>
+    </w:p>
+    <w:p>
+      <w:pPr>
+        <w:pStyle w:val="NormalWeb"/>
+        <w:spacing w:before="120"/>
+        <w:jc w:val="both"/>
+        <w:rPr>
+          <w:bCs/>
+        </w:rPr>
+      </w:pPr>
+      <w:r>
+        <w:rPr>
+          <w:bCs/>
+        </w:rPr>
+        <w:t>The FYP laboratory was overflowing with students because of merging CS and SE students. We only get to use the lab for three days a week and no more. The computer systems were sub-par and could not run android emulators with ease.</w:t>
+      </w:r>
+    </w:p>
+    <w:p>
+      <w:pPr>
+        <w:pStyle w:val="Listparagraph"/>
+        <w:ind w:left="900" w:hanging="918"/>
+      </w:pPr>
+      <w:r>
+        <w:t>Resource limitations</w:t>
+      </w:r>
+    </w:p>
+    <w:p>
+      <w:pPr>
+        <w:pStyle w:val="NormalWeb"/>
+        <w:spacing w:before="120"/>
+        <w:jc w:val="both"/>
+      </w:pPr>
+      <w:r>
+        <w:rPr>
+          <w:bCs/>
+        </w:rPr>
+        <w:t>The hardware limitations of the FYP lab led to purchasing of new hardware that cost us more than 200,000 PKR.</w:t>
+      </w:r>
+      <w:r>
+        <w:rPr>
+          <w:bCs/>
+        </w:rPr>
+        <w:t xml:space="preserve"> </w:t>
+      </w:r>
+      <w:r>
+        <w:rPr>
+          <w:bCs/>
+        </w:rPr>
+        <w:t>we utilized cost-effective cloud hosting services to deploy and test the application, ensuring operational reliability</w:t>
+      </w:r>
+      <w:r>
+        <w:rPr>
+          <w:bCs/>
+        </w:rPr>
+        <w:t xml:space="preserve">. </w:t>
+      </w:r>
+      <w:r>
+        <w:t>This methodology underscores the viability of developing a sophisticated AI-powered mental health platform</w:t>
+      </w:r>
+      <w:r>
+        <w:t>.</w:t>
+      </w:r>
+    </w:p>
+    <w:p>
+      <w:pPr>
+        <w:pStyle w:val="Listparagraph"/>
+        <w:ind w:left="900" w:hanging="918"/>
+      </w:pPr>
+      <w:r>
+        <w:t>Time management</w:t>
+      </w:r>
+    </w:p>
+    <w:p>
+      <w:pPr>
+        <w:pStyle w:val="NormalWeb"/>
+        <w:spacing w:before="120" w:after="0"/>
+        <w:jc w:val="both"/>
+        <w:rPr>
+          <w:bCs/>
+        </w:rPr>
+      </w:pPr>
+      <w:r>
+        <w:rPr>
+          <w:bCs/>
+        </w:rPr>
+        <w:t>Dividing the time between our courses and our project work proved to be a challenge for us and other personal time commitments.</w:t>
+      </w:r>
+      <w:r>
+        <w:rPr>
+          <w:bCs/>
+        </w:rPr>
+        <w:t xml:space="preserve"> </w:t>
+      </w:r>
+      <w:r>
+        <w:rPr>
+          <w:bCs/>
+        </w:rPr>
+        <w:t>On top of that a student got sick and was hospitalized that became a reason for a setback.</w:t>
+      </w:r>
+    </w:p>
+    <w:p>
+      <w:pPr>
+        <w:pStyle w:val="Listparagraph"/>
+        <w:ind w:left="900" w:hanging="918"/>
+      </w:pPr>
+      <w:r>
+        <w:t>Team collaboration</w:t>
+      </w:r>
+    </w:p>
+    <w:p>
+      <w:pPr>
+        <w:pStyle w:val="NormalWeb"/>
+        <w:jc w:val="both"/>
+        <w:rPr>
+          <w:bCs/>
+        </w:rPr>
+      </w:pPr>
+      <w:r>
+        <w:rPr>
+          <w:bCs/>
+        </w:rPr>
+        <w:t xml:space="preserve">There were co-ordination challenges because of different timetables and ensuring consistent and timely contributions from all team members. </w:t>
+      </w:r>
+      <w:r>
+        <w:rPr>
+          <w:bCs/>
+        </w:rPr>
+        <w:t>One</w:t>
+      </w:r>
+      <w:r>
+        <w:rPr>
+          <w:bCs/>
+        </w:rPr>
+        <w:t xml:space="preserve"> team member failed to produce acceptable work, which led to multiple revisions and even transfer of responsibility of that member to other, increasing workload on other member and the number of hours spent.</w:t>
+      </w:r>
+      <w:r>
+        <w:rPr>
+          <w:bCs/>
+        </w:rPr>
+        <w:br w:type="page"/>
+      </w:r>
+    </w:p>
+    <w:p>
+      <w:pPr>
+        <w:pStyle w:val="Listparagraph"/>
+        <w:spacing w:before="240"/>
+        <w:ind w:left="900" w:hanging="918"/>
+      </w:pPr>
+      <w:r>
+        <w:lastRenderedPageBreak/>
+        <w:t>Learning Curve</w:t>
+      </w:r>
+    </w:p>
+    <w:p>
+      <w:pPr>
+        <w:pStyle w:val="NormalWeb"/>
+        <w:jc w:val="both"/>
+        <w:rPr>
+          <w:bCs/>
+        </w:rPr>
+      </w:pPr>
+      <w:r>
+        <w:rPr>
+          <w:bCs/>
+        </w:rPr>
+        <w:t xml:space="preserve">Had to learn a new technology stack </w:t>
+      </w:r>
+      <w:r>
+        <w:rPr>
+          <w:bCs/>
+        </w:rPr>
+        <w:t>(</w:t>
+      </w:r>
+      <w:r>
+        <w:rPr>
+          <w:bCs/>
+        </w:rPr>
+        <w:t>Python, React, Node.js, and SQLite</w:t>
+      </w:r>
+      <w:r>
+        <w:rPr>
+          <w:bCs/>
+        </w:rPr>
+        <w:t xml:space="preserve">). </w:t>
+      </w:r>
+      <w:r>
+        <w:rPr>
+          <w:bCs/>
+        </w:rPr>
+        <w:t xml:space="preserve">Had to learn new technologies like </w:t>
+      </w:r>
+      <w:r>
+        <w:rPr>
+          <w:bCs/>
+        </w:rPr>
+        <w:t>AI-models</w:t>
+      </w:r>
+      <w:r>
+        <w:rPr>
+          <w:bCs/>
+        </w:rPr>
+        <w:t>, developing backend servers, integration of separation of concerns, using the correct file structuring system (like MVC), and creating a react-based android application.</w:t>
+      </w:r>
+    </w:p>
+    <w:p>
+      <w:pPr>
+        <w:pStyle w:val="Listparagraph"/>
+        <w:ind w:left="900" w:hanging="918"/>
+      </w:pPr>
+      <w:r>
+        <w:t>Adaptations and Solution</w:t>
+      </w:r>
+    </w:p>
+    <w:p>
+      <w:pPr>
+        <w:pStyle w:val="NormalWeb"/>
+        <w:jc w:val="both"/>
+        <w:rPr>
+          <w:bCs/>
+        </w:rPr>
+      </w:pPr>
+      <w:r>
+        <w:rPr>
+          <w:bCs/>
+        </w:rPr>
+        <w:t xml:space="preserve">We </w:t>
+      </w:r>
+      <w:r>
+        <w:rPr>
+          <w:bCs/>
+        </w:rPr>
+        <w:t>handled</w:t>
+      </w:r>
+      <w:r>
+        <w:rPr>
+          <w:bCs/>
+        </w:rPr>
+        <w:t xml:space="preserve"> these challenges by seeking out guidance from supervisors and </w:t>
+      </w:r>
+      <w:r>
+        <w:rPr>
+          <w:bCs/>
+        </w:rPr>
+        <w:t>some</w:t>
+      </w:r>
+      <w:r>
+        <w:rPr>
+          <w:bCs/>
+        </w:rPr>
+        <w:t xml:space="preserve"> seniors on how to tackle them. Other than that, online resources were the biggest helper in our journey and helped us overcome most of our problems.</w:t>
+      </w:r>
+    </w:p>
+    <w:p>
+      <w:pPr>
+        <w:pStyle w:val="Listparagraph"/>
+        <w:ind w:left="900" w:hanging="918"/>
+      </w:pPr>
+      <w:r>
+        <w:t>Lesson Learned</w:t>
+      </w:r>
+    </w:p>
+    <w:p>
+      <w:pPr>
+        <w:pStyle w:val="NormalWeb"/>
+        <w:spacing w:before="120"/>
+        <w:jc w:val="both"/>
+        <w:rPr>
+          <w:bCs/>
+        </w:rPr>
+      </w:pPr>
+      <w:r>
+        <w:rPr>
+          <w:bCs/>
+        </w:rPr>
+        <w:t xml:space="preserve">We came to know that </w:t>
+      </w:r>
+      <w:r>
+        <w:rPr>
+          <w:bCs/>
+        </w:rPr>
+        <w:t xml:space="preserve">any </w:t>
+      </w:r>
+      <w:r>
+        <w:rPr>
+          <w:bCs/>
+        </w:rPr>
+        <w:t xml:space="preserve">project, especially software projects, can’t be done with some level of uncertainty, there will always be challenges and situations where you overlook certain aspects of the project. Selecting compatible team members is also a crucial part of any </w:t>
+      </w:r>
+      <w:r>
+        <w:rPr>
+          <w:bCs/>
+        </w:rPr>
+        <w:t xml:space="preserve">project that is </w:t>
+      </w:r>
+      <w:r>
+        <w:rPr>
+          <w:bCs/>
+        </w:rPr>
+        <w:t>team driven.</w:t>
+      </w:r>
+    </w:p>
+    <w:p>
+      <w:pPr>
+        <w:pStyle w:val="Listparagraph"/>
+        <w:ind w:left="900" w:hanging="918"/>
+      </w:pPr>
+      <w:r>
+        <w:t>Future Recommendations</w:t>
+      </w:r>
+    </w:p>
+    <w:p>
+      <w:pPr>
+        <w:pStyle w:val="NormalWeb"/>
+        <w:spacing w:before="120"/>
+        <w:jc w:val="both"/>
+        <w:rPr>
+          <w:bCs/>
+        </w:rPr>
+      </w:pPr>
+      <w:r>
+        <w:rPr>
+          <w:bCs/>
+        </w:rPr>
+        <w:t>P</w:t>
+      </w:r>
+      <w:r>
+        <w:rPr>
+          <w:bCs/>
+        </w:rPr>
+        <w:t>hysical</w:t>
+      </w:r>
+      <w:r>
+        <w:rPr>
+          <w:bCs/>
+        </w:rPr>
+        <w:t xml:space="preserve"> meet up</w:t>
+      </w:r>
+      <w:r>
+        <w:rPr>
+          <w:bCs/>
+        </w:rPr>
+        <w:t xml:space="preserve"> to do the project </w:t>
+      </w:r>
+      <w:r>
+        <w:rPr>
+          <w:bCs/>
+        </w:rPr>
+        <w:t>together,</w:t>
+      </w:r>
+      <w:r>
+        <w:rPr>
+          <w:bCs/>
+        </w:rPr>
+        <w:t xml:space="preserve"> if </w:t>
+      </w:r>
+      <w:r>
+        <w:rPr>
+          <w:bCs/>
+        </w:rPr>
+        <w:t>possible</w:t>
+      </w:r>
+      <w:r>
+        <w:rPr>
+          <w:bCs/>
+        </w:rPr>
+        <w:t>, if not then hold online meetings. Because without these there is a big communication gap specifically for students since they have other responsibilities to look forward to. So having a time and place specifically for the project is important.</w:t>
+      </w:r>
+    </w:p>
+    <w:p>
+      <w:pPr>
+        <w:pStyle w:val="Heading6"/>
+        <w:numPr>
+          <w:ilvl w:val="2"/>
+          <w:numId w:val="3"/>
+        </w:numPr>
+        <w:spacing w:before="0"/>
+        <w:ind w:left="720" w:hanging="774"/>
+        <w:jc w:val="both"/>
+        <w:rPr>
+          <w:rFonts w:ascii="Times New Roman" w:hAnsi="Times New Roman"/>
+          <w:bCs/>
+        </w:rPr>
+      </w:pPr>
+      <w:bookmarkStart w:id="65" w:name="_Toc229157861"/>
+      <w:r>
+        <w:rPr>
+          <w:rFonts w:ascii="Times New Roman" w:hAnsi="Times New Roman"/>
+          <w:bCs/>
+        </w:rPr>
+        <w:t>Conclusion</w:t>
+      </w:r>
+      <w:bookmarkEnd w:id="65"/>
+    </w:p>
+    <w:p>
+      <w:pPr>
+        <w:pStyle w:val="NormalWeb"/>
+        <w:spacing w:before="120"/>
+        <w:jc w:val="both"/>
+        <w:rPr>
+          <w:bCs/>
+        </w:rPr>
+      </w:pPr>
+      <w:r>
+        <w:rPr>
+          <w:bCs/>
+        </w:rPr>
+        <w:t xml:space="preserve">Our motivation was to tackle a real-world problem that we faced personally, and we are sure that by our efforts it will help develop a solution that will greatly benefit the </w:t>
+      </w:r>
+      <w:r>
+        <w:rPr>
+          <w:bCs/>
+        </w:rPr>
+        <w:t>mental health</w:t>
+      </w:r>
+      <w:r>
+        <w:rPr>
+          <w:bCs/>
+        </w:rPr>
+        <w:t xml:space="preserve"> sector.</w:t>
+      </w:r>
+    </w:p>
+    <w:p>
+      <w:pPr>
+        <w:pStyle w:val="Heading5"/>
+        <w:numPr>
+          <w:ilvl w:val="1"/>
+          <w:numId w:val="3"/>
+        </w:numPr>
+        <w:spacing w:before="120"/>
+        <w:ind w:left="630" w:hanging="612"/>
+        <w:rPr>
+          <w:rFonts w:ascii="Times New Roman" w:hAnsi="Times New Roman"/>
+          <w:bCs/>
+        </w:rPr>
+      </w:pPr>
+      <w:bookmarkStart w:id="66" w:name="_Toc229157862"/>
+      <w:r>
+        <w:rPr>
+          <w:rFonts w:ascii="Times New Roman" w:hAnsi="Times New Roman"/>
+          <w:bCs/>
+        </w:rPr>
+        <w:t>GOALS AND OBJECTIVES</w:t>
+      </w:r>
+      <w:bookmarkEnd w:id="66"/>
+    </w:p>
+    <w:p>
+      <w:pPr>
+        <w:pStyle w:val="NormalWeb"/>
+        <w:spacing w:before="120"/>
+        <w:jc w:val="both"/>
+        <w:rPr>
+          <w:bCs/>
+        </w:rPr>
+      </w:pPr>
+      <w:r>
+        <w:rPr>
+          <w:bCs/>
+        </w:rPr>
+        <w:t>Our goal is to provide a solution that will greatly</w:t>
+      </w:r>
+      <w:r>
+        <w:rPr>
+          <w:bCs/>
+        </w:rPr>
+        <w:t xml:space="preserve"> </w:t>
+      </w:r>
+      <w:r>
+        <w:rPr>
+          <w:bCs/>
+        </w:rPr>
+        <w:t xml:space="preserve">benefit the people who are concerned with the mental health issues that </w:t>
+      </w:r>
+      <w:r>
+        <w:rPr>
+          <w:bCs/>
+        </w:rPr>
+        <w:t>are in Pakistan.</w:t>
+      </w:r>
+    </w:p>
+    <w:p>
+      <w:pPr>
+        <w:pStyle w:val="Heading6"/>
+        <w:numPr>
+          <w:ilvl w:val="2"/>
+          <w:numId w:val="3"/>
+        </w:numPr>
+        <w:spacing w:before="0"/>
+        <w:ind w:left="450"/>
+        <w:jc w:val="both"/>
+        <w:rPr>
+          <w:rFonts w:ascii="Times New Roman" w:hAnsi="Times New Roman"/>
+          <w:bCs/>
+        </w:rPr>
+      </w:pPr>
+      <w:bookmarkStart w:id="67" w:name="_Toc229157863"/>
+      <w:r>
+        <w:rPr>
+          <w:rFonts w:ascii="Times New Roman" w:hAnsi="Times New Roman"/>
+          <w:bCs/>
+        </w:rPr>
+        <w:t>Introduction</w:t>
+      </w:r>
+      <w:bookmarkEnd w:id="67"/>
+    </w:p>
+    <w:p>
+      <w:pPr>
+        <w:pStyle w:val="NormalWeb"/>
+        <w:spacing w:before="120"/>
+        <w:jc w:val="both"/>
+        <w:rPr>
+          <w:bCs/>
+        </w:rPr>
+      </w:pPr>
+    </w:p>
+    <w:p>
+      <w:pPr>
+        <w:pStyle w:val="NormalWeb"/>
+        <w:spacing w:before="120"/>
+        <w:jc w:val="both"/>
+        <w:rPr>
+          <w:bCs/>
         </w:rPr>
       </w:pPr>
     </w:p>
@@ -5631,339 +7492,104 @@
 
 <file path=word/numbering.xml><?xml version="1.0" encoding="utf-8"?>
 <w:numbering xmlns:wpc="http://schemas.microsoft.com/office/word/2010/wordprocessingCanvas" xmlns:cx="http://schemas.microsoft.com/office/drawing/2014/chartex" xmlns:cx1="http://schemas.microsoft.com/office/drawing/2015/9/8/chartex" xmlns:cx2="http://schemas.microsoft.com/office/drawing/2015/10/21/chartex" xmlns:cx3="http://schemas.microsoft.com/office/drawing/2016/5/9/chartex" xmlns:cx4="http://schemas.microsoft.com/office/drawing/2016/5/10/chartex" xmlns:cx5="http://schemas.microsoft.com/office/drawing/2016/5/11/chartex" xmlns:cx6="http://schemas.microsoft.com/office/drawing/2016/5/12/chartex" xmlns:cx7="http://schemas.microsoft.com/office/drawing/2016/5/13/chartex" xmlns:cx8="http://schemas.microsoft.com/office/drawing/2016/5/14/chartex" xmlns:mc="http://schemas.openxmlformats.org/markup-compatibility/2006" xmlns:aink="http://schemas.microsoft.com/office/drawing/2016/ink" xmlns:am3d="http://schemas.microsoft.com/office/drawing/2017/model3d" xmlns:o="urn:schemas-microsoft-com:office:office" xmlns:r="http://schemas.openxmlformats.org/officeDocument/2006/relationships" xmlns:m="http://schemas.openxmlformats.org/officeDocument/2006/math" xmlns:v="urn:schemas-microsoft-com:vml" xmlns:wp14="http://schemas.microsoft.com/office/word/2010/wordprocessingDrawing" xmlns:wp="http://schemas.openxmlformats.org/drawingml/2006/wordprocessingDrawing" xmlns:w10="urn:schemas-microsoft-com:office:word" xmlns:w="http://schemas.openxmlformats.org/wordprocessingml/2006/main" xmlns:w14="http://schemas.microsoft.com/office/word/2010/wordml" xmlns:w15="http://schemas.microsoft.com/office/word/2012/wordml" xmlns:w16cex="http://schemas.microsoft.com/office/word/2018/wordml/cex" xmlns:w16cid="http://schemas.microsoft.com/office/word/2016/wordml/cid" xmlns:w16="http://schemas.microsoft.com/office/word/2018/wordml" xmlns:w16sdtdh="http://schemas.microsoft.com/office/word/2020/wordml/sdtdatahash" xmlns:w16se="http://schemas.microsoft.com/office/word/2015/wordml/symex" xmlns:wpg="http://schemas.microsoft.com/office/word/2010/wordprocessingGroup" xmlns:wpi="http://schemas.microsoft.com/office/word/2010/wordprocessingInk" xmlns:wne="http://schemas.microsoft.com/office/word/2006/wordml" xmlns:wps="http://schemas.microsoft.com/office/word/2010/wordprocessingShape" mc:Ignorable="w14 w15 w16se w16cid w16 w16cex w16sdtdh wp14">
-  <w:numPicBullet w:numPicBulletId="0">
-    <w:pict>
-      <v:shapetype id="_x0000_t75" coordsize="21600,21600" o:spt="75" o:preferrelative="t" path="m@4@5l@4@11@9@11@9@5xe" filled="f" stroked="f">
-        <v:stroke joinstyle="miter"/>
-        <v:formulas>
-          <v:f eqn="if lineDrawn pixelLineWidth 0"/>
-          <v:f eqn="sum @0 1 0"/>
-          <v:f eqn="sum 0 0 @1"/>
-          <v:f eqn="prod @2 1 2"/>
-          <v:f eqn="prod @3 21600 pixelWidth"/>
-          <v:f eqn="prod @3 21600 pixelHeight"/>
-          <v:f eqn="sum @0 0 1"/>
-          <v:f eqn="prod @6 1 2"/>
-          <v:f eqn="prod @7 21600 pixelWidth"/>
-          <v:f eqn="sum @8 21600 0"/>
-          <v:f eqn="prod @7 21600 pixelHeight"/>
-          <v:f eqn="sum @10 21600 0"/>
-        </v:formulas>
-        <v:path o:extrusionok="f" gradientshapeok="t" o:connecttype="rect"/>
-        <o:lock v:ext="edit" aspectratio="t"/>
-      </v:shapetype>
-      <v:shape id="_x0000_i1036" type="#_x0000_t75" style="width:11.25pt;height:11.25pt" o:bullet="t">
-        <v:imagedata r:id="rId1" o:title="clip_image001"/>
-      </v:shape>
-    </w:pict>
-  </w:numPicBullet>
-  <w:numPicBullet w:numPicBulletId="1">
-    <w:pict>
-      <v:shape id="_x0000_i1037" type="#_x0000_t75" style="width:8.75pt;height:8.75pt" o:bullet="t">
-        <v:imagedata r:id="rId2" o:title="clip_image001"/>
-      </v:shape>
-    </w:pict>
-  </w:numPicBullet>
   <w:abstractNum w:abstractNumId="0" w15:restartNumberingAfterBreak="0">
-    <w:nsid w:val="192E3D9A"/>
-    <w:multiLevelType w:val="hybridMultilevel"/>
-    <w:tmpl w:val="1340CF1E"/>
-    <w:lvl w:ilvl="0" w:tplc="3D8EC78A">
+    <w:nsid w:val="148B3D8B"/>
+    <w:multiLevelType w:val="multilevel"/>
+    <w:tmpl w:val="B5202EA8"/>
+    <w:lvl w:ilvl="0">
       <w:start w:val="1"/>
-      <w:numFmt w:val="bullet"/>
-      <w:lvlText w:val=""/>
-      <w:lvlPicBulletId w:val="1"/>
+      <w:numFmt w:val="decimal"/>
+      <w:lvlText w:val="%1."/>
       <w:lvlJc w:val="left"/>
       <w:pPr>
-        <w:tabs>
-          <w:tab w:val="num" w:pos="720"/>
-        </w:tabs>
-        <w:ind w:left="720" w:hanging="360"/>
-      </w:pPr>
-      <w:rPr>
-        <w:rFonts w:ascii="Symbol" w:hAnsi="Symbol" w:hint="default"/>
-      </w:rPr>
+        <w:ind w:left="360" w:hanging="360"/>
+      </w:pPr>
     </w:lvl>
-    <w:lvl w:ilvl="1" w:tplc="8578B1B0" w:tentative="1">
+    <w:lvl w:ilvl="1">
       <w:start w:val="1"/>
-      <w:numFmt w:val="bullet"/>
-      <w:lvlText w:val=""/>
-      <w:lvlPicBulletId w:val="1"/>
+      <w:numFmt w:val="decimal"/>
+      <w:lvlText w:val="%1.%2."/>
       <w:lvlJc w:val="left"/>
       <w:pPr>
-        <w:tabs>
-          <w:tab w:val="num" w:pos="1440"/>
-        </w:tabs>
-        <w:ind w:left="1440" w:hanging="360"/>
-      </w:pPr>
-      <w:rPr>
-        <w:rFonts w:ascii="Symbol" w:hAnsi="Symbol" w:hint="default"/>
-      </w:rPr>
+        <w:ind w:left="792" w:hanging="432"/>
+      </w:pPr>
     </w:lvl>
-    <w:lvl w:ilvl="2" w:tplc="4E0219A0">
-      <w:start w:val="138"/>
-      <w:numFmt w:val="bullet"/>
-      <w:lvlText w:val=""/>
-      <w:lvlPicBulletId w:val="0"/>
+    <w:lvl w:ilvl="2">
+      <w:start w:val="1"/>
+      <w:numFmt w:val="decimal"/>
+      <w:lvlText w:val="%1.%2.%3."/>
       <w:lvlJc w:val="left"/>
       <w:pPr>
-        <w:tabs>
-          <w:tab w:val="num" w:pos="1440"/>
-        </w:tabs>
-        <w:ind w:left="1440" w:hanging="360"/>
-      </w:pPr>
-      <w:rPr>
-        <w:rFonts w:ascii="Symbol" w:hAnsi="Symbol" w:hint="default"/>
-      </w:rPr>
+        <w:ind w:left="1224" w:hanging="504"/>
+      </w:pPr>
     </w:lvl>
-    <w:lvl w:ilvl="3" w:tplc="8E48D4B8" w:tentative="1">
+    <w:lvl w:ilvl="3">
       <w:start w:val="1"/>
-      <w:numFmt w:val="bullet"/>
-      <w:lvlText w:val=""/>
-      <w:lvlPicBulletId w:val="1"/>
+      <w:numFmt w:val="decimal"/>
+      <w:pStyle w:val="Listparagraph"/>
+      <w:lvlText w:val="%1.%2.%3.%4."/>
       <w:lvlJc w:val="left"/>
       <w:pPr>
-        <w:tabs>
-          <w:tab w:val="num" w:pos="2880"/>
-        </w:tabs>
-        <w:ind w:left="2880" w:hanging="360"/>
-      </w:pPr>
-      <w:rPr>
-        <w:rFonts w:ascii="Symbol" w:hAnsi="Symbol" w:hint="default"/>
-      </w:rPr>
+        <w:ind w:left="1728" w:hanging="648"/>
+      </w:pPr>
     </w:lvl>
-    <w:lvl w:ilvl="4" w:tplc="30B63BB2" w:tentative="1">
+    <w:lvl w:ilvl="4">
       <w:start w:val="1"/>
-      <w:numFmt w:val="bullet"/>
-      <w:lvlText w:val=""/>
-      <w:lvlPicBulletId w:val="1"/>
+      <w:numFmt w:val="decimal"/>
+      <w:lvlText w:val="%1.%2.%3.%4.%5."/>
       <w:lvlJc w:val="left"/>
       <w:pPr>
-        <w:tabs>
-          <w:tab w:val="num" w:pos="3600"/>
-        </w:tabs>
-        <w:ind w:left="3600" w:hanging="360"/>
-      </w:pPr>
-      <w:rPr>
-        <w:rFonts w:ascii="Symbol" w:hAnsi="Symbol" w:hint="default"/>
-      </w:rPr>
+        <w:ind w:left="2232" w:hanging="792"/>
+      </w:pPr>
     </w:lvl>
-    <w:lvl w:ilvl="5" w:tplc="77569E8C" w:tentative="1">
+    <w:lvl w:ilvl="5">
       <w:start w:val="1"/>
-      <w:numFmt w:val="bullet"/>
-      <w:lvlText w:val=""/>
-      <w:lvlPicBulletId w:val="1"/>
+      <w:numFmt w:val="decimal"/>
+      <w:lvlText w:val="%1.%2.%3.%4.%5.%6."/>
       <w:lvlJc w:val="left"/>
       <w:pPr>
-        <w:tabs>
-          <w:tab w:val="num" w:pos="4320"/>
-        </w:tabs>
-        <w:ind w:left="4320" w:hanging="360"/>
-      </w:pPr>
-      <w:rPr>
-        <w:rFonts w:ascii="Symbol" w:hAnsi="Symbol" w:hint="default"/>
-      </w:rPr>
+        <w:ind w:left="2736" w:hanging="936"/>
+      </w:pPr>
     </w:lvl>
-    <w:lvl w:ilvl="6" w:tplc="E436B14A" w:tentative="1">
+    <w:lvl w:ilvl="6">
       <w:start w:val="1"/>
-      <w:numFmt w:val="bullet"/>
-      <w:lvlText w:val=""/>
-      <w:lvlPicBulletId w:val="1"/>
+      <w:numFmt w:val="decimal"/>
+      <w:lvlText w:val="%1.%2.%3.%4.%5.%6.%7."/>
       <w:lvlJc w:val="left"/>
       <w:pPr>
-        <w:tabs>
-          <w:tab w:val="num" w:pos="5040"/>
-        </w:tabs>
-        <w:ind w:left="5040" w:hanging="360"/>
-      </w:pPr>
-      <w:rPr>
-        <w:rFonts w:ascii="Symbol" w:hAnsi="Symbol" w:hint="default"/>
-      </w:rPr>
+        <w:ind w:left="3240" w:hanging="1080"/>
+      </w:pPr>
     </w:lvl>
-    <w:lvl w:ilvl="7" w:tplc="DC72BDEC" w:tentative="1">
+    <w:lvl w:ilvl="7">
       <w:start w:val="1"/>
-      <w:numFmt w:val="bullet"/>
-      <w:lvlText w:val=""/>
-      <w:lvlPicBulletId w:val="1"/>
+      <w:numFmt w:val="decimal"/>
+      <w:lvlText w:val="%1.%2.%3.%4.%5.%6.%7.%8."/>
       <w:lvlJc w:val="left"/>
       <w:pPr>
-        <w:tabs>
-          <w:tab w:val="num" w:pos="5760"/>
-        </w:tabs>
-        <w:ind w:left="5760" w:hanging="360"/>
-      </w:pPr>
-      <w:rPr>
-        <w:rFonts w:ascii="Symbol" w:hAnsi="Symbol" w:hint="default"/>
-      </w:rPr>
+        <w:ind w:left="3744" w:hanging="1224"/>
+      </w:pPr>
     </w:lvl>
-    <w:lvl w:ilvl="8" w:tplc="A058BDC2" w:tentative="1">
+    <w:lvl w:ilvl="8">
       <w:start w:val="1"/>
-      <w:numFmt w:val="bullet"/>
-      <w:lvlText w:val=""/>
-      <w:lvlPicBulletId w:val="1"/>
+      <w:numFmt w:val="decimal"/>
+      <w:lvlText w:val="%1.%2.%3.%4.%5.%6.%7.%8.%9."/>
       <w:lvlJc w:val="left"/>
       <w:pPr>
-        <w:tabs>
-          <w:tab w:val="num" w:pos="6480"/>
-        </w:tabs>
-        <w:ind w:left="6480" w:hanging="360"/>
-      </w:pPr>
-      <w:rPr>
-        <w:rFonts w:ascii="Symbol" w:hAnsi="Symbol" w:hint="default"/>
-      </w:rPr>
+        <w:ind w:left="4320" w:hanging="1440"/>
+      </w:pPr>
     </w:lvl>
   </w:abstractNum>
   <w:abstractNum w:abstractNumId="1" w15:restartNumberingAfterBreak="0">
-    <w:nsid w:val="19CB339A"/>
-    <w:multiLevelType w:val="hybridMultilevel"/>
-    <w:tmpl w:val="D1C88D7E"/>
-    <w:lvl w:ilvl="0" w:tplc="04090005">
-      <w:start w:val="1"/>
-      <w:numFmt w:val="bullet"/>
-      <w:lvlText w:val=""/>
-      <w:lvlJc w:val="left"/>
-      <w:pPr>
-        <w:tabs>
-          <w:tab w:val="num" w:pos="720"/>
-        </w:tabs>
-        <w:ind w:left="720" w:hanging="360"/>
-      </w:pPr>
-      <w:rPr>
-        <w:rFonts w:ascii="Wingdings" w:hAnsi="Wingdings" w:hint="default"/>
-      </w:rPr>
-    </w:lvl>
-    <w:lvl w:ilvl="1" w:tplc="04090003" w:tentative="1">
-      <w:start w:val="1"/>
-      <w:numFmt w:val="bullet"/>
-      <w:lvlText w:val="o"/>
-      <w:lvlJc w:val="left"/>
-      <w:pPr>
-        <w:tabs>
-          <w:tab w:val="num" w:pos="1440"/>
-        </w:tabs>
-        <w:ind w:left="1440" w:hanging="360"/>
-      </w:pPr>
-      <w:rPr>
-        <w:rFonts w:ascii="Courier New" w:hAnsi="Courier New" w:hint="default"/>
-      </w:rPr>
-    </w:lvl>
-    <w:lvl w:ilvl="2" w:tplc="04090005" w:tentative="1">
-      <w:start w:val="1"/>
-      <w:numFmt w:val="bullet"/>
-      <w:lvlText w:val=""/>
-      <w:lvlJc w:val="left"/>
-      <w:pPr>
-        <w:tabs>
-          <w:tab w:val="num" w:pos="2160"/>
-        </w:tabs>
-        <w:ind w:left="2160" w:hanging="360"/>
-      </w:pPr>
-      <w:rPr>
-        <w:rFonts w:ascii="Wingdings" w:hAnsi="Wingdings" w:hint="default"/>
-      </w:rPr>
-    </w:lvl>
-    <w:lvl w:ilvl="3" w:tplc="04090001" w:tentative="1">
-      <w:start w:val="1"/>
-      <w:numFmt w:val="bullet"/>
-      <w:lvlText w:val=""/>
-      <w:lvlJc w:val="left"/>
-      <w:pPr>
-        <w:tabs>
-          <w:tab w:val="num" w:pos="2880"/>
-        </w:tabs>
-        <w:ind w:left="2880" w:hanging="360"/>
-      </w:pPr>
-      <w:rPr>
-        <w:rFonts w:ascii="Symbol" w:hAnsi="Symbol" w:hint="default"/>
-      </w:rPr>
-    </w:lvl>
-    <w:lvl w:ilvl="4" w:tplc="04090003" w:tentative="1">
-      <w:start w:val="1"/>
-      <w:numFmt w:val="bullet"/>
-      <w:lvlText w:val="o"/>
-      <w:lvlJc w:val="left"/>
-      <w:pPr>
-        <w:tabs>
-          <w:tab w:val="num" w:pos="3600"/>
-        </w:tabs>
-        <w:ind w:left="3600" w:hanging="360"/>
-      </w:pPr>
-      <w:rPr>
-        <w:rFonts w:ascii="Courier New" w:hAnsi="Courier New" w:hint="default"/>
-      </w:rPr>
-    </w:lvl>
-    <w:lvl w:ilvl="5" w:tplc="04090005" w:tentative="1">
-      <w:start w:val="1"/>
-      <w:numFmt w:val="bullet"/>
-      <w:lvlText w:val=""/>
-      <w:lvlJc w:val="left"/>
-      <w:pPr>
-        <w:tabs>
-          <w:tab w:val="num" w:pos="4320"/>
-        </w:tabs>
-        <w:ind w:left="4320" w:hanging="360"/>
-      </w:pPr>
-      <w:rPr>
-        <w:rFonts w:ascii="Wingdings" w:hAnsi="Wingdings" w:hint="default"/>
-      </w:rPr>
-    </w:lvl>
-    <w:lvl w:ilvl="6" w:tplc="04090001" w:tentative="1">
-      <w:start w:val="1"/>
-      <w:numFmt w:val="bullet"/>
-      <w:lvlText w:val=""/>
-      <w:lvlJc w:val="left"/>
-      <w:pPr>
-        <w:tabs>
-          <w:tab w:val="num" w:pos="5040"/>
-        </w:tabs>
-        <w:ind w:left="5040" w:hanging="360"/>
-      </w:pPr>
-      <w:rPr>
-        <w:rFonts w:ascii="Symbol" w:hAnsi="Symbol" w:hint="default"/>
-      </w:rPr>
-    </w:lvl>
-    <w:lvl w:ilvl="7" w:tplc="04090003" w:tentative="1">
-      <w:start w:val="1"/>
-      <w:numFmt w:val="bullet"/>
-      <w:lvlText w:val="o"/>
-      <w:lvlJc w:val="left"/>
-      <w:pPr>
-        <w:tabs>
-          <w:tab w:val="num" w:pos="5760"/>
-        </w:tabs>
-        <w:ind w:left="5760" w:hanging="360"/>
-      </w:pPr>
-      <w:rPr>
-        <w:rFonts w:ascii="Courier New" w:hAnsi="Courier New" w:hint="default"/>
-      </w:rPr>
-    </w:lvl>
-    <w:lvl w:ilvl="8" w:tplc="04090005" w:tentative="1">
-      <w:start w:val="1"/>
-      <w:numFmt w:val="bullet"/>
-      <w:lvlText w:val=""/>
-      <w:lvlJc w:val="left"/>
-      <w:pPr>
-        <w:tabs>
-          <w:tab w:val="num" w:pos="6480"/>
-        </w:tabs>
-        <w:ind w:left="6480" w:hanging="360"/>
-      </w:pPr>
-      <w:rPr>
-        <w:rFonts w:ascii="Wingdings" w:hAnsi="Wingdings" w:hint="default"/>
-      </w:rPr>
-    </w:lvl>
-  </w:abstractNum>
-  <w:abstractNum w:abstractNumId="2" w15:restartNumberingAfterBreak="0">
-    <w:nsid w:val="1AA737FC"/>
-    <w:multiLevelType w:val="hybridMultilevel"/>
-    <w:tmpl w:val="9BB0345E"/>
+    <w:nsid w:val="3A434F6A"/>
+    <w:multiLevelType w:val="multilevel"/>
+    <w:tmpl w:val="C854D3FE"/>
     <w:lvl w:ilvl="0">
       <w:start w:val="1"/>
       <w:numFmt w:val="decimal"/>
-      <w:lvlText w:val="%1"/>
+      <w:lvlText w:val="%1."/>
       <w:lvlJc w:val="left"/>
       <w:pPr>
-        <w:ind w:left="720" w:hanging="360"/>
+        <w:ind w:left="360" w:hanging="360"/>
       </w:pPr>
       <w:rPr>
         <w:rFonts w:hint="default"/>
@@ -5971,238 +7597,15 @@
     </w:lvl>
     <w:lvl w:ilvl="1">
       <w:start w:val="1"/>
-      <w:numFmt w:val="lowerLetter"/>
-      <w:lvlText w:val="%2."/>
+      <w:numFmt w:val="decimal"/>
+      <w:lvlText w:val="%1.%2."/>
       <w:lvlJc w:val="left"/>
       <w:pPr>
-        <w:ind w:left="1440" w:hanging="360"/>
-      </w:pPr>
-    </w:lvl>
-    <w:lvl w:ilvl="2">
-      <w:start w:val="1"/>
-      <w:numFmt w:val="lowerRoman"/>
-      <w:lvlText w:val="%3."/>
-      <w:lvlJc w:val="right"/>
-      <w:pPr>
-        <w:ind w:left="2160" w:hanging="180"/>
-      </w:pPr>
-    </w:lvl>
-    <w:lvl w:ilvl="3">
-      <w:start w:val="1"/>
-      <w:numFmt w:val="decimal"/>
-      <w:lvlText w:val="%4."/>
-      <w:lvlJc w:val="left"/>
-      <w:pPr>
-        <w:ind w:left="2880" w:hanging="360"/>
-      </w:pPr>
-    </w:lvl>
-    <w:lvl w:ilvl="4">
-      <w:start w:val="1"/>
-      <w:numFmt w:val="lowerLetter"/>
-      <w:lvlText w:val="%5."/>
-      <w:lvlJc w:val="left"/>
-      <w:pPr>
-        <w:ind w:left="3600" w:hanging="360"/>
-      </w:pPr>
-    </w:lvl>
-    <w:lvl w:ilvl="5" w:tentative="1">
-      <w:start w:val="1"/>
-      <w:numFmt w:val="lowerRoman"/>
-      <w:lvlText w:val="%6."/>
-      <w:lvlJc w:val="right"/>
-      <w:pPr>
-        <w:ind w:left="4320" w:hanging="180"/>
-      </w:pPr>
-    </w:lvl>
-    <w:lvl w:ilvl="6" w:tentative="1">
-      <w:start w:val="1"/>
-      <w:numFmt w:val="decimal"/>
-      <w:lvlText w:val="%7."/>
-      <w:lvlJc w:val="left"/>
-      <w:pPr>
-        <w:ind w:left="5040" w:hanging="360"/>
-      </w:pPr>
-    </w:lvl>
-    <w:lvl w:ilvl="7" w:tentative="1">
-      <w:start w:val="1"/>
-      <w:numFmt w:val="lowerLetter"/>
-      <w:lvlText w:val="%8."/>
-      <w:lvlJc w:val="left"/>
-      <w:pPr>
-        <w:ind w:left="5760" w:hanging="360"/>
-      </w:pPr>
-    </w:lvl>
-    <w:lvl w:ilvl="8" w:tentative="1">
-      <w:start w:val="1"/>
-      <w:numFmt w:val="lowerRoman"/>
-      <w:lvlText w:val="%9."/>
-      <w:lvlJc w:val="right"/>
-      <w:pPr>
-        <w:ind w:left="6480" w:hanging="180"/>
-      </w:pPr>
-    </w:lvl>
-  </w:abstractNum>
-  <w:abstractNum w:abstractNumId="3" w15:restartNumberingAfterBreak="0">
-    <w:nsid w:val="22A97020"/>
-    <w:multiLevelType w:val="hybridMultilevel"/>
-    <w:tmpl w:val="72242DD6"/>
-    <w:lvl w:ilvl="0" w:tplc="04090001">
-      <w:start w:val="1"/>
-      <w:numFmt w:val="bullet"/>
-      <w:lvlText w:val=""/>
-      <w:lvlJc w:val="left"/>
-      <w:pPr>
-        <w:tabs>
-          <w:tab w:val="num" w:pos="720"/>
-        </w:tabs>
-        <w:ind w:left="720" w:hanging="360"/>
+        <w:ind w:left="792" w:hanging="432"/>
       </w:pPr>
       <w:rPr>
-        <w:rFonts w:ascii="Symbol" w:hAnsi="Symbol" w:hint="default"/>
+        <w:rFonts w:hint="default"/>
       </w:rPr>
-    </w:lvl>
-    <w:lvl w:ilvl="1" w:tplc="04090003" w:tentative="1">
-      <w:start w:val="1"/>
-      <w:numFmt w:val="bullet"/>
-      <w:lvlText w:val="o"/>
-      <w:lvlJc w:val="left"/>
-      <w:pPr>
-        <w:tabs>
-          <w:tab w:val="num" w:pos="1440"/>
-        </w:tabs>
-        <w:ind w:left="1440" w:hanging="360"/>
-      </w:pPr>
-      <w:rPr>
-        <w:rFonts w:ascii="Courier New" w:hAnsi="Courier New" w:hint="default"/>
-      </w:rPr>
-    </w:lvl>
-    <w:lvl w:ilvl="2" w:tplc="04090005" w:tentative="1">
-      <w:start w:val="1"/>
-      <w:numFmt w:val="bullet"/>
-      <w:lvlText w:val=""/>
-      <w:lvlJc w:val="left"/>
-      <w:pPr>
-        <w:tabs>
-          <w:tab w:val="num" w:pos="2160"/>
-        </w:tabs>
-        <w:ind w:left="2160" w:hanging="360"/>
-      </w:pPr>
-      <w:rPr>
-        <w:rFonts w:ascii="Wingdings" w:hAnsi="Wingdings" w:hint="default"/>
-      </w:rPr>
-    </w:lvl>
-    <w:lvl w:ilvl="3" w:tplc="04090001" w:tentative="1">
-      <w:start w:val="1"/>
-      <w:numFmt w:val="bullet"/>
-      <w:lvlText w:val=""/>
-      <w:lvlJc w:val="left"/>
-      <w:pPr>
-        <w:tabs>
-          <w:tab w:val="num" w:pos="2880"/>
-        </w:tabs>
-        <w:ind w:left="2880" w:hanging="360"/>
-      </w:pPr>
-      <w:rPr>
-        <w:rFonts w:ascii="Symbol" w:hAnsi="Symbol" w:hint="default"/>
-      </w:rPr>
-    </w:lvl>
-    <w:lvl w:ilvl="4" w:tplc="04090003" w:tentative="1">
-      <w:start w:val="1"/>
-      <w:numFmt w:val="bullet"/>
-      <w:lvlText w:val="o"/>
-      <w:lvlJc w:val="left"/>
-      <w:pPr>
-        <w:tabs>
-          <w:tab w:val="num" w:pos="3600"/>
-        </w:tabs>
-        <w:ind w:left="3600" w:hanging="360"/>
-      </w:pPr>
-      <w:rPr>
-        <w:rFonts w:ascii="Courier New" w:hAnsi="Courier New" w:hint="default"/>
-      </w:rPr>
-    </w:lvl>
-    <w:lvl w:ilvl="5" w:tplc="04090005" w:tentative="1">
-      <w:start w:val="1"/>
-      <w:numFmt w:val="bullet"/>
-      <w:lvlText w:val=""/>
-      <w:lvlJc w:val="left"/>
-      <w:pPr>
-        <w:tabs>
-          <w:tab w:val="num" w:pos="4320"/>
-        </w:tabs>
-        <w:ind w:left="4320" w:hanging="360"/>
-      </w:pPr>
-      <w:rPr>
-        <w:rFonts w:ascii="Wingdings" w:hAnsi="Wingdings" w:hint="default"/>
-      </w:rPr>
-    </w:lvl>
-    <w:lvl w:ilvl="6" w:tplc="04090001" w:tentative="1">
-      <w:start w:val="1"/>
-      <w:numFmt w:val="bullet"/>
-      <w:lvlText w:val=""/>
-      <w:lvlJc w:val="left"/>
-      <w:pPr>
-        <w:tabs>
-          <w:tab w:val="num" w:pos="5040"/>
-        </w:tabs>
-        <w:ind w:left="5040" w:hanging="360"/>
-      </w:pPr>
-      <w:rPr>
-        <w:rFonts w:ascii="Symbol" w:hAnsi="Symbol" w:hint="default"/>
-      </w:rPr>
-    </w:lvl>
-    <w:lvl w:ilvl="7" w:tplc="04090003" w:tentative="1">
-      <w:start w:val="1"/>
-      <w:numFmt w:val="bullet"/>
-      <w:lvlText w:val="o"/>
-      <w:lvlJc w:val="left"/>
-      <w:pPr>
-        <w:tabs>
-          <w:tab w:val="num" w:pos="5760"/>
-        </w:tabs>
-        <w:ind w:left="5760" w:hanging="360"/>
-      </w:pPr>
-      <w:rPr>
-        <w:rFonts w:ascii="Courier New" w:hAnsi="Courier New" w:hint="default"/>
-      </w:rPr>
-    </w:lvl>
-    <w:lvl w:ilvl="8" w:tplc="04090005" w:tentative="1">
-      <w:start w:val="1"/>
-      <w:numFmt w:val="bullet"/>
-      <w:lvlText w:val=""/>
-      <w:lvlJc w:val="left"/>
-      <w:pPr>
-        <w:tabs>
-          <w:tab w:val="num" w:pos="6480"/>
-        </w:tabs>
-        <w:ind w:left="6480" w:hanging="360"/>
-      </w:pPr>
-      <w:rPr>
-        <w:rFonts w:ascii="Wingdings" w:hAnsi="Wingdings" w:hint="default"/>
-      </w:rPr>
-    </w:lvl>
-  </w:abstractNum>
-  <w:abstractNum w:abstractNumId="4" w15:restartNumberingAfterBreak="0">
-    <w:nsid w:val="233720C1"/>
-    <w:multiLevelType w:val="multilevel"/>
-    <w:tmpl w:val="8024715A"/>
-    <w:lvl w:ilvl="0">
-      <w:start w:val="1"/>
-      <w:numFmt w:val="decimal"/>
-      <w:lvlText w:val="%1."/>
-      <w:lvlJc w:val="left"/>
-      <w:pPr>
-        <w:ind w:left="360" w:hanging="360"/>
-      </w:pPr>
-    </w:lvl>
-    <w:lvl w:ilvl="1">
-      <w:start w:val="1"/>
-      <w:numFmt w:val="decimal"/>
-      <w:lvlText w:val="%2."/>
-      <w:lvlJc w:val="left"/>
-      <w:pPr>
-        <w:ind w:left="792" w:hanging="432"/>
-      </w:pPr>
     </w:lvl>
     <w:lvl w:ilvl="2">
       <w:start w:val="1"/>
@@ -6212,6 +7615,9 @@
       <w:pPr>
         <w:ind w:left="1224" w:hanging="504"/>
       </w:pPr>
+      <w:rPr>
+        <w:rFonts w:hint="default"/>
+      </w:rPr>
     </w:lvl>
     <w:lvl w:ilvl="3">
       <w:start w:val="1"/>
@@ -6221,6 +7627,9 @@
       <w:pPr>
         <w:ind w:left="1728" w:hanging="648"/>
       </w:pPr>
+      <w:rPr>
+        <w:rFonts w:hint="default"/>
+      </w:rPr>
     </w:lvl>
     <w:lvl w:ilvl="4">
       <w:start w:val="1"/>
@@ -6230,6 +7639,9 @@
       <w:pPr>
         <w:ind w:left="2232" w:hanging="792"/>
       </w:pPr>
+      <w:rPr>
+        <w:rFonts w:hint="default"/>
+      </w:rPr>
     </w:lvl>
     <w:lvl w:ilvl="5">
       <w:start w:val="1"/>
@@ -6239,6 +7651,9 @@
       <w:pPr>
         <w:ind w:left="2736" w:hanging="936"/>
       </w:pPr>
+      <w:rPr>
+        <w:rFonts w:hint="default"/>
+      </w:rPr>
     </w:lvl>
     <w:lvl w:ilvl="6">
       <w:start w:val="1"/>
@@ -6248,6 +7663,9 @@
       <w:pPr>
         <w:ind w:left="3240" w:hanging="1080"/>
       </w:pPr>
+      <w:rPr>
+        <w:rFonts w:hint="default"/>
+      </w:rPr>
     </w:lvl>
     <w:lvl w:ilvl="7">
       <w:start w:val="1"/>
@@ -6257,6 +7675,9 @@
       <w:pPr>
         <w:ind w:left="3744" w:hanging="1224"/>
       </w:pPr>
+      <w:rPr>
+        <w:rFonts w:hint="default"/>
+      </w:rPr>
     </w:lvl>
     <w:lvl w:ilvl="8">
       <w:start w:val="1"/>
@@ -6266,591 +7687,12 @@
       <w:pPr>
         <w:ind w:left="4320" w:hanging="1440"/>
       </w:pPr>
-    </w:lvl>
-  </w:abstractNum>
-  <w:abstractNum w:abstractNumId="5" w15:restartNumberingAfterBreak="0">
-    <w:nsid w:val="2D542F3C"/>
-    <w:multiLevelType w:val="multilevel"/>
-    <w:tmpl w:val="0409001F"/>
-    <w:lvl w:ilvl="0">
-      <w:start w:val="1"/>
-      <w:numFmt w:val="decimal"/>
-      <w:lvlText w:val="%1."/>
-      <w:lvlJc w:val="left"/>
-      <w:pPr>
-        <w:ind w:left="360" w:hanging="360"/>
-      </w:pPr>
-    </w:lvl>
-    <w:lvl w:ilvl="1">
-      <w:start w:val="1"/>
-      <w:numFmt w:val="decimal"/>
-      <w:lvlText w:val="%1.%2."/>
-      <w:lvlJc w:val="left"/>
-      <w:pPr>
-        <w:ind w:left="792" w:hanging="432"/>
-      </w:pPr>
-    </w:lvl>
-    <w:lvl w:ilvl="2">
-      <w:start w:val="1"/>
-      <w:numFmt w:val="decimal"/>
-      <w:lvlText w:val="%1.%2.%3."/>
-      <w:lvlJc w:val="left"/>
-      <w:pPr>
-        <w:ind w:left="1224" w:hanging="504"/>
-      </w:pPr>
-    </w:lvl>
-    <w:lvl w:ilvl="3">
-      <w:start w:val="1"/>
-      <w:numFmt w:val="decimal"/>
-      <w:lvlText w:val="%1.%2.%3.%4."/>
-      <w:lvlJc w:val="left"/>
-      <w:pPr>
-        <w:ind w:left="1728" w:hanging="648"/>
-      </w:pPr>
-    </w:lvl>
-    <w:lvl w:ilvl="4">
-      <w:start w:val="1"/>
-      <w:numFmt w:val="decimal"/>
-      <w:lvlText w:val="%1.%2.%3.%4.%5."/>
-      <w:lvlJc w:val="left"/>
-      <w:pPr>
-        <w:ind w:left="2232" w:hanging="792"/>
-      </w:pPr>
-    </w:lvl>
-    <w:lvl w:ilvl="5">
-      <w:start w:val="1"/>
-      <w:numFmt w:val="decimal"/>
-      <w:lvlText w:val="%1.%2.%3.%4.%5.%6."/>
-      <w:lvlJc w:val="left"/>
-      <w:pPr>
-        <w:ind w:left="2736" w:hanging="936"/>
-      </w:pPr>
-    </w:lvl>
-    <w:lvl w:ilvl="6">
-      <w:start w:val="1"/>
-      <w:numFmt w:val="decimal"/>
-      <w:lvlText w:val="%1.%2.%3.%4.%5.%6.%7."/>
-      <w:lvlJc w:val="left"/>
-      <w:pPr>
-        <w:ind w:left="3240" w:hanging="1080"/>
-      </w:pPr>
-    </w:lvl>
-    <w:lvl w:ilvl="7">
-      <w:start w:val="1"/>
-      <w:numFmt w:val="decimal"/>
-      <w:lvlText w:val="%1.%2.%3.%4.%5.%6.%7.%8."/>
-      <w:lvlJc w:val="left"/>
-      <w:pPr>
-        <w:ind w:left="3744" w:hanging="1224"/>
-      </w:pPr>
-    </w:lvl>
-    <w:lvl w:ilvl="8">
-      <w:start w:val="1"/>
-      <w:numFmt w:val="decimal"/>
-      <w:lvlText w:val="%1.%2.%3.%4.%5.%6.%7.%8.%9."/>
-      <w:lvlJc w:val="left"/>
-      <w:pPr>
-        <w:ind w:left="4320" w:hanging="1440"/>
-      </w:pPr>
-    </w:lvl>
-  </w:abstractNum>
-  <w:abstractNum w:abstractNumId="6" w15:restartNumberingAfterBreak="0">
-    <w:nsid w:val="2D683AB2"/>
-    <w:multiLevelType w:val="hybridMultilevel"/>
-    <w:tmpl w:val="BA8AC4C2"/>
-    <w:lvl w:ilvl="0">
-      <w:start w:val="1"/>
-      <w:numFmt w:val="decimal"/>
-      <w:lvlText w:val="%1."/>
-      <w:lvlJc w:val="left"/>
-      <w:pPr>
-        <w:ind w:left="720" w:hanging="360"/>
-      </w:pPr>
       <w:rPr>
         <w:rFonts w:hint="default"/>
       </w:rPr>
     </w:lvl>
-    <w:lvl w:ilvl="1">
-      <w:start w:val="1"/>
-      <w:numFmt w:val="lowerLetter"/>
-      <w:lvlText w:val="%2."/>
-      <w:lvlJc w:val="left"/>
-      <w:pPr>
-        <w:ind w:left="1440" w:hanging="360"/>
-      </w:pPr>
-    </w:lvl>
-    <w:lvl w:ilvl="2">
-      <w:start w:val="1"/>
-      <w:numFmt w:val="lowerRoman"/>
-      <w:lvlText w:val="%3."/>
-      <w:lvlJc w:val="right"/>
-      <w:pPr>
-        <w:ind w:left="2160" w:hanging="180"/>
-      </w:pPr>
-    </w:lvl>
-    <w:lvl w:ilvl="3">
-      <w:start w:val="1"/>
-      <w:numFmt w:val="decimal"/>
-      <w:lvlText w:val="%4."/>
-      <w:lvlJc w:val="left"/>
-      <w:pPr>
-        <w:ind w:left="2880" w:hanging="360"/>
-      </w:pPr>
-    </w:lvl>
-    <w:lvl w:ilvl="4">
-      <w:start w:val="1"/>
-      <w:numFmt w:val="lowerLetter"/>
-      <w:lvlText w:val="%5."/>
-      <w:lvlJc w:val="left"/>
-      <w:pPr>
-        <w:ind w:left="3600" w:hanging="360"/>
-      </w:pPr>
-    </w:lvl>
-    <w:lvl w:ilvl="5" w:tentative="1">
-      <w:start w:val="1"/>
-      <w:numFmt w:val="lowerRoman"/>
-      <w:lvlText w:val="%6."/>
-      <w:lvlJc w:val="right"/>
-      <w:pPr>
-        <w:ind w:left="4320" w:hanging="180"/>
-      </w:pPr>
-    </w:lvl>
-    <w:lvl w:ilvl="6" w:tentative="1">
-      <w:start w:val="1"/>
-      <w:numFmt w:val="decimal"/>
-      <w:lvlText w:val="%7."/>
-      <w:lvlJc w:val="left"/>
-      <w:pPr>
-        <w:ind w:left="5040" w:hanging="360"/>
-      </w:pPr>
-    </w:lvl>
-    <w:lvl w:ilvl="7" w:tentative="1">
-      <w:start w:val="1"/>
-      <w:numFmt w:val="lowerLetter"/>
-      <w:lvlText w:val="%8."/>
-      <w:lvlJc w:val="left"/>
-      <w:pPr>
-        <w:ind w:left="5760" w:hanging="360"/>
-      </w:pPr>
-    </w:lvl>
-    <w:lvl w:ilvl="8" w:tentative="1">
-      <w:start w:val="1"/>
-      <w:numFmt w:val="lowerRoman"/>
-      <w:lvlText w:val="%9."/>
-      <w:lvlJc w:val="right"/>
-      <w:pPr>
-        <w:ind w:left="6480" w:hanging="180"/>
-      </w:pPr>
-    </w:lvl>
   </w:abstractNum>
-  <w:abstractNum w:abstractNumId="7" w15:restartNumberingAfterBreak="0">
-    <w:nsid w:val="309806C9"/>
-    <w:multiLevelType w:val="hybridMultilevel"/>
-    <w:tmpl w:val="D9145BE4"/>
-    <w:lvl w:ilvl="0" w:tplc="21B8FF7C">
-      <w:start w:val="1"/>
-      <w:numFmt w:val="decimal"/>
-      <w:lvlText w:val="%1)"/>
-      <w:lvlJc w:val="left"/>
-      <w:pPr>
-        <w:tabs>
-          <w:tab w:val="num" w:pos="1080"/>
-        </w:tabs>
-        <w:ind w:left="1080" w:hanging="360"/>
-      </w:pPr>
-      <w:rPr>
-        <w:rFonts w:hint="default"/>
-      </w:rPr>
-    </w:lvl>
-    <w:lvl w:ilvl="1" w:tplc="335A87A8">
-      <w:start w:val="1"/>
-      <w:numFmt w:val="bullet"/>
-      <w:lvlText w:val=""/>
-      <w:lvlJc w:val="left"/>
-      <w:pPr>
-        <w:tabs>
-          <w:tab w:val="num" w:pos="1800"/>
-        </w:tabs>
-        <w:ind w:left="1800" w:hanging="360"/>
-      </w:pPr>
-      <w:rPr>
-        <w:rFonts w:ascii="Symbol" w:eastAsia="Times New Roman" w:hAnsi="Symbol" w:cs="Times New Roman" w:hint="default"/>
-      </w:rPr>
-    </w:lvl>
-    <w:lvl w:ilvl="2" w:tplc="B35C6356">
-      <w:start w:val="1"/>
-      <w:numFmt w:val="bullet"/>
-      <w:lvlText w:val="-"/>
-      <w:lvlJc w:val="left"/>
-      <w:pPr>
-        <w:tabs>
-          <w:tab w:val="num" w:pos="2700"/>
-        </w:tabs>
-        <w:ind w:left="2700" w:hanging="360"/>
-      </w:pPr>
-      <w:rPr>
-        <w:rFonts w:ascii="Times New Roman" w:eastAsia="Times New Roman" w:hAnsi="Times New Roman" w:cs="Times New Roman" w:hint="default"/>
-      </w:rPr>
-    </w:lvl>
-    <w:lvl w:ilvl="3" w:tplc="0409000F" w:tentative="1">
-      <w:start w:val="1"/>
-      <w:numFmt w:val="decimal"/>
-      <w:lvlText w:val="%4."/>
-      <w:lvlJc w:val="left"/>
-      <w:pPr>
-        <w:tabs>
-          <w:tab w:val="num" w:pos="3240"/>
-        </w:tabs>
-        <w:ind w:left="3240" w:hanging="360"/>
-      </w:pPr>
-    </w:lvl>
-    <w:lvl w:ilvl="4" w:tplc="04090019" w:tentative="1">
-      <w:start w:val="1"/>
-      <w:numFmt w:val="lowerLetter"/>
-      <w:lvlText w:val="%5."/>
-      <w:lvlJc w:val="left"/>
-      <w:pPr>
-        <w:tabs>
-          <w:tab w:val="num" w:pos="3960"/>
-        </w:tabs>
-        <w:ind w:left="3960" w:hanging="360"/>
-      </w:pPr>
-    </w:lvl>
-    <w:lvl w:ilvl="5" w:tplc="0409001B" w:tentative="1">
-      <w:start w:val="1"/>
-      <w:numFmt w:val="lowerRoman"/>
-      <w:lvlText w:val="%6."/>
-      <w:lvlJc w:val="right"/>
-      <w:pPr>
-        <w:tabs>
-          <w:tab w:val="num" w:pos="4680"/>
-        </w:tabs>
-        <w:ind w:left="4680" w:hanging="180"/>
-      </w:pPr>
-    </w:lvl>
-    <w:lvl w:ilvl="6" w:tplc="0409000F" w:tentative="1">
-      <w:start w:val="1"/>
-      <w:numFmt w:val="decimal"/>
-      <w:lvlText w:val="%7."/>
-      <w:lvlJc w:val="left"/>
-      <w:pPr>
-        <w:tabs>
-          <w:tab w:val="num" w:pos="5400"/>
-        </w:tabs>
-        <w:ind w:left="5400" w:hanging="360"/>
-      </w:pPr>
-    </w:lvl>
-    <w:lvl w:ilvl="7" w:tplc="04090019" w:tentative="1">
-      <w:start w:val="1"/>
-      <w:numFmt w:val="lowerLetter"/>
-      <w:lvlText w:val="%8."/>
-      <w:lvlJc w:val="left"/>
-      <w:pPr>
-        <w:tabs>
-          <w:tab w:val="num" w:pos="6120"/>
-        </w:tabs>
-        <w:ind w:left="6120" w:hanging="360"/>
-      </w:pPr>
-    </w:lvl>
-    <w:lvl w:ilvl="8" w:tplc="0409001B" w:tentative="1">
-      <w:start w:val="1"/>
-      <w:numFmt w:val="lowerRoman"/>
-      <w:lvlText w:val="%9."/>
-      <w:lvlJc w:val="right"/>
-      <w:pPr>
-        <w:tabs>
-          <w:tab w:val="num" w:pos="6840"/>
-        </w:tabs>
-        <w:ind w:left="6840" w:hanging="180"/>
-      </w:pPr>
-    </w:lvl>
-  </w:abstractNum>
-  <w:abstractNum w:abstractNumId="8" w15:restartNumberingAfterBreak="0">
-    <w:nsid w:val="34555AC1"/>
-    <w:multiLevelType w:val="hybridMultilevel"/>
-    <w:tmpl w:val="C4741412"/>
-    <w:lvl w:ilvl="0" w:tplc="04090001">
-      <w:start w:val="1"/>
-      <w:numFmt w:val="bullet"/>
-      <w:lvlText w:val=""/>
-      <w:lvlJc w:val="left"/>
-      <w:pPr>
-        <w:ind w:left="720" w:hanging="360"/>
-      </w:pPr>
-      <w:rPr>
-        <w:rFonts w:ascii="Symbol" w:hAnsi="Symbol" w:hint="default"/>
-      </w:rPr>
-    </w:lvl>
-    <w:lvl w:ilvl="1" w:tplc="04090003" w:tentative="1">
-      <w:start w:val="1"/>
-      <w:numFmt w:val="bullet"/>
-      <w:lvlText w:val="o"/>
-      <w:lvlJc w:val="left"/>
-      <w:pPr>
-        <w:ind w:left="1440" w:hanging="360"/>
-      </w:pPr>
-      <w:rPr>
-        <w:rFonts w:ascii="Courier New" w:hAnsi="Courier New" w:cs="Courier New" w:hint="default"/>
-      </w:rPr>
-    </w:lvl>
-    <w:lvl w:ilvl="2" w:tplc="04090005" w:tentative="1">
-      <w:start w:val="1"/>
-      <w:numFmt w:val="bullet"/>
-      <w:lvlText w:val=""/>
-      <w:lvlJc w:val="left"/>
-      <w:pPr>
-        <w:ind w:left="2160" w:hanging="360"/>
-      </w:pPr>
-      <w:rPr>
-        <w:rFonts w:ascii="Wingdings" w:hAnsi="Wingdings" w:hint="default"/>
-      </w:rPr>
-    </w:lvl>
-    <w:lvl w:ilvl="3" w:tplc="04090001" w:tentative="1">
-      <w:start w:val="1"/>
-      <w:numFmt w:val="bullet"/>
-      <w:lvlText w:val=""/>
-      <w:lvlJc w:val="left"/>
-      <w:pPr>
-        <w:ind w:left="2880" w:hanging="360"/>
-      </w:pPr>
-      <w:rPr>
-        <w:rFonts w:ascii="Symbol" w:hAnsi="Symbol" w:hint="default"/>
-      </w:rPr>
-    </w:lvl>
-    <w:lvl w:ilvl="4" w:tplc="04090003" w:tentative="1">
-      <w:start w:val="1"/>
-      <w:numFmt w:val="bullet"/>
-      <w:lvlText w:val="o"/>
-      <w:lvlJc w:val="left"/>
-      <w:pPr>
-        <w:ind w:left="3600" w:hanging="360"/>
-      </w:pPr>
-      <w:rPr>
-        <w:rFonts w:ascii="Courier New" w:hAnsi="Courier New" w:cs="Courier New" w:hint="default"/>
-      </w:rPr>
-    </w:lvl>
-    <w:lvl w:ilvl="5" w:tplc="04090005" w:tentative="1">
-      <w:start w:val="1"/>
-      <w:numFmt w:val="bullet"/>
-      <w:lvlText w:val=""/>
-      <w:lvlJc w:val="left"/>
-      <w:pPr>
-        <w:ind w:left="4320" w:hanging="360"/>
-      </w:pPr>
-      <w:rPr>
-        <w:rFonts w:ascii="Wingdings" w:hAnsi="Wingdings" w:hint="default"/>
-      </w:rPr>
-    </w:lvl>
-    <w:lvl w:ilvl="6" w:tplc="04090001" w:tentative="1">
-      <w:start w:val="1"/>
-      <w:numFmt w:val="bullet"/>
-      <w:lvlText w:val=""/>
-      <w:lvlJc w:val="left"/>
-      <w:pPr>
-        <w:ind w:left="5040" w:hanging="360"/>
-      </w:pPr>
-      <w:rPr>
-        <w:rFonts w:ascii="Symbol" w:hAnsi="Symbol" w:hint="default"/>
-      </w:rPr>
-    </w:lvl>
-    <w:lvl w:ilvl="7" w:tplc="04090003" w:tentative="1">
-      <w:start w:val="1"/>
-      <w:numFmt w:val="bullet"/>
-      <w:lvlText w:val="o"/>
-      <w:lvlJc w:val="left"/>
-      <w:pPr>
-        <w:ind w:left="5760" w:hanging="360"/>
-      </w:pPr>
-      <w:rPr>
-        <w:rFonts w:ascii="Courier New" w:hAnsi="Courier New" w:cs="Courier New" w:hint="default"/>
-      </w:rPr>
-    </w:lvl>
-    <w:lvl w:ilvl="8" w:tplc="04090005" w:tentative="1">
-      <w:start w:val="1"/>
-      <w:numFmt w:val="bullet"/>
-      <w:lvlText w:val=""/>
-      <w:lvlJc w:val="left"/>
-      <w:pPr>
-        <w:ind w:left="6480" w:hanging="360"/>
-      </w:pPr>
-      <w:rPr>
-        <w:rFonts w:ascii="Wingdings" w:hAnsi="Wingdings" w:hint="default"/>
-      </w:rPr>
-    </w:lvl>
-  </w:abstractNum>
-  <w:abstractNum w:abstractNumId="9" w15:restartNumberingAfterBreak="0">
-    <w:nsid w:val="42562D8F"/>
-    <w:multiLevelType w:val="multilevel"/>
-    <w:tmpl w:val="0409001D"/>
-    <w:lvl w:ilvl="0">
-      <w:start w:val="1"/>
-      <w:numFmt w:val="decimal"/>
-      <w:lvlText w:val="%1)"/>
-      <w:lvlJc w:val="left"/>
-      <w:pPr>
-        <w:ind w:left="360" w:hanging="360"/>
-      </w:pPr>
-    </w:lvl>
-    <w:lvl w:ilvl="1">
-      <w:start w:val="1"/>
-      <w:numFmt w:val="lowerLetter"/>
-      <w:lvlText w:val="%2)"/>
-      <w:lvlJc w:val="left"/>
-      <w:pPr>
-        <w:ind w:left="720" w:hanging="360"/>
-      </w:pPr>
-    </w:lvl>
-    <w:lvl w:ilvl="2">
-      <w:start w:val="1"/>
-      <w:numFmt w:val="lowerRoman"/>
-      <w:lvlText w:val="%3)"/>
-      <w:lvlJc w:val="left"/>
-      <w:pPr>
-        <w:ind w:left="1080" w:hanging="360"/>
-      </w:pPr>
-    </w:lvl>
-    <w:lvl w:ilvl="3">
-      <w:start w:val="1"/>
-      <w:numFmt w:val="decimal"/>
-      <w:lvlText w:val="(%4)"/>
-      <w:lvlJc w:val="left"/>
-      <w:pPr>
-        <w:ind w:left="1440" w:hanging="360"/>
-      </w:pPr>
-    </w:lvl>
-    <w:lvl w:ilvl="4">
-      <w:start w:val="1"/>
-      <w:numFmt w:val="lowerLetter"/>
-      <w:lvlText w:val="(%5)"/>
-      <w:lvlJc w:val="left"/>
-      <w:pPr>
-        <w:ind w:left="1800" w:hanging="360"/>
-      </w:pPr>
-    </w:lvl>
-    <w:lvl w:ilvl="5">
-      <w:start w:val="1"/>
-      <w:numFmt w:val="lowerRoman"/>
-      <w:lvlText w:val="(%6)"/>
-      <w:lvlJc w:val="left"/>
-      <w:pPr>
-        <w:ind w:left="2160" w:hanging="360"/>
-      </w:pPr>
-    </w:lvl>
-    <w:lvl w:ilvl="6">
-      <w:start w:val="1"/>
-      <w:numFmt w:val="decimal"/>
-      <w:lvlText w:val="%7."/>
-      <w:lvlJc w:val="left"/>
-      <w:pPr>
-        <w:ind w:left="2520" w:hanging="360"/>
-      </w:pPr>
-    </w:lvl>
-    <w:lvl w:ilvl="7">
-      <w:start w:val="1"/>
-      <w:numFmt w:val="lowerLetter"/>
-      <w:lvlText w:val="%8."/>
-      <w:lvlJc w:val="left"/>
-      <w:pPr>
-        <w:ind w:left="2880" w:hanging="360"/>
-      </w:pPr>
-    </w:lvl>
-    <w:lvl w:ilvl="8">
-      <w:start w:val="1"/>
-      <w:numFmt w:val="lowerRoman"/>
-      <w:lvlText w:val="%9."/>
-      <w:lvlJc w:val="left"/>
-      <w:pPr>
-        <w:ind w:left="3240" w:hanging="360"/>
-      </w:pPr>
-    </w:lvl>
-  </w:abstractNum>
-  <w:abstractNum w:abstractNumId="10" w15:restartNumberingAfterBreak="0">
-    <w:nsid w:val="48622E1F"/>
-    <w:multiLevelType w:val="multilevel"/>
-    <w:tmpl w:val="0409001F"/>
-    <w:lvl w:ilvl="0">
-      <w:start w:val="1"/>
-      <w:numFmt w:val="decimal"/>
-      <w:lvlText w:val="%1."/>
-      <w:lvlJc w:val="left"/>
-      <w:pPr>
-        <w:ind w:left="360" w:hanging="360"/>
-      </w:pPr>
-    </w:lvl>
-    <w:lvl w:ilvl="1">
-      <w:start w:val="1"/>
-      <w:numFmt w:val="decimal"/>
-      <w:lvlText w:val="%1.%2."/>
-      <w:lvlJc w:val="left"/>
-      <w:pPr>
-        <w:ind w:left="792" w:hanging="432"/>
-      </w:pPr>
-    </w:lvl>
-    <w:lvl w:ilvl="2">
-      <w:start w:val="1"/>
-      <w:numFmt w:val="decimal"/>
-      <w:lvlText w:val="%1.%2.%3."/>
-      <w:lvlJc w:val="left"/>
-      <w:pPr>
-        <w:ind w:left="1224" w:hanging="504"/>
-      </w:pPr>
-    </w:lvl>
-    <w:lvl w:ilvl="3">
-      <w:start w:val="1"/>
-      <w:numFmt w:val="decimal"/>
-      <w:lvlText w:val="%1.%2.%3.%4."/>
-      <w:lvlJc w:val="left"/>
-      <w:pPr>
-        <w:ind w:left="1728" w:hanging="648"/>
-      </w:pPr>
-    </w:lvl>
-    <w:lvl w:ilvl="4">
-      <w:start w:val="1"/>
-      <w:numFmt w:val="decimal"/>
-      <w:lvlText w:val="%1.%2.%3.%4.%5."/>
-      <w:lvlJc w:val="left"/>
-      <w:pPr>
-        <w:ind w:left="2232" w:hanging="792"/>
-      </w:pPr>
-    </w:lvl>
-    <w:lvl w:ilvl="5">
-      <w:start w:val="1"/>
-      <w:numFmt w:val="decimal"/>
-      <w:lvlText w:val="%1.%2.%3.%4.%5.%6."/>
-      <w:lvlJc w:val="left"/>
-      <w:pPr>
-        <w:ind w:left="2736" w:hanging="936"/>
-      </w:pPr>
-    </w:lvl>
-    <w:lvl w:ilvl="6">
-      <w:start w:val="1"/>
-      <w:numFmt w:val="decimal"/>
-      <w:lvlText w:val="%1.%2.%3.%4.%5.%6.%7."/>
-      <w:lvlJc w:val="left"/>
-      <w:pPr>
-        <w:ind w:left="3240" w:hanging="1080"/>
-      </w:pPr>
-    </w:lvl>
-    <w:lvl w:ilvl="7">
-      <w:start w:val="1"/>
-      <w:numFmt w:val="decimal"/>
-      <w:lvlText w:val="%1.%2.%3.%4.%5.%6.%7.%8."/>
-      <w:lvlJc w:val="left"/>
-      <w:pPr>
-        <w:ind w:left="3744" w:hanging="1224"/>
-      </w:pPr>
-    </w:lvl>
-    <w:lvl w:ilvl="8">
-      <w:start w:val="1"/>
-      <w:numFmt w:val="decimal"/>
-      <w:lvlText w:val="%1.%2.%3.%4.%5.%6.%7.%8.%9."/>
-      <w:lvlJc w:val="left"/>
-      <w:pPr>
-        <w:ind w:left="4320" w:hanging="1440"/>
-      </w:pPr>
-    </w:lvl>
-  </w:abstractNum>
-  <w:abstractNum w:abstractNumId="11" w15:restartNumberingAfterBreak="0">
+  <w:abstractNum w:abstractNumId="2" w15:restartNumberingAfterBreak="0">
     <w:nsid w:val="4AB25B1F"/>
     <w:multiLevelType w:val="multilevel"/>
     <w:tmpl w:val="0409001F"/>
@@ -6936,561 +7778,16 @@
       </w:pPr>
     </w:lvl>
   </w:abstractNum>
-  <w:abstractNum w:abstractNumId="12" w15:restartNumberingAfterBreak="0">
-    <w:nsid w:val="4BDA3343"/>
-    <w:multiLevelType w:val="hybridMultilevel"/>
-    <w:tmpl w:val="5DF4ED80"/>
-    <w:lvl w:ilvl="0" w:tplc="CBAC2F7E">
-      <w:numFmt w:val="bullet"/>
-      <w:lvlText w:val=""/>
-      <w:lvlJc w:val="left"/>
-      <w:pPr>
-        <w:tabs>
-          <w:tab w:val="num" w:pos="1080"/>
-        </w:tabs>
-        <w:ind w:left="1080" w:hanging="360"/>
-      </w:pPr>
-      <w:rPr>
-        <w:rFonts w:ascii="Symbol" w:eastAsia="Times New Roman" w:hAnsi="Symbol" w:cs="Times New Roman" w:hint="default"/>
-      </w:rPr>
-    </w:lvl>
-    <w:lvl w:ilvl="1" w:tplc="04090003" w:tentative="1">
-      <w:start w:val="1"/>
-      <w:numFmt w:val="bullet"/>
-      <w:lvlText w:val="o"/>
-      <w:lvlJc w:val="left"/>
-      <w:pPr>
-        <w:tabs>
-          <w:tab w:val="num" w:pos="1800"/>
-        </w:tabs>
-        <w:ind w:left="1800" w:hanging="360"/>
-      </w:pPr>
-      <w:rPr>
-        <w:rFonts w:ascii="Courier New" w:hAnsi="Courier New" w:hint="default"/>
-      </w:rPr>
-    </w:lvl>
-    <w:lvl w:ilvl="2" w:tplc="04090005" w:tentative="1">
-      <w:start w:val="1"/>
-      <w:numFmt w:val="bullet"/>
-      <w:lvlText w:val=""/>
-      <w:lvlJc w:val="left"/>
-      <w:pPr>
-        <w:tabs>
-          <w:tab w:val="num" w:pos="2520"/>
-        </w:tabs>
-        <w:ind w:left="2520" w:hanging="360"/>
-      </w:pPr>
-      <w:rPr>
-        <w:rFonts w:ascii="Wingdings" w:hAnsi="Wingdings" w:hint="default"/>
-      </w:rPr>
-    </w:lvl>
-    <w:lvl w:ilvl="3" w:tplc="04090001" w:tentative="1">
-      <w:start w:val="1"/>
-      <w:numFmt w:val="bullet"/>
-      <w:lvlText w:val=""/>
-      <w:lvlJc w:val="left"/>
-      <w:pPr>
-        <w:tabs>
-          <w:tab w:val="num" w:pos="3240"/>
-        </w:tabs>
-        <w:ind w:left="3240" w:hanging="360"/>
-      </w:pPr>
-      <w:rPr>
-        <w:rFonts w:ascii="Symbol" w:hAnsi="Symbol" w:hint="default"/>
-      </w:rPr>
-    </w:lvl>
-    <w:lvl w:ilvl="4" w:tplc="04090003" w:tentative="1">
-      <w:start w:val="1"/>
-      <w:numFmt w:val="bullet"/>
-      <w:lvlText w:val="o"/>
-      <w:lvlJc w:val="left"/>
-      <w:pPr>
-        <w:tabs>
-          <w:tab w:val="num" w:pos="3960"/>
-        </w:tabs>
-        <w:ind w:left="3960" w:hanging="360"/>
-      </w:pPr>
-      <w:rPr>
-        <w:rFonts w:ascii="Courier New" w:hAnsi="Courier New" w:hint="default"/>
-      </w:rPr>
-    </w:lvl>
-    <w:lvl w:ilvl="5" w:tplc="04090005" w:tentative="1">
-      <w:start w:val="1"/>
-      <w:numFmt w:val="bullet"/>
-      <w:lvlText w:val=""/>
-      <w:lvlJc w:val="left"/>
-      <w:pPr>
-        <w:tabs>
-          <w:tab w:val="num" w:pos="4680"/>
-        </w:tabs>
-        <w:ind w:left="4680" w:hanging="360"/>
-      </w:pPr>
-      <w:rPr>
-        <w:rFonts w:ascii="Wingdings" w:hAnsi="Wingdings" w:hint="default"/>
-      </w:rPr>
-    </w:lvl>
-    <w:lvl w:ilvl="6" w:tplc="04090001" w:tentative="1">
-      <w:start w:val="1"/>
-      <w:numFmt w:val="bullet"/>
-      <w:lvlText w:val=""/>
-      <w:lvlJc w:val="left"/>
-      <w:pPr>
-        <w:tabs>
-          <w:tab w:val="num" w:pos="5400"/>
-        </w:tabs>
-        <w:ind w:left="5400" w:hanging="360"/>
-      </w:pPr>
-      <w:rPr>
-        <w:rFonts w:ascii="Symbol" w:hAnsi="Symbol" w:hint="default"/>
-      </w:rPr>
-    </w:lvl>
-    <w:lvl w:ilvl="7" w:tplc="04090003" w:tentative="1">
-      <w:start w:val="1"/>
-      <w:numFmt w:val="bullet"/>
-      <w:lvlText w:val="o"/>
-      <w:lvlJc w:val="left"/>
-      <w:pPr>
-        <w:tabs>
-          <w:tab w:val="num" w:pos="6120"/>
-        </w:tabs>
-        <w:ind w:left="6120" w:hanging="360"/>
-      </w:pPr>
-      <w:rPr>
-        <w:rFonts w:ascii="Courier New" w:hAnsi="Courier New" w:hint="default"/>
-      </w:rPr>
-    </w:lvl>
-    <w:lvl w:ilvl="8" w:tplc="04090005" w:tentative="1">
-      <w:start w:val="1"/>
-      <w:numFmt w:val="bullet"/>
-      <w:lvlText w:val=""/>
-      <w:lvlJc w:val="left"/>
-      <w:pPr>
-        <w:tabs>
-          <w:tab w:val="num" w:pos="6840"/>
-        </w:tabs>
-        <w:ind w:left="6840" w:hanging="360"/>
-      </w:pPr>
-      <w:rPr>
-        <w:rFonts w:ascii="Wingdings" w:hAnsi="Wingdings" w:hint="default"/>
-      </w:rPr>
-    </w:lvl>
-  </w:abstractNum>
-  <w:abstractNum w:abstractNumId="13" w15:restartNumberingAfterBreak="0">
-    <w:nsid w:val="65E42968"/>
-    <w:multiLevelType w:val="hybridMultilevel"/>
-    <w:tmpl w:val="5D16AB1C"/>
-    <w:lvl w:ilvl="0" w:tplc="04090001">
-      <w:start w:val="1"/>
-      <w:numFmt w:val="bullet"/>
-      <w:lvlText w:val=""/>
-      <w:lvlJc w:val="left"/>
-      <w:pPr>
-        <w:tabs>
-          <w:tab w:val="num" w:pos="2040"/>
-        </w:tabs>
-        <w:ind w:left="2040" w:hanging="360"/>
-      </w:pPr>
-      <w:rPr>
-        <w:rFonts w:ascii="Symbol" w:hAnsi="Symbol" w:hint="default"/>
-      </w:rPr>
-    </w:lvl>
-    <w:lvl w:ilvl="1" w:tplc="04090003" w:tentative="1">
-      <w:start w:val="1"/>
-      <w:numFmt w:val="bullet"/>
-      <w:lvlText w:val="o"/>
-      <w:lvlJc w:val="left"/>
-      <w:pPr>
-        <w:tabs>
-          <w:tab w:val="num" w:pos="2760"/>
-        </w:tabs>
-        <w:ind w:left="2760" w:hanging="360"/>
-      </w:pPr>
-      <w:rPr>
-        <w:rFonts w:ascii="Courier New" w:hAnsi="Courier New" w:hint="default"/>
-      </w:rPr>
-    </w:lvl>
-    <w:lvl w:ilvl="2" w:tplc="04090005" w:tentative="1">
-      <w:start w:val="1"/>
-      <w:numFmt w:val="bullet"/>
-      <w:lvlText w:val=""/>
-      <w:lvlJc w:val="left"/>
-      <w:pPr>
-        <w:tabs>
-          <w:tab w:val="num" w:pos="3480"/>
-        </w:tabs>
-        <w:ind w:left="3480" w:hanging="360"/>
-      </w:pPr>
-      <w:rPr>
-        <w:rFonts w:ascii="Wingdings" w:hAnsi="Wingdings" w:hint="default"/>
-      </w:rPr>
-    </w:lvl>
-    <w:lvl w:ilvl="3" w:tplc="04090001" w:tentative="1">
-      <w:start w:val="1"/>
-      <w:numFmt w:val="bullet"/>
-      <w:lvlText w:val=""/>
-      <w:lvlJc w:val="left"/>
-      <w:pPr>
-        <w:tabs>
-          <w:tab w:val="num" w:pos="4200"/>
-        </w:tabs>
-        <w:ind w:left="4200" w:hanging="360"/>
-      </w:pPr>
-      <w:rPr>
-        <w:rFonts w:ascii="Symbol" w:hAnsi="Symbol" w:hint="default"/>
-      </w:rPr>
-    </w:lvl>
-    <w:lvl w:ilvl="4" w:tplc="04090003" w:tentative="1">
-      <w:start w:val="1"/>
-      <w:numFmt w:val="bullet"/>
-      <w:lvlText w:val="o"/>
-      <w:lvlJc w:val="left"/>
-      <w:pPr>
-        <w:tabs>
-          <w:tab w:val="num" w:pos="4920"/>
-        </w:tabs>
-        <w:ind w:left="4920" w:hanging="360"/>
-      </w:pPr>
-      <w:rPr>
-        <w:rFonts w:ascii="Courier New" w:hAnsi="Courier New" w:hint="default"/>
-      </w:rPr>
-    </w:lvl>
-    <w:lvl w:ilvl="5" w:tplc="04090005" w:tentative="1">
-      <w:start w:val="1"/>
-      <w:numFmt w:val="bullet"/>
-      <w:lvlText w:val=""/>
-      <w:lvlJc w:val="left"/>
-      <w:pPr>
-        <w:tabs>
-          <w:tab w:val="num" w:pos="5640"/>
-        </w:tabs>
-        <w:ind w:left="5640" w:hanging="360"/>
-      </w:pPr>
-      <w:rPr>
-        <w:rFonts w:ascii="Wingdings" w:hAnsi="Wingdings" w:hint="default"/>
-      </w:rPr>
-    </w:lvl>
-    <w:lvl w:ilvl="6" w:tplc="04090001" w:tentative="1">
-      <w:start w:val="1"/>
-      <w:numFmt w:val="bullet"/>
-      <w:lvlText w:val=""/>
-      <w:lvlJc w:val="left"/>
-      <w:pPr>
-        <w:tabs>
-          <w:tab w:val="num" w:pos="6360"/>
-        </w:tabs>
-        <w:ind w:left="6360" w:hanging="360"/>
-      </w:pPr>
-      <w:rPr>
-        <w:rFonts w:ascii="Symbol" w:hAnsi="Symbol" w:hint="default"/>
-      </w:rPr>
-    </w:lvl>
-    <w:lvl w:ilvl="7" w:tplc="04090003" w:tentative="1">
-      <w:start w:val="1"/>
-      <w:numFmt w:val="bullet"/>
-      <w:lvlText w:val="o"/>
-      <w:lvlJc w:val="left"/>
-      <w:pPr>
-        <w:tabs>
-          <w:tab w:val="num" w:pos="7080"/>
-        </w:tabs>
-        <w:ind w:left="7080" w:hanging="360"/>
-      </w:pPr>
-      <w:rPr>
-        <w:rFonts w:ascii="Courier New" w:hAnsi="Courier New" w:hint="default"/>
-      </w:rPr>
-    </w:lvl>
-    <w:lvl w:ilvl="8" w:tplc="04090005" w:tentative="1">
-      <w:start w:val="1"/>
-      <w:numFmt w:val="bullet"/>
-      <w:lvlText w:val=""/>
-      <w:lvlJc w:val="left"/>
-      <w:pPr>
-        <w:tabs>
-          <w:tab w:val="num" w:pos="7800"/>
-        </w:tabs>
-        <w:ind w:left="7800" w:hanging="360"/>
-      </w:pPr>
-      <w:rPr>
-        <w:rFonts w:ascii="Wingdings" w:hAnsi="Wingdings" w:hint="default"/>
-      </w:rPr>
-    </w:lvl>
-  </w:abstractNum>
-  <w:abstractNum w:abstractNumId="14" w15:restartNumberingAfterBreak="0">
-    <w:nsid w:val="675D39D8"/>
-    <w:multiLevelType w:val="hybridMultilevel"/>
-    <w:tmpl w:val="BCB29A5C"/>
-    <w:lvl w:ilvl="0" w:tplc="04090001">
-      <w:start w:val="1"/>
-      <w:numFmt w:val="bullet"/>
-      <w:lvlText w:val=""/>
-      <w:lvlJc w:val="left"/>
-      <w:pPr>
-        <w:tabs>
-          <w:tab w:val="num" w:pos="720"/>
-        </w:tabs>
-        <w:ind w:left="720" w:hanging="360"/>
-      </w:pPr>
-      <w:rPr>
-        <w:rFonts w:ascii="Symbol" w:hAnsi="Symbol" w:hint="default"/>
-      </w:rPr>
-    </w:lvl>
-    <w:lvl w:ilvl="1" w:tplc="04090003" w:tentative="1">
-      <w:start w:val="1"/>
-      <w:numFmt w:val="bullet"/>
-      <w:lvlText w:val="o"/>
-      <w:lvlJc w:val="left"/>
-      <w:pPr>
-        <w:tabs>
-          <w:tab w:val="num" w:pos="1440"/>
-        </w:tabs>
-        <w:ind w:left="1440" w:hanging="360"/>
-      </w:pPr>
-      <w:rPr>
-        <w:rFonts w:ascii="Courier New" w:hAnsi="Courier New" w:hint="default"/>
-      </w:rPr>
-    </w:lvl>
-    <w:lvl w:ilvl="2" w:tplc="04090005" w:tentative="1">
-      <w:start w:val="1"/>
-      <w:numFmt w:val="bullet"/>
-      <w:lvlText w:val=""/>
-      <w:lvlJc w:val="left"/>
-      <w:pPr>
-        <w:tabs>
-          <w:tab w:val="num" w:pos="2160"/>
-        </w:tabs>
-        <w:ind w:left="2160" w:hanging="360"/>
-      </w:pPr>
-      <w:rPr>
-        <w:rFonts w:ascii="Wingdings" w:hAnsi="Wingdings" w:hint="default"/>
-      </w:rPr>
-    </w:lvl>
-    <w:lvl w:ilvl="3" w:tplc="04090001" w:tentative="1">
-      <w:start w:val="1"/>
-      <w:numFmt w:val="bullet"/>
-      <w:lvlText w:val=""/>
-      <w:lvlJc w:val="left"/>
-      <w:pPr>
-        <w:tabs>
-          <w:tab w:val="num" w:pos="2880"/>
-        </w:tabs>
-        <w:ind w:left="2880" w:hanging="360"/>
-      </w:pPr>
-      <w:rPr>
-        <w:rFonts w:ascii="Symbol" w:hAnsi="Symbol" w:hint="default"/>
-      </w:rPr>
-    </w:lvl>
-    <w:lvl w:ilvl="4" w:tplc="04090003" w:tentative="1">
-      <w:start w:val="1"/>
-      <w:numFmt w:val="bullet"/>
-      <w:lvlText w:val="o"/>
-      <w:lvlJc w:val="left"/>
-      <w:pPr>
-        <w:tabs>
-          <w:tab w:val="num" w:pos="3600"/>
-        </w:tabs>
-        <w:ind w:left="3600" w:hanging="360"/>
-      </w:pPr>
-      <w:rPr>
-        <w:rFonts w:ascii="Courier New" w:hAnsi="Courier New" w:hint="default"/>
-      </w:rPr>
-    </w:lvl>
-    <w:lvl w:ilvl="5" w:tplc="04090005" w:tentative="1">
-      <w:start w:val="1"/>
-      <w:numFmt w:val="bullet"/>
-      <w:lvlText w:val=""/>
-      <w:lvlJc w:val="left"/>
-      <w:pPr>
-        <w:tabs>
-          <w:tab w:val="num" w:pos="4320"/>
-        </w:tabs>
-        <w:ind w:left="4320" w:hanging="360"/>
-      </w:pPr>
-      <w:rPr>
-        <w:rFonts w:ascii="Wingdings" w:hAnsi="Wingdings" w:hint="default"/>
-      </w:rPr>
-    </w:lvl>
-    <w:lvl w:ilvl="6" w:tplc="04090001" w:tentative="1">
-      <w:start w:val="1"/>
-      <w:numFmt w:val="bullet"/>
-      <w:lvlText w:val=""/>
-      <w:lvlJc w:val="left"/>
-      <w:pPr>
-        <w:tabs>
-          <w:tab w:val="num" w:pos="5040"/>
-        </w:tabs>
-        <w:ind w:left="5040" w:hanging="360"/>
-      </w:pPr>
-      <w:rPr>
-        <w:rFonts w:ascii="Symbol" w:hAnsi="Symbol" w:hint="default"/>
-      </w:rPr>
-    </w:lvl>
-    <w:lvl w:ilvl="7" w:tplc="04090003" w:tentative="1">
-      <w:start w:val="1"/>
-      <w:numFmt w:val="bullet"/>
-      <w:lvlText w:val="o"/>
-      <w:lvlJc w:val="left"/>
-      <w:pPr>
-        <w:tabs>
-          <w:tab w:val="num" w:pos="5760"/>
-        </w:tabs>
-        <w:ind w:left="5760" w:hanging="360"/>
-      </w:pPr>
-      <w:rPr>
-        <w:rFonts w:ascii="Courier New" w:hAnsi="Courier New" w:hint="default"/>
-      </w:rPr>
-    </w:lvl>
-    <w:lvl w:ilvl="8" w:tplc="04090005" w:tentative="1">
-      <w:start w:val="1"/>
-      <w:numFmt w:val="bullet"/>
-      <w:lvlText w:val=""/>
-      <w:lvlJc w:val="left"/>
-      <w:pPr>
-        <w:tabs>
-          <w:tab w:val="num" w:pos="6480"/>
-        </w:tabs>
-        <w:ind w:left="6480" w:hanging="360"/>
-      </w:pPr>
-      <w:rPr>
-        <w:rFonts w:ascii="Wingdings" w:hAnsi="Wingdings" w:hint="default"/>
-      </w:rPr>
-    </w:lvl>
-  </w:abstractNum>
-  <w:abstractNum w:abstractNumId="15" w15:restartNumberingAfterBreak="0">
-    <w:nsid w:val="7D3405BA"/>
-    <w:multiLevelType w:val="hybridMultilevel"/>
-    <w:tmpl w:val="178242E4"/>
-    <w:lvl w:ilvl="0">
-      <w:numFmt w:val="decimal"/>
-      <w:lvlText w:val="1.%1"/>
-      <w:lvlJc w:val="left"/>
-      <w:pPr>
-        <w:ind w:left="720" w:hanging="360"/>
-      </w:pPr>
-      <w:rPr>
-        <w:rFonts w:hint="default"/>
-      </w:rPr>
-    </w:lvl>
-    <w:lvl w:ilvl="1">
-      <w:start w:val="1"/>
-      <w:numFmt w:val="lowerLetter"/>
-      <w:lvlText w:val="%2."/>
-      <w:lvlJc w:val="left"/>
-      <w:pPr>
-        <w:ind w:left="1440" w:hanging="360"/>
-      </w:pPr>
-    </w:lvl>
-    <w:lvl w:ilvl="2">
-      <w:start w:val="1"/>
-      <w:numFmt w:val="lowerRoman"/>
-      <w:lvlText w:val="%3."/>
-      <w:lvlJc w:val="right"/>
-      <w:pPr>
-        <w:ind w:left="2160" w:hanging="180"/>
-      </w:pPr>
-    </w:lvl>
-    <w:lvl w:ilvl="3">
-      <w:start w:val="1"/>
-      <w:numFmt w:val="decimal"/>
-      <w:lvlText w:val="%4."/>
-      <w:lvlJc w:val="left"/>
-      <w:pPr>
-        <w:ind w:left="2880" w:hanging="360"/>
-      </w:pPr>
-    </w:lvl>
-    <w:lvl w:ilvl="4">
-      <w:start w:val="1"/>
-      <w:numFmt w:val="lowerLetter"/>
-      <w:lvlText w:val="%5."/>
-      <w:lvlJc w:val="left"/>
-      <w:pPr>
-        <w:ind w:left="3600" w:hanging="360"/>
-      </w:pPr>
-    </w:lvl>
-    <w:lvl w:ilvl="5" w:tentative="1">
-      <w:start w:val="1"/>
-      <w:numFmt w:val="lowerRoman"/>
-      <w:lvlText w:val="%6."/>
-      <w:lvlJc w:val="right"/>
-      <w:pPr>
-        <w:ind w:left="4320" w:hanging="180"/>
-      </w:pPr>
-    </w:lvl>
-    <w:lvl w:ilvl="6" w:tentative="1">
-      <w:start w:val="1"/>
-      <w:numFmt w:val="decimal"/>
-      <w:lvlText w:val="%7."/>
-      <w:lvlJc w:val="left"/>
-      <w:pPr>
-        <w:ind w:left="5040" w:hanging="360"/>
-      </w:pPr>
-    </w:lvl>
-    <w:lvl w:ilvl="7" w:tentative="1">
-      <w:start w:val="1"/>
-      <w:numFmt w:val="lowerLetter"/>
-      <w:lvlText w:val="%8."/>
-      <w:lvlJc w:val="left"/>
-      <w:pPr>
-        <w:ind w:left="5760" w:hanging="360"/>
-      </w:pPr>
-    </w:lvl>
-    <w:lvl w:ilvl="8" w:tentative="1">
-      <w:start w:val="1"/>
-      <w:numFmt w:val="lowerRoman"/>
-      <w:lvlText w:val="%9."/>
-      <w:lvlJc w:val="right"/>
-      <w:pPr>
-        <w:ind w:left="6480" w:hanging="180"/>
-      </w:pPr>
-    </w:lvl>
-  </w:abstractNum>
   <w:num w:numId="1">
-    <w:abstractNumId w:val="7"/>
+    <w:abstractNumId w:val="2"/>
   </w:num>
   <w:num w:numId="2">
     <w:abstractNumId w:val="1"/>
   </w:num>
   <w:num w:numId="3">
-    <w:abstractNumId w:val="3"/>
-  </w:num>
-  <w:num w:numId="4">
-    <w:abstractNumId w:val="13"/>
-  </w:num>
-  <w:num w:numId="5">
-    <w:abstractNumId w:val="14"/>
-  </w:num>
-  <w:num w:numId="6">
     <w:abstractNumId w:val="0"/>
   </w:num>
-  <w:num w:numId="7">
-    <w:abstractNumId w:val="12"/>
-  </w:num>
-  <w:num w:numId="8">
-    <w:abstractNumId w:val="2"/>
-  </w:num>
-  <w:num w:numId="9">
-    <w:abstractNumId w:val="5"/>
-  </w:num>
-  <w:num w:numId="10">
-    <w:abstractNumId w:val="4"/>
-  </w:num>
-  <w:num w:numId="11">
-    <w:abstractNumId w:val="6"/>
-  </w:num>
-  <w:num w:numId="12">
-    <w:abstractNumId w:val="15"/>
-  </w:num>
-  <w:num w:numId="13">
-    <w:abstractNumId w:val="11"/>
-  </w:num>
-  <w:num w:numId="14">
-    <w:abstractNumId w:val="9"/>
-  </w:num>
-  <w:num w:numId="15">
-    <w:abstractNumId w:val="10"/>
-  </w:num>
-  <w:num w:numId="16">
-    <w:abstractNumId w:val="8"/>
-  </w:num>
+  <w:numIdMacAtCleanup w:val="3"/>
 </w:numbering>
 </file>
 
@@ -7511,7 +7808,7 @@
     <w:lsdException w:name="heading 2" w:qFormat="1"/>
     <w:lsdException w:name="heading 3" w:semiHidden="1" w:unhideWhenUsed="1" w:qFormat="1"/>
     <w:lsdException w:name="heading 4" w:semiHidden="1" w:unhideWhenUsed="1" w:qFormat="1"/>
-    <w:lsdException w:name="heading 5" w:semiHidden="1" w:unhideWhenUsed="1" w:qFormat="1"/>
+    <w:lsdException w:name="heading 5" w:semiHidden="1" w:unhideWhenUsed="1"/>
     <w:lsdException w:name="heading 6" w:semiHidden="1" w:unhideWhenUsed="1" w:qFormat="1"/>
     <w:lsdException w:name="heading 7" w:semiHidden="1" w:unhideWhenUsed="1" w:qFormat="1"/>
     <w:lsdException w:name="heading 8" w:semiHidden="1" w:unhideWhenUsed="1" w:qFormat="1"/>
@@ -7519,6 +7816,9 @@
     <w:lsdException w:name="toc 1" w:uiPriority="39"/>
     <w:lsdException w:name="toc 2" w:uiPriority="39"/>
     <w:lsdException w:name="toc 3" w:uiPriority="39"/>
+    <w:lsdException w:name="toc 4" w:uiPriority="39"/>
+    <w:lsdException w:name="toc 5" w:uiPriority="39"/>
+    <w:lsdException w:name="toc 6" w:uiPriority="39"/>
     <w:lsdException w:name="footer" w:uiPriority="99"/>
     <w:lsdException w:name="caption" w:semiHidden="1" w:unhideWhenUsed="1" w:qFormat="1"/>
     <w:lsdException w:name="Title" w:qFormat="1"/>
@@ -7526,6 +7826,51 @@
     <w:lsdException w:name="Hyperlink" w:uiPriority="99"/>
     <w:lsdException w:name="Strong" w:qFormat="1"/>
     <w:lsdException w:name="Emphasis" w:qFormat="1"/>
+    <w:lsdException w:name="Normal (Web)" w:uiPriority="99"/>
+    <w:lsdException w:name="Normal Table" w:semiHidden="1" w:unhideWhenUsed="1"/>
+    <w:lsdException w:name="Table Simple 1" w:semiHidden="1" w:unhideWhenUsed="1"/>
+    <w:lsdException w:name="Table Simple 2" w:semiHidden="1" w:unhideWhenUsed="1"/>
+    <w:lsdException w:name="Table Simple 3" w:semiHidden="1" w:unhideWhenUsed="1"/>
+    <w:lsdException w:name="Table Classic 1" w:semiHidden="1" w:unhideWhenUsed="1"/>
+    <w:lsdException w:name="Table Classic 2" w:semiHidden="1" w:unhideWhenUsed="1"/>
+    <w:lsdException w:name="Table Classic 3" w:semiHidden="1" w:unhideWhenUsed="1"/>
+    <w:lsdException w:name="Table Classic 4" w:semiHidden="1" w:unhideWhenUsed="1"/>
+    <w:lsdException w:name="Table Colorful 1" w:semiHidden="1" w:unhideWhenUsed="1"/>
+    <w:lsdException w:name="Table Colorful 2" w:semiHidden="1" w:unhideWhenUsed="1"/>
+    <w:lsdException w:name="Table Colorful 3" w:semiHidden="1" w:unhideWhenUsed="1"/>
+    <w:lsdException w:name="Table Columns 1" w:semiHidden="1" w:unhideWhenUsed="1"/>
+    <w:lsdException w:name="Table Columns 2" w:semiHidden="1" w:unhideWhenUsed="1"/>
+    <w:lsdException w:name="Table Columns 3" w:semiHidden="1" w:unhideWhenUsed="1"/>
+    <w:lsdException w:name="Table Columns 4" w:semiHidden="1" w:unhideWhenUsed="1"/>
+    <w:lsdException w:name="Table Columns 5" w:semiHidden="1" w:unhideWhenUsed="1"/>
+    <w:lsdException w:name="Table Grid 1" w:semiHidden="1" w:unhideWhenUsed="1"/>
+    <w:lsdException w:name="Table Grid 2" w:semiHidden="1" w:unhideWhenUsed="1"/>
+    <w:lsdException w:name="Table Grid 3" w:semiHidden="1" w:unhideWhenUsed="1"/>
+    <w:lsdException w:name="Table Grid 4" w:semiHidden="1" w:unhideWhenUsed="1"/>
+    <w:lsdException w:name="Table Grid 5" w:semiHidden="1" w:unhideWhenUsed="1"/>
+    <w:lsdException w:name="Table Grid 6" w:semiHidden="1" w:unhideWhenUsed="1"/>
+    <w:lsdException w:name="Table Grid 7" w:semiHidden="1" w:unhideWhenUsed="1"/>
+    <w:lsdException w:name="Table Grid 8" w:semiHidden="1" w:unhideWhenUsed="1"/>
+    <w:lsdException w:name="Table List 1" w:semiHidden="1" w:unhideWhenUsed="1"/>
+    <w:lsdException w:name="Table List 2" w:semiHidden="1" w:unhideWhenUsed="1"/>
+    <w:lsdException w:name="Table List 3" w:semiHidden="1" w:unhideWhenUsed="1"/>
+    <w:lsdException w:name="Table List 4" w:semiHidden="1" w:unhideWhenUsed="1"/>
+    <w:lsdException w:name="Table List 5" w:semiHidden="1" w:unhideWhenUsed="1"/>
+    <w:lsdException w:name="Table List 6" w:semiHidden="1" w:unhideWhenUsed="1"/>
+    <w:lsdException w:name="Table List 7" w:semiHidden="1" w:unhideWhenUsed="1"/>
+    <w:lsdException w:name="Table List 8" w:semiHidden="1" w:unhideWhenUsed="1"/>
+    <w:lsdException w:name="Table 3D effects 1" w:semiHidden="1" w:unhideWhenUsed="1"/>
+    <w:lsdException w:name="Table 3D effects 2" w:semiHidden="1" w:unhideWhenUsed="1"/>
+    <w:lsdException w:name="Table 3D effects 3" w:semiHidden="1" w:unhideWhenUsed="1"/>
+    <w:lsdException w:name="Table Contemporary" w:semiHidden="1" w:unhideWhenUsed="1"/>
+    <w:lsdException w:name="Table Elegant" w:semiHidden="1" w:unhideWhenUsed="1"/>
+    <w:lsdException w:name="Table Professional" w:semiHidden="1" w:unhideWhenUsed="1"/>
+    <w:lsdException w:name="Table Subtle 1" w:semiHidden="1" w:unhideWhenUsed="1"/>
+    <w:lsdException w:name="Table Subtle 2" w:semiHidden="1" w:unhideWhenUsed="1"/>
+    <w:lsdException w:name="Table Web 1" w:semiHidden="1" w:unhideWhenUsed="1"/>
+    <w:lsdException w:name="Table Web 2" w:semiHidden="1" w:unhideWhenUsed="1"/>
+    <w:lsdException w:name="Table Web 3" w:semiHidden="1" w:unhideWhenUsed="1"/>
+    <w:lsdException w:name="Table Theme" w:semiHidden="1" w:unhideWhenUsed="1"/>
     <w:lsdException w:name="Placeholder Text" w:semiHidden="1" w:uiPriority="99"/>
     <w:lsdException w:name="No Spacing" w:uiPriority="1" w:qFormat="1"/>
     <w:lsdException w:name="Light Shading" w:uiPriority="60"/>
@@ -7549,7 +7894,7 @@
     <w:lsdException w:name="Medium Shading 2 Accent 1" w:uiPriority="64"/>
     <w:lsdException w:name="Medium List 1 Accent 1" w:uiPriority="65"/>
     <w:lsdException w:name="Revision" w:semiHidden="1" w:uiPriority="99"/>
-    <w:lsdException w:name="List Paragraph" w:uiPriority="34" w:qFormat="1"/>
+    <w:lsdException w:name="List Paragraph" w:uiPriority="1" w:qFormat="1"/>
     <w:lsdException w:name="Quote" w:uiPriority="29" w:qFormat="1"/>
     <w:lsdException w:name="Intense Quote" w:uiPriority="30" w:qFormat="1"/>
     <w:lsdException w:name="Medium List 2 Accent 1" w:uiPriority="66"/>
@@ -7750,7 +8095,7 @@
   <w:style w:type="paragraph" w:default="1" w:styleId="Normal">
     <w:name w:val="Normal"/>
     <w:qFormat/>
-    <w:rsid w:val="00AC07F5"/>
+    <w:rsid w:val="00704A27"/>
     <w:rPr>
       <w:sz w:val="24"/>
       <w:szCs w:val="24"/>
@@ -7793,7 +8138,7 @@
     <w:link w:val="Heading3Char"/>
     <w:unhideWhenUsed/>
     <w:qFormat/>
-    <w:rsid w:val="00D96A7B"/>
+    <w:rsid w:val="00704A27"/>
     <w:pPr>
       <w:keepNext/>
       <w:spacing w:before="240" w:after="60"/>
@@ -7803,7 +8148,7 @@
       <w:rFonts w:ascii="Calibri Light" w:hAnsi="Calibri Light"/>
       <w:b/>
       <w:bCs/>
-      <w:sz w:val="26"/>
+      <w:sz w:val="30"/>
       <w:szCs w:val="26"/>
     </w:rPr>
   </w:style>
@@ -7812,13 +8157,13 @@
     <w:basedOn w:val="Normal"/>
     <w:next w:val="Normal"/>
     <w:link w:val="Heading4Char"/>
-    <w:semiHidden/>
     <w:unhideWhenUsed/>
     <w:qFormat/>
-    <w:rsid w:val="00D96A7B"/>
+    <w:rsid w:val="00704A27"/>
     <w:pPr>
       <w:keepNext/>
       <w:spacing w:before="240" w:after="60"/>
+      <w:jc w:val="center"/>
       <w:outlineLvl w:val="3"/>
     </w:pPr>
     <w:rPr>
@@ -7829,13 +8174,53 @@
       <w:szCs w:val="28"/>
     </w:rPr>
   </w:style>
+  <w:style w:type="paragraph" w:styleId="Heading5">
+    <w:name w:val="heading 5"/>
+    <w:basedOn w:val="Normal"/>
+    <w:link w:val="Heading5Char"/>
+    <w:unhideWhenUsed/>
+    <w:rsid w:val="00E506C0"/>
+    <w:pPr>
+      <w:keepNext/>
+      <w:keepLines/>
+      <w:spacing w:before="40"/>
+      <w:outlineLvl w:val="4"/>
+    </w:pPr>
+    <w:rPr>
+      <w:rFonts w:asciiTheme="majorHAnsi" w:eastAsiaTheme="majorEastAsia" w:hAnsiTheme="majorHAnsi" w:cstheme="majorBidi"/>
+      <w:b/>
+      <w:color w:val="000000" w:themeColor="text1"/>
+    </w:rPr>
+  </w:style>
+  <w:style w:type="paragraph" w:styleId="Heading6">
+    <w:name w:val="heading 6"/>
+    <w:basedOn w:val="Normal"/>
+    <w:link w:val="Heading6Char"/>
+    <w:unhideWhenUsed/>
+    <w:qFormat/>
+    <w:rsid w:val="00A47966"/>
+    <w:pPr>
+      <w:keepNext/>
+      <w:keepLines/>
+      <w:spacing w:before="40"/>
+      <w:outlineLvl w:val="5"/>
+    </w:pPr>
+    <w:rPr>
+      <w:rFonts w:asciiTheme="majorHAnsi" w:eastAsiaTheme="majorEastAsia" w:hAnsiTheme="majorHAnsi" w:cstheme="majorBidi"/>
+      <w:b/>
+      <w:color w:val="000000" w:themeColor="text1"/>
+    </w:rPr>
+  </w:style>
   <w:style w:type="character" w:default="1" w:styleId="DefaultParagraphFont">
     <w:name w:val="Default Paragraph Font"/>
-    <w:semiHidden/>
+    <w:uiPriority w:val="1"/>
+    <w:unhideWhenUsed/>
   </w:style>
   <w:style w:type="table" w:default="1" w:styleId="TableNormal">
     <w:name w:val="Normal Table"/>
+    <w:uiPriority w:val="99"/>
     <w:semiHidden/>
+    <w:unhideWhenUsed/>
     <w:tblPr>
       <w:tblInd w:w="0" w:type="dxa"/>
       <w:tblCellMar>
@@ -7848,11 +8233,14 @@
   </w:style>
   <w:style w:type="numbering" w:default="1" w:styleId="NoList">
     <w:name w:val="No List"/>
+    <w:uiPriority w:val="99"/>
     <w:semiHidden/>
+    <w:unhideWhenUsed/>
   </w:style>
   <w:style w:type="paragraph" w:styleId="BodyText">
     <w:name w:val="Body Text"/>
     <w:basedOn w:val="Normal"/>
+    <w:link w:val="BodyTextChar"/>
     <w:pPr>
       <w:spacing w:line="360" w:lineRule="auto"/>
       <w:jc w:val="both"/>
@@ -7923,10 +8311,10 @@
       <w:szCs w:val="22"/>
     </w:rPr>
   </w:style>
-  <w:style w:type="paragraph" w:styleId="ListParagraph">
+  <w:style w:type="paragraph" w:styleId="ListParagraph0">
     <w:name w:val="List Paragraph"/>
     <w:basedOn w:val="Normal"/>
-    <w:uiPriority w:val="34"/>
+    <w:uiPriority w:val="1"/>
     <w:qFormat/>
     <w:rsid w:val="0045761D"/>
     <w:pPr>
@@ -7945,7 +8333,7 @@
     <w:rsid w:val="0045761D"/>
     <w:pPr>
       <w:numPr>
-        <w:numId w:val="13"/>
+        <w:numId w:val="1"/>
       </w:numPr>
     </w:pPr>
   </w:style>
@@ -8061,26 +8449,126 @@
   <w:style w:type="character" w:customStyle="1" w:styleId="Heading3Char">
     <w:name w:val="Heading 3 Char"/>
     <w:link w:val="Heading3"/>
-    <w:rsid w:val="00D96A7B"/>
+    <w:rsid w:val="00704A27"/>
     <w:rPr>
-      <w:rFonts w:ascii="Calibri Light" w:eastAsia="Times New Roman" w:hAnsi="Calibri Light" w:cs="Times New Roman"/>
+      <w:rFonts w:ascii="Calibri Light" w:hAnsi="Calibri Light"/>
       <w:b/>
       <w:bCs/>
-      <w:sz w:val="26"/>
+      <w:sz w:val="30"/>
       <w:szCs w:val="26"/>
     </w:rPr>
   </w:style>
   <w:style w:type="character" w:customStyle="1" w:styleId="Heading4Char">
     <w:name w:val="Heading 4 Char"/>
     <w:link w:val="Heading4"/>
-    <w:semiHidden/>
-    <w:rsid w:val="00D96A7B"/>
+    <w:rsid w:val="00704A27"/>
     <w:rPr>
-      <w:rFonts w:ascii="Calibri" w:eastAsia="Times New Roman" w:hAnsi="Calibri" w:cs="Times New Roman"/>
+      <w:rFonts w:ascii="Calibri" w:hAnsi="Calibri"/>
       <w:b/>
       <w:bCs/>
       <w:sz w:val="28"/>
       <w:szCs w:val="28"/>
+    </w:rPr>
+  </w:style>
+  <w:style w:type="character" w:customStyle="1" w:styleId="Heading5Char">
+    <w:name w:val="Heading 5 Char"/>
+    <w:basedOn w:val="DefaultParagraphFont"/>
+    <w:link w:val="Heading5"/>
+    <w:rsid w:val="00E506C0"/>
+    <w:rPr>
+      <w:rFonts w:asciiTheme="majorHAnsi" w:eastAsiaTheme="majorEastAsia" w:hAnsiTheme="majorHAnsi" w:cstheme="majorBidi"/>
+      <w:b/>
+      <w:color w:val="000000" w:themeColor="text1"/>
+      <w:sz w:val="24"/>
+      <w:szCs w:val="24"/>
+    </w:rPr>
+  </w:style>
+  <w:style w:type="character" w:customStyle="1" w:styleId="BodyTextChar">
+    <w:name w:val="Body Text Char"/>
+    <w:basedOn w:val="DefaultParagraphFont"/>
+    <w:link w:val="BodyText"/>
+    <w:rsid w:val="00704A27"/>
+    <w:rPr>
+      <w:color w:val="000000"/>
+      <w:sz w:val="24"/>
+      <w:szCs w:val="24"/>
+      <w:lang w:val="en"/>
+    </w:rPr>
+  </w:style>
+  <w:style w:type="character" w:customStyle="1" w:styleId="Heading6Char">
+    <w:name w:val="Heading 6 Char"/>
+    <w:basedOn w:val="DefaultParagraphFont"/>
+    <w:link w:val="Heading6"/>
+    <w:rsid w:val="00A47966"/>
+    <w:rPr>
+      <w:rFonts w:asciiTheme="majorHAnsi" w:eastAsiaTheme="majorEastAsia" w:hAnsiTheme="majorHAnsi" w:cstheme="majorBidi"/>
+      <w:b/>
+      <w:color w:val="000000" w:themeColor="text1"/>
+      <w:sz w:val="24"/>
+      <w:szCs w:val="24"/>
+    </w:rPr>
+  </w:style>
+  <w:style w:type="paragraph" w:styleId="TOC4">
+    <w:name w:val="toc 4"/>
+    <w:basedOn w:val="Normal"/>
+    <w:next w:val="Normal"/>
+    <w:autoRedefine/>
+    <w:uiPriority w:val="39"/>
+    <w:rsid w:val="00460C79"/>
+    <w:pPr>
+      <w:spacing w:after="100"/>
+      <w:ind w:left="720"/>
+    </w:pPr>
+  </w:style>
+  <w:style w:type="paragraph" w:styleId="TOC5">
+    <w:name w:val="toc 5"/>
+    <w:basedOn w:val="Normal"/>
+    <w:next w:val="Normal"/>
+    <w:autoRedefine/>
+    <w:uiPriority w:val="39"/>
+    <w:rsid w:val="00460C79"/>
+    <w:pPr>
+      <w:spacing w:after="100"/>
+      <w:ind w:left="960"/>
+    </w:pPr>
+  </w:style>
+  <w:style w:type="paragraph" w:styleId="NormalWeb">
+    <w:name w:val="Normal (Web)"/>
+    <w:basedOn w:val="Normal"/>
+    <w:uiPriority w:val="99"/>
+    <w:unhideWhenUsed/>
+    <w:rsid w:val="00A47966"/>
+    <w:pPr>
+      <w:spacing w:before="100" w:beforeAutospacing="1" w:after="100" w:afterAutospacing="1"/>
+    </w:pPr>
+  </w:style>
+  <w:style w:type="paragraph" w:styleId="TOC6">
+    <w:name w:val="toc 6"/>
+    <w:basedOn w:val="Normal"/>
+    <w:next w:val="Normal"/>
+    <w:autoRedefine/>
+    <w:uiPriority w:val="39"/>
+    <w:rsid w:val="007036C5"/>
+    <w:pPr>
+      <w:spacing w:after="100"/>
+      <w:ind w:left="1200"/>
+    </w:pPr>
+  </w:style>
+  <w:style w:type="paragraph" w:customStyle="1" w:styleId="Listparagraph">
+    <w:name w:val="List paragraph"/>
+    <w:basedOn w:val="Normal"/>
+    <w:qFormat/>
+    <w:rsid w:val="00CD030D"/>
+    <w:pPr>
+      <w:numPr>
+        <w:ilvl w:val="3"/>
+        <w:numId w:val="3"/>
+      </w:numPr>
+      <w:spacing w:before="120"/>
+      <w:jc w:val="both"/>
+    </w:pPr>
+    <w:rPr>
+      <w:bCs/>
     </w:rPr>
   </w:style>
 </w:styles>

--- a/Documents/Serene MInd_SE_UzairRasheed.docx
+++ b/Documents/Serene MInd_SE_UzairRasheed.docx
@@ -343,7 +343,7 @@
           <w:footerReference w:type="default" r:id="rId11"/>
           <w:footerReference w:type="first" r:id="rId12"/>
           <w:pgSz w:w="12240" w:h="15840"/>
-          <w:pgMar w:top="1440" w:right="1800" w:bottom="1440" w:left="1800" w:header="720" w:footer="720" w:gutter="0"/>
+          <w:pgMar w:top="1382" w:right="1080" w:bottom="1238" w:left="1440" w:header="720" w:footer="720" w:gutter="0"/>
           <w:pgNumType w:fmt="upperRoman" w:start="1"/>
           <w:cols w:space="720"/>
           <w:titlePg/>
@@ -1234,7 +1234,7 @@
                 </mc:Choice>
                 <mc:Fallback>
                   <w:pict>
-                    <v:group w14:anchorId="3CD87B16" id="Group 3" o:spid="_x0000_s1026" style="width:189pt;height:.75pt;mso-position-horizontal-relative:char;mso-position-vertical-relative:line" coordsize="24003,95" o:gfxdata="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">
+                    <v:group w14:anchorId="6B9F2EAD" id="Group 3" o:spid="_x0000_s1026" style="width:189pt;height:.75pt;mso-position-horizontal-relative:char;mso-position-vertical-relative:line" coordsize="24003,95" o:gfxdata="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">
                       <v:shape id="Graphic 4" o:spid="_x0000_s1027" style="position:absolute;top:47;width:24003;height:13;visibility:visible;mso-wrap-style:square;v-text-anchor:top" coordsize="2400300,1270" o:gfxdata="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" path="m,l2400300,e" filled="f">
                         <v:path arrowok="t"/>
                       </v:shape>
@@ -1416,7 +1416,7 @@
                 </mc:Choice>
                 <mc:Fallback>
                   <w:pict>
-                    <v:group w14:anchorId="13E4DCF7" id="Group 5" o:spid="_x0000_s1026" style="width:189pt;height:.75pt;mso-position-horizontal-relative:char;mso-position-vertical-relative:line" coordsize="24003,95" o:gfxdata="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">
+                    <v:group w14:anchorId="6CCA5948" id="Group 5" o:spid="_x0000_s1026" style="width:189pt;height:.75pt;mso-position-horizontal-relative:char;mso-position-vertical-relative:line" coordsize="24003,95" o:gfxdata="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">
                       <v:shape id="Graphic 6" o:spid="_x0000_s1027" style="position:absolute;top:47;width:24003;height:13;visibility:visible;mso-wrap-style:square;v-text-anchor:top" coordsize="2400300,1270" o:gfxdata="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" path="m,l2400300,e" filled="f">
                         <v:path arrowok="t"/>
                       </v:shape>
@@ -1542,7 +1542,7 @@
       <w:bookmarkStart w:id="2" w:name="_Toc225359871"/>
       <w:bookmarkStart w:id="3" w:name="_Toc225360054"/>
       <w:bookmarkStart w:id="4" w:name="_Toc229130922"/>
-      <w:bookmarkStart w:id="5" w:name="_Toc229157844"/>
+      <w:bookmarkStart w:id="5" w:name="_Toc229759294"/>
       <w:r>
         <w:rPr>
           <w:spacing w:val="-2"/>
@@ -1848,7 +1848,7 @@
           </mc:Choice>
           <mc:Fallback>
             <w:pict>
-              <v:shape w14:anchorId="5487B128" id="Graphic 7" o:spid="_x0000_s1026" style="position:absolute;margin-left:378.45pt;margin-top:16.25pt;width:162pt;height:.1pt;z-index:-251657216;visibility:visible;mso-wrap-style:square;mso-width-percent:0;mso-height-percent:0;mso-wrap-distance-left:0;mso-wrap-distance-top:0;mso-wrap-distance-right:0;mso-wrap-distance-bottom:0;mso-position-horizontal:absolute;mso-position-horizontal-relative:page;mso-position-vertical:absolute;mso-position-vertical-relative:text;mso-width-percent:0;mso-height-percent:0;mso-width-relative:page;mso-height-relative:page;v-text-anchor:top" coordsize="2057400,1270" o:gfxdata="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" path="m,l2057400,e" filled="f" strokeweight=".26669mm">
+              <v:shape w14:anchorId="43FEA3CC" id="Graphic 7" o:spid="_x0000_s1026" style="position:absolute;margin-left:378.45pt;margin-top:16.25pt;width:162pt;height:.1pt;z-index:-251657216;visibility:visible;mso-wrap-style:square;mso-width-percent:0;mso-height-percent:0;mso-wrap-distance-left:0;mso-wrap-distance-top:0;mso-wrap-distance-right:0;mso-wrap-distance-bottom:0;mso-position-horizontal:absolute;mso-position-horizontal-relative:page;mso-position-vertical:absolute;mso-position-vertical-relative:text;mso-width-percent:0;mso-height-percent:0;mso-width-relative:page;mso-height-relative:page;v-text-anchor:top" coordsize="2057400,1270" o:gfxdata="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" path="m,l2057400,e" filled="f" strokeweight=".26669mm">
                 <v:path arrowok="t"/>
                 <w10:wrap type="topAndBottom" anchorx="page"/>
               </v:shape>
@@ -1987,7 +1987,7 @@
           </mc:Choice>
           <mc:Fallback>
             <w:pict>
-              <v:shape w14:anchorId="0C70DB9D" id="Graphic 8" o:spid="_x0000_s1026" style="position:absolute;margin-left:378.45pt;margin-top:23.65pt;width:162pt;height:.1pt;z-index:-251656192;visibility:visible;mso-wrap-style:square;mso-width-percent:0;mso-height-percent:0;mso-wrap-distance-left:0;mso-wrap-distance-top:0;mso-wrap-distance-right:0;mso-wrap-distance-bottom:0;mso-position-horizontal:absolute;mso-position-horizontal-relative:page;mso-position-vertical:absolute;mso-position-vertical-relative:text;mso-width-percent:0;mso-height-percent:0;mso-width-relative:page;mso-height-relative:page;v-text-anchor:top" coordsize="2057400,1270" o:gfxdata="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" path="m,l2057400,e" filled="f" strokeweight=".26669mm">
+              <v:shape w14:anchorId="758D653D" id="Graphic 8" o:spid="_x0000_s1026" style="position:absolute;margin-left:378.45pt;margin-top:23.65pt;width:162pt;height:.1pt;z-index:-251656192;visibility:visible;mso-wrap-style:square;mso-width-percent:0;mso-height-percent:0;mso-wrap-distance-left:0;mso-wrap-distance-top:0;mso-wrap-distance-right:0;mso-wrap-distance-bottom:0;mso-position-horizontal:absolute;mso-position-horizontal-relative:page;mso-position-vertical:absolute;mso-position-vertical-relative:text;mso-width-percent:0;mso-height-percent:0;mso-width-relative:page;mso-height-relative:page;v-text-anchor:top" coordsize="2057400,1270" o:gfxdata="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" path="m,l2057400,e" filled="f" strokeweight=".26669mm">
                 <v:path arrowok="t"/>
                 <w10:wrap type="topAndBottom" anchorx="page"/>
               </v:shape>
@@ -2057,7 +2057,7 @@
       <w:bookmarkStart w:id="7" w:name="_Toc225359872"/>
       <w:bookmarkStart w:id="8" w:name="_Toc225360055"/>
       <w:bookmarkStart w:id="9" w:name="_Toc229130923"/>
-      <w:bookmarkStart w:id="10" w:name="_Toc229157845"/>
+      <w:bookmarkStart w:id="10" w:name="_Toc229759295"/>
       <w:r>
         <w:rPr>
           <w:spacing w:val="-2"/>
@@ -2348,6 +2348,8 @@
         <w:tabs>
           <w:tab w:val="left" w:pos="1890"/>
         </w:tabs>
+        <w:spacing w:line="360" w:lineRule="auto"/>
+        <w:ind w:left="720"/>
       </w:pPr>
       <w:r>
         <w:t>First of all, we are obliged to Allah Almighty the Merciful, the Beneficent and the source of all Knowledge, for granting us the courage and knowledge to complete this Project.</w:t>
@@ -2358,6 +2360,8 @@
         <w:tabs>
           <w:tab w:val="left" w:pos="1890"/>
         </w:tabs>
+        <w:spacing w:line="360" w:lineRule="auto"/>
+        <w:ind w:left="720"/>
       </w:pPr>
       <w:r>
         <w:t xml:space="preserve">We are thankful for our supervisor </w:t>
@@ -2476,7 +2480,7 @@
           </mc:Choice>
           <mc:Fallback>
             <w:pict>
-              <v:shape w14:anchorId="0CEDDB66" id="Graphic 11" o:spid="_x0000_s1026" style="position:absolute;margin-left:378.45pt;margin-top:16.45pt;width:162pt;height:.1pt;z-index:-251654144;visibility:visible;mso-wrap-style:square;mso-width-percent:0;mso-height-percent:0;mso-wrap-distance-left:0;mso-wrap-distance-top:0;mso-wrap-distance-right:0;mso-wrap-distance-bottom:0;mso-position-horizontal:absolute;mso-position-horizontal-relative:page;mso-position-vertical:absolute;mso-position-vertical-relative:text;mso-width-percent:0;mso-height-percent:0;mso-width-relative:page;mso-height-relative:page;v-text-anchor:top" coordsize="2057400,1270" o:gfxdata="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" path="m,l2057400,e" filled="f" strokeweight=".26669mm">
+              <v:shape w14:anchorId="45A98090" id="Graphic 11" o:spid="_x0000_s1026" style="position:absolute;margin-left:378.45pt;margin-top:16.45pt;width:162pt;height:.1pt;z-index:-251654144;visibility:visible;mso-wrap-style:square;mso-width-percent:0;mso-height-percent:0;mso-wrap-distance-left:0;mso-wrap-distance-top:0;mso-wrap-distance-right:0;mso-wrap-distance-bottom:0;mso-position-horizontal:absolute;mso-position-horizontal-relative:page;mso-position-vertical:absolute;mso-position-vertical-relative:text;mso-width-percent:0;mso-height-percent:0;mso-width-relative:page;mso-height-relative:page;v-text-anchor:top" coordsize="2057400,1270" o:gfxdata="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" path="m,l2057400,e" filled="f" strokeweight=".26669mm">
                 <v:path arrowok="t"/>
                 <w10:wrap type="topAndBottom" anchorx="page"/>
               </v:shape>
@@ -2617,7 +2621,7 @@
           </mc:Choice>
           <mc:Fallback>
             <w:pict>
-              <v:shape w14:anchorId="2C50D956" id="Graphic 12" o:spid="_x0000_s1026" style="position:absolute;margin-left:378.45pt;margin-top:23.65pt;width:162pt;height:.1pt;z-index:-251653120;visibility:visible;mso-wrap-style:square;mso-width-percent:0;mso-height-percent:0;mso-wrap-distance-left:0;mso-wrap-distance-top:0;mso-wrap-distance-right:0;mso-wrap-distance-bottom:0;mso-position-horizontal:absolute;mso-position-horizontal-relative:page;mso-position-vertical:absolute;mso-position-vertical-relative:text;mso-width-percent:0;mso-height-percent:0;mso-width-relative:page;mso-height-relative:page;v-text-anchor:top" coordsize="2057400,1270" o:gfxdata="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" path="m,l2057400,e" filled="f" strokeweight=".26669mm">
+              <v:shape w14:anchorId="60E85410" id="Graphic 12" o:spid="_x0000_s1026" style="position:absolute;margin-left:378.45pt;margin-top:23.65pt;width:162pt;height:.1pt;z-index:-251653120;visibility:visible;mso-wrap-style:square;mso-width-percent:0;mso-height-percent:0;mso-wrap-distance-left:0;mso-wrap-distance-top:0;mso-wrap-distance-right:0;mso-wrap-distance-bottom:0;mso-position-horizontal:absolute;mso-position-horizontal-relative:page;mso-position-vertical:absolute;mso-position-vertical-relative:text;mso-width-percent:0;mso-height-percent:0;mso-width-relative:page;mso-height-relative:page;v-text-anchor:top" coordsize="2057400,1270" o:gfxdata="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" path="m,l2057400,e" filled="f" strokeweight=".26669mm">
                 <v:path arrowok="t"/>
                 <w10:wrap type="topAndBottom" anchorx="page"/>
               </v:shape>
@@ -2713,14 +2717,13 @@
       <w:bookmarkStart w:id="12" w:name="_Toc225359873"/>
       <w:bookmarkStart w:id="13" w:name="_Toc225360056"/>
       <w:bookmarkStart w:id="14" w:name="_Toc229130924"/>
-      <w:bookmarkStart w:id="15" w:name="_Toc229157846"/>
+      <w:bookmarkStart w:id="15" w:name="_Toc229759296"/>
       <w:r>
         <w:rPr>
           <w:spacing w:val="-2"/>
           <w:sz w:val="36"/>
           <w:szCs w:val="36"/>
         </w:rPr>
-        <w:lastRenderedPageBreak/>
         <w:t>Abstract</w:t>
       </w:r>
       <w:bookmarkEnd w:id="11"/>
@@ -2731,7 +2734,8 @@
     </w:p>
     <w:p>
       <w:pPr>
-        <w:spacing w:before="370"/>
+        <w:spacing w:before="178" w:line="348" w:lineRule="auto"/>
+        <w:ind w:left="720"/>
         <w:jc w:val="both"/>
       </w:pPr>
       <w:r>
@@ -2746,7 +2750,8 @@
     </w:p>
     <w:p>
       <w:pPr>
-        <w:spacing w:before="196"/>
+        <w:spacing w:before="178" w:line="348" w:lineRule="auto"/>
+        <w:ind w:left="720"/>
         <w:jc w:val="both"/>
       </w:pPr>
       <w:r>
@@ -2761,7 +2766,8 @@
     </w:p>
     <w:p>
       <w:pPr>
-        <w:spacing w:before="196"/>
+        <w:spacing w:before="178" w:line="348" w:lineRule="auto"/>
+        <w:ind w:left="720"/>
         <w:jc w:val="both"/>
       </w:pPr>
       <w:r>
@@ -2770,7 +2776,8 @@
     </w:p>
     <w:p>
       <w:pPr>
-        <w:spacing w:before="196"/>
+        <w:spacing w:before="178" w:line="348" w:lineRule="auto"/>
+        <w:ind w:left="720"/>
         <w:jc w:val="both"/>
       </w:pPr>
       <w:r>
@@ -2783,34 +2790,6 @@
         <w:t>Mind also focuses on secure data handling and continuity of care by allowing users to export and re-import their therapy reports. By combining AI technology with human oversight, the platform creates a balanced and reliable mental health support system.</w:t>
       </w:r>
     </w:p>
-    <w:p>
-      <w:pPr>
-        <w:spacing w:before="196"/>
-        <w:jc w:val="both"/>
-      </w:pPr>
-    </w:p>
-    <w:p>
-      <w:pPr>
-        <w:ind w:firstLine="720"/>
-      </w:pPr>
-    </w:p>
-    <w:p/>
-    <w:p/>
-    <w:p/>
-    <w:p/>
-    <w:p/>
-    <w:p/>
-    <w:p/>
-    <w:p/>
-    <w:p/>
-    <w:p/>
-    <w:p/>
-    <w:p/>
-    <w:p/>
-    <w:p/>
-    <w:p/>
-    <w:p/>
-    <w:p/>
     <w:p/>
     <w:p/>
     <w:p>
@@ -2828,7 +2807,7 @@
       <w:bookmarkStart w:id="17" w:name="_Toc225359874"/>
       <w:bookmarkStart w:id="18" w:name="_Toc225360057"/>
       <w:bookmarkStart w:id="19" w:name="_Toc229130925"/>
-      <w:bookmarkStart w:id="20" w:name="_Toc229157847"/>
+      <w:bookmarkStart w:id="20" w:name="_Toc229759297"/>
       <w:r>
         <w:rPr>
           <w:sz w:val="36"/>
@@ -2876,6 +2855,12 @@
     </w:p>
     <w:sdt>
       <w:sdtPr>
+        <w:rPr>
+          <w:rFonts w:ascii="Times New Roman" w:hAnsi="Times New Roman"/>
+          <w:color w:val="auto"/>
+          <w:sz w:val="24"/>
+          <w:szCs w:val="24"/>
+        </w:rPr>
         <w:id w:val="-88017726"/>
         <w:docPartObj>
           <w:docPartGallery w:val="Table of Contents"/>
@@ -2884,13 +2869,9 @@
       </w:sdtPr>
       <w:sdtEndPr>
         <w:rPr>
-          <w:rFonts w:ascii="Times New Roman" w:hAnsi="Times New Roman"/>
           <w:b/>
           <w:bCs/>
           <w:noProof/>
-          <w:color w:val="auto"/>
-          <w:sz w:val="24"/>
-          <w:szCs w:val="24"/>
         </w:rPr>
       </w:sdtEndPr>
       <w:sdtContent>
@@ -2903,9 +2884,6 @@
         <w:p>
           <w:pPr>
             <w:pStyle w:val="TOC2"/>
-            <w:tabs>
-              <w:tab w:val="right" w:leader="dot" w:pos="8630"/>
-            </w:tabs>
             <w:rPr>
               <w:rFonts w:asciiTheme="minorHAnsi" w:eastAsiaTheme="minorEastAsia" w:hAnsiTheme="minorHAnsi" w:cstheme="minorBidi"/>
               <w:noProof/>
@@ -2920,7 +2898,7 @@
           <w:r>
             <w:fldChar w:fldCharType="separate"/>
           </w:r>
-          <w:hyperlink w:anchor="_Toc229157844" w:history="1">
+          <w:hyperlink w:anchor="_Toc229759294" w:history="1">
             <w:r>
               <w:rPr>
                 <w:rStyle w:val="Hyperlink"/>
@@ -2948,7 +2926,7 @@
                 <w:noProof/>
                 <w:webHidden/>
               </w:rPr>
-              <w:instrText xml:space="preserve"> PAGEREF _Toc229157844 \h </w:instrText>
+              <w:instrText xml:space="preserve"> PAGEREF _Toc229759294 \h </w:instrText>
             </w:r>
             <w:r>
               <w:rPr>
@@ -2982,15 +2960,12 @@
         <w:p>
           <w:pPr>
             <w:pStyle w:val="TOC2"/>
-            <w:tabs>
-              <w:tab w:val="right" w:leader="dot" w:pos="8630"/>
-            </w:tabs>
             <w:rPr>
               <w:rFonts w:asciiTheme="minorHAnsi" w:eastAsiaTheme="minorEastAsia" w:hAnsiTheme="minorHAnsi" w:cstheme="minorBidi"/>
               <w:noProof/>
             </w:rPr>
           </w:pPr>
-          <w:hyperlink w:anchor="_Toc229157845" w:history="1">
+          <w:hyperlink w:anchor="_Toc229759295" w:history="1">
             <w:r>
               <w:rPr>
                 <w:rStyle w:val="Hyperlink"/>
@@ -3018,7 +2993,7 @@
                 <w:noProof/>
                 <w:webHidden/>
               </w:rPr>
-              <w:instrText xml:space="preserve"> PAGEREF _Toc229157845 \h </w:instrText>
+              <w:instrText xml:space="preserve"> PAGEREF _Toc229759295 \h </w:instrText>
             </w:r>
             <w:r>
               <w:rPr>
@@ -3052,15 +3027,12 @@
         <w:p>
           <w:pPr>
             <w:pStyle w:val="TOC2"/>
-            <w:tabs>
-              <w:tab w:val="right" w:leader="dot" w:pos="8630"/>
-            </w:tabs>
             <w:rPr>
               <w:rFonts w:asciiTheme="minorHAnsi" w:eastAsiaTheme="minorEastAsia" w:hAnsiTheme="minorHAnsi" w:cstheme="minorBidi"/>
               <w:noProof/>
             </w:rPr>
           </w:pPr>
-          <w:hyperlink w:anchor="_Toc229157846" w:history="1">
+          <w:hyperlink w:anchor="_Toc229759296" w:history="1">
             <w:r>
               <w:rPr>
                 <w:rStyle w:val="Hyperlink"/>
@@ -3088,7 +3060,7 @@
                 <w:noProof/>
                 <w:webHidden/>
               </w:rPr>
-              <w:instrText xml:space="preserve"> PAGEREF _Toc229157846 \h </w:instrText>
+              <w:instrText xml:space="preserve"> PAGEREF _Toc229759296 \h </w:instrText>
             </w:r>
             <w:r>
               <w:rPr>
@@ -3122,15 +3094,12 @@
         <w:p>
           <w:pPr>
             <w:pStyle w:val="TOC2"/>
-            <w:tabs>
-              <w:tab w:val="right" w:leader="dot" w:pos="8630"/>
-            </w:tabs>
             <w:rPr>
               <w:rFonts w:asciiTheme="minorHAnsi" w:eastAsiaTheme="minorEastAsia" w:hAnsiTheme="minorHAnsi" w:cstheme="minorBidi"/>
               <w:noProof/>
             </w:rPr>
           </w:pPr>
-          <w:hyperlink w:anchor="_Toc229157847" w:history="1">
+          <w:hyperlink w:anchor="_Toc229759297" w:history="1">
             <w:r>
               <w:rPr>
                 <w:rStyle w:val="Hyperlink"/>
@@ -3188,7 +3157,7 @@
                 <w:noProof/>
                 <w:webHidden/>
               </w:rPr>
-              <w:instrText xml:space="preserve"> PAGEREF _Toc229157847 \h </w:instrText>
+              <w:instrText xml:space="preserve"> PAGEREF _Toc229759297 \h </w:instrText>
             </w:r>
             <w:r>
               <w:rPr>
@@ -3222,15 +3191,12 @@
         <w:p>
           <w:pPr>
             <w:pStyle w:val="TOC2"/>
-            <w:tabs>
-              <w:tab w:val="right" w:leader="dot" w:pos="8630"/>
-            </w:tabs>
             <w:rPr>
               <w:rFonts w:asciiTheme="minorHAnsi" w:eastAsiaTheme="minorEastAsia" w:hAnsiTheme="minorHAnsi" w:cstheme="minorBidi"/>
               <w:noProof/>
             </w:rPr>
           </w:pPr>
-          <w:hyperlink w:anchor="_Toc229157848" w:history="1">
+          <w:hyperlink w:anchor="_Toc229759298" w:history="1">
             <w:r>
               <w:rPr>
                 <w:rStyle w:val="Hyperlink"/>
@@ -3288,7 +3254,7 @@
                 <w:noProof/>
                 <w:webHidden/>
               </w:rPr>
-              <w:instrText xml:space="preserve"> PAGEREF _Toc229157848 \h </w:instrText>
+              <w:instrText xml:space="preserve"> PAGEREF _Toc229759298 \h </w:instrText>
             </w:r>
             <w:r>
               <w:rPr>
@@ -3322,15 +3288,12 @@
         <w:p>
           <w:pPr>
             <w:pStyle w:val="TOC2"/>
-            <w:tabs>
-              <w:tab w:val="right" w:leader="dot" w:pos="8630"/>
-            </w:tabs>
             <w:rPr>
               <w:rFonts w:asciiTheme="minorHAnsi" w:eastAsiaTheme="minorEastAsia" w:hAnsiTheme="minorHAnsi" w:cstheme="minorBidi"/>
               <w:noProof/>
             </w:rPr>
           </w:pPr>
-          <w:hyperlink w:anchor="_Toc229157849" w:history="1">
+          <w:hyperlink w:anchor="_Toc229759299" w:history="1">
             <w:r>
               <w:rPr>
                 <w:rStyle w:val="Hyperlink"/>
@@ -3357,7 +3320,7 @@
                 <w:noProof/>
                 <w:webHidden/>
               </w:rPr>
-              <w:instrText xml:space="preserve"> PAGEREF _Toc229157849 \h </w:instrText>
+              <w:instrText xml:space="preserve"> PAGEREF _Toc229759299 \h </w:instrText>
             </w:r>
             <w:r>
               <w:rPr>
@@ -3400,7 +3363,7 @@
               <w:sz w:val="22"/>
             </w:rPr>
           </w:pPr>
-          <w:hyperlink w:anchor="_Toc229157850" w:history="1">
+          <w:hyperlink w:anchor="_Toc229759300" w:history="1">
             <w:r>
               <w:rPr>
                 <w:rStyle w:val="Hyperlink"/>
@@ -3450,7 +3413,7 @@
                 <w:noProof/>
                 <w:webHidden/>
               </w:rPr>
-              <w:instrText xml:space="preserve"> PAGEREF _Toc229157850 \h </w:instrText>
+              <w:instrText xml:space="preserve"> PAGEREF _Toc229759300 \h </w:instrText>
             </w:r>
             <w:r>
               <w:rPr>
@@ -3484,15 +3447,12 @@
         <w:p>
           <w:pPr>
             <w:pStyle w:val="TOC3"/>
-            <w:tabs>
-              <w:tab w:val="right" w:leader="dot" w:pos="8630"/>
-            </w:tabs>
             <w:rPr>
               <w:rFonts w:asciiTheme="minorHAnsi" w:eastAsiaTheme="minorEastAsia" w:hAnsiTheme="minorHAnsi" w:cstheme="minorBidi"/>
               <w:noProof/>
             </w:rPr>
           </w:pPr>
-          <w:hyperlink w:anchor="_Toc229157851" w:history="1">
+          <w:hyperlink w:anchor="_Toc229759301" w:history="1">
             <w:r>
               <w:rPr>
                 <w:rStyle w:val="Hyperlink"/>
@@ -3520,7 +3480,7 @@
                 <w:noProof/>
                 <w:webHidden/>
               </w:rPr>
-              <w:instrText xml:space="preserve"> PAGEREF _Toc229157851 \h </w:instrText>
+              <w:instrText xml:space="preserve"> PAGEREF _Toc229759301 \h </w:instrText>
             </w:r>
             <w:r>
               <w:rPr>
@@ -3564,7 +3524,7 @@
               <w:szCs w:val="22"/>
             </w:rPr>
           </w:pPr>
-          <w:hyperlink w:anchor="_Toc229157852" w:history="1">
+          <w:hyperlink w:anchor="_Toc229759302" w:history="1">
             <w:r>
               <w:rPr>
                 <w:rStyle w:val="Hyperlink"/>
@@ -3591,7 +3551,7 @@
                 <w:noProof/>
                 <w:webHidden/>
               </w:rPr>
-              <w:instrText xml:space="preserve"> PAGEREF _Toc229157852 \h </w:instrText>
+              <w:instrText xml:space="preserve"> PAGEREF _Toc229759302 \h </w:instrText>
             </w:r>
             <w:r>
               <w:rPr>
@@ -3636,7 +3596,7 @@
               <w:szCs w:val="22"/>
             </w:rPr>
           </w:pPr>
-          <w:hyperlink w:anchor="_Toc229157853" w:history="1">
+          <w:hyperlink w:anchor="_Toc229759303" w:history="1">
             <w:r>
               <w:rPr>
                 <w:rStyle w:val="Hyperlink"/>
@@ -3679,7 +3639,7 @@
                 <w:noProof/>
                 <w:webHidden/>
               </w:rPr>
-              <w:instrText xml:space="preserve"> PAGEREF _Toc229157853 \h </w:instrText>
+              <w:instrText xml:space="preserve"> PAGEREF _Toc229759303 \h </w:instrText>
             </w:r>
             <w:r>
               <w:rPr>
@@ -3724,7 +3684,7 @@
               <w:szCs w:val="22"/>
             </w:rPr>
           </w:pPr>
-          <w:hyperlink w:anchor="_Toc229157854" w:history="1">
+          <w:hyperlink w:anchor="_Toc229759304" w:history="1">
             <w:r>
               <w:rPr>
                 <w:rStyle w:val="Hyperlink"/>
@@ -3767,7 +3727,7 @@
                 <w:noProof/>
                 <w:webHidden/>
               </w:rPr>
-              <w:instrText xml:space="preserve"> PAGEREF _Toc229157854 \h </w:instrText>
+              <w:instrText xml:space="preserve"> PAGEREF _Toc229759304 \h </w:instrText>
             </w:r>
             <w:r>
               <w:rPr>
@@ -3812,7 +3772,7 @@
               <w:szCs w:val="22"/>
             </w:rPr>
           </w:pPr>
-          <w:hyperlink w:anchor="_Toc229157855" w:history="1">
+          <w:hyperlink w:anchor="_Toc229759305" w:history="1">
             <w:r>
               <w:rPr>
                 <w:rStyle w:val="Hyperlink"/>
@@ -3855,7 +3815,7 @@
                 <w:noProof/>
                 <w:webHidden/>
               </w:rPr>
-              <w:instrText xml:space="preserve"> PAGEREF _Toc229157855 \h </w:instrText>
+              <w:instrText xml:space="preserve"> PAGEREF _Toc229759305 \h </w:instrText>
             </w:r>
             <w:r>
               <w:rPr>
@@ -3900,7 +3860,7 @@
               <w:szCs w:val="22"/>
             </w:rPr>
           </w:pPr>
-          <w:hyperlink w:anchor="_Toc229157860" w:history="1">
+          <w:hyperlink w:anchor="_Toc229759309" w:history="1">
             <w:r>
               <w:rPr>
                 <w:rStyle w:val="Hyperlink"/>
@@ -3945,7 +3905,7 @@
                 <w:noProof/>
                 <w:webHidden/>
               </w:rPr>
-              <w:instrText xml:space="preserve"> PAGEREF _Toc229157860 \h </w:instrText>
+              <w:instrText xml:space="preserve"> PAGEREF _Toc229759309 \h </w:instrText>
             </w:r>
             <w:r>
               <w:rPr>
@@ -3990,7 +3950,7 @@
               <w:szCs w:val="22"/>
             </w:rPr>
           </w:pPr>
-          <w:hyperlink w:anchor="_Toc229157861" w:history="1">
+          <w:hyperlink w:anchor="_Toc229759310" w:history="1">
             <w:r>
               <w:rPr>
                 <w:rStyle w:val="Hyperlink"/>
@@ -4035,7 +3995,7 @@
                 <w:noProof/>
                 <w:webHidden/>
               </w:rPr>
-              <w:instrText xml:space="preserve"> PAGEREF _Toc229157861 \h </w:instrText>
+              <w:instrText xml:space="preserve"> PAGEREF _Toc229759310 \h </w:instrText>
             </w:r>
             <w:r>
               <w:rPr>
@@ -4055,7 +4015,7 @@
                 <w:noProof/>
                 <w:webHidden/>
               </w:rPr>
-              <w:t>4</w:t>
+              <w:t>5</w:t>
             </w:r>
             <w:r>
               <w:rPr>
@@ -4080,7 +4040,7 @@
               <w:szCs w:val="22"/>
             </w:rPr>
           </w:pPr>
-          <w:hyperlink w:anchor="_Toc229157862" w:history="1">
+          <w:hyperlink w:anchor="_Toc229759311" w:history="1">
             <w:r>
               <w:rPr>
                 <w:rStyle w:val="Hyperlink"/>
@@ -4125,7 +4085,7 @@
                 <w:noProof/>
                 <w:webHidden/>
               </w:rPr>
-              <w:instrText xml:space="preserve"> PAGEREF _Toc229157862 \h </w:instrText>
+              <w:instrText xml:space="preserve"> PAGEREF _Toc229759311 \h </w:instrText>
             </w:r>
             <w:r>
               <w:rPr>
@@ -4145,7 +4105,7 @@
                 <w:noProof/>
                 <w:webHidden/>
               </w:rPr>
-              <w:t>4</w:t>
+              <w:t>5</w:t>
             </w:r>
             <w:r>
               <w:rPr>
@@ -4170,7 +4130,7 @@
               <w:szCs w:val="22"/>
             </w:rPr>
           </w:pPr>
-          <w:hyperlink w:anchor="_Toc229157863" w:history="1">
+          <w:hyperlink w:anchor="_Toc229759312" w:history="1">
             <w:r>
               <w:rPr>
                 <w:rStyle w:val="Hyperlink"/>
@@ -4215,7 +4175,7 @@
                 <w:noProof/>
                 <w:webHidden/>
               </w:rPr>
-              <w:instrText xml:space="preserve"> PAGEREF _Toc229157863 \h </w:instrText>
+              <w:instrText xml:space="preserve"> PAGEREF _Toc229759312 \h </w:instrText>
             </w:r>
             <w:r>
               <w:rPr>
@@ -4235,7 +4195,637 @@
                 <w:noProof/>
                 <w:webHidden/>
               </w:rPr>
-              <w:t>4</w:t>
+              <w:t>6</w:t>
+            </w:r>
+            <w:r>
+              <w:rPr>
+                <w:noProof/>
+                <w:webHidden/>
+              </w:rPr>
+              <w:fldChar w:fldCharType="end"/>
+            </w:r>
+          </w:hyperlink>
+        </w:p>
+        <w:p>
+          <w:pPr>
+            <w:pStyle w:val="TOC6"/>
+            <w:tabs>
+              <w:tab w:val="left" w:pos="1960"/>
+              <w:tab w:val="right" w:leader="dot" w:pos="8630"/>
+            </w:tabs>
+            <w:rPr>
+              <w:rFonts w:asciiTheme="minorHAnsi" w:eastAsiaTheme="minorEastAsia" w:hAnsiTheme="minorHAnsi" w:cstheme="minorBidi"/>
+              <w:noProof/>
+              <w:sz w:val="22"/>
+              <w:szCs w:val="22"/>
+            </w:rPr>
+          </w:pPr>
+          <w:hyperlink w:anchor="_Toc229759318" w:history="1">
+            <w:r>
+              <w:rPr>
+                <w:rStyle w:val="Hyperlink"/>
+                <w:bCs/>
+                <w:noProof/>
+              </w:rPr>
+              <w:t>1.3.2.</w:t>
+            </w:r>
+            <w:r>
+              <w:rPr>
+                <w:rFonts w:asciiTheme="minorHAnsi" w:eastAsiaTheme="minorEastAsia" w:hAnsiTheme="minorHAnsi" w:cstheme="minorBidi"/>
+                <w:noProof/>
+                <w:sz w:val="22"/>
+                <w:szCs w:val="22"/>
+              </w:rPr>
+              <w:tab/>
+            </w:r>
+            <w:r>
+              <w:rPr>
+                <w:rStyle w:val="Hyperlink"/>
+                <w:bCs/>
+                <w:noProof/>
+              </w:rPr>
+              <w:t>Overall Goal</w:t>
+            </w:r>
+            <w:r>
+              <w:rPr>
+                <w:noProof/>
+                <w:webHidden/>
+              </w:rPr>
+              <w:tab/>
+            </w:r>
+            <w:r>
+              <w:rPr>
+                <w:noProof/>
+                <w:webHidden/>
+              </w:rPr>
+              <w:fldChar w:fldCharType="begin"/>
+            </w:r>
+            <w:r>
+              <w:rPr>
+                <w:noProof/>
+                <w:webHidden/>
+              </w:rPr>
+              <w:instrText xml:space="preserve"> PAGEREF _Toc229759318 \h </w:instrText>
+            </w:r>
+            <w:r>
+              <w:rPr>
+                <w:noProof/>
+                <w:webHidden/>
+              </w:rPr>
+            </w:r>
+            <w:r>
+              <w:rPr>
+                <w:noProof/>
+                <w:webHidden/>
+              </w:rPr>
+              <w:fldChar w:fldCharType="separate"/>
+            </w:r>
+            <w:r>
+              <w:rPr>
+                <w:noProof/>
+                <w:webHidden/>
+              </w:rPr>
+              <w:t>6</w:t>
+            </w:r>
+            <w:r>
+              <w:rPr>
+                <w:noProof/>
+                <w:webHidden/>
+              </w:rPr>
+              <w:fldChar w:fldCharType="end"/>
+            </w:r>
+          </w:hyperlink>
+        </w:p>
+        <w:p>
+          <w:pPr>
+            <w:pStyle w:val="TOC6"/>
+            <w:tabs>
+              <w:tab w:val="left" w:pos="1960"/>
+              <w:tab w:val="right" w:leader="dot" w:pos="8630"/>
+            </w:tabs>
+            <w:rPr>
+              <w:rFonts w:asciiTheme="minorHAnsi" w:eastAsiaTheme="minorEastAsia" w:hAnsiTheme="minorHAnsi" w:cstheme="minorBidi"/>
+              <w:noProof/>
+              <w:sz w:val="22"/>
+              <w:szCs w:val="22"/>
+            </w:rPr>
+          </w:pPr>
+          <w:hyperlink w:anchor="_Toc229759319" w:history="1">
+            <w:r>
+              <w:rPr>
+                <w:rStyle w:val="Hyperlink"/>
+                <w:bCs/>
+                <w:noProof/>
+              </w:rPr>
+              <w:t>1.3.3.</w:t>
+            </w:r>
+            <w:r>
+              <w:rPr>
+                <w:rFonts w:asciiTheme="minorHAnsi" w:eastAsiaTheme="minorEastAsia" w:hAnsiTheme="minorHAnsi" w:cstheme="minorBidi"/>
+                <w:noProof/>
+                <w:sz w:val="22"/>
+                <w:szCs w:val="22"/>
+              </w:rPr>
+              <w:tab/>
+            </w:r>
+            <w:r>
+              <w:rPr>
+                <w:rStyle w:val="Hyperlink"/>
+                <w:bCs/>
+                <w:noProof/>
+              </w:rPr>
+              <w:t>Rationale</w:t>
+            </w:r>
+            <w:r>
+              <w:rPr>
+                <w:noProof/>
+                <w:webHidden/>
+              </w:rPr>
+              <w:tab/>
+            </w:r>
+            <w:r>
+              <w:rPr>
+                <w:noProof/>
+                <w:webHidden/>
+              </w:rPr>
+              <w:fldChar w:fldCharType="begin"/>
+            </w:r>
+            <w:r>
+              <w:rPr>
+                <w:noProof/>
+                <w:webHidden/>
+              </w:rPr>
+              <w:instrText xml:space="preserve"> PAGEREF _Toc229759319 \h </w:instrText>
+            </w:r>
+            <w:r>
+              <w:rPr>
+                <w:noProof/>
+                <w:webHidden/>
+              </w:rPr>
+            </w:r>
+            <w:r>
+              <w:rPr>
+                <w:noProof/>
+                <w:webHidden/>
+              </w:rPr>
+              <w:fldChar w:fldCharType="separate"/>
+            </w:r>
+            <w:r>
+              <w:rPr>
+                <w:noProof/>
+                <w:webHidden/>
+              </w:rPr>
+              <w:t>6</w:t>
+            </w:r>
+            <w:r>
+              <w:rPr>
+                <w:noProof/>
+                <w:webHidden/>
+              </w:rPr>
+              <w:fldChar w:fldCharType="end"/>
+            </w:r>
+          </w:hyperlink>
+        </w:p>
+        <w:p>
+          <w:pPr>
+            <w:pStyle w:val="TOC6"/>
+            <w:tabs>
+              <w:tab w:val="left" w:pos="1960"/>
+              <w:tab w:val="right" w:leader="dot" w:pos="8630"/>
+            </w:tabs>
+            <w:rPr>
+              <w:rFonts w:asciiTheme="minorHAnsi" w:eastAsiaTheme="minorEastAsia" w:hAnsiTheme="minorHAnsi" w:cstheme="minorBidi"/>
+              <w:noProof/>
+              <w:sz w:val="22"/>
+              <w:szCs w:val="22"/>
+            </w:rPr>
+          </w:pPr>
+          <w:hyperlink w:anchor="_Toc229759320" w:history="1">
+            <w:r>
+              <w:rPr>
+                <w:rStyle w:val="Hyperlink"/>
+                <w:bCs/>
+                <w:noProof/>
+              </w:rPr>
+              <w:t>1.3.4.</w:t>
+            </w:r>
+            <w:r>
+              <w:rPr>
+                <w:rFonts w:asciiTheme="minorHAnsi" w:eastAsiaTheme="minorEastAsia" w:hAnsiTheme="minorHAnsi" w:cstheme="minorBidi"/>
+                <w:noProof/>
+                <w:sz w:val="22"/>
+                <w:szCs w:val="22"/>
+              </w:rPr>
+              <w:tab/>
+            </w:r>
+            <w:r>
+              <w:rPr>
+                <w:rStyle w:val="Hyperlink"/>
+                <w:bCs/>
+                <w:noProof/>
+              </w:rPr>
+              <w:t>Timeline</w:t>
+            </w:r>
+            <w:r>
+              <w:rPr>
+                <w:noProof/>
+                <w:webHidden/>
+              </w:rPr>
+              <w:tab/>
+            </w:r>
+            <w:r>
+              <w:rPr>
+                <w:noProof/>
+                <w:webHidden/>
+              </w:rPr>
+              <w:fldChar w:fldCharType="begin"/>
+            </w:r>
+            <w:r>
+              <w:rPr>
+                <w:noProof/>
+                <w:webHidden/>
+              </w:rPr>
+              <w:instrText xml:space="preserve"> PAGEREF _Toc229759320 \h </w:instrText>
+            </w:r>
+            <w:r>
+              <w:rPr>
+                <w:noProof/>
+                <w:webHidden/>
+              </w:rPr>
+            </w:r>
+            <w:r>
+              <w:rPr>
+                <w:noProof/>
+                <w:webHidden/>
+              </w:rPr>
+              <w:fldChar w:fldCharType="separate"/>
+            </w:r>
+            <w:r>
+              <w:rPr>
+                <w:noProof/>
+                <w:webHidden/>
+              </w:rPr>
+              <w:t>6</w:t>
+            </w:r>
+            <w:r>
+              <w:rPr>
+                <w:noProof/>
+                <w:webHidden/>
+              </w:rPr>
+              <w:fldChar w:fldCharType="end"/>
+            </w:r>
+          </w:hyperlink>
+        </w:p>
+        <w:p>
+          <w:pPr>
+            <w:pStyle w:val="TOC6"/>
+            <w:tabs>
+              <w:tab w:val="left" w:pos="1960"/>
+              <w:tab w:val="right" w:leader="dot" w:pos="8630"/>
+            </w:tabs>
+            <w:rPr>
+              <w:rFonts w:asciiTheme="minorHAnsi" w:eastAsiaTheme="minorEastAsia" w:hAnsiTheme="minorHAnsi" w:cstheme="minorBidi"/>
+              <w:noProof/>
+              <w:sz w:val="22"/>
+              <w:szCs w:val="22"/>
+            </w:rPr>
+          </w:pPr>
+          <w:hyperlink w:anchor="_Toc229759321" w:history="1">
+            <w:r>
+              <w:rPr>
+                <w:rStyle w:val="Hyperlink"/>
+                <w:bCs/>
+                <w:noProof/>
+              </w:rPr>
+              <w:t>1.3.5.</w:t>
+            </w:r>
+            <w:r>
+              <w:rPr>
+                <w:rFonts w:asciiTheme="minorHAnsi" w:eastAsiaTheme="minorEastAsia" w:hAnsiTheme="minorHAnsi" w:cstheme="minorBidi"/>
+                <w:noProof/>
+                <w:sz w:val="22"/>
+                <w:szCs w:val="22"/>
+              </w:rPr>
+              <w:tab/>
+            </w:r>
+            <w:r>
+              <w:rPr>
+                <w:rStyle w:val="Hyperlink"/>
+                <w:bCs/>
+                <w:noProof/>
+              </w:rPr>
+              <w:t>Success Criteria</w:t>
+            </w:r>
+            <w:r>
+              <w:rPr>
+                <w:noProof/>
+                <w:webHidden/>
+              </w:rPr>
+              <w:tab/>
+            </w:r>
+            <w:r>
+              <w:rPr>
+                <w:noProof/>
+                <w:webHidden/>
+              </w:rPr>
+              <w:fldChar w:fldCharType="begin"/>
+            </w:r>
+            <w:r>
+              <w:rPr>
+                <w:noProof/>
+                <w:webHidden/>
+              </w:rPr>
+              <w:instrText xml:space="preserve"> PAGEREF _Toc229759321 \h </w:instrText>
+            </w:r>
+            <w:r>
+              <w:rPr>
+                <w:noProof/>
+                <w:webHidden/>
+              </w:rPr>
+            </w:r>
+            <w:r>
+              <w:rPr>
+                <w:noProof/>
+                <w:webHidden/>
+              </w:rPr>
+              <w:fldChar w:fldCharType="separate"/>
+            </w:r>
+            <w:r>
+              <w:rPr>
+                <w:noProof/>
+                <w:webHidden/>
+              </w:rPr>
+              <w:t>7</w:t>
+            </w:r>
+            <w:r>
+              <w:rPr>
+                <w:noProof/>
+                <w:webHidden/>
+              </w:rPr>
+              <w:fldChar w:fldCharType="end"/>
+            </w:r>
+          </w:hyperlink>
+        </w:p>
+        <w:p>
+          <w:pPr>
+            <w:pStyle w:val="TOC6"/>
+            <w:tabs>
+              <w:tab w:val="left" w:pos="1960"/>
+              <w:tab w:val="right" w:leader="dot" w:pos="8630"/>
+            </w:tabs>
+            <w:rPr>
+              <w:rFonts w:asciiTheme="minorHAnsi" w:eastAsiaTheme="minorEastAsia" w:hAnsiTheme="minorHAnsi" w:cstheme="minorBidi"/>
+              <w:noProof/>
+              <w:sz w:val="22"/>
+              <w:szCs w:val="22"/>
+            </w:rPr>
+          </w:pPr>
+          <w:hyperlink w:anchor="_Toc229759322" w:history="1">
+            <w:r>
+              <w:rPr>
+                <w:rStyle w:val="Hyperlink"/>
+                <w:bCs/>
+                <w:noProof/>
+              </w:rPr>
+              <w:t>1.3.6.</w:t>
+            </w:r>
+            <w:r>
+              <w:rPr>
+                <w:rFonts w:asciiTheme="minorHAnsi" w:eastAsiaTheme="minorEastAsia" w:hAnsiTheme="minorHAnsi" w:cstheme="minorBidi"/>
+                <w:noProof/>
+                <w:sz w:val="22"/>
+                <w:szCs w:val="22"/>
+              </w:rPr>
+              <w:tab/>
+            </w:r>
+            <w:r>
+              <w:rPr>
+                <w:rStyle w:val="Hyperlink"/>
+                <w:bCs/>
+                <w:noProof/>
+              </w:rPr>
+              <w:t>Conclusion</w:t>
+            </w:r>
+            <w:r>
+              <w:rPr>
+                <w:noProof/>
+                <w:webHidden/>
+              </w:rPr>
+              <w:tab/>
+            </w:r>
+            <w:r>
+              <w:rPr>
+                <w:noProof/>
+                <w:webHidden/>
+              </w:rPr>
+              <w:fldChar w:fldCharType="begin"/>
+            </w:r>
+            <w:r>
+              <w:rPr>
+                <w:noProof/>
+                <w:webHidden/>
+              </w:rPr>
+              <w:instrText xml:space="preserve"> PAGEREF _Toc229759322 \h </w:instrText>
+            </w:r>
+            <w:r>
+              <w:rPr>
+                <w:noProof/>
+                <w:webHidden/>
+              </w:rPr>
+            </w:r>
+            <w:r>
+              <w:rPr>
+                <w:noProof/>
+                <w:webHidden/>
+              </w:rPr>
+              <w:fldChar w:fldCharType="separate"/>
+            </w:r>
+            <w:r>
+              <w:rPr>
+                <w:noProof/>
+                <w:webHidden/>
+              </w:rPr>
+              <w:t>7</w:t>
+            </w:r>
+            <w:r>
+              <w:rPr>
+                <w:noProof/>
+                <w:webHidden/>
+              </w:rPr>
+              <w:fldChar w:fldCharType="end"/>
+            </w:r>
+          </w:hyperlink>
+        </w:p>
+        <w:p>
+          <w:pPr>
+            <w:pStyle w:val="TOC5"/>
+            <w:tabs>
+              <w:tab w:val="left" w:pos="1760"/>
+              <w:tab w:val="right" w:leader="dot" w:pos="8630"/>
+            </w:tabs>
+            <w:rPr>
+              <w:rFonts w:asciiTheme="minorHAnsi" w:eastAsiaTheme="minorEastAsia" w:hAnsiTheme="minorHAnsi" w:cstheme="minorBidi"/>
+              <w:noProof/>
+              <w:sz w:val="22"/>
+              <w:szCs w:val="22"/>
+            </w:rPr>
+          </w:pPr>
+          <w:hyperlink w:anchor="_Toc229759323" w:history="1">
+            <w:r>
+              <w:rPr>
+                <w:rStyle w:val="Hyperlink"/>
+                <w:bCs/>
+                <w:noProof/>
+              </w:rPr>
+              <w:t>1.4.</w:t>
+            </w:r>
+            <w:r>
+              <w:rPr>
+                <w:rFonts w:asciiTheme="minorHAnsi" w:eastAsiaTheme="minorEastAsia" w:hAnsiTheme="minorHAnsi" w:cstheme="minorBidi"/>
+                <w:noProof/>
+                <w:sz w:val="22"/>
+                <w:szCs w:val="22"/>
+              </w:rPr>
+              <w:tab/>
+            </w:r>
+            <w:r>
+              <w:rPr>
+                <w:rStyle w:val="Hyperlink"/>
+                <w:bCs/>
+                <w:noProof/>
+              </w:rPr>
+              <w:t>SCOPE &amp; LIMITATIONS</w:t>
+            </w:r>
+            <w:r>
+              <w:rPr>
+                <w:noProof/>
+                <w:webHidden/>
+              </w:rPr>
+              <w:tab/>
+            </w:r>
+            <w:r>
+              <w:rPr>
+                <w:noProof/>
+                <w:webHidden/>
+              </w:rPr>
+              <w:fldChar w:fldCharType="begin"/>
+            </w:r>
+            <w:r>
+              <w:rPr>
+                <w:noProof/>
+                <w:webHidden/>
+              </w:rPr>
+              <w:instrText xml:space="preserve"> PAGEREF _Toc229759323 \h </w:instrText>
+            </w:r>
+            <w:r>
+              <w:rPr>
+                <w:noProof/>
+                <w:webHidden/>
+              </w:rPr>
+            </w:r>
+            <w:r>
+              <w:rPr>
+                <w:noProof/>
+                <w:webHidden/>
+              </w:rPr>
+              <w:fldChar w:fldCharType="separate"/>
+            </w:r>
+            <w:r>
+              <w:rPr>
+                <w:noProof/>
+                <w:webHidden/>
+              </w:rPr>
+              <w:t>7</w:t>
+            </w:r>
+            <w:r>
+              <w:rPr>
+                <w:noProof/>
+                <w:webHidden/>
+              </w:rPr>
+              <w:fldChar w:fldCharType="end"/>
+            </w:r>
+          </w:hyperlink>
+        </w:p>
+        <w:p>
+          <w:pPr>
+            <w:pStyle w:val="TOC6"/>
+            <w:tabs>
+              <w:tab w:val="left" w:pos="1960"/>
+              <w:tab w:val="right" w:leader="dot" w:pos="8630"/>
+            </w:tabs>
+            <w:rPr>
+              <w:rFonts w:asciiTheme="minorHAnsi" w:eastAsiaTheme="minorEastAsia" w:hAnsiTheme="minorHAnsi" w:cstheme="minorBidi"/>
+              <w:noProof/>
+              <w:sz w:val="22"/>
+              <w:szCs w:val="22"/>
+            </w:rPr>
+          </w:pPr>
+          <w:hyperlink w:anchor="_Toc229759324" w:history="1">
+            <w:r>
+              <w:rPr>
+                <w:rStyle w:val="Hyperlink"/>
+                <w:bCs/>
+                <w:noProof/>
+              </w:rPr>
+              <w:t>1.4.1.</w:t>
+            </w:r>
+            <w:r>
+              <w:rPr>
+                <w:rFonts w:asciiTheme="minorHAnsi" w:eastAsiaTheme="minorEastAsia" w:hAnsiTheme="minorHAnsi" w:cstheme="minorBidi"/>
+                <w:noProof/>
+                <w:sz w:val="22"/>
+                <w:szCs w:val="22"/>
+              </w:rPr>
+              <w:tab/>
+            </w:r>
+            <w:r>
+              <w:rPr>
+                <w:rStyle w:val="Hyperlink"/>
+                <w:bCs/>
+                <w:noProof/>
+              </w:rPr>
+              <w:t>Scope</w:t>
+            </w:r>
+            <w:r>
+              <w:rPr>
+                <w:noProof/>
+                <w:webHidden/>
+              </w:rPr>
+              <w:tab/>
+            </w:r>
+            <w:r>
+              <w:rPr>
+                <w:noProof/>
+                <w:webHidden/>
+              </w:rPr>
+              <w:fldChar w:fldCharType="begin"/>
+            </w:r>
+            <w:r>
+              <w:rPr>
+                <w:noProof/>
+                <w:webHidden/>
+              </w:rPr>
+              <w:instrText xml:space="preserve"> PAGEREF _Toc229759324 \h </w:instrText>
+            </w:r>
+            <w:r>
+              <w:rPr>
+                <w:noProof/>
+                <w:webHidden/>
+              </w:rPr>
+            </w:r>
+            <w:r>
+              <w:rPr>
+                <w:noProof/>
+                <w:webHidden/>
+              </w:rPr>
+              <w:fldChar w:fldCharType="separate"/>
+            </w:r>
+            <w:r>
+              <w:rPr>
+                <w:noProof/>
+                <w:webHidden/>
+              </w:rPr>
+              <w:t>7</w:t>
             </w:r>
             <w:r>
               <w:rPr>
@@ -4335,139 +4925,6 @@
     </w:p>
     <w:p>
       <w:pPr>
-        <w:rPr>
-          <w:lang w:val="en"/>
-        </w:rPr>
-      </w:pPr>
-    </w:p>
-    <w:p>
-      <w:pPr>
-        <w:rPr>
-          <w:lang w:val="en"/>
-        </w:rPr>
-      </w:pPr>
-    </w:p>
-    <w:p>
-      <w:pPr>
-        <w:rPr>
-          <w:lang w:val="en"/>
-        </w:rPr>
-      </w:pPr>
-    </w:p>
-    <w:p>
-      <w:pPr>
-        <w:rPr>
-          <w:lang w:val="en"/>
-        </w:rPr>
-      </w:pPr>
-    </w:p>
-    <w:p>
-      <w:pPr>
-        <w:rPr>
-          <w:lang w:val="en"/>
-        </w:rPr>
-      </w:pPr>
-    </w:p>
-    <w:p>
-      <w:pPr>
-        <w:rPr>
-          <w:lang w:val="en"/>
-        </w:rPr>
-      </w:pPr>
-    </w:p>
-    <w:p>
-      <w:pPr>
-        <w:rPr>
-          <w:lang w:val="en"/>
-        </w:rPr>
-      </w:pPr>
-    </w:p>
-    <w:p>
-      <w:pPr>
-        <w:rPr>
-          <w:lang w:val="en"/>
-        </w:rPr>
-      </w:pPr>
-    </w:p>
-    <w:p>
-      <w:pPr>
-        <w:rPr>
-          <w:lang w:val="en"/>
-        </w:rPr>
-      </w:pPr>
-    </w:p>
-    <w:p>
-      <w:pPr>
-        <w:rPr>
-          <w:lang w:val="en"/>
-        </w:rPr>
-      </w:pPr>
-    </w:p>
-    <w:p>
-      <w:pPr>
-        <w:rPr>
-          <w:lang w:val="en"/>
-        </w:rPr>
-      </w:pPr>
-    </w:p>
-    <w:p>
-      <w:pPr>
-        <w:rPr>
-          <w:lang w:val="en"/>
-        </w:rPr>
-      </w:pPr>
-    </w:p>
-    <w:p>
-      <w:pPr>
-        <w:rPr>
-          <w:lang w:val="en"/>
-        </w:rPr>
-      </w:pPr>
-    </w:p>
-    <w:p>
-      <w:pPr>
-        <w:rPr>
-          <w:lang w:val="en"/>
-        </w:rPr>
-      </w:pPr>
-    </w:p>
-    <w:p>
-      <w:pPr>
-        <w:rPr>
-          <w:lang w:val="en"/>
-        </w:rPr>
-      </w:pPr>
-    </w:p>
-    <w:p>
-      <w:pPr>
-        <w:rPr>
-          <w:lang w:val="en"/>
-        </w:rPr>
-      </w:pPr>
-    </w:p>
-    <w:p>
-      <w:pPr>
-        <w:rPr>
-          <w:lang w:val="en"/>
-        </w:rPr>
-      </w:pPr>
-    </w:p>
-    <w:p>
-      <w:pPr>
-        <w:rPr>
-          <w:lang w:val="en"/>
-        </w:rPr>
-      </w:pPr>
-    </w:p>
-    <w:p>
-      <w:pPr>
-        <w:rPr>
-          <w:lang w:val="en"/>
-        </w:rPr>
-      </w:pPr>
-    </w:p>
-    <w:p>
-      <w:pPr>
         <w:tabs>
           <w:tab w:val="left" w:pos="1377"/>
         </w:tabs>
@@ -4497,7 +4954,7 @@
         <w:bookmarkStart w:id="21" w:name="_Toc225359875"/>
         <w:bookmarkStart w:id="22" w:name="_Toc225360058"/>
         <w:bookmarkStart w:id="23" w:name="_Toc229130926"/>
-        <w:bookmarkStart w:id="24" w:name="_Toc229157848"/>
+        <w:bookmarkStart w:id="24" w:name="_Toc229759298"/>
         <w:r>
           <w:rPr>
             <w:sz w:val="36"/>
@@ -4553,9 +5010,6 @@
     <w:p>
       <w:pPr>
         <w:pStyle w:val="TOC2"/>
-        <w:tabs>
-          <w:tab w:val="right" w:leader="dot" w:pos="8630"/>
-        </w:tabs>
         <w:rPr>
           <w:noProof/>
         </w:rPr>
@@ -4631,9 +5085,6 @@
     <w:p>
       <w:pPr>
         <w:pStyle w:val="TOC2"/>
-        <w:tabs>
-          <w:tab w:val="right" w:leader="dot" w:pos="8630"/>
-        </w:tabs>
         <w:rPr>
           <w:noProof/>
         </w:rPr>
@@ -4700,9 +5151,6 @@
     <w:p>
       <w:pPr>
         <w:pStyle w:val="TOC2"/>
-        <w:tabs>
-          <w:tab w:val="right" w:leader="dot" w:pos="8630"/>
-        </w:tabs>
         <w:rPr>
           <w:noProof/>
         </w:rPr>
@@ -4769,9 +5217,6 @@
     <w:p>
       <w:pPr>
         <w:pStyle w:val="TOC2"/>
-        <w:tabs>
-          <w:tab w:val="right" w:leader="dot" w:pos="8630"/>
-        </w:tabs>
         <w:rPr>
           <w:noProof/>
         </w:rPr>
@@ -4868,9 +5313,6 @@
     <w:p>
       <w:pPr>
         <w:pStyle w:val="TOC2"/>
-        <w:tabs>
-          <w:tab w:val="right" w:leader="dot" w:pos="8630"/>
-        </w:tabs>
         <w:rPr>
           <w:noProof/>
         </w:rPr>
@@ -5235,7 +5677,7 @@
       </w:pPr>
       <w:bookmarkStart w:id="25" w:name="_Toc225360059"/>
       <w:bookmarkStart w:id="26" w:name="_Toc229130927"/>
-      <w:bookmarkStart w:id="27" w:name="_Toc229157849"/>
+      <w:bookmarkStart w:id="27" w:name="_Toc229759299"/>
       <w:r>
         <w:rPr>
           <w:sz w:val="36"/>
@@ -5258,9 +5700,6 @@
     <w:p>
       <w:pPr>
         <w:pStyle w:val="TOC2"/>
-        <w:tabs>
-          <w:tab w:val="right" w:leader="dot" w:pos="8630"/>
-        </w:tabs>
         <w:rPr>
           <w:noProof/>
         </w:rPr>
@@ -5336,9 +5775,6 @@
     <w:p>
       <w:pPr>
         <w:pStyle w:val="TOC2"/>
-        <w:tabs>
-          <w:tab w:val="right" w:leader="dot" w:pos="8630"/>
-        </w:tabs>
         <w:rPr>
           <w:noProof/>
         </w:rPr>
@@ -5405,9 +5841,6 @@
     <w:p>
       <w:pPr>
         <w:pStyle w:val="TOC2"/>
-        <w:tabs>
-          <w:tab w:val="right" w:leader="dot" w:pos="8630"/>
-        </w:tabs>
         <w:rPr>
           <w:noProof/>
         </w:rPr>
@@ -5474,9 +5907,6 @@
     <w:p>
       <w:pPr>
         <w:pStyle w:val="TOC2"/>
-        <w:tabs>
-          <w:tab w:val="right" w:leader="dot" w:pos="8630"/>
-        </w:tabs>
         <w:rPr>
           <w:noProof/>
         </w:rPr>
@@ -5573,9 +6003,6 @@
     <w:p>
       <w:pPr>
         <w:pStyle w:val="TOC2"/>
-        <w:tabs>
-          <w:tab w:val="right" w:leader="dot" w:pos="8630"/>
-        </w:tabs>
         <w:rPr>
           <w:noProof/>
         </w:rPr>
@@ -5840,90 +6267,6 @@
         <w:rPr>
           <w:lang w:val="en"/>
         </w:rPr>
-      </w:pPr>
-    </w:p>
-    <w:p>
-      <w:pPr>
-        <w:rPr>
-          <w:lang w:val="en"/>
-        </w:rPr>
-      </w:pPr>
-    </w:p>
-    <w:p>
-      <w:pPr>
-        <w:rPr>
-          <w:lang w:val="en"/>
-        </w:rPr>
-      </w:pPr>
-    </w:p>
-    <w:p>
-      <w:pPr>
-        <w:rPr>
-          <w:lang w:val="en"/>
-        </w:rPr>
-      </w:pPr>
-    </w:p>
-    <w:p>
-      <w:pPr>
-        <w:rPr>
-          <w:lang w:val="en"/>
-        </w:rPr>
-      </w:pPr>
-    </w:p>
-    <w:p>
-      <w:pPr>
-        <w:rPr>
-          <w:lang w:val="en"/>
-        </w:rPr>
-      </w:pPr>
-    </w:p>
-    <w:p>
-      <w:pPr>
-        <w:rPr>
-          <w:lang w:val="en"/>
-        </w:rPr>
-      </w:pPr>
-    </w:p>
-    <w:p>
-      <w:pPr>
-        <w:rPr>
-          <w:lang w:val="en"/>
-        </w:rPr>
-      </w:pPr>
-    </w:p>
-    <w:p>
-      <w:pPr>
-        <w:rPr>
-          <w:lang w:val="en"/>
-        </w:rPr>
-      </w:pPr>
-    </w:p>
-    <w:p>
-      <w:pPr>
-        <w:rPr>
-          <w:lang w:val="en"/>
-        </w:rPr>
-      </w:pPr>
-    </w:p>
-    <w:p>
-      <w:pPr>
-        <w:rPr>
-          <w:lang w:val="en"/>
-        </w:rPr>
-      </w:pPr>
-    </w:p>
-    <w:p>
-      <w:pPr>
-        <w:rPr>
-          <w:lang w:val="en"/>
-        </w:rPr>
-      </w:pPr>
-    </w:p>
-    <w:p>
-      <w:pPr>
-        <w:rPr>
-          <w:lang w:val="en"/>
-        </w:rPr>
         <w:sectPr>
           <w:footerReference w:type="first" r:id="rId13"/>
           <w:pgSz w:w="12240" w:h="15840"/>
@@ -6114,16 +6457,15 @@
         <w:tabs>
           <w:tab w:val="left" w:pos="5580"/>
         </w:tabs>
-        <w:spacing w:line="297" w:lineRule="auto"/>
-        <w:ind w:left="5310"/>
-        <w:jc w:val="right"/>
+        <w:spacing w:line="298" w:lineRule="auto"/>
+        <w:ind w:left="5774" w:right="-1080" w:firstLine="526"/>
         <w:rPr>
           <w:sz w:val="60"/>
           <w:szCs w:val="60"/>
         </w:rPr>
       </w:pPr>
       <w:bookmarkStart w:id="28" w:name="_Toc229130928"/>
-      <w:bookmarkStart w:id="29" w:name="_Toc229157850"/>
+      <w:bookmarkStart w:id="29" w:name="_Toc229759300"/>
       <w:r>
         <w:rPr>
           <w:sz w:val="60"/>
@@ -6236,7 +6578,7 @@
         </w:rPr>
       </w:pPr>
       <w:bookmarkStart w:id="30" w:name="_Toc229130929"/>
-      <w:bookmarkStart w:id="31" w:name="_Toc229157851"/>
+      <w:bookmarkStart w:id="31" w:name="_Toc229759301"/>
       <w:r>
         <w:rPr>
           <w:rFonts w:ascii="Times New Roman" w:hAnsi="Times New Roman"/>
@@ -6251,11 +6593,13 @@
     <w:p>
       <w:pPr>
         <w:pStyle w:val="Heading4"/>
+        <w:spacing w:before="0" w:after="0"/>
+        <w:ind w:left="374"/>
         <w:rPr>
           <w:rFonts w:ascii="Times New Roman" w:hAnsi="Times New Roman"/>
         </w:rPr>
       </w:pPr>
-      <w:bookmarkStart w:id="32" w:name="_Toc229157852"/>
+      <w:bookmarkStart w:id="32" w:name="_Toc229759302"/>
       <w:r>
         <w:rPr>
           <w:rFonts w:ascii="Times New Roman" w:hAnsi="Times New Roman"/>
@@ -6272,6 +6616,7 @@
     </w:p>
     <w:p>
       <w:pPr>
+        <w:spacing w:line="360" w:lineRule="auto"/>
         <w:jc w:val="both"/>
       </w:pPr>
       <w:r>
@@ -6287,10 +6632,7 @@
         <w:t>.</w:t>
       </w:r>
       <w:r>
-        <w:t xml:space="preserve"> </w:t>
-      </w:r>
-      <w:r>
-        <w:t>Meanwhile, mental health professionals can monitor cases, provide timely interventions, and ensure that therapy is effective and culturally appropriate</w:t>
+        <w:t xml:space="preserve"> Meanwhile, mental health professionals can monitor cases, provide timely interventions, and ensure that therapy is effective and culturally appropriate</w:t>
       </w:r>
       <w:r>
         <w:t>.</w:t>
@@ -6303,13 +6645,13 @@
           <w:ilvl w:val="1"/>
           <w:numId w:val="2"/>
         </w:numPr>
-        <w:spacing w:before="120"/>
-        <w:ind w:left="450"/>
+        <w:spacing w:before="172" w:line="360" w:lineRule="auto"/>
+        <w:ind w:left="446"/>
         <w:rPr>
           <w:rFonts w:ascii="Times New Roman" w:hAnsi="Times New Roman" w:cs="Times New Roman"/>
         </w:rPr>
       </w:pPr>
-      <w:bookmarkStart w:id="33" w:name="_Toc229157853"/>
+      <w:bookmarkStart w:id="33" w:name="_Toc229759303"/>
       <w:r>
         <w:rPr>
           <w:rFonts w:ascii="Times New Roman" w:hAnsi="Times New Roman" w:cs="Times New Roman"/>
@@ -6320,7 +6662,7 @@
     </w:p>
     <w:p>
       <w:pPr>
-        <w:spacing w:before="120"/>
+        <w:spacing w:before="120" w:line="360" w:lineRule="auto"/>
         <w:jc w:val="both"/>
       </w:pPr>
       <w:r>
@@ -6337,13 +6679,13 @@
           <w:ilvl w:val="1"/>
           <w:numId w:val="2"/>
         </w:numPr>
-        <w:spacing w:before="120"/>
-        <w:ind w:left="450"/>
+        <w:spacing w:before="172" w:line="360" w:lineRule="auto"/>
+        <w:ind w:left="446"/>
         <w:rPr>
           <w:rFonts w:ascii="Times New Roman" w:hAnsi="Times New Roman" w:cs="Times New Roman"/>
         </w:rPr>
       </w:pPr>
-      <w:bookmarkStart w:id="34" w:name="_Toc229157854"/>
+      <w:bookmarkStart w:id="34" w:name="_Toc229759304"/>
       <w:r>
         <w:rPr>
           <w:rFonts w:ascii="Times New Roman" w:hAnsi="Times New Roman" w:cs="Times New Roman"/>
@@ -6359,14 +6701,14 @@
           <w:ilvl w:val="2"/>
           <w:numId w:val="2"/>
         </w:numPr>
-        <w:spacing w:before="0"/>
+        <w:spacing w:before="174"/>
         <w:ind w:left="630" w:hanging="594"/>
         <w:jc w:val="both"/>
         <w:rPr>
           <w:rFonts w:ascii="Times New Roman" w:hAnsi="Times New Roman" w:cs="Times New Roman"/>
         </w:rPr>
       </w:pPr>
-      <w:bookmarkStart w:id="35" w:name="_Toc229157855"/>
+      <w:bookmarkStart w:id="35" w:name="_Toc229759305"/>
       <w:r>
         <w:rPr>
           <w:rFonts w:ascii="Times New Roman" w:hAnsi="Times New Roman" w:cs="Times New Roman"/>
@@ -6378,7 +6720,7 @@
     <w:p>
       <w:pPr>
         <w:pStyle w:val="NormalWeb"/>
-        <w:spacing w:before="120" w:beforeAutospacing="0" w:after="0" w:afterAutospacing="0"/>
+        <w:spacing w:before="120" w:beforeAutospacing="0" w:after="0" w:afterAutospacing="0" w:line="360" w:lineRule="auto"/>
         <w:jc w:val="both"/>
       </w:pPr>
       <w:r>
@@ -6390,30 +6732,6 @@
       <w:r>
         <w:t xml:space="preserve"> doctors with a solution that helps track therapy progress, emotional well-being, and cases in real-time. The goal is to enable faster and more reliable communication between patients and mental health professionals, ensuring timely interventions and reducing the challenges associated with manual tracking and follow-ups.</w:t>
       </w:r>
-    </w:p>
-    <w:p>
-      <w:pPr>
-        <w:pStyle w:val="ListParagraph0"/>
-        <w:keepNext/>
-        <w:keepLines/>
-        <w:numPr>
-          <w:ilvl w:val="0"/>
-          <w:numId w:val="3"/>
-        </w:numPr>
-        <w:spacing w:after="0"/>
-        <w:contextualSpacing w:val="0"/>
-        <w:jc w:val="both"/>
-        <w:outlineLvl w:val="5"/>
-        <w:rPr>
-          <w:rFonts w:asciiTheme="majorHAnsi" w:eastAsiaTheme="majorEastAsia" w:hAnsiTheme="majorHAnsi" w:cstheme="majorBidi"/>
-          <w:b/>
-          <w:bCs/>
-          <w:vanish/>
-          <w:color w:val="000000" w:themeColor="text1"/>
-          <w:sz w:val="24"/>
-          <w:szCs w:val="24"/>
-        </w:rPr>
-      </w:pPr>
       <w:bookmarkStart w:id="36" w:name="_Toc229134998"/>
       <w:bookmarkStart w:id="37" w:name="_Toc229143109"/>
       <w:bookmarkStart w:id="38" w:name="_Toc229143317"/>
@@ -6428,10 +6746,27 @@
       <w:bookmarkEnd w:id="40"/>
       <w:bookmarkEnd w:id="41"/>
       <w:bookmarkEnd w:id="42"/>
-    </w:p>
-    <w:p>
-      <w:pPr>
-        <w:pStyle w:val="ListParagraph0"/>
+      <w:r>
+        <w:br w:type="page"/>
+      </w:r>
+    </w:p>
+    <w:p>
+      <w:pPr>
+        <w:pStyle w:val="NormalWeb"/>
+        <w:spacing w:before="120" w:beforeAutospacing="0" w:after="0" w:afterAutospacing="0" w:line="360" w:lineRule="auto"/>
+        <w:jc w:val="both"/>
+        <w:rPr>
+          <w:rFonts w:asciiTheme="majorHAnsi" w:eastAsiaTheme="majorEastAsia" w:hAnsiTheme="majorHAnsi" w:cstheme="majorBidi"/>
+          <w:b/>
+          <w:bCs/>
+          <w:vanish/>
+          <w:color w:val="000000" w:themeColor="text1"/>
+        </w:rPr>
+      </w:pPr>
+    </w:p>
+    <w:p>
+      <w:pPr>
+        <w:pStyle w:val="ListParagraph"/>
         <w:keepNext/>
         <w:keepLines/>
         <w:numPr>
@@ -6459,6 +6794,8 @@
       <w:bookmarkStart w:id="47" w:name="_Toc229144449"/>
       <w:bookmarkStart w:id="48" w:name="_Toc229144783"/>
       <w:bookmarkStart w:id="49" w:name="_Toc229157857"/>
+      <w:bookmarkStart w:id="50" w:name="_Toc229753362"/>
+      <w:bookmarkStart w:id="51" w:name="_Toc229759306"/>
       <w:bookmarkEnd w:id="43"/>
       <w:bookmarkEnd w:id="44"/>
       <w:bookmarkEnd w:id="45"/>
@@ -6466,10 +6803,12 @@
       <w:bookmarkEnd w:id="47"/>
       <w:bookmarkEnd w:id="48"/>
       <w:bookmarkEnd w:id="49"/>
-    </w:p>
-    <w:p>
-      <w:pPr>
-        <w:pStyle w:val="ListParagraph0"/>
+      <w:bookmarkEnd w:id="50"/>
+      <w:bookmarkEnd w:id="51"/>
+    </w:p>
+    <w:p>
+      <w:pPr>
+        <w:pStyle w:val="ListParagraph"/>
         <w:keepNext/>
         <w:keepLines/>
         <w:numPr>
@@ -6490,24 +6829,28 @@
           <w:szCs w:val="24"/>
         </w:rPr>
       </w:pPr>
-      <w:bookmarkStart w:id="50" w:name="_Toc229135000"/>
-      <w:bookmarkStart w:id="51" w:name="_Toc229143111"/>
-      <w:bookmarkStart w:id="52" w:name="_Toc229143319"/>
-      <w:bookmarkStart w:id="53" w:name="_Toc229144284"/>
-      <w:bookmarkStart w:id="54" w:name="_Toc229144450"/>
-      <w:bookmarkStart w:id="55" w:name="_Toc229144784"/>
-      <w:bookmarkStart w:id="56" w:name="_Toc229157858"/>
-      <w:bookmarkEnd w:id="50"/>
-      <w:bookmarkEnd w:id="51"/>
+      <w:bookmarkStart w:id="52" w:name="_Toc229135000"/>
+      <w:bookmarkStart w:id="53" w:name="_Toc229143111"/>
+      <w:bookmarkStart w:id="54" w:name="_Toc229143319"/>
+      <w:bookmarkStart w:id="55" w:name="_Toc229144284"/>
+      <w:bookmarkStart w:id="56" w:name="_Toc229144450"/>
+      <w:bookmarkStart w:id="57" w:name="_Toc229144784"/>
+      <w:bookmarkStart w:id="58" w:name="_Toc229157858"/>
+      <w:bookmarkStart w:id="59" w:name="_Toc229753363"/>
+      <w:bookmarkStart w:id="60" w:name="_Toc229759307"/>
       <w:bookmarkEnd w:id="52"/>
       <w:bookmarkEnd w:id="53"/>
       <w:bookmarkEnd w:id="54"/>
       <w:bookmarkEnd w:id="55"/>
       <w:bookmarkEnd w:id="56"/>
-    </w:p>
-    <w:p>
-      <w:pPr>
-        <w:pStyle w:val="ListParagraph0"/>
+      <w:bookmarkEnd w:id="57"/>
+      <w:bookmarkEnd w:id="58"/>
+      <w:bookmarkEnd w:id="59"/>
+      <w:bookmarkEnd w:id="60"/>
+    </w:p>
+    <w:p>
+      <w:pPr>
+        <w:pStyle w:val="ListParagraph"/>
         <w:keepNext/>
         <w:keepLines/>
         <w:numPr>
@@ -6528,24 +6871,28 @@
           <w:szCs w:val="24"/>
         </w:rPr>
       </w:pPr>
-      <w:bookmarkStart w:id="57" w:name="_Toc229135001"/>
-      <w:bookmarkStart w:id="58" w:name="_Toc229143112"/>
-      <w:bookmarkStart w:id="59" w:name="_Toc229143320"/>
-      <w:bookmarkStart w:id="60" w:name="_Toc229144285"/>
-      <w:bookmarkStart w:id="61" w:name="_Toc229144451"/>
-      <w:bookmarkStart w:id="62" w:name="_Toc229144785"/>
-      <w:bookmarkStart w:id="63" w:name="_Toc229157859"/>
-      <w:bookmarkEnd w:id="57"/>
-      <w:bookmarkEnd w:id="58"/>
-      <w:bookmarkEnd w:id="59"/>
-      <w:bookmarkEnd w:id="60"/>
+      <w:bookmarkStart w:id="61" w:name="_Toc229135001"/>
+      <w:bookmarkStart w:id="62" w:name="_Toc229143112"/>
+      <w:bookmarkStart w:id="63" w:name="_Toc229143320"/>
+      <w:bookmarkStart w:id="64" w:name="_Toc229144285"/>
+      <w:bookmarkStart w:id="65" w:name="_Toc229144451"/>
+      <w:bookmarkStart w:id="66" w:name="_Toc229144785"/>
+      <w:bookmarkStart w:id="67" w:name="_Toc229157859"/>
+      <w:bookmarkStart w:id="68" w:name="_Toc229753364"/>
+      <w:bookmarkStart w:id="69" w:name="_Toc229759308"/>
       <w:bookmarkEnd w:id="61"/>
       <w:bookmarkEnd w:id="62"/>
       <w:bookmarkEnd w:id="63"/>
-    </w:p>
-    <w:p>
-      <w:pPr>
-        <w:pStyle w:val="Listparagraph"/>
+      <w:bookmarkEnd w:id="64"/>
+      <w:bookmarkEnd w:id="65"/>
+      <w:bookmarkEnd w:id="66"/>
+      <w:bookmarkEnd w:id="67"/>
+      <w:bookmarkEnd w:id="68"/>
+      <w:bookmarkEnd w:id="69"/>
+    </w:p>
+    <w:p>
+      <w:pPr>
+        <w:pStyle w:val="ListParagraph1"/>
         <w:ind w:left="810" w:hanging="828"/>
       </w:pPr>
       <w:r>
@@ -6555,17 +6902,33 @@
     <w:p>
       <w:pPr>
         <w:pStyle w:val="NormalWeb"/>
-        <w:spacing w:before="120" w:beforeAutospacing="0"/>
+        <w:spacing w:line="360" w:lineRule="auto"/>
         <w:jc w:val="both"/>
       </w:pPr>
       <w:r>
-        <w:t>Currently in Pakistan's mental health sector, based on interviews we conducted with experienced doctors and mental health professionals, we have learned that patients and professionals face significant challenges in managing therapy sessions and monitoring mental health progress. Patients often struggle with consistent follow-ups due to social stigma, lack of awareness, or limited access to therapy. Doctors and therapists spend considerable time manually tracking patient records, session histories, and emotional progress, which consumes large portions of their day and can lead to delays or miscommunication.</w:t>
-      </w:r>
-    </w:p>
-    <w:p>
-      <w:pPr>
-        <w:pStyle w:val="Listparagraph"/>
-        <w:ind w:left="810" w:hanging="828"/>
+        <w:t xml:space="preserve">Currently in Pakistan's mental health sector, based on interviews we conducted with </w:t>
+      </w:r>
+      <w:r>
+        <w:t>Dr. Mehboob (senior consultant)</w:t>
+      </w:r>
+      <w:r>
+        <w:t xml:space="preserve"> </w:t>
+      </w:r>
+      <w:r>
+        <w:t xml:space="preserve">and </w:t>
+      </w:r>
+      <w:r>
+        <w:t>experienced</w:t>
+      </w:r>
+      <w:r>
+        <w:t xml:space="preserve"> doctors, we have learned that patients and professionals face significant challenges in managing therapy sessions and monitoring mental health progress. Patients often struggle with consistent follow-ups due to social stigma, lack of awareness, or limited access to therapy. Doctors and therapists spend considerable time manually tracking patient records, session histories, and emotional progress, which consumes large portions of their day and can lead to delays or miscommunication.</w:t>
+      </w:r>
+    </w:p>
+    <w:p>
+      <w:pPr>
+        <w:pStyle w:val="ListParagraph1"/>
+        <w:spacing w:before="178"/>
+        <w:ind w:left="821" w:hanging="835"/>
       </w:pPr>
       <w:r>
         <w:t>Personal Interest</w:t>
@@ -6574,7 +6937,7 @@
     <w:p>
       <w:pPr>
         <w:pStyle w:val="NormalWeb"/>
-        <w:spacing w:before="120" w:beforeAutospacing="0"/>
+        <w:spacing w:line="360" w:lineRule="auto"/>
         <w:jc w:val="both"/>
       </w:pPr>
       <w:r>
@@ -6584,16 +6947,12 @@
         <w:t xml:space="preserve"> </w:t>
       </w:r>
       <w:r>
-        <w:t xml:space="preserve">that helps patients track their therapy sessions and emotional </w:t>
-      </w:r>
-      <w:r>
-        <w:lastRenderedPageBreak/>
-        <w:t>progress, while enabling doctors to efficiently monitor cases and analyze patient data to make informed clinical decisions.</w:t>
-      </w:r>
-    </w:p>
-    <w:p>
-      <w:pPr>
-        <w:pStyle w:val="Listparagraph"/>
+        <w:t>that helps patients track their therapy sessions and emotional progress, while enabling doctors to efficiently monitor cases and analyze patient data to make informed clinical decisions.</w:t>
+      </w:r>
+    </w:p>
+    <w:p>
+      <w:pPr>
+        <w:pStyle w:val="ListParagraph1"/>
         <w:ind w:left="900" w:hanging="900"/>
       </w:pPr>
       <w:r>
@@ -6603,7 +6962,7 @@
     <w:p>
       <w:pPr>
         <w:pStyle w:val="NormalWeb"/>
-        <w:spacing w:before="120"/>
+        <w:spacing w:line="360" w:lineRule="auto"/>
         <w:jc w:val="both"/>
         <w:rPr>
           <w:bCs/>
@@ -6637,19 +6996,7 @@
         <w:rPr>
           <w:bCs/>
         </w:rPr>
-        <w:t xml:space="preserve"> </w:t>
-      </w:r>
-      <w:r>
-        <w:rPr>
-          <w:bCs/>
-        </w:rPr>
-        <w:t>this</w:t>
-      </w:r>
-      <w:r>
-        <w:rPr>
-          <w:bCs/>
-        </w:rPr>
-        <w:t xml:space="preserve"> may contribute to raising national awareness about mental health, improving access to care, and guiding government initiatives to support preventive mental health strategies and digital health solutions.</w:t>
+        <w:t xml:space="preserve"> this may contribute to raising national awareness about mental health, improving access to care, and guiding government initiatives to support preventive mental health strategies and digital health solutions.</w:t>
       </w:r>
     </w:p>
     <w:p>
@@ -6659,7 +7006,7 @@
           <w:ilvl w:val="2"/>
           <w:numId w:val="3"/>
         </w:numPr>
-        <w:spacing w:before="0"/>
+        <w:spacing w:before="178"/>
         <w:ind w:left="720" w:hanging="720"/>
         <w:jc w:val="both"/>
         <w:rPr>
@@ -6667,7 +7014,7 @@
           <w:bCs/>
         </w:rPr>
       </w:pPr>
-      <w:bookmarkStart w:id="64" w:name="_Toc229157860"/>
+      <w:bookmarkStart w:id="70" w:name="_Toc229759309"/>
       <w:r>
         <w:rPr>
           <w:rFonts w:ascii="Times New Roman" w:hAnsi="Times New Roman"/>
@@ -6675,12 +7022,12 @@
         </w:rPr>
         <w:t>Challenges</w:t>
       </w:r>
-      <w:bookmarkEnd w:id="64"/>
+      <w:bookmarkEnd w:id="70"/>
     </w:p>
     <w:p>
       <w:pPr>
         <w:pStyle w:val="NormalWeb"/>
-        <w:spacing w:before="120"/>
+        <w:spacing w:line="360" w:lineRule="auto"/>
         <w:jc w:val="both"/>
         <w:rPr>
           <w:bCs/>
@@ -6692,20 +7039,28 @@
         </w:rPr>
         <w:t>While trying to achieve our goals we encountered many issues that put us to the test regarding our skills, adaptability, and resilience. These challenges were as follows:</w:t>
       </w:r>
-    </w:p>
-    <w:p>
-      <w:pPr>
-        <w:pStyle w:val="Listparagraph"/>
-        <w:ind w:left="810" w:hanging="828"/>
-      </w:pPr>
-      <w:r>
+      <w:r>
+        <w:rPr>
+          <w:bCs/>
+        </w:rPr>
+        <w:br w:type="page"/>
+      </w:r>
+    </w:p>
+    <w:p>
+      <w:pPr>
+        <w:pStyle w:val="ListParagraph1"/>
+        <w:spacing w:before="178"/>
+        <w:ind w:left="821" w:hanging="835"/>
+      </w:pPr>
+      <w:r>
+        <w:lastRenderedPageBreak/>
         <w:t>Technical Complexity</w:t>
       </w:r>
     </w:p>
     <w:p>
       <w:pPr>
         <w:pStyle w:val="NormalWeb"/>
-        <w:spacing w:before="120"/>
+        <w:spacing w:line="360" w:lineRule="auto"/>
         <w:jc w:val="both"/>
         <w:rPr>
           <w:bCs/>
@@ -6720,7 +7075,7 @@
     </w:p>
     <w:p>
       <w:pPr>
-        <w:pStyle w:val="Listparagraph"/>
+        <w:pStyle w:val="ListParagraph1"/>
         <w:ind w:left="900" w:hanging="918"/>
       </w:pPr>
       <w:r>
@@ -6730,14 +7085,72 @@
     <w:p>
       <w:pPr>
         <w:pStyle w:val="NormalWeb"/>
-        <w:spacing w:before="120"/>
+        <w:spacing w:line="360" w:lineRule="auto"/>
         <w:jc w:val="both"/>
       </w:pPr>
       <w:r>
         <w:rPr>
           <w:bCs/>
         </w:rPr>
-        <w:t>The hardware limitations of the FYP lab led to purchasing of new hardware that cost us more than 200,000 PKR.</w:t>
+        <w:t xml:space="preserve">The hardware limitations of the FYP lab led to </w:t>
+      </w:r>
+      <w:r>
+        <w:rPr>
+          <w:bCs/>
+        </w:rPr>
+        <w:t xml:space="preserve">us to </w:t>
+      </w:r>
+      <w:r>
+        <w:rPr>
+          <w:bCs/>
+        </w:rPr>
+        <w:t>utiliz</w:t>
+      </w:r>
+      <w:r>
+        <w:rPr>
+          <w:bCs/>
+        </w:rPr>
+        <w:t>e</w:t>
+      </w:r>
+      <w:r>
+        <w:rPr>
+          <w:bCs/>
+        </w:rPr>
+        <w:t xml:space="preserve"> cost-effective cloud services to deploy and test the application, ensuring operational reliability</w:t>
+      </w:r>
+      <w:r>
+        <w:rPr>
+          <w:bCs/>
+        </w:rPr>
+        <w:t xml:space="preserve">. </w:t>
+      </w:r>
+      <w:r>
+        <w:t>This methodology underscores the viability of developing a sophisticated AI-powered mental health platform.</w:t>
+      </w:r>
+    </w:p>
+    <w:p>
+      <w:pPr>
+        <w:pStyle w:val="ListParagraph1"/>
+        <w:ind w:left="900" w:hanging="918"/>
+      </w:pPr>
+      <w:r>
+        <w:t>Time management</w:t>
+      </w:r>
+    </w:p>
+    <w:p>
+      <w:pPr>
+        <w:pStyle w:val="NormalWeb"/>
+        <w:spacing w:line="360" w:lineRule="auto"/>
+        <w:jc w:val="both"/>
+        <w:rPr>
+          <w:bCs/>
+        </w:rPr>
+      </w:pPr>
+      <w:r>
+        <w:rPr>
+          <w:bCs/>
+        </w:rPr>
+        <w:t>Dividing the time between our courses and our project work proved to be a challenge for us and other personal time commitments.</w:t>
       </w:r>
       <w:r>
         <w:rPr>
@@ -6749,34 +7162,22 @@
         <w:rPr>
           <w:bCs/>
         </w:rPr>
-        <w:t>we utilized cost-effective cloud hosting services to deploy and test the application, ensuring operational reliability</w:t>
-      </w:r>
-      <w:r>
-        <w:rPr>
-          <w:bCs/>
-        </w:rPr>
-        <w:t xml:space="preserve">. </w:t>
-      </w:r>
-      <w:r>
-        <w:t>This methodology underscores the viability of developing a sophisticated AI-powered mental health platform</w:t>
-      </w:r>
-      <w:r>
-        <w:t>.</w:t>
-      </w:r>
-    </w:p>
-    <w:p>
-      <w:pPr>
-        <w:pStyle w:val="Listparagraph"/>
+        <w:t>On top of that a student got sick and was hospitalized that became a reason for a setback.</w:t>
+      </w:r>
+    </w:p>
+    <w:p>
+      <w:pPr>
+        <w:pStyle w:val="ListParagraph1"/>
         <w:ind w:left="900" w:hanging="918"/>
       </w:pPr>
       <w:r>
-        <w:t>Time management</w:t>
+        <w:t>Team collaboration</w:t>
       </w:r>
     </w:p>
     <w:p>
       <w:pPr>
         <w:pStyle w:val="NormalWeb"/>
-        <w:spacing w:before="120" w:after="0"/>
+        <w:spacing w:line="360" w:lineRule="auto"/>
         <w:jc w:val="both"/>
         <w:rPr>
           <w:bCs/>
@@ -6786,42 +7187,6 @@
         <w:rPr>
           <w:bCs/>
         </w:rPr>
-        <w:t>Dividing the time between our courses and our project work proved to be a challenge for us and other personal time commitments.</w:t>
-      </w:r>
-      <w:r>
-        <w:rPr>
-          <w:bCs/>
-        </w:rPr>
-        <w:t xml:space="preserve"> </w:t>
-      </w:r>
-      <w:r>
-        <w:rPr>
-          <w:bCs/>
-        </w:rPr>
-        <w:t>On top of that a student got sick and was hospitalized that became a reason for a setback.</w:t>
-      </w:r>
-    </w:p>
-    <w:p>
-      <w:pPr>
-        <w:pStyle w:val="Listparagraph"/>
-        <w:ind w:left="900" w:hanging="918"/>
-      </w:pPr>
-      <w:r>
-        <w:t>Team collaboration</w:t>
-      </w:r>
-    </w:p>
-    <w:p>
-      <w:pPr>
-        <w:pStyle w:val="NormalWeb"/>
-        <w:jc w:val="both"/>
-        <w:rPr>
-          <w:bCs/>
-        </w:rPr>
-      </w:pPr>
-      <w:r>
-        <w:rPr>
-          <w:bCs/>
-        </w:rPr>
         <w:t xml:space="preserve">There were co-ordination challenges because of different timetables and ensuring consistent and timely contributions from all team members. </w:t>
       </w:r>
       <w:r>
@@ -6845,8 +7210,8 @@
     </w:p>
     <w:p>
       <w:pPr>
-        <w:pStyle w:val="Listparagraph"/>
-        <w:spacing w:before="240"/>
+        <w:pStyle w:val="ListParagraph1"/>
+        <w:spacing w:before="100" w:beforeAutospacing="1" w:after="100" w:afterAutospacing="1"/>
         <w:ind w:left="900" w:hanging="918"/>
       </w:pPr>
       <w:r>
@@ -6857,6 +7222,7 @@
     <w:p>
       <w:pPr>
         <w:pStyle w:val="NormalWeb"/>
+        <w:spacing w:line="360" w:lineRule="auto"/>
         <w:jc w:val="both"/>
         <w:rPr>
           <w:bCs/>
@@ -6907,7 +7273,7 @@
     </w:p>
     <w:p>
       <w:pPr>
-        <w:pStyle w:val="Listparagraph"/>
+        <w:pStyle w:val="ListParagraph1"/>
         <w:ind w:left="900" w:hanging="918"/>
       </w:pPr>
       <w:r>
@@ -6917,6 +7283,7 @@
     <w:p>
       <w:pPr>
         <w:pStyle w:val="NormalWeb"/>
+        <w:spacing w:line="360" w:lineRule="auto"/>
         <w:jc w:val="both"/>
         <w:rPr>
           <w:bCs/>
@@ -6955,7 +7322,7 @@
     </w:p>
     <w:p>
       <w:pPr>
-        <w:pStyle w:val="Listparagraph"/>
+        <w:pStyle w:val="ListParagraph1"/>
         <w:ind w:left="900" w:hanging="918"/>
       </w:pPr>
       <w:r>
@@ -6965,7 +7332,7 @@
     <w:p>
       <w:pPr>
         <w:pStyle w:val="NormalWeb"/>
-        <w:spacing w:before="120"/>
+        <w:spacing w:line="360" w:lineRule="auto"/>
         <w:jc w:val="both"/>
         <w:rPr>
           <w:bCs/>
@@ -7004,7 +7371,7 @@
     </w:p>
     <w:p>
       <w:pPr>
-        <w:pStyle w:val="Listparagraph"/>
+        <w:pStyle w:val="ListParagraph1"/>
         <w:ind w:left="900" w:hanging="918"/>
       </w:pPr>
       <w:r>
@@ -7014,7 +7381,7 @@
     <w:p>
       <w:pPr>
         <w:pStyle w:val="NormalWeb"/>
-        <w:spacing w:before="120"/>
+        <w:spacing w:line="360" w:lineRule="auto"/>
         <w:jc w:val="both"/>
         <w:rPr>
           <w:bCs/>
@@ -7084,7 +7451,7 @@
           <w:bCs/>
         </w:rPr>
       </w:pPr>
-      <w:bookmarkStart w:id="65" w:name="_Toc229157861"/>
+      <w:bookmarkStart w:id="71" w:name="_Toc229759310"/>
       <w:r>
         <w:rPr>
           <w:rFonts w:ascii="Times New Roman" w:hAnsi="Times New Roman"/>
@@ -7092,12 +7459,12 @@
         </w:rPr>
         <w:t>Conclusion</w:t>
       </w:r>
-      <w:bookmarkEnd w:id="65"/>
+      <w:bookmarkEnd w:id="71"/>
     </w:p>
     <w:p>
       <w:pPr>
         <w:pStyle w:val="NormalWeb"/>
-        <w:spacing w:before="120"/>
+        <w:spacing w:line="360" w:lineRule="auto"/>
         <w:jc w:val="both"/>
         <w:rPr>
           <w:bCs/>
@@ -7136,7 +7503,7 @@
           <w:bCs/>
         </w:rPr>
       </w:pPr>
-      <w:bookmarkStart w:id="66" w:name="_Toc229157862"/>
+      <w:bookmarkStart w:id="72" w:name="_Toc229759311"/>
       <w:r>
         <w:rPr>
           <w:rFonts w:ascii="Times New Roman" w:hAnsi="Times New Roman"/>
@@ -7144,12 +7511,12 @@
         </w:rPr>
         <w:t>GOALS AND OBJECTIVES</w:t>
       </w:r>
-      <w:bookmarkEnd w:id="66"/>
+      <w:bookmarkEnd w:id="72"/>
     </w:p>
     <w:p>
       <w:pPr>
         <w:pStyle w:val="NormalWeb"/>
-        <w:spacing w:before="120"/>
+        <w:spacing w:line="360" w:lineRule="auto"/>
         <w:jc w:val="both"/>
         <w:rPr>
           <w:bCs/>
@@ -7195,15 +7562,417 @@
           <w:bCs/>
         </w:rPr>
       </w:pPr>
-      <w:bookmarkStart w:id="67" w:name="_Toc229157863"/>
+      <w:bookmarkStart w:id="73" w:name="_Toc229759312"/>
       <w:r>
         <w:rPr>
           <w:rFonts w:ascii="Times New Roman" w:hAnsi="Times New Roman"/>
           <w:bCs/>
         </w:rPr>
+        <w:lastRenderedPageBreak/>
         <w:t>Introduction</w:t>
       </w:r>
-      <w:bookmarkEnd w:id="67"/>
+      <w:bookmarkEnd w:id="73"/>
+    </w:p>
+    <w:p>
+      <w:pPr>
+        <w:pStyle w:val="NormalWeb"/>
+        <w:spacing w:line="360" w:lineRule="auto"/>
+        <w:jc w:val="both"/>
+        <w:rPr>
+          <w:bCs/>
+        </w:rPr>
+      </w:pPr>
+      <w:r>
+        <w:rPr>
+          <w:bCs/>
+        </w:rPr>
+        <w:t>We are working on a solution that addresses the challenges faced by individuals seeking mental health support, as well as licensed professionals, with a primary focus on users who require accessible and continuous emotional care. We have identified that many people still rely on traditional therapy methods, which are often limited by time, cost, and availability. These limitations create gaps in consistent mental health support, which can be effectively addressed through well-engineered AI-based software solutions.</w:t>
+      </w:r>
+    </w:p>
+    <w:p>
+      <w:pPr>
+        <w:pStyle w:val="ListParagraph"/>
+        <w:keepNext/>
+        <w:keepLines/>
+        <w:numPr>
+          <w:ilvl w:val="0"/>
+          <w:numId w:val="16"/>
+        </w:numPr>
+        <w:spacing w:after="0"/>
+        <w:contextualSpacing w:val="0"/>
+        <w:jc w:val="both"/>
+        <w:outlineLvl w:val="5"/>
+        <w:rPr>
+          <w:rFonts w:ascii="Times New Roman" w:eastAsiaTheme="majorEastAsia" w:hAnsi="Times New Roman" w:cstheme="majorBidi"/>
+          <w:b/>
+          <w:bCs/>
+          <w:vanish/>
+          <w:color w:val="000000" w:themeColor="text1"/>
+          <w:sz w:val="24"/>
+          <w:szCs w:val="24"/>
+        </w:rPr>
+      </w:pPr>
+      <w:bookmarkStart w:id="74" w:name="_Toc229753369"/>
+      <w:bookmarkStart w:id="75" w:name="_Toc229759313"/>
+      <w:bookmarkEnd w:id="74"/>
+      <w:bookmarkEnd w:id="75"/>
+    </w:p>
+    <w:p>
+      <w:pPr>
+        <w:pStyle w:val="ListParagraph"/>
+        <w:keepNext/>
+        <w:keepLines/>
+        <w:numPr>
+          <w:ilvl w:val="1"/>
+          <w:numId w:val="16"/>
+        </w:numPr>
+        <w:spacing w:after="0"/>
+        <w:contextualSpacing w:val="0"/>
+        <w:jc w:val="both"/>
+        <w:outlineLvl w:val="5"/>
+        <w:rPr>
+          <w:rFonts w:ascii="Times New Roman" w:eastAsiaTheme="majorEastAsia" w:hAnsi="Times New Roman" w:cstheme="majorBidi"/>
+          <w:b/>
+          <w:bCs/>
+          <w:vanish/>
+          <w:color w:val="000000" w:themeColor="text1"/>
+          <w:sz w:val="24"/>
+          <w:szCs w:val="24"/>
+        </w:rPr>
+      </w:pPr>
+      <w:bookmarkStart w:id="76" w:name="_Toc229753370"/>
+      <w:bookmarkStart w:id="77" w:name="_Toc229759314"/>
+      <w:bookmarkEnd w:id="76"/>
+      <w:bookmarkEnd w:id="77"/>
+    </w:p>
+    <w:p>
+      <w:pPr>
+        <w:pStyle w:val="ListParagraph"/>
+        <w:keepNext/>
+        <w:keepLines/>
+        <w:numPr>
+          <w:ilvl w:val="1"/>
+          <w:numId w:val="16"/>
+        </w:numPr>
+        <w:spacing w:after="0"/>
+        <w:contextualSpacing w:val="0"/>
+        <w:jc w:val="both"/>
+        <w:outlineLvl w:val="5"/>
+        <w:rPr>
+          <w:rFonts w:ascii="Times New Roman" w:eastAsiaTheme="majorEastAsia" w:hAnsi="Times New Roman" w:cstheme="majorBidi"/>
+          <w:b/>
+          <w:bCs/>
+          <w:vanish/>
+          <w:color w:val="000000" w:themeColor="text1"/>
+          <w:sz w:val="24"/>
+          <w:szCs w:val="24"/>
+        </w:rPr>
+      </w:pPr>
+      <w:bookmarkStart w:id="78" w:name="_Toc229753371"/>
+      <w:bookmarkStart w:id="79" w:name="_Toc229759315"/>
+      <w:bookmarkEnd w:id="78"/>
+      <w:bookmarkEnd w:id="79"/>
+    </w:p>
+    <w:p>
+      <w:pPr>
+        <w:pStyle w:val="ListParagraph"/>
+        <w:keepNext/>
+        <w:keepLines/>
+        <w:numPr>
+          <w:ilvl w:val="1"/>
+          <w:numId w:val="16"/>
+        </w:numPr>
+        <w:spacing w:after="0"/>
+        <w:contextualSpacing w:val="0"/>
+        <w:jc w:val="both"/>
+        <w:outlineLvl w:val="5"/>
+        <w:rPr>
+          <w:rFonts w:ascii="Times New Roman" w:eastAsiaTheme="majorEastAsia" w:hAnsi="Times New Roman" w:cstheme="majorBidi"/>
+          <w:b/>
+          <w:bCs/>
+          <w:vanish/>
+          <w:color w:val="000000" w:themeColor="text1"/>
+          <w:sz w:val="24"/>
+          <w:szCs w:val="24"/>
+        </w:rPr>
+      </w:pPr>
+      <w:bookmarkStart w:id="80" w:name="_Toc229753372"/>
+      <w:bookmarkStart w:id="81" w:name="_Toc229759316"/>
+      <w:bookmarkEnd w:id="80"/>
+      <w:bookmarkEnd w:id="81"/>
+    </w:p>
+    <w:p>
+      <w:pPr>
+        <w:pStyle w:val="ListParagraph"/>
+        <w:keepNext/>
+        <w:keepLines/>
+        <w:numPr>
+          <w:ilvl w:val="2"/>
+          <w:numId w:val="16"/>
+        </w:numPr>
+        <w:spacing w:after="0"/>
+        <w:contextualSpacing w:val="0"/>
+        <w:jc w:val="both"/>
+        <w:outlineLvl w:val="5"/>
+        <w:rPr>
+          <w:rFonts w:ascii="Times New Roman" w:eastAsiaTheme="majorEastAsia" w:hAnsi="Times New Roman" w:cstheme="majorBidi"/>
+          <w:b/>
+          <w:bCs/>
+          <w:vanish/>
+          <w:color w:val="000000" w:themeColor="text1"/>
+          <w:sz w:val="24"/>
+          <w:szCs w:val="24"/>
+        </w:rPr>
+      </w:pPr>
+      <w:bookmarkStart w:id="82" w:name="_Toc229753373"/>
+      <w:bookmarkStart w:id="83" w:name="_Toc229759317"/>
+      <w:bookmarkEnd w:id="82"/>
+      <w:bookmarkEnd w:id="83"/>
+    </w:p>
+    <w:p>
+      <w:pPr>
+        <w:pStyle w:val="Heading6"/>
+        <w:numPr>
+          <w:ilvl w:val="2"/>
+          <w:numId w:val="16"/>
+        </w:numPr>
+        <w:spacing w:before="0"/>
+        <w:ind w:left="720" w:hanging="720"/>
+        <w:jc w:val="both"/>
+        <w:rPr>
+          <w:rFonts w:ascii="Times New Roman" w:hAnsi="Times New Roman"/>
+          <w:bCs/>
+        </w:rPr>
+      </w:pPr>
+      <w:bookmarkStart w:id="84" w:name="_Toc229759318"/>
+      <w:r>
+        <w:rPr>
+          <w:rFonts w:ascii="Times New Roman" w:hAnsi="Times New Roman"/>
+          <w:bCs/>
+        </w:rPr>
+        <w:t>Overall Goal</w:t>
+      </w:r>
+      <w:bookmarkEnd w:id="84"/>
+    </w:p>
+    <w:p>
+      <w:pPr>
+        <w:pStyle w:val="NormalWeb"/>
+        <w:spacing w:before="120" w:after="0" w:line="360" w:lineRule="auto"/>
+        <w:jc w:val="both"/>
+        <w:rPr>
+          <w:bCs/>
+        </w:rPr>
+      </w:pPr>
+      <w:r>
+        <w:rPr>
+          <w:bCs/>
+        </w:rPr>
+        <w:t>The overall goal of our project is to minimize the gap between users and mental health support by providing a platform that enables real-time communication with an AI-powered therapist, along with seamless</w:t>
+      </w:r>
+      <w:r>
+        <w:rPr>
+          <w:bCs/>
+        </w:rPr>
+        <w:t xml:space="preserve"> interaction</w:t>
+      </w:r>
+      <w:r>
+        <w:rPr>
+          <w:bCs/>
+        </w:rPr>
+        <w:t xml:space="preserve"> between users and licensed professionals when necessary.</w:t>
+      </w:r>
+    </w:p>
+    <w:p>
+      <w:pPr>
+        <w:pStyle w:val="Heading6"/>
+        <w:numPr>
+          <w:ilvl w:val="2"/>
+          <w:numId w:val="16"/>
+        </w:numPr>
+        <w:spacing w:before="0"/>
+        <w:ind w:left="720" w:hanging="720"/>
+        <w:jc w:val="both"/>
+        <w:rPr>
+          <w:rFonts w:ascii="Times New Roman" w:hAnsi="Times New Roman"/>
+          <w:bCs/>
+        </w:rPr>
+      </w:pPr>
+      <w:bookmarkStart w:id="85" w:name="_Toc229759319"/>
+      <w:r>
+        <w:rPr>
+          <w:rFonts w:ascii="Times New Roman" w:hAnsi="Times New Roman"/>
+          <w:bCs/>
+        </w:rPr>
+        <w:t>Rationale</w:t>
+      </w:r>
+      <w:bookmarkEnd w:id="85"/>
+    </w:p>
+    <w:p>
+      <w:pPr>
+        <w:pStyle w:val="NormalWeb"/>
+        <w:spacing w:line="360" w:lineRule="auto"/>
+        <w:jc w:val="both"/>
+        <w:rPr>
+          <w:bCs/>
+        </w:rPr>
+      </w:pPr>
+      <w:r>
+        <w:rPr>
+          <w:bCs/>
+        </w:rPr>
+        <w:t>If</w:t>
+      </w:r>
+      <w:r>
+        <w:rPr>
+          <w:bCs/>
+        </w:rPr>
+        <w:t xml:space="preserve"> </w:t>
+      </w:r>
+      <w:r>
+        <w:rPr>
+          <w:bCs/>
+        </w:rPr>
+        <w:t>these challenges are properly addressed with an effective solution, they can significantly improve the mental health support experience for users. The system will make it easier, faster, and more efficient for individuals to manage their emotional well-being, access therapy-related activities, receive timely reminders, and obtain professional help when required. This will enhance overall engagement and ensure a more reliable and supportive mental health care process.</w:t>
+      </w:r>
+    </w:p>
+    <w:p>
+      <w:pPr>
+        <w:pStyle w:val="Heading6"/>
+        <w:numPr>
+          <w:ilvl w:val="2"/>
+          <w:numId w:val="16"/>
+        </w:numPr>
+        <w:spacing w:before="0"/>
+        <w:ind w:left="720" w:hanging="720"/>
+        <w:jc w:val="both"/>
+        <w:rPr>
+          <w:rFonts w:ascii="Times New Roman" w:hAnsi="Times New Roman"/>
+          <w:bCs/>
+        </w:rPr>
+      </w:pPr>
+      <w:bookmarkStart w:id="86" w:name="_Toc229759320"/>
+      <w:r>
+        <w:rPr>
+          <w:rFonts w:ascii="Times New Roman" w:hAnsi="Times New Roman"/>
+          <w:bCs/>
+        </w:rPr>
+        <w:t>Timeline</w:t>
+      </w:r>
+      <w:bookmarkEnd w:id="86"/>
+    </w:p>
+    <w:p>
+      <w:pPr>
+        <w:pStyle w:val="NormalWeb"/>
+        <w:spacing w:line="360" w:lineRule="auto"/>
+        <w:jc w:val="both"/>
+        <w:rPr>
+          <w:bCs/>
+        </w:rPr>
+      </w:pPr>
+      <w:r>
+        <w:rPr>
+          <w:bCs/>
+        </w:rPr>
+        <w:t xml:space="preserve">In part one of our FYP, we are determined to complete the documentation of the first four chapters of our report and develop a functional version of the </w:t>
+      </w:r>
+      <w:proofErr w:type="spellStart"/>
+      <w:r>
+        <w:rPr>
+          <w:bCs/>
+        </w:rPr>
+        <w:t>SereneMind</w:t>
+      </w:r>
+      <w:proofErr w:type="spellEnd"/>
+      <w:r>
+        <w:rPr>
+          <w:bCs/>
+        </w:rPr>
+        <w:t xml:space="preserve"> application with its core features implemented. These include basic AI-powered conversational therapy, initial psychological analysis, and essential user management functionalities. Along with this, a working </w:t>
+      </w:r>
+      <w:r>
+        <w:rPr>
+          <w:bCs/>
+        </w:rPr>
+        <w:t>Doctor</w:t>
+      </w:r>
+      <w:r>
+        <w:rPr>
+          <w:bCs/>
+        </w:rPr>
+        <w:t xml:space="preserve"> panel will be developed for managing </w:t>
+      </w:r>
+      <w:r>
+        <w:rPr>
+          <w:bCs/>
+        </w:rPr>
+        <w:t>patient reports</w:t>
+      </w:r>
+      <w:r>
+        <w:rPr>
+          <w:bCs/>
+        </w:rPr>
+        <w:t xml:space="preserve"> and </w:t>
+      </w:r>
+      <w:r>
+        <w:rPr>
+          <w:bCs/>
+        </w:rPr>
+        <w:t>patient</w:t>
+      </w:r>
+      <w:r>
+        <w:rPr>
+          <w:bCs/>
+        </w:rPr>
+        <w:t xml:space="preserve"> activity</w:t>
+      </w:r>
+      <w:r>
+        <w:rPr>
+          <w:bCs/>
+        </w:rPr>
+        <w:t xml:space="preserve"> </w:t>
+      </w:r>
+      <w:r>
+        <w:rPr>
+          <w:bCs/>
+        </w:rPr>
+        <w:t>monitoring</w:t>
+      </w:r>
+      <w:r>
+        <w:rPr>
+          <w:bCs/>
+        </w:rPr>
+        <w:t xml:space="preserve">, and a backend API </w:t>
+      </w:r>
+      <w:r>
+        <w:rPr>
+          <w:bCs/>
+        </w:rPr>
+        <w:t xml:space="preserve">for </w:t>
+      </w:r>
+      <w:r>
+        <w:rPr>
+          <w:bCs/>
+        </w:rPr>
+        <w:t>AI processing</w:t>
+      </w:r>
+      <w:r>
+        <w:rPr>
+          <w:bCs/>
+        </w:rPr>
+        <w:t>,</w:t>
+      </w:r>
+      <w:r>
+        <w:rPr>
+          <w:bCs/>
+        </w:rPr>
+        <w:t xml:space="preserve"> </w:t>
+      </w:r>
+      <w:r>
+        <w:rPr>
+          <w:bCs/>
+        </w:rPr>
+        <w:t>server will be established to handle business logic, and secure data storage.</w:t>
+      </w:r>
     </w:p>
     <w:p>
       <w:pPr>
@@ -7213,6 +7982,743 @@
         <w:rPr>
           <w:bCs/>
         </w:rPr>
+      </w:pPr>
+    </w:p>
+    <w:p>
+      <w:pPr>
+        <w:pStyle w:val="NormalWeb"/>
+        <w:spacing w:line="360" w:lineRule="auto"/>
+        <w:jc w:val="both"/>
+        <w:rPr>
+          <w:bCs/>
+        </w:rPr>
+      </w:pPr>
+      <w:r>
+        <w:rPr>
+          <w:bCs/>
+        </w:rPr>
+        <w:t>In part two, by the grace of Allah (S.W.T), we aim to complete the full documentation and implement advanced functionalities that enhance the overall effectiveness of the application. These include features such as personalized therapy programs, mood tracking, progress dashboards, crisis support, and the doctor escalation mechanism. Additionally, features like notifications, multi-language support, report export/import, and integration of more intelligent AI-driven recommendations will be implemented to make the system more robust, user-friendly, and impactful.</w:t>
+      </w:r>
+    </w:p>
+    <w:p>
+      <w:pPr>
+        <w:pStyle w:val="Heading6"/>
+        <w:numPr>
+          <w:ilvl w:val="2"/>
+          <w:numId w:val="16"/>
+        </w:numPr>
+        <w:spacing w:before="0"/>
+        <w:ind w:left="720" w:hanging="720"/>
+        <w:jc w:val="both"/>
+        <w:rPr>
+          <w:rFonts w:ascii="Times New Roman" w:hAnsi="Times New Roman"/>
+          <w:bCs/>
+        </w:rPr>
+      </w:pPr>
+      <w:bookmarkStart w:id="87" w:name="_Toc229759321"/>
+      <w:r>
+        <w:rPr>
+          <w:rFonts w:ascii="Times New Roman" w:hAnsi="Times New Roman"/>
+          <w:bCs/>
+        </w:rPr>
+        <w:t>Success Criteria</w:t>
+      </w:r>
+      <w:bookmarkEnd w:id="87"/>
+    </w:p>
+    <w:p>
+      <w:pPr>
+        <w:pStyle w:val="NormalWeb"/>
+        <w:spacing w:line="360" w:lineRule="auto"/>
+        <w:jc w:val="both"/>
+        <w:rPr>
+          <w:bCs/>
+        </w:rPr>
+      </w:pPr>
+      <w:r>
+        <w:rPr>
+          <w:bCs/>
+        </w:rPr>
+        <w:t>If we develop the solution</w:t>
+      </w:r>
+      <w:r>
+        <w:rPr>
+          <w:bCs/>
+        </w:rPr>
+        <w:t xml:space="preserve"> complete</w:t>
+      </w:r>
+      <w:r>
+        <w:rPr>
+          <w:bCs/>
+        </w:rPr>
+        <w:t xml:space="preserve"> weeks before our part two presentation, </w:t>
+      </w:r>
+      <w:r>
+        <w:rPr>
+          <w:bCs/>
+        </w:rPr>
+        <w:t>patients</w:t>
+      </w:r>
+      <w:r>
+        <w:rPr>
+          <w:bCs/>
+        </w:rPr>
+        <w:t>, and professionals</w:t>
+      </w:r>
+      <w:r>
+        <w:rPr>
+          <w:bCs/>
+        </w:rPr>
+        <w:t xml:space="preserve"> </w:t>
+      </w:r>
+      <w:r>
+        <w:rPr>
+          <w:bCs/>
+        </w:rPr>
+        <w:t>will define the success criteria based on system performance and usability. Otherwise, we will evaluate the success criteria ourselves by focusing on the identified mental health challenges and assessing how effectively the implemented solution addresses them, considering the application context and the feedback previously provided by stakeholders.</w:t>
+      </w:r>
+    </w:p>
+    <w:p>
+      <w:pPr>
+        <w:pStyle w:val="Heading6"/>
+        <w:numPr>
+          <w:ilvl w:val="2"/>
+          <w:numId w:val="16"/>
+        </w:numPr>
+        <w:spacing w:before="0"/>
+        <w:ind w:left="720" w:hanging="720"/>
+        <w:jc w:val="both"/>
+        <w:rPr>
+          <w:rFonts w:ascii="Times New Roman" w:hAnsi="Times New Roman"/>
+          <w:bCs/>
+        </w:rPr>
+      </w:pPr>
+      <w:bookmarkStart w:id="88" w:name="_Toc229759322"/>
+      <w:r>
+        <w:rPr>
+          <w:rFonts w:ascii="Times New Roman" w:hAnsi="Times New Roman"/>
+          <w:bCs/>
+        </w:rPr>
+        <w:t>Conclusion</w:t>
+      </w:r>
+      <w:bookmarkEnd w:id="88"/>
+    </w:p>
+    <w:p>
+      <w:pPr>
+        <w:pStyle w:val="NormalWeb"/>
+        <w:spacing w:line="360" w:lineRule="auto"/>
+        <w:jc w:val="both"/>
+        <w:rPr>
+          <w:bCs/>
+        </w:rPr>
+      </w:pPr>
+      <w:r>
+        <w:rPr>
+          <w:bCs/>
+        </w:rPr>
+        <w:t>Our Projects main goal is to provide</w:t>
+      </w:r>
+      <w:r>
+        <w:t xml:space="preserve"> </w:t>
+      </w:r>
+      <w:r>
+        <w:rPr>
+          <w:bCs/>
+        </w:rPr>
+        <w:t>ease in accessing</w:t>
+      </w:r>
+      <w:r>
+        <w:rPr>
+          <w:bCs/>
+        </w:rPr>
+        <w:t xml:space="preserve"> </w:t>
+      </w:r>
+      <w:r>
+        <w:rPr>
+          <w:bCs/>
+        </w:rPr>
+        <w:t>and managing mental health support</w:t>
+      </w:r>
+      <w:r>
+        <w:rPr>
+          <w:bCs/>
+        </w:rPr>
+        <w:t>.</w:t>
+      </w:r>
+      <w:r>
+        <w:rPr>
+          <w:bCs/>
+        </w:rPr>
+        <w:t xml:space="preserve"> This will be done by making the process faster, efficient, and easier.</w:t>
+      </w:r>
+    </w:p>
+    <w:p>
+      <w:pPr>
+        <w:pStyle w:val="Heading5"/>
+        <w:numPr>
+          <w:ilvl w:val="1"/>
+          <w:numId w:val="3"/>
+        </w:numPr>
+        <w:spacing w:before="120"/>
+        <w:ind w:left="540" w:hanging="540"/>
+        <w:rPr>
+          <w:rFonts w:ascii="Times New Roman" w:hAnsi="Times New Roman"/>
+          <w:bCs/>
+        </w:rPr>
+      </w:pPr>
+      <w:bookmarkStart w:id="89" w:name="_Toc229759323"/>
+      <w:r>
+        <w:rPr>
+          <w:rFonts w:ascii="Times New Roman" w:hAnsi="Times New Roman"/>
+          <w:bCs/>
+        </w:rPr>
+        <w:t>SCOPE &amp; LIMITATIONS</w:t>
+      </w:r>
+      <w:bookmarkEnd w:id="89"/>
+    </w:p>
+    <w:p>
+      <w:pPr>
+        <w:pStyle w:val="Heading6"/>
+        <w:numPr>
+          <w:ilvl w:val="2"/>
+          <w:numId w:val="3"/>
+        </w:numPr>
+        <w:spacing w:before="176" w:after="100" w:afterAutospacing="1"/>
+        <w:ind w:left="720" w:hanging="720"/>
+        <w:jc w:val="both"/>
+        <w:rPr>
+          <w:rFonts w:ascii="Times New Roman" w:hAnsi="Times New Roman"/>
+          <w:bCs/>
+        </w:rPr>
+      </w:pPr>
+      <w:bookmarkStart w:id="90" w:name="_Toc229759324"/>
+      <w:r>
+        <w:rPr>
+          <w:rFonts w:ascii="Times New Roman" w:hAnsi="Times New Roman"/>
+          <w:bCs/>
+        </w:rPr>
+        <w:t>Scope</w:t>
+      </w:r>
+      <w:bookmarkEnd w:id="90"/>
+    </w:p>
+    <w:p>
+      <w:pPr>
+        <w:pStyle w:val="ListParagraph1"/>
+        <w:ind w:left="810" w:hanging="828"/>
+        <w:rPr>
+          <w:rStyle w:val="Strong"/>
+          <w:b w:val="0"/>
+          <w:bCs/>
+        </w:rPr>
+      </w:pPr>
+      <w:r>
+        <w:rPr>
+          <w:rStyle w:val="Strong"/>
+          <w:b w:val="0"/>
+          <w:bCs/>
+        </w:rPr>
+        <w:t>Mobile Application (Android &amp; iOS)</w:t>
+      </w:r>
+    </w:p>
+    <w:p>
+      <w:pPr>
+        <w:pStyle w:val="NormalWeb"/>
+        <w:spacing w:line="360" w:lineRule="auto"/>
+        <w:jc w:val="both"/>
+      </w:pPr>
+      <w:r>
+        <w:t>A mobile application that users will utilize to access AI-powered therapy, track their mood, engage in personalized sessions, and manage their mental health activities in a convenient and user-friendly manner.</w:t>
+      </w:r>
+      <w:r>
+        <w:br w:type="page"/>
+      </w:r>
+    </w:p>
+    <w:p>
+      <w:pPr>
+        <w:pStyle w:val="ListParagraph1"/>
+        <w:ind w:left="810" w:hanging="828"/>
+        <w:rPr>
+          <w:rStyle w:val="Strong"/>
+          <w:b w:val="0"/>
+          <w:bCs/>
+        </w:rPr>
+      </w:pPr>
+      <w:r>
+        <w:rPr>
+          <w:rStyle w:val="Strong"/>
+          <w:b w:val="0"/>
+          <w:bCs/>
+        </w:rPr>
+        <w:lastRenderedPageBreak/>
+        <w:t>Doctor</w:t>
+      </w:r>
+      <w:r>
+        <w:rPr>
+          <w:rStyle w:val="Strong"/>
+          <w:b w:val="0"/>
+          <w:bCs/>
+        </w:rPr>
+        <w:t xml:space="preserve"> Panel Website</w:t>
+      </w:r>
+    </w:p>
+    <w:p>
+      <w:pPr>
+        <w:pStyle w:val="NormalWeb"/>
+        <w:spacing w:line="360" w:lineRule="auto"/>
+        <w:jc w:val="both"/>
+      </w:pPr>
+      <w:r>
+        <w:t>A doctor panel website that licensed professionals will use to review user reports, monitor flagged cases, provide feedback on AI-generated assessments, and ensure proper clinical oversight of the system, including managing patient interactions and reviewing mental health progress.</w:t>
+      </w:r>
+    </w:p>
+    <w:p>
+      <w:pPr>
+        <w:pStyle w:val="ListParagraph1"/>
+        <w:ind w:left="810" w:hanging="828"/>
+        <w:rPr>
+          <w:rStyle w:val="Strong"/>
+          <w:b w:val="0"/>
+          <w:bCs/>
+        </w:rPr>
+      </w:pPr>
+      <w:r>
+        <w:rPr>
+          <w:rStyle w:val="Strong"/>
+          <w:b w:val="0"/>
+          <w:bCs/>
+        </w:rPr>
+        <w:t>Private RESTful API Server</w:t>
+      </w:r>
+    </w:p>
+    <w:p>
+      <w:pPr>
+        <w:pStyle w:val="NormalWeb"/>
+        <w:spacing w:line="360" w:lineRule="auto"/>
+        <w:jc w:val="both"/>
+      </w:pPr>
+      <w:r>
+        <w:t>A backend server that connects all system components (mobile application, admin panel, and database) and handles business logic, AI processing, secure communication, and data flow within the system.</w:t>
+      </w:r>
+    </w:p>
+    <w:p>
+      <w:pPr>
+        <w:pStyle w:val="ListParagraph1"/>
+        <w:ind w:left="810" w:hanging="828"/>
+        <w:rPr>
+          <w:rStyle w:val="Strong"/>
+          <w:b w:val="0"/>
+          <w:bCs/>
+        </w:rPr>
+      </w:pPr>
+      <w:r>
+        <w:rPr>
+          <w:rStyle w:val="Strong"/>
+          <w:b w:val="0"/>
+          <w:bCs/>
+        </w:rPr>
+        <w:t>Database</w:t>
+      </w:r>
+    </w:p>
+    <w:p>
+      <w:pPr>
+        <w:pStyle w:val="NormalWeb"/>
+        <w:spacing w:line="360" w:lineRule="auto"/>
+        <w:jc w:val="both"/>
+      </w:pPr>
+      <w:r>
+        <w:t>A well-structured database designed to securely store user data, therapy sessions, reports, and system-related information required for the application’s functionality and analytics.</w:t>
+      </w:r>
+    </w:p>
+    <w:p>
+      <w:pPr>
+        <w:pStyle w:val="ListParagraph1"/>
+        <w:ind w:left="810" w:hanging="828"/>
+        <w:rPr>
+          <w:rStyle w:val="Strong"/>
+          <w:b w:val="0"/>
+          <w:bCs/>
+        </w:rPr>
+      </w:pPr>
+      <w:r>
+        <w:rPr>
+          <w:rStyle w:val="Strong"/>
+          <w:b w:val="0"/>
+          <w:bCs/>
+        </w:rPr>
+        <w:t>Technologies</w:t>
+      </w:r>
+    </w:p>
+    <w:p>
+      <w:pPr>
+        <w:pStyle w:val="NormalWeb"/>
+        <w:spacing w:line="360" w:lineRule="auto"/>
+        <w:jc w:val="both"/>
+      </w:pPr>
+      <w:r>
+        <w:t>Learning and use of modern technologies including React/React Native</w:t>
+      </w:r>
+      <w:r>
+        <w:t xml:space="preserve"> </w:t>
+      </w:r>
+      <w:r>
+        <w:t>for frontend development, Python (</w:t>
+      </w:r>
+      <w:proofErr w:type="spellStart"/>
+      <w:r>
+        <w:t>FastAPI</w:t>
+      </w:r>
+      <w:proofErr w:type="spellEnd"/>
+      <w:r>
+        <w:t>) for backend services, SQL</w:t>
+      </w:r>
+      <w:r>
+        <w:t xml:space="preserve"> Lite</w:t>
+      </w:r>
+      <w:r>
+        <w:t xml:space="preserve"> for database management, along with tools such as GitHub, Postman, Docker, and cloud platforms like AWS or Azure for deployment and scalability.</w:t>
+      </w:r>
+    </w:p>
+    <w:p>
+      <w:pPr>
+        <w:pStyle w:val="Heading6"/>
+        <w:numPr>
+          <w:ilvl w:val="2"/>
+          <w:numId w:val="3"/>
+        </w:numPr>
+        <w:spacing w:before="0"/>
+        <w:ind w:left="720" w:hanging="774"/>
+        <w:jc w:val="both"/>
+      </w:pPr>
+      <w:r>
+        <w:rPr>
+          <w:rFonts w:ascii="Times New Roman" w:hAnsi="Times New Roman"/>
+          <w:bCs/>
+        </w:rPr>
+        <w:t xml:space="preserve"> Limitations</w:t>
+      </w:r>
+    </w:p>
+    <w:p>
+      <w:pPr>
+        <w:pStyle w:val="ListParagraph1"/>
+        <w:ind w:left="810" w:hanging="828"/>
+      </w:pPr>
+      <w:r>
+        <w:t>Verification Constraints</w:t>
+      </w:r>
+    </w:p>
+    <w:p>
+      <w:pPr>
+        <w:pStyle w:val="NormalWeb"/>
+        <w:spacing w:line="360" w:lineRule="auto"/>
+        <w:jc w:val="both"/>
+      </w:pPr>
+      <w:r>
+        <w:t xml:space="preserve">We do not have a lot of money to spend on the Mental Health Support system now. </w:t>
+      </w:r>
+      <w:proofErr w:type="gramStart"/>
+      <w:r>
+        <w:t>So</w:t>
+      </w:r>
+      <w:proofErr w:type="gramEnd"/>
+      <w:r>
+        <w:t xml:space="preserve"> we cannot use ways to verify users like checking their email and phone when we first start. These features are important to keep users safe and make sure they are who they say they are. They need special services that cost a lot of money or are hard to set up. For </w:t>
+      </w:r>
+      <w:proofErr w:type="gramStart"/>
+      <w:r>
+        <w:t>now</w:t>
+      </w:r>
+      <w:proofErr w:type="gramEnd"/>
+      <w:r>
+        <w:t xml:space="preserve"> we will use ways to verify users and plan to add better verification methods later.</w:t>
+      </w:r>
+    </w:p>
+    <w:p>
+      <w:pPr>
+        <w:pStyle w:val="NormalWeb"/>
+        <w:spacing w:line="360" w:lineRule="auto"/>
+        <w:jc w:val="both"/>
+      </w:pPr>
+    </w:p>
+    <w:p>
+      <w:pPr>
+        <w:pStyle w:val="ListParagraph1"/>
+        <w:ind w:left="810" w:hanging="828"/>
+      </w:pPr>
+      <w:r>
+        <w:lastRenderedPageBreak/>
+        <w:t xml:space="preserve"> Scope Boundaries</w:t>
+      </w:r>
+    </w:p>
+    <w:p>
+      <w:pPr>
+        <w:pStyle w:val="NormalWeb"/>
+        <w:spacing w:line="360" w:lineRule="auto"/>
+        <w:jc w:val="both"/>
+      </w:pPr>
+      <w:r>
+        <w:t>We are working on the Mental Health Support system for a time so we cannot do everything we want to do. Some features will have to wait until later.</w:t>
+      </w:r>
+    </w:p>
+    <w:p>
+      <w:pPr>
+        <w:pStyle w:val="NormalWeb"/>
+        <w:spacing w:line="360" w:lineRule="auto"/>
+        <w:jc w:val="both"/>
+      </w:pPr>
+      <w:r>
+        <w:t xml:space="preserve">Here are some things that are not part of the </w:t>
+      </w:r>
+      <w:proofErr w:type="gramStart"/>
+      <w:r>
+        <w:t>plan :</w:t>
+      </w:r>
+      <w:proofErr w:type="gramEnd"/>
+    </w:p>
+    <w:p>
+      <w:pPr>
+        <w:pStyle w:val="NormalWeb"/>
+        <w:numPr>
+          <w:ilvl w:val="0"/>
+          <w:numId w:val="17"/>
+        </w:numPr>
+        <w:spacing w:before="142" w:beforeAutospacing="0" w:line="360" w:lineRule="auto"/>
+        <w:jc w:val="both"/>
+      </w:pPr>
+      <w:r>
+        <w:t>Talking to a human therapist in real time.</w:t>
+      </w:r>
+    </w:p>
+    <w:p>
+      <w:pPr>
+        <w:pStyle w:val="NormalWeb"/>
+        <w:numPr>
+          <w:ilvl w:val="0"/>
+          <w:numId w:val="17"/>
+        </w:numPr>
+        <w:spacing w:before="142" w:beforeAutospacing="0" w:line="360" w:lineRule="auto"/>
+        <w:jc w:val="both"/>
+      </w:pPr>
+      <w:r>
+        <w:t>Making the AI model better with a lot of data.</w:t>
+      </w:r>
+    </w:p>
+    <w:p>
+      <w:pPr>
+        <w:pStyle w:val="NormalWeb"/>
+        <w:numPr>
+          <w:ilvl w:val="0"/>
+          <w:numId w:val="17"/>
+        </w:numPr>
+        <w:spacing w:before="142" w:beforeAutospacing="0" w:line="360" w:lineRule="auto"/>
+        <w:jc w:val="both"/>
+      </w:pPr>
+      <w:r>
+        <w:t>Working with all kinds of health devices.</w:t>
+      </w:r>
+    </w:p>
+    <w:p>
+      <w:pPr>
+        <w:pStyle w:val="NormalWeb"/>
+        <w:numPr>
+          <w:ilvl w:val="0"/>
+          <w:numId w:val="17"/>
+        </w:numPr>
+        <w:spacing w:before="142" w:beforeAutospacing="0" w:line="360" w:lineRule="auto"/>
+        <w:jc w:val="both"/>
+      </w:pPr>
+      <w:r>
+        <w:t>Using the AI therapy without the internet.</w:t>
+      </w:r>
+    </w:p>
+    <w:p>
+      <w:pPr>
+        <w:pStyle w:val="NormalWeb"/>
+        <w:numPr>
+          <w:ilvl w:val="0"/>
+          <w:numId w:val="17"/>
+        </w:numPr>
+        <w:spacing w:before="142" w:beforeAutospacing="0" w:line="360" w:lineRule="auto"/>
+        <w:jc w:val="both"/>
+      </w:pPr>
+      <w:r>
+        <w:t>Making sure the community forum is safe and works well.</w:t>
+      </w:r>
+    </w:p>
+    <w:p>
+      <w:pPr>
+        <w:pStyle w:val="NormalWeb"/>
+        <w:numPr>
+          <w:ilvl w:val="0"/>
+          <w:numId w:val="17"/>
+        </w:numPr>
+        <w:spacing w:before="142" w:beforeAutospacing="0" w:line="360" w:lineRule="auto"/>
+        <w:jc w:val="both"/>
+      </w:pPr>
+      <w:r>
+        <w:t>Using data to predict what users will do in the future.</w:t>
+      </w:r>
+    </w:p>
+    <w:p>
+      <w:pPr>
+        <w:pStyle w:val="NormalWeb"/>
+        <w:numPr>
+          <w:ilvl w:val="0"/>
+          <w:numId w:val="17"/>
+        </w:numPr>
+        <w:spacing w:before="142" w:beforeAutospacing="0" w:line="360" w:lineRule="auto"/>
+        <w:jc w:val="both"/>
+      </w:pPr>
+      <w:r>
+        <w:t>Translating the system into languages.</w:t>
+      </w:r>
+    </w:p>
+    <w:p>
+      <w:pPr>
+        <w:pStyle w:val="ListParagraph1"/>
+        <w:ind w:left="810" w:hanging="828"/>
+      </w:pPr>
+      <w:r>
+        <w:t xml:space="preserve"> External Dependencies</w:t>
+      </w:r>
+    </w:p>
+    <w:p>
+      <w:pPr>
+        <w:pStyle w:val="NormalWeb"/>
+        <w:spacing w:line="360" w:lineRule="auto"/>
+        <w:jc w:val="both"/>
+      </w:pPr>
+      <w:r>
+        <w:t>The Mental Health Support system needs help from services like cloud hosting and AI model frameworks. We also need medical professionals to help with some features. The system cannot give diagnoses or prescriptions on its own and needs human professionals to make important decisions.</w:t>
+      </w:r>
+    </w:p>
+    <w:p>
+      <w:pPr>
+        <w:pStyle w:val="Heading5"/>
+        <w:numPr>
+          <w:ilvl w:val="1"/>
+          <w:numId w:val="3"/>
+        </w:numPr>
+        <w:spacing w:before="120"/>
+        <w:ind w:left="540" w:hanging="612"/>
+        <w:rPr>
+          <w:rFonts w:ascii="Times New Roman" w:hAnsi="Times New Roman"/>
+          <w:bCs/>
+        </w:rPr>
+      </w:pPr>
+      <w:r>
+        <w:rPr>
+          <w:rFonts w:ascii="Times New Roman" w:hAnsi="Times New Roman"/>
+          <w:bCs/>
+        </w:rPr>
+        <w:t>Solution Overview</w:t>
+      </w:r>
+    </w:p>
+    <w:p>
+      <w:pPr>
+        <w:pStyle w:val="NormalWeb"/>
+        <w:spacing w:line="360" w:lineRule="auto"/>
+        <w:jc w:val="both"/>
+      </w:pPr>
+      <w:r>
+        <w:t>We found some problems with getting and managing health support so we came up with some solutions to make the system better.</w:t>
+      </w:r>
+    </w:p>
+    <w:p>
+      <w:pPr>
+        <w:pStyle w:val="NormalWeb"/>
+        <w:spacing w:line="360" w:lineRule="auto"/>
+        <w:jc w:val="both"/>
+      </w:pPr>
+      <w:r>
+        <w:t>These solutions are:</w:t>
+      </w:r>
+      <w:r>
+        <w:br w:type="page"/>
+      </w:r>
+    </w:p>
+    <w:p>
+      <w:pPr>
+        <w:pStyle w:val="ListParagraph1"/>
+        <w:ind w:left="810" w:hanging="828"/>
+      </w:pPr>
+      <w:r>
+        <w:lastRenderedPageBreak/>
+        <w:t xml:space="preserve"> Ease of Access to Mental Health Support</w:t>
+      </w:r>
+    </w:p>
+    <w:p>
+      <w:pPr>
+        <w:pStyle w:val="NormalWeb"/>
+        <w:spacing w:line="360" w:lineRule="auto"/>
+        <w:jc w:val="both"/>
+      </w:pPr>
+      <w:r>
+        <w:t>The Mental Health Support system will be easy to use and people can talk to an AI therapist anytime they want. They do not have to worry about where they're what time it is. This means they can get support all the time.</w:t>
+      </w:r>
+    </w:p>
+    <w:p>
+      <w:pPr>
+        <w:pStyle w:val="ListParagraph1"/>
+        <w:ind w:left="900" w:hanging="918"/>
+      </w:pPr>
+      <w:r>
+        <w:t>Providing Insights and Analytics</w:t>
+      </w:r>
+    </w:p>
+    <w:p>
+      <w:pPr>
+        <w:pStyle w:val="NormalWeb"/>
+        <w:spacing w:line="360" w:lineRule="auto"/>
+        <w:jc w:val="both"/>
+      </w:pPr>
+      <w:r>
+        <w:t>The system will show users how they are feeling and how they are progressing. This will help them understand their emotions and make decisions, about their mental health.</w:t>
+      </w:r>
+    </w:p>
+    <w:p>
+      <w:pPr>
+        <w:pStyle w:val="ListParagraph1"/>
+        <w:ind w:left="810" w:hanging="828"/>
+      </w:pPr>
+      <w:r>
+        <w:t xml:space="preserve"> Real-Time Support and Monitoring</w:t>
+      </w:r>
+    </w:p>
+    <w:p>
+      <w:pPr>
+        <w:pStyle w:val="NormalWeb"/>
+        <w:spacing w:line="360" w:lineRule="auto"/>
+        <w:jc w:val="both"/>
+      </w:pPr>
+      <w:r>
+        <w:t>The system will give users help in time and they will get instant feedback. If something serious happens the system will give them guidance and send them to a licensed professional if needed.</w:t>
+      </w:r>
+    </w:p>
+    <w:p>
+      <w:pPr>
+        <w:pStyle w:val="ListParagraph1"/>
+        <w:ind w:left="810" w:hanging="828"/>
+      </w:pPr>
+      <w:r>
+        <w:t xml:space="preserve"> Personalized Therapy Experience</w:t>
+      </w:r>
+    </w:p>
+    <w:p>
+      <w:pPr>
+        <w:pStyle w:val="NormalWeb"/>
+        <w:spacing w:line="360" w:lineRule="auto"/>
+        <w:jc w:val="both"/>
+      </w:pPr>
+      <w:r>
+        <w:t>The Mental Health Support system will be personalized, so it will give users therapy sessions and exercises that're just right for them. This will help them get the health support they need.</w:t>
+      </w:r>
+    </w:p>
+    <w:p>
+      <w:pPr>
+        <w:pStyle w:val="ListParagraph1"/>
+        <w:numPr>
+          <w:ilvl w:val="0"/>
+          <w:numId w:val="0"/>
+        </w:numPr>
       </w:pPr>
     </w:p>
     <w:p>
@@ -7493,6 +8999,191 @@
 <file path=word/numbering.xml><?xml version="1.0" encoding="utf-8"?>
 <w:numbering xmlns:wpc="http://schemas.microsoft.com/office/word/2010/wordprocessingCanvas" xmlns:cx="http://schemas.microsoft.com/office/drawing/2014/chartex" xmlns:cx1="http://schemas.microsoft.com/office/drawing/2015/9/8/chartex" xmlns:cx2="http://schemas.microsoft.com/office/drawing/2015/10/21/chartex" xmlns:cx3="http://schemas.microsoft.com/office/drawing/2016/5/9/chartex" xmlns:cx4="http://schemas.microsoft.com/office/drawing/2016/5/10/chartex" xmlns:cx5="http://schemas.microsoft.com/office/drawing/2016/5/11/chartex" xmlns:cx6="http://schemas.microsoft.com/office/drawing/2016/5/12/chartex" xmlns:cx7="http://schemas.microsoft.com/office/drawing/2016/5/13/chartex" xmlns:cx8="http://schemas.microsoft.com/office/drawing/2016/5/14/chartex" xmlns:mc="http://schemas.openxmlformats.org/markup-compatibility/2006" xmlns:aink="http://schemas.microsoft.com/office/drawing/2016/ink" xmlns:am3d="http://schemas.microsoft.com/office/drawing/2017/model3d" xmlns:o="urn:schemas-microsoft-com:office:office" xmlns:r="http://schemas.openxmlformats.org/officeDocument/2006/relationships" xmlns:m="http://schemas.openxmlformats.org/officeDocument/2006/math" xmlns:v="urn:schemas-microsoft-com:vml" xmlns:wp14="http://schemas.microsoft.com/office/word/2010/wordprocessingDrawing" xmlns:wp="http://schemas.openxmlformats.org/drawingml/2006/wordprocessingDrawing" xmlns:w10="urn:schemas-microsoft-com:office:word" xmlns:w="http://schemas.openxmlformats.org/wordprocessingml/2006/main" xmlns:w14="http://schemas.microsoft.com/office/word/2010/wordml" xmlns:w15="http://schemas.microsoft.com/office/word/2012/wordml" xmlns:w16cex="http://schemas.microsoft.com/office/word/2018/wordml/cex" xmlns:w16cid="http://schemas.microsoft.com/office/word/2016/wordml/cid" xmlns:w16="http://schemas.microsoft.com/office/word/2018/wordml" xmlns:w16sdtdh="http://schemas.microsoft.com/office/word/2020/wordml/sdtdatahash" xmlns:w16se="http://schemas.microsoft.com/office/word/2015/wordml/symex" xmlns:wpg="http://schemas.microsoft.com/office/word/2010/wordprocessingGroup" xmlns:wpi="http://schemas.microsoft.com/office/word/2010/wordprocessingInk" xmlns:wne="http://schemas.microsoft.com/office/word/2006/wordml" xmlns:wps="http://schemas.microsoft.com/office/word/2010/wordprocessingShape" mc:Ignorable="w14 w15 w16se w16cid w16 w16cex w16sdtdh wp14">
   <w:abstractNum w:abstractNumId="0" w15:restartNumberingAfterBreak="0">
+    <w:nsid w:val="FFFFFF7C"/>
+    <w:multiLevelType w:val="singleLevel"/>
+    <w:tmpl w:val="DE1A1366"/>
+    <w:lvl w:ilvl="0">
+      <w:start w:val="1"/>
+      <w:numFmt w:val="decimal"/>
+      <w:lvlText w:val="%1."/>
+      <w:lvlJc w:val="left"/>
+      <w:pPr>
+        <w:tabs>
+          <w:tab w:val="num" w:pos="1800"/>
+        </w:tabs>
+        <w:ind w:left="1800" w:hanging="360"/>
+      </w:pPr>
+    </w:lvl>
+  </w:abstractNum>
+  <w:abstractNum w:abstractNumId="1" w15:restartNumberingAfterBreak="0">
+    <w:nsid w:val="FFFFFF7D"/>
+    <w:multiLevelType w:val="singleLevel"/>
+    <w:tmpl w:val="6F3E05F0"/>
+    <w:lvl w:ilvl="0">
+      <w:start w:val="1"/>
+      <w:numFmt w:val="decimal"/>
+      <w:lvlText w:val="%1."/>
+      <w:lvlJc w:val="left"/>
+      <w:pPr>
+        <w:tabs>
+          <w:tab w:val="num" w:pos="1440"/>
+        </w:tabs>
+        <w:ind w:left="1440" w:hanging="360"/>
+      </w:pPr>
+    </w:lvl>
+  </w:abstractNum>
+  <w:abstractNum w:abstractNumId="2" w15:restartNumberingAfterBreak="0">
+    <w:nsid w:val="FFFFFF7E"/>
+    <w:multiLevelType w:val="singleLevel"/>
+    <w:tmpl w:val="09AEBA2C"/>
+    <w:lvl w:ilvl="0">
+      <w:start w:val="1"/>
+      <w:numFmt w:val="decimal"/>
+      <w:lvlText w:val="%1."/>
+      <w:lvlJc w:val="left"/>
+      <w:pPr>
+        <w:tabs>
+          <w:tab w:val="num" w:pos="1080"/>
+        </w:tabs>
+        <w:ind w:left="1080" w:hanging="360"/>
+      </w:pPr>
+    </w:lvl>
+  </w:abstractNum>
+  <w:abstractNum w:abstractNumId="3" w15:restartNumberingAfterBreak="0">
+    <w:nsid w:val="FFFFFF7F"/>
+    <w:multiLevelType w:val="singleLevel"/>
+    <w:tmpl w:val="7554A70C"/>
+    <w:lvl w:ilvl="0">
+      <w:start w:val="1"/>
+      <w:numFmt w:val="decimal"/>
+      <w:lvlText w:val="%1."/>
+      <w:lvlJc w:val="left"/>
+      <w:pPr>
+        <w:tabs>
+          <w:tab w:val="num" w:pos="720"/>
+        </w:tabs>
+        <w:ind w:left="720" w:hanging="360"/>
+      </w:pPr>
+    </w:lvl>
+  </w:abstractNum>
+  <w:abstractNum w:abstractNumId="4" w15:restartNumberingAfterBreak="0">
+    <w:nsid w:val="FFFFFF80"/>
+    <w:multiLevelType w:val="singleLevel"/>
+    <w:tmpl w:val="2DFC674A"/>
+    <w:lvl w:ilvl="0">
+      <w:start w:val="1"/>
+      <w:numFmt w:val="bullet"/>
+      <w:lvlText w:val=""/>
+      <w:lvlJc w:val="left"/>
+      <w:pPr>
+        <w:tabs>
+          <w:tab w:val="num" w:pos="1800"/>
+        </w:tabs>
+        <w:ind w:left="1800" w:hanging="360"/>
+      </w:pPr>
+      <w:rPr>
+        <w:rFonts w:ascii="Symbol" w:hAnsi="Symbol" w:hint="default"/>
+      </w:rPr>
+    </w:lvl>
+  </w:abstractNum>
+  <w:abstractNum w:abstractNumId="5" w15:restartNumberingAfterBreak="0">
+    <w:nsid w:val="FFFFFF81"/>
+    <w:multiLevelType w:val="singleLevel"/>
+    <w:tmpl w:val="6088B5E2"/>
+    <w:lvl w:ilvl="0">
+      <w:start w:val="1"/>
+      <w:numFmt w:val="bullet"/>
+      <w:lvlText w:val=""/>
+      <w:lvlJc w:val="left"/>
+      <w:pPr>
+        <w:tabs>
+          <w:tab w:val="num" w:pos="1440"/>
+        </w:tabs>
+        <w:ind w:left="1440" w:hanging="360"/>
+      </w:pPr>
+      <w:rPr>
+        <w:rFonts w:ascii="Symbol" w:hAnsi="Symbol" w:hint="default"/>
+      </w:rPr>
+    </w:lvl>
+  </w:abstractNum>
+  <w:abstractNum w:abstractNumId="6" w15:restartNumberingAfterBreak="0">
+    <w:nsid w:val="FFFFFF82"/>
+    <w:multiLevelType w:val="singleLevel"/>
+    <w:tmpl w:val="2208F958"/>
+    <w:lvl w:ilvl="0">
+      <w:start w:val="1"/>
+      <w:numFmt w:val="bullet"/>
+      <w:lvlText w:val=""/>
+      <w:lvlJc w:val="left"/>
+      <w:pPr>
+        <w:tabs>
+          <w:tab w:val="num" w:pos="1080"/>
+        </w:tabs>
+        <w:ind w:left="1080" w:hanging="360"/>
+      </w:pPr>
+      <w:rPr>
+        <w:rFonts w:ascii="Symbol" w:hAnsi="Symbol" w:hint="default"/>
+      </w:rPr>
+    </w:lvl>
+  </w:abstractNum>
+  <w:abstractNum w:abstractNumId="7" w15:restartNumberingAfterBreak="0">
+    <w:nsid w:val="FFFFFF83"/>
+    <w:multiLevelType w:val="singleLevel"/>
+    <w:tmpl w:val="C310BAE2"/>
+    <w:lvl w:ilvl="0">
+      <w:start w:val="1"/>
+      <w:numFmt w:val="bullet"/>
+      <w:lvlText w:val=""/>
+      <w:lvlJc w:val="left"/>
+      <w:pPr>
+        <w:tabs>
+          <w:tab w:val="num" w:pos="720"/>
+        </w:tabs>
+        <w:ind w:left="720" w:hanging="360"/>
+      </w:pPr>
+      <w:rPr>
+        <w:rFonts w:ascii="Symbol" w:hAnsi="Symbol" w:hint="default"/>
+      </w:rPr>
+    </w:lvl>
+  </w:abstractNum>
+  <w:abstractNum w:abstractNumId="8" w15:restartNumberingAfterBreak="0">
+    <w:nsid w:val="FFFFFF88"/>
+    <w:multiLevelType w:val="singleLevel"/>
+    <w:tmpl w:val="A336C462"/>
+    <w:lvl w:ilvl="0">
+      <w:start w:val="1"/>
+      <w:numFmt w:val="decimal"/>
+      <w:lvlText w:val="%1."/>
+      <w:lvlJc w:val="left"/>
+      <w:pPr>
+        <w:tabs>
+          <w:tab w:val="num" w:pos="360"/>
+        </w:tabs>
+        <w:ind w:left="360" w:hanging="360"/>
+      </w:pPr>
+    </w:lvl>
+  </w:abstractNum>
+  <w:abstractNum w:abstractNumId="9" w15:restartNumberingAfterBreak="0">
+    <w:nsid w:val="FFFFFF89"/>
+    <w:multiLevelType w:val="singleLevel"/>
+    <w:tmpl w:val="B35C70E0"/>
+    <w:lvl w:ilvl="0">
+      <w:start w:val="1"/>
+      <w:numFmt w:val="bullet"/>
+      <w:lvlText w:val=""/>
+      <w:lvlJc w:val="left"/>
+      <w:pPr>
+        <w:tabs>
+          <w:tab w:val="num" w:pos="360"/>
+        </w:tabs>
+        <w:ind w:left="360" w:hanging="360"/>
+      </w:pPr>
+      <w:rPr>
+        <w:rFonts w:ascii="Symbol" w:hAnsi="Symbol" w:hint="default"/>
+      </w:rPr>
+    </w:lvl>
+  </w:abstractNum>
+  <w:abstractNum w:abstractNumId="10" w15:restartNumberingAfterBreak="0">
     <w:nsid w:val="148B3D8B"/>
     <w:multiLevelType w:val="multilevel"/>
     <w:tmpl w:val="B5202EA8"/>
@@ -7526,7 +9217,7 @@
     <w:lvl w:ilvl="3">
       <w:start w:val="1"/>
       <w:numFmt w:val="decimal"/>
-      <w:pStyle w:val="Listparagraph"/>
+      <w:pStyle w:val="ListParagraph1"/>
       <w:lvlText w:val="%1.%2.%3.%4."/>
       <w:lvlJc w:val="left"/>
       <w:pPr>
@@ -7579,7 +9270,378 @@
       </w:pPr>
     </w:lvl>
   </w:abstractNum>
-  <w:abstractNum w:abstractNumId="1" w15:restartNumberingAfterBreak="0">
+  <w:abstractNum w:abstractNumId="11" w15:restartNumberingAfterBreak="0">
+    <w:nsid w:val="1C995633"/>
+    <w:multiLevelType w:val="hybridMultilevel"/>
+    <w:tmpl w:val="60FE4A5E"/>
+    <w:lvl w:ilvl="0" w:tplc="0409000F">
+      <w:start w:val="1"/>
+      <w:numFmt w:val="decimal"/>
+      <w:lvlText w:val="%1."/>
+      <w:lvlJc w:val="left"/>
+      <w:pPr>
+        <w:ind w:left="720" w:hanging="360"/>
+      </w:pPr>
+    </w:lvl>
+    <w:lvl w:ilvl="1" w:tplc="04090019" w:tentative="1">
+      <w:start w:val="1"/>
+      <w:numFmt w:val="lowerLetter"/>
+      <w:lvlText w:val="%2."/>
+      <w:lvlJc w:val="left"/>
+      <w:pPr>
+        <w:ind w:left="1440" w:hanging="360"/>
+      </w:pPr>
+    </w:lvl>
+    <w:lvl w:ilvl="2" w:tplc="0409001B" w:tentative="1">
+      <w:start w:val="1"/>
+      <w:numFmt w:val="lowerRoman"/>
+      <w:lvlText w:val="%3."/>
+      <w:lvlJc w:val="right"/>
+      <w:pPr>
+        <w:ind w:left="2160" w:hanging="180"/>
+      </w:pPr>
+    </w:lvl>
+    <w:lvl w:ilvl="3" w:tplc="0409000F" w:tentative="1">
+      <w:start w:val="1"/>
+      <w:numFmt w:val="decimal"/>
+      <w:lvlText w:val="%4."/>
+      <w:lvlJc w:val="left"/>
+      <w:pPr>
+        <w:ind w:left="2880" w:hanging="360"/>
+      </w:pPr>
+    </w:lvl>
+    <w:lvl w:ilvl="4" w:tplc="04090019" w:tentative="1">
+      <w:start w:val="1"/>
+      <w:numFmt w:val="lowerLetter"/>
+      <w:lvlText w:val="%5."/>
+      <w:lvlJc w:val="left"/>
+      <w:pPr>
+        <w:ind w:left="3600" w:hanging="360"/>
+      </w:pPr>
+    </w:lvl>
+    <w:lvl w:ilvl="5" w:tplc="0409001B" w:tentative="1">
+      <w:start w:val="1"/>
+      <w:numFmt w:val="lowerRoman"/>
+      <w:lvlText w:val="%6."/>
+      <w:lvlJc w:val="right"/>
+      <w:pPr>
+        <w:ind w:left="4320" w:hanging="180"/>
+      </w:pPr>
+    </w:lvl>
+    <w:lvl w:ilvl="6" w:tplc="0409000F" w:tentative="1">
+      <w:start w:val="1"/>
+      <w:numFmt w:val="decimal"/>
+      <w:lvlText w:val="%7."/>
+      <w:lvlJc w:val="left"/>
+      <w:pPr>
+        <w:ind w:left="5040" w:hanging="360"/>
+      </w:pPr>
+    </w:lvl>
+    <w:lvl w:ilvl="7" w:tplc="04090019" w:tentative="1">
+      <w:start w:val="1"/>
+      <w:numFmt w:val="lowerLetter"/>
+      <w:lvlText w:val="%8."/>
+      <w:lvlJc w:val="left"/>
+      <w:pPr>
+        <w:ind w:left="5760" w:hanging="360"/>
+      </w:pPr>
+    </w:lvl>
+    <w:lvl w:ilvl="8" w:tplc="0409001B" w:tentative="1">
+      <w:start w:val="1"/>
+      <w:numFmt w:val="lowerRoman"/>
+      <w:lvlText w:val="%9."/>
+      <w:lvlJc w:val="right"/>
+      <w:pPr>
+        <w:ind w:left="6480" w:hanging="180"/>
+      </w:pPr>
+    </w:lvl>
+  </w:abstractNum>
+  <w:abstractNum w:abstractNumId="12" w15:restartNumberingAfterBreak="0">
+    <w:nsid w:val="216964D1"/>
+    <w:multiLevelType w:val="multilevel"/>
+    <w:tmpl w:val="0409001F"/>
+    <w:lvl w:ilvl="0">
+      <w:start w:val="1"/>
+      <w:numFmt w:val="decimal"/>
+      <w:lvlText w:val="%1."/>
+      <w:lvlJc w:val="left"/>
+      <w:pPr>
+        <w:ind w:left="360" w:hanging="360"/>
+      </w:pPr>
+    </w:lvl>
+    <w:lvl w:ilvl="1">
+      <w:start w:val="1"/>
+      <w:numFmt w:val="decimal"/>
+      <w:lvlText w:val="%1.%2."/>
+      <w:lvlJc w:val="left"/>
+      <w:pPr>
+        <w:ind w:left="792" w:hanging="432"/>
+      </w:pPr>
+    </w:lvl>
+    <w:lvl w:ilvl="2">
+      <w:start w:val="1"/>
+      <w:numFmt w:val="decimal"/>
+      <w:lvlText w:val="%1.%2.%3."/>
+      <w:lvlJc w:val="left"/>
+      <w:pPr>
+        <w:ind w:left="1224" w:hanging="504"/>
+      </w:pPr>
+    </w:lvl>
+    <w:lvl w:ilvl="3">
+      <w:start w:val="1"/>
+      <w:numFmt w:val="decimal"/>
+      <w:lvlText w:val="%1.%2.%3.%4."/>
+      <w:lvlJc w:val="left"/>
+      <w:pPr>
+        <w:ind w:left="1728" w:hanging="648"/>
+      </w:pPr>
+    </w:lvl>
+    <w:lvl w:ilvl="4">
+      <w:start w:val="1"/>
+      <w:numFmt w:val="decimal"/>
+      <w:lvlText w:val="%1.%2.%3.%4.%5."/>
+      <w:lvlJc w:val="left"/>
+      <w:pPr>
+        <w:ind w:left="2232" w:hanging="792"/>
+      </w:pPr>
+    </w:lvl>
+    <w:lvl w:ilvl="5">
+      <w:start w:val="1"/>
+      <w:numFmt w:val="decimal"/>
+      <w:lvlText w:val="%1.%2.%3.%4.%5.%6."/>
+      <w:lvlJc w:val="left"/>
+      <w:pPr>
+        <w:ind w:left="2736" w:hanging="936"/>
+      </w:pPr>
+    </w:lvl>
+    <w:lvl w:ilvl="6">
+      <w:start w:val="1"/>
+      <w:numFmt w:val="decimal"/>
+      <w:lvlText w:val="%1.%2.%3.%4.%5.%6.%7."/>
+      <w:lvlJc w:val="left"/>
+      <w:pPr>
+        <w:ind w:left="3240" w:hanging="1080"/>
+      </w:pPr>
+    </w:lvl>
+    <w:lvl w:ilvl="7">
+      <w:start w:val="1"/>
+      <w:numFmt w:val="decimal"/>
+      <w:lvlText w:val="%1.%2.%3.%4.%5.%6.%7.%8."/>
+      <w:lvlJc w:val="left"/>
+      <w:pPr>
+        <w:ind w:left="3744" w:hanging="1224"/>
+      </w:pPr>
+    </w:lvl>
+    <w:lvl w:ilvl="8">
+      <w:start w:val="1"/>
+      <w:numFmt w:val="decimal"/>
+      <w:lvlText w:val="%1.%2.%3.%4.%5.%6.%7.%8.%9."/>
+      <w:lvlJc w:val="left"/>
+      <w:pPr>
+        <w:ind w:left="4320" w:hanging="1440"/>
+      </w:pPr>
+    </w:lvl>
+  </w:abstractNum>
+  <w:abstractNum w:abstractNumId="13" w15:restartNumberingAfterBreak="0">
+    <w:nsid w:val="230E10DA"/>
+    <w:multiLevelType w:val="hybridMultilevel"/>
+    <w:tmpl w:val="41F01896"/>
+    <w:lvl w:ilvl="0" w:tplc="04090001">
+      <w:start w:val="1"/>
+      <w:numFmt w:val="bullet"/>
+      <w:lvlText w:val=""/>
+      <w:lvlJc w:val="left"/>
+      <w:pPr>
+        <w:ind w:left="720" w:hanging="360"/>
+      </w:pPr>
+      <w:rPr>
+        <w:rFonts w:ascii="Symbol" w:hAnsi="Symbol" w:hint="default"/>
+      </w:rPr>
+    </w:lvl>
+    <w:lvl w:ilvl="1" w:tplc="04090003" w:tentative="1">
+      <w:start w:val="1"/>
+      <w:numFmt w:val="bullet"/>
+      <w:lvlText w:val="o"/>
+      <w:lvlJc w:val="left"/>
+      <w:pPr>
+        <w:ind w:left="1440" w:hanging="360"/>
+      </w:pPr>
+      <w:rPr>
+        <w:rFonts w:ascii="Courier New" w:hAnsi="Courier New" w:cs="Courier New" w:hint="default"/>
+      </w:rPr>
+    </w:lvl>
+    <w:lvl w:ilvl="2" w:tplc="04090005" w:tentative="1">
+      <w:start w:val="1"/>
+      <w:numFmt w:val="bullet"/>
+      <w:lvlText w:val=""/>
+      <w:lvlJc w:val="left"/>
+      <w:pPr>
+        <w:ind w:left="2160" w:hanging="360"/>
+      </w:pPr>
+      <w:rPr>
+        <w:rFonts w:ascii="Wingdings" w:hAnsi="Wingdings" w:hint="default"/>
+      </w:rPr>
+    </w:lvl>
+    <w:lvl w:ilvl="3" w:tplc="04090001" w:tentative="1">
+      <w:start w:val="1"/>
+      <w:numFmt w:val="bullet"/>
+      <w:lvlText w:val=""/>
+      <w:lvlJc w:val="left"/>
+      <w:pPr>
+        <w:ind w:left="2880" w:hanging="360"/>
+      </w:pPr>
+      <w:rPr>
+        <w:rFonts w:ascii="Symbol" w:hAnsi="Symbol" w:hint="default"/>
+      </w:rPr>
+    </w:lvl>
+    <w:lvl w:ilvl="4" w:tplc="04090003" w:tentative="1">
+      <w:start w:val="1"/>
+      <w:numFmt w:val="bullet"/>
+      <w:lvlText w:val="o"/>
+      <w:lvlJc w:val="left"/>
+      <w:pPr>
+        <w:ind w:left="3600" w:hanging="360"/>
+      </w:pPr>
+      <w:rPr>
+        <w:rFonts w:ascii="Courier New" w:hAnsi="Courier New" w:cs="Courier New" w:hint="default"/>
+      </w:rPr>
+    </w:lvl>
+    <w:lvl w:ilvl="5" w:tplc="04090005" w:tentative="1">
+      <w:start w:val="1"/>
+      <w:numFmt w:val="bullet"/>
+      <w:lvlText w:val=""/>
+      <w:lvlJc w:val="left"/>
+      <w:pPr>
+        <w:ind w:left="4320" w:hanging="360"/>
+      </w:pPr>
+      <w:rPr>
+        <w:rFonts w:ascii="Wingdings" w:hAnsi="Wingdings" w:hint="default"/>
+      </w:rPr>
+    </w:lvl>
+    <w:lvl w:ilvl="6" w:tplc="04090001" w:tentative="1">
+      <w:start w:val="1"/>
+      <w:numFmt w:val="bullet"/>
+      <w:lvlText w:val=""/>
+      <w:lvlJc w:val="left"/>
+      <w:pPr>
+        <w:ind w:left="5040" w:hanging="360"/>
+      </w:pPr>
+      <w:rPr>
+        <w:rFonts w:ascii="Symbol" w:hAnsi="Symbol" w:hint="default"/>
+      </w:rPr>
+    </w:lvl>
+    <w:lvl w:ilvl="7" w:tplc="04090003" w:tentative="1">
+      <w:start w:val="1"/>
+      <w:numFmt w:val="bullet"/>
+      <w:lvlText w:val="o"/>
+      <w:lvlJc w:val="left"/>
+      <w:pPr>
+        <w:ind w:left="5760" w:hanging="360"/>
+      </w:pPr>
+      <w:rPr>
+        <w:rFonts w:ascii="Courier New" w:hAnsi="Courier New" w:cs="Courier New" w:hint="default"/>
+      </w:rPr>
+    </w:lvl>
+    <w:lvl w:ilvl="8" w:tplc="04090005" w:tentative="1">
+      <w:start w:val="1"/>
+      <w:numFmt w:val="bullet"/>
+      <w:lvlText w:val=""/>
+      <w:lvlJc w:val="left"/>
+      <w:pPr>
+        <w:ind w:left="6480" w:hanging="360"/>
+      </w:pPr>
+      <w:rPr>
+        <w:rFonts w:ascii="Wingdings" w:hAnsi="Wingdings" w:hint="default"/>
+      </w:rPr>
+    </w:lvl>
+  </w:abstractNum>
+  <w:abstractNum w:abstractNumId="14" w15:restartNumberingAfterBreak="0">
+    <w:nsid w:val="2E6C2A77"/>
+    <w:multiLevelType w:val="hybridMultilevel"/>
+    <w:tmpl w:val="A4DAC190"/>
+    <w:lvl w:ilvl="0" w:tplc="0409000F">
+      <w:start w:val="1"/>
+      <w:numFmt w:val="decimal"/>
+      <w:lvlText w:val="%1."/>
+      <w:lvlJc w:val="left"/>
+      <w:pPr>
+        <w:ind w:left="720" w:hanging="360"/>
+      </w:pPr>
+    </w:lvl>
+    <w:lvl w:ilvl="1" w:tplc="04090019" w:tentative="1">
+      <w:start w:val="1"/>
+      <w:numFmt w:val="lowerLetter"/>
+      <w:lvlText w:val="%2."/>
+      <w:lvlJc w:val="left"/>
+      <w:pPr>
+        <w:ind w:left="1440" w:hanging="360"/>
+      </w:pPr>
+    </w:lvl>
+    <w:lvl w:ilvl="2" w:tplc="0409001B" w:tentative="1">
+      <w:start w:val="1"/>
+      <w:numFmt w:val="lowerRoman"/>
+      <w:lvlText w:val="%3."/>
+      <w:lvlJc w:val="right"/>
+      <w:pPr>
+        <w:ind w:left="2160" w:hanging="180"/>
+      </w:pPr>
+    </w:lvl>
+    <w:lvl w:ilvl="3" w:tplc="0409000F" w:tentative="1">
+      <w:start w:val="1"/>
+      <w:numFmt w:val="decimal"/>
+      <w:lvlText w:val="%4."/>
+      <w:lvlJc w:val="left"/>
+      <w:pPr>
+        <w:ind w:left="2880" w:hanging="360"/>
+      </w:pPr>
+    </w:lvl>
+    <w:lvl w:ilvl="4" w:tplc="04090019" w:tentative="1">
+      <w:start w:val="1"/>
+      <w:numFmt w:val="lowerLetter"/>
+      <w:lvlText w:val="%5."/>
+      <w:lvlJc w:val="left"/>
+      <w:pPr>
+        <w:ind w:left="3600" w:hanging="360"/>
+      </w:pPr>
+    </w:lvl>
+    <w:lvl w:ilvl="5" w:tplc="0409001B" w:tentative="1">
+      <w:start w:val="1"/>
+      <w:numFmt w:val="lowerRoman"/>
+      <w:lvlText w:val="%6."/>
+      <w:lvlJc w:val="right"/>
+      <w:pPr>
+        <w:ind w:left="4320" w:hanging="180"/>
+      </w:pPr>
+    </w:lvl>
+    <w:lvl w:ilvl="6" w:tplc="0409000F" w:tentative="1">
+      <w:start w:val="1"/>
+      <w:numFmt w:val="decimal"/>
+      <w:lvlText w:val="%7."/>
+      <w:lvlJc w:val="left"/>
+      <w:pPr>
+        <w:ind w:left="5040" w:hanging="360"/>
+      </w:pPr>
+    </w:lvl>
+    <w:lvl w:ilvl="7" w:tplc="04090019" w:tentative="1">
+      <w:start w:val="1"/>
+      <w:numFmt w:val="lowerLetter"/>
+      <w:lvlText w:val="%8."/>
+      <w:lvlJc w:val="left"/>
+      <w:pPr>
+        <w:ind w:left="5760" w:hanging="360"/>
+      </w:pPr>
+    </w:lvl>
+    <w:lvl w:ilvl="8" w:tplc="0409001B" w:tentative="1">
+      <w:start w:val="1"/>
+      <w:numFmt w:val="lowerRoman"/>
+      <w:lvlText w:val="%9."/>
+      <w:lvlJc w:val="right"/>
+      <w:pPr>
+        <w:ind w:left="6480" w:hanging="180"/>
+      </w:pPr>
+    </w:lvl>
+  </w:abstractNum>
+  <w:abstractNum w:abstractNumId="15" w15:restartNumberingAfterBreak="0">
     <w:nsid w:val="3A434F6A"/>
     <w:multiLevelType w:val="multilevel"/>
     <w:tmpl w:val="C854D3FE"/>
@@ -7692,7 +9754,7 @@
       </w:rPr>
     </w:lvl>
   </w:abstractNum>
-  <w:abstractNum w:abstractNumId="2" w15:restartNumberingAfterBreak="0">
+  <w:abstractNum w:abstractNumId="16" w15:restartNumberingAfterBreak="0">
     <w:nsid w:val="4AB25B1F"/>
     <w:multiLevelType w:val="multilevel"/>
     <w:tmpl w:val="0409001F"/>
@@ -7779,13 +9841,55 @@
     </w:lvl>
   </w:abstractNum>
   <w:num w:numId="1">
+    <w:abstractNumId w:val="16"/>
+  </w:num>
+  <w:num w:numId="2">
+    <w:abstractNumId w:val="15"/>
+  </w:num>
+  <w:num w:numId="3">
+    <w:abstractNumId w:val="10"/>
+  </w:num>
+  <w:num w:numId="4">
+    <w:abstractNumId w:val="9"/>
+  </w:num>
+  <w:num w:numId="5">
+    <w:abstractNumId w:val="7"/>
+  </w:num>
+  <w:num w:numId="6">
+    <w:abstractNumId w:val="6"/>
+  </w:num>
+  <w:num w:numId="7">
+    <w:abstractNumId w:val="5"/>
+  </w:num>
+  <w:num w:numId="8">
+    <w:abstractNumId w:val="4"/>
+  </w:num>
+  <w:num w:numId="9">
+    <w:abstractNumId w:val="8"/>
+  </w:num>
+  <w:num w:numId="10">
+    <w:abstractNumId w:val="3"/>
+  </w:num>
+  <w:num w:numId="11">
     <w:abstractNumId w:val="2"/>
   </w:num>
-  <w:num w:numId="2">
+  <w:num w:numId="12">
     <w:abstractNumId w:val="1"/>
   </w:num>
-  <w:num w:numId="3">
+  <w:num w:numId="13">
     <w:abstractNumId w:val="0"/>
+  </w:num>
+  <w:num w:numId="14">
+    <w:abstractNumId w:val="11"/>
+  </w:num>
+  <w:num w:numId="15">
+    <w:abstractNumId w:val="14"/>
+  </w:num>
+  <w:num w:numId="16">
+    <w:abstractNumId w:val="12"/>
+  </w:num>
+  <w:num w:numId="17">
+    <w:abstractNumId w:val="13"/>
   </w:num>
   <w:numIdMacAtCleanup w:val="3"/>
 </w:numbering>
@@ -7824,7 +9928,7 @@
     <w:lsdException w:name="Title" w:qFormat="1"/>
     <w:lsdException w:name="Subtitle" w:qFormat="1"/>
     <w:lsdException w:name="Hyperlink" w:uiPriority="99"/>
-    <w:lsdException w:name="Strong" w:qFormat="1"/>
+    <w:lsdException w:name="Strong" w:uiPriority="22" w:qFormat="1"/>
     <w:lsdException w:name="Emphasis" w:qFormat="1"/>
     <w:lsdException w:name="Normal (Web)" w:uiPriority="99"/>
     <w:lsdException w:name="Normal Table" w:semiHidden="1" w:unhideWhenUsed="1"/>
@@ -8214,6 +10318,7 @@
   <w:style w:type="character" w:default="1" w:styleId="DefaultParagraphFont">
     <w:name w:val="Default Paragraph Font"/>
     <w:uiPriority w:val="1"/>
+    <w:semiHidden/>
     <w:unhideWhenUsed/>
   </w:style>
   <w:style w:type="table" w:default="1" w:styleId="TableNormal">
@@ -8311,7 +10416,7 @@
       <w:szCs w:val="22"/>
     </w:rPr>
   </w:style>
-  <w:style w:type="paragraph" w:styleId="ListParagraph0">
+  <w:style w:type="paragraph" w:styleId="ListParagraph">
     <w:name w:val="List Paragraph"/>
     <w:basedOn w:val="Normal"/>
     <w:uiPriority w:val="1"/>
@@ -8392,10 +10497,13 @@
     <w:autoRedefine/>
     <w:uiPriority w:val="39"/>
     <w:unhideWhenUsed/>
-    <w:rsid w:val="00032ABB"/>
+    <w:rsid w:val="0072473F"/>
     <w:pPr>
-      <w:spacing w:after="100" w:line="259" w:lineRule="auto"/>
-      <w:ind w:left="220"/>
+      <w:tabs>
+        <w:tab w:val="right" w:leader="dot" w:pos="8630"/>
+      </w:tabs>
+      <w:spacing w:before="114" w:after="100" w:line="259" w:lineRule="auto"/>
+      <w:ind w:left="720"/>
     </w:pPr>
     <w:rPr>
       <w:rFonts w:ascii="Calibri" w:hAnsi="Calibri"/>
@@ -8425,9 +10533,12 @@
     <w:autoRedefine/>
     <w:uiPriority w:val="39"/>
     <w:unhideWhenUsed/>
-    <w:rsid w:val="00032ABB"/>
+    <w:rsid w:val="0072473F"/>
     <w:pPr>
-      <w:spacing w:after="100" w:line="259" w:lineRule="auto"/>
+      <w:tabs>
+        <w:tab w:val="right" w:leader="dot" w:pos="8630"/>
+      </w:tabs>
+      <w:spacing w:before="114" w:line="259" w:lineRule="auto"/>
       <w:ind w:left="440"/>
     </w:pPr>
     <w:rPr>
@@ -8554,8 +10665,8 @@
       <w:ind w:left="1200"/>
     </w:pPr>
   </w:style>
-  <w:style w:type="paragraph" w:customStyle="1" w:styleId="Listparagraph">
-    <w:name w:val="List paragraph"/>
+  <w:style w:type="paragraph" w:customStyle="1" w:styleId="ListParagraph1">
+    <w:name w:val="List Paragraph1"/>
     <w:basedOn w:val="Normal"/>
     <w:qFormat/>
     <w:rsid w:val="00CD030D"/>
@@ -8568,6 +10679,17 @@
       <w:jc w:val="both"/>
     </w:pPr>
     <w:rPr>
+      <w:bCs/>
+    </w:rPr>
+  </w:style>
+  <w:style w:type="character" w:styleId="Strong">
+    <w:name w:val="Strong"/>
+    <w:basedOn w:val="DefaultParagraphFont"/>
+    <w:uiPriority w:val="22"/>
+    <w:qFormat/>
+    <w:rsid w:val="0001504F"/>
+    <w:rPr>
+      <w:b/>
       <w:bCs/>
     </w:rPr>
   </w:style>
